--- a/文档/需求规约文档/琴音袅袅-乐器交易平台系统需求规约.docx
+++ b/文档/需求规约文档/琴音袅袅-乐器交易平台系统需求规约.docx
@@ -196,6 +196,7 @@
     <w:p>
       <w:pPr>
         <w:pStyle w:val="17"/>
+        <w:outlineLvl w:val="0"/>
         <w:rPr>
           <w:rFonts w:ascii="TypeLand 康熙字典體" w:hAnsi="TypeLand 康熙字典體" w:eastAsia="宋体"/>
           <w:sz w:val="32"/>
@@ -2002,6 +2003,7 @@
           <w:color w:val="auto"/>
           <w:sz w:val="22"/>
           <w:szCs w:val="22"/>
+          <w:u w:val="none"/>
           <w:lang w:val="zh-CN"/>
         </w:rPr>
       </w:sdtEndPr>
@@ -4782,8 +4784,6 @@
           <w:docGrid w:type="lines" w:linePitch="312" w:charSpace="0"/>
         </w:sectPr>
       </w:pPr>
-      <w:bookmarkStart w:id="23" w:name="_GoBack"/>
-      <w:bookmarkEnd w:id="23"/>
     </w:p>
     <w:p>
       <w:pPr>
@@ -4793,6 +4793,7 @@
           <w:numId w:val="1"/>
         </w:numPr>
         <w:jc w:val="left"/>
+        <w:outlineLvl w:val="0"/>
         <w:rPr>
           <w:rFonts w:ascii="TypeLand 康熙字典體" w:hAnsi="TypeLand 康熙字典體"/>
           <w:b w:val="0"/>
@@ -4864,6 +4865,7 @@
       <w:pPr>
         <w:pStyle w:val="17"/>
         <w:jc w:val="left"/>
+        <w:outlineLvl w:val="1"/>
         <w:rPr>
           <w:rFonts w:ascii="TypeLand 康熙字典體" w:hAnsi="TypeLand 康熙字典體"/>
           <w:b w:val="0"/>
@@ -5006,6 +5008,7 @@
       <w:pPr>
         <w:pStyle w:val="17"/>
         <w:jc w:val="left"/>
+        <w:outlineLvl w:val="1"/>
         <w:rPr>
           <w:rFonts w:ascii="TypeLand 康熙字典體" w:hAnsi="TypeLand 康熙字典體"/>
           <w:b w:val="0"/>
@@ -5152,6 +5155,7 @@
         </w:numPr>
         <w:ind w:firstLine="482" w:firstLineChars="200"/>
         <w:jc w:val="left"/>
+        <w:outlineLvl w:val="2"/>
         <w:rPr>
           <w:rFonts w:ascii="宋体" w:hAnsi="宋体" w:eastAsia="宋体" w:cs="宋体"/>
           <w:color w:val="000000" w:themeColor="text1"/>
@@ -5454,6 +5458,7 @@
         </w:numPr>
         <w:ind w:firstLine="482" w:firstLineChars="200"/>
         <w:jc w:val="left"/>
+        <w:outlineLvl w:val="2"/>
         <w:rPr>
           <w:rFonts w:ascii="宋体" w:hAnsi="宋体" w:eastAsia="宋体" w:cs="宋体"/>
           <w:color w:val="000000" w:themeColor="text1"/>
@@ -5655,6 +5660,7 @@
         </w:numPr>
         <w:ind w:firstLine="482" w:firstLineChars="200"/>
         <w:jc w:val="left"/>
+        <w:outlineLvl w:val="2"/>
         <w:rPr>
           <w:rFonts w:ascii="宋体" w:hAnsi="宋体" w:eastAsia="宋体" w:cs="宋体"/>
           <w:color w:val="000000" w:themeColor="text1"/>
@@ -6194,6 +6200,7 @@
         </w:numPr>
         <w:ind w:firstLine="482" w:firstLineChars="200"/>
         <w:jc w:val="left"/>
+        <w:outlineLvl w:val="2"/>
         <w:rPr>
           <w:rFonts w:ascii="宋体" w:hAnsi="宋体" w:eastAsia="宋体" w:cs="宋体"/>
           <w:color w:val="000000" w:themeColor="text1"/>
@@ -6499,6 +6506,7 @@
           <w:numId w:val="1"/>
         </w:numPr>
         <w:jc w:val="left"/>
+        <w:outlineLvl w:val="0"/>
         <w:rPr>
           <w:rFonts w:ascii="TypeLand 康熙字典體" w:hAnsi="TypeLand 康熙字典體"/>
           <w:b w:val="0"/>
@@ -6692,6 +6700,7 @@
     <w:p>
       <w:pPr>
         <w:pStyle w:val="17"/>
+        <w:outlineLvl w:val="1"/>
         <w:rPr>
           <w:rFonts w:ascii="宋体" w:hAnsi="宋体" w:eastAsia="宋体" w:cs="宋体"/>
           <w:color w:val="000000" w:themeColor="text1"/>
@@ -8477,6 +8486,7 @@
           <w:numId w:val="1"/>
         </w:numPr>
         <w:jc w:val="left"/>
+        <w:outlineLvl w:val="0"/>
         <w:rPr>
           <w:rFonts w:ascii="TypeLand 康熙字典體" w:hAnsi="TypeLand 康熙字典體"/>
           <w:b w:val="0"/>
@@ -8844,6 +8854,7 @@
         <w:pStyle w:val="17"/>
         <w:ind w:firstLine="482" w:firstLineChars="200"/>
         <w:jc w:val="left"/>
+        <w:outlineLvl w:val="1"/>
         <w:rPr>
           <w:rFonts w:ascii="宋体" w:hAnsi="宋体" w:eastAsia="宋体" w:cs="宋体"/>
           <w:color w:val="000000" w:themeColor="text1"/>
@@ -10151,6 +10162,7 @@
           <w:numId w:val="5"/>
         </w:numPr>
         <w:jc w:val="left"/>
+        <w:outlineLvl w:val="1"/>
         <w:rPr>
           <w:rFonts w:ascii="宋体" w:hAnsi="宋体" w:eastAsia="宋体" w:cs="宋体"/>
           <w:b w:val="0"/>
@@ -10359,1198 +10371,6 @@
           </w14:textFill>
         </w:rPr>
         <w:t>登录系统用例分析</w:t>
-      </w:r>
-    </w:p>
-    <w:tbl>
-      <w:tblPr>
-        <w:tblStyle w:val="11"/>
-        <w:tblW w:w="0" w:type="auto"/>
-        <w:tblInd w:w="0" w:type="dxa"/>
-        <w:tblBorders>
-          <w:top w:val="single" w:color="auto" w:sz="4" w:space="0"/>
-          <w:left w:val="single" w:color="auto" w:sz="4" w:space="0"/>
-          <w:bottom w:val="single" w:color="auto" w:sz="4" w:space="0"/>
-          <w:right w:val="single" w:color="auto" w:sz="4" w:space="0"/>
-          <w:insideH w:val="single" w:color="auto" w:sz="4" w:space="0"/>
-          <w:insideV w:val="single" w:color="auto" w:sz="4" w:space="0"/>
-        </w:tblBorders>
-        <w:tblLayout w:type="autofit"/>
-        <w:tblCellMar>
-          <w:top w:w="0" w:type="dxa"/>
-          <w:left w:w="108" w:type="dxa"/>
-          <w:bottom w:w="0" w:type="dxa"/>
-          <w:right w:w="108" w:type="dxa"/>
-        </w:tblCellMar>
-      </w:tblPr>
-      <w:tblGrid>
-        <w:gridCol w:w="1252"/>
-        <w:gridCol w:w="7270"/>
-      </w:tblGrid>
-      <w:tr>
-        <w:tblPrEx>
-          <w:tblBorders>
-            <w:top w:val="single" w:color="auto" w:sz="4" w:space="0"/>
-            <w:left w:val="single" w:color="auto" w:sz="4" w:space="0"/>
-            <w:bottom w:val="single" w:color="auto" w:sz="4" w:space="0"/>
-            <w:right w:val="single" w:color="auto" w:sz="4" w:space="0"/>
-            <w:insideH w:val="single" w:color="auto" w:sz="4" w:space="0"/>
-            <w:insideV w:val="single" w:color="auto" w:sz="4" w:space="0"/>
-          </w:tblBorders>
-        </w:tblPrEx>
-        <w:tc>
-          <w:tcPr>
-            <w:tcW w:w="1252" w:type="dxa"/>
-          </w:tcPr>
-          <w:p>
-            <w:pPr>
-              <w:widowControl w:val="0"/>
-              <w:ind w:firstLine="0" w:firstLineChars="0"/>
-              <w:rPr>
-                <w:rFonts w:ascii="宋体" w:hAnsi="宋体" w:cs="宋体"/>
-                <w:sz w:val="21"/>
-                <w:szCs w:val="21"/>
-                <w:lang w:eastAsia="zh-CN"/>
-              </w:rPr>
-            </w:pPr>
-            <w:r>
-              <w:rPr>
-                <w:rFonts w:hint="eastAsia" w:ascii="宋体" w:hAnsi="宋体" w:cs="宋体"/>
-                <w:sz w:val="21"/>
-                <w:szCs w:val="21"/>
-                <w:lang w:eastAsia="zh-CN"/>
-              </w:rPr>
-              <w:t>用例</w:t>
-            </w:r>
-          </w:p>
-        </w:tc>
-        <w:tc>
-          <w:tcPr>
-            <w:tcW w:w="7270" w:type="dxa"/>
-          </w:tcPr>
-          <w:p>
-            <w:pPr>
-              <w:widowControl w:val="0"/>
-              <w:ind w:firstLine="0" w:firstLineChars="0"/>
-              <w:rPr>
-                <w:rFonts w:ascii="宋体" w:hAnsi="宋体" w:cs="宋体"/>
-                <w:sz w:val="21"/>
-                <w:szCs w:val="21"/>
-                <w:lang w:eastAsia="zh-CN"/>
-              </w:rPr>
-            </w:pPr>
-            <w:r>
-              <w:rPr>
-                <w:rFonts w:hint="eastAsia" w:ascii="宋体" w:hAnsi="宋体" w:cs="宋体"/>
-                <w:sz w:val="21"/>
-                <w:szCs w:val="21"/>
-                <w:lang w:eastAsia="zh-CN"/>
-              </w:rPr>
-              <w:t>用户注册与登录模块</w:t>
-            </w:r>
-          </w:p>
-        </w:tc>
-      </w:tr>
-      <w:tr>
-        <w:tblPrEx>
-          <w:tblBorders>
-            <w:top w:val="single" w:color="auto" w:sz="4" w:space="0"/>
-            <w:left w:val="single" w:color="auto" w:sz="4" w:space="0"/>
-            <w:bottom w:val="single" w:color="auto" w:sz="4" w:space="0"/>
-            <w:right w:val="single" w:color="auto" w:sz="4" w:space="0"/>
-            <w:insideH w:val="single" w:color="auto" w:sz="4" w:space="0"/>
-            <w:insideV w:val="single" w:color="auto" w:sz="4" w:space="0"/>
-          </w:tblBorders>
-          <w:tblCellMar>
-            <w:top w:w="0" w:type="dxa"/>
-            <w:left w:w="108" w:type="dxa"/>
-            <w:bottom w:w="0" w:type="dxa"/>
-            <w:right w:w="108" w:type="dxa"/>
-          </w:tblCellMar>
-        </w:tblPrEx>
-        <w:tc>
-          <w:tcPr>
-            <w:tcW w:w="1252" w:type="dxa"/>
-          </w:tcPr>
-          <w:p>
-            <w:pPr>
-              <w:widowControl w:val="0"/>
-              <w:ind w:firstLine="0" w:firstLineChars="0"/>
-              <w:rPr>
-                <w:rFonts w:ascii="宋体" w:hAnsi="宋体" w:cs="宋体"/>
-                <w:sz w:val="21"/>
-                <w:szCs w:val="21"/>
-                <w:lang w:eastAsia="zh-CN"/>
-              </w:rPr>
-            </w:pPr>
-            <w:r>
-              <w:rPr>
-                <w:rFonts w:hint="eastAsia" w:ascii="宋体" w:hAnsi="宋体" w:cs="宋体"/>
-                <w:sz w:val="21"/>
-                <w:szCs w:val="21"/>
-                <w:lang w:eastAsia="zh-CN"/>
-              </w:rPr>
-              <w:t>ID</w:t>
-            </w:r>
-          </w:p>
-        </w:tc>
-        <w:tc>
-          <w:tcPr>
-            <w:tcW w:w="7270" w:type="dxa"/>
-          </w:tcPr>
-          <w:p>
-            <w:pPr>
-              <w:widowControl w:val="0"/>
-              <w:ind w:firstLine="0" w:firstLineChars="0"/>
-              <w:rPr>
-                <w:rFonts w:ascii="宋体" w:hAnsi="宋体" w:cs="宋体"/>
-                <w:sz w:val="21"/>
-                <w:szCs w:val="21"/>
-                <w:lang w:eastAsia="zh-CN"/>
-              </w:rPr>
-            </w:pPr>
-            <w:r>
-              <w:rPr>
-                <w:rFonts w:hint="eastAsia" w:ascii="宋体" w:hAnsi="宋体" w:cs="宋体"/>
-                <w:sz w:val="21"/>
-                <w:szCs w:val="21"/>
-                <w:lang w:eastAsia="zh-CN"/>
-              </w:rPr>
-              <w:t>UC</w:t>
-            </w:r>
-          </w:p>
-        </w:tc>
-      </w:tr>
-      <w:tr>
-        <w:tblPrEx>
-          <w:tblBorders>
-            <w:top w:val="single" w:color="auto" w:sz="4" w:space="0"/>
-            <w:left w:val="single" w:color="auto" w:sz="4" w:space="0"/>
-            <w:bottom w:val="single" w:color="auto" w:sz="4" w:space="0"/>
-            <w:right w:val="single" w:color="auto" w:sz="4" w:space="0"/>
-            <w:insideH w:val="single" w:color="auto" w:sz="4" w:space="0"/>
-            <w:insideV w:val="single" w:color="auto" w:sz="4" w:space="0"/>
-          </w:tblBorders>
-          <w:tblCellMar>
-            <w:top w:w="0" w:type="dxa"/>
-            <w:left w:w="108" w:type="dxa"/>
-            <w:bottom w:w="0" w:type="dxa"/>
-            <w:right w:w="108" w:type="dxa"/>
-          </w:tblCellMar>
-        </w:tblPrEx>
-        <w:tc>
-          <w:tcPr>
-            <w:tcW w:w="1252" w:type="dxa"/>
-          </w:tcPr>
-          <w:p>
-            <w:pPr>
-              <w:widowControl w:val="0"/>
-              <w:ind w:firstLine="0" w:firstLineChars="0"/>
-              <w:rPr>
-                <w:rFonts w:ascii="宋体" w:hAnsi="宋体" w:cs="宋体"/>
-                <w:sz w:val="21"/>
-                <w:szCs w:val="21"/>
-                <w:lang w:eastAsia="zh-CN"/>
-              </w:rPr>
-            </w:pPr>
-            <w:r>
-              <w:rPr>
-                <w:rFonts w:hint="eastAsia" w:ascii="宋体" w:hAnsi="宋体" w:cs="宋体"/>
-                <w:sz w:val="21"/>
-                <w:szCs w:val="21"/>
-                <w:lang w:eastAsia="zh-CN"/>
-              </w:rPr>
-              <w:t>概览</w:t>
-            </w:r>
-          </w:p>
-        </w:tc>
-        <w:tc>
-          <w:tcPr>
-            <w:tcW w:w="7270" w:type="dxa"/>
-          </w:tcPr>
-          <w:p>
-            <w:pPr>
-              <w:widowControl w:val="0"/>
-              <w:ind w:firstLine="0" w:firstLineChars="0"/>
-              <w:rPr>
-                <w:rFonts w:ascii="宋体" w:hAnsi="宋体" w:cs="宋体"/>
-                <w:sz w:val="21"/>
-                <w:szCs w:val="21"/>
-                <w:lang w:eastAsia="zh-CN"/>
-              </w:rPr>
-            </w:pPr>
-            <w:r>
-              <w:rPr>
-                <w:rFonts w:hint="eastAsia" w:ascii="宋体" w:hAnsi="宋体" w:cs="宋体"/>
-                <w:sz w:val="21"/>
-                <w:szCs w:val="21"/>
-                <w:lang w:eastAsia="zh-CN"/>
-              </w:rPr>
-              <w:t>用户进行身份验证，输入必要的登录信息进行系统登陆。如果登陆信息出错或无账号可进行用户注册。登录时必须进行信息验证，如果忘记密码或者进行修改密码需要在这里进行。</w:t>
-            </w:r>
-          </w:p>
-        </w:tc>
-      </w:tr>
-      <w:tr>
-        <w:tblPrEx>
-          <w:tblBorders>
-            <w:top w:val="single" w:color="auto" w:sz="4" w:space="0"/>
-            <w:left w:val="single" w:color="auto" w:sz="4" w:space="0"/>
-            <w:bottom w:val="single" w:color="auto" w:sz="4" w:space="0"/>
-            <w:right w:val="single" w:color="auto" w:sz="4" w:space="0"/>
-            <w:insideH w:val="single" w:color="auto" w:sz="4" w:space="0"/>
-            <w:insideV w:val="single" w:color="auto" w:sz="4" w:space="0"/>
-          </w:tblBorders>
-          <w:tblCellMar>
-            <w:top w:w="0" w:type="dxa"/>
-            <w:left w:w="108" w:type="dxa"/>
-            <w:bottom w:w="0" w:type="dxa"/>
-            <w:right w:w="108" w:type="dxa"/>
-          </w:tblCellMar>
-        </w:tblPrEx>
-        <w:tc>
-          <w:tcPr>
-            <w:tcW w:w="1252" w:type="dxa"/>
-          </w:tcPr>
-          <w:p>
-            <w:pPr>
-              <w:widowControl w:val="0"/>
-              <w:ind w:firstLine="0" w:firstLineChars="0"/>
-              <w:rPr>
-                <w:rFonts w:ascii="宋体" w:hAnsi="宋体" w:cs="宋体"/>
-                <w:sz w:val="21"/>
-                <w:szCs w:val="21"/>
-                <w:lang w:eastAsia="zh-CN"/>
-              </w:rPr>
-            </w:pPr>
-            <w:r>
-              <w:rPr>
-                <w:rFonts w:hint="eastAsia" w:ascii="宋体" w:hAnsi="宋体" w:cs="宋体"/>
-                <w:sz w:val="21"/>
-                <w:szCs w:val="21"/>
-                <w:lang w:eastAsia="zh-CN"/>
-              </w:rPr>
-              <w:t>参与人员</w:t>
-            </w:r>
-          </w:p>
-        </w:tc>
-        <w:tc>
-          <w:tcPr>
-            <w:tcW w:w="7270" w:type="dxa"/>
-          </w:tcPr>
-          <w:p>
-            <w:pPr>
-              <w:widowControl w:val="0"/>
-              <w:ind w:firstLine="0" w:firstLineChars="0"/>
-              <w:rPr>
-                <w:rFonts w:ascii="宋体" w:hAnsi="宋体" w:cs="宋体"/>
-                <w:sz w:val="21"/>
-                <w:szCs w:val="21"/>
-                <w:lang w:eastAsia="zh-CN"/>
-              </w:rPr>
-            </w:pPr>
-            <w:r>
-              <w:rPr>
-                <w:rFonts w:hint="eastAsia" w:ascii="宋体" w:hAnsi="宋体" w:cs="宋体"/>
-                <w:sz w:val="21"/>
-                <w:szCs w:val="21"/>
-                <w:lang w:eastAsia="zh-CN"/>
-              </w:rPr>
-              <w:t>用户、登录系统</w:t>
-            </w:r>
-          </w:p>
-        </w:tc>
-      </w:tr>
-      <w:tr>
-        <w:tblPrEx>
-          <w:tblBorders>
-            <w:top w:val="single" w:color="auto" w:sz="4" w:space="0"/>
-            <w:left w:val="single" w:color="auto" w:sz="4" w:space="0"/>
-            <w:bottom w:val="single" w:color="auto" w:sz="4" w:space="0"/>
-            <w:right w:val="single" w:color="auto" w:sz="4" w:space="0"/>
-            <w:insideH w:val="single" w:color="auto" w:sz="4" w:space="0"/>
-            <w:insideV w:val="single" w:color="auto" w:sz="4" w:space="0"/>
-          </w:tblBorders>
-          <w:tblCellMar>
-            <w:top w:w="0" w:type="dxa"/>
-            <w:left w:w="108" w:type="dxa"/>
-            <w:bottom w:w="0" w:type="dxa"/>
-            <w:right w:w="108" w:type="dxa"/>
-          </w:tblCellMar>
-        </w:tblPrEx>
-        <w:tc>
-          <w:tcPr>
-            <w:tcW w:w="1252" w:type="dxa"/>
-          </w:tcPr>
-          <w:p>
-            <w:pPr>
-              <w:widowControl w:val="0"/>
-              <w:ind w:firstLine="0" w:firstLineChars="0"/>
-              <w:rPr>
-                <w:rFonts w:ascii="宋体" w:hAnsi="宋体" w:cs="宋体"/>
-                <w:kern w:val="2"/>
-                <w:sz w:val="21"/>
-                <w:szCs w:val="21"/>
-                <w:lang w:eastAsia="zh-CN" w:bidi="ar-SA"/>
-              </w:rPr>
-            </w:pPr>
-            <w:r>
-              <w:rPr>
-                <w:rFonts w:hint="eastAsia" w:ascii="宋体" w:hAnsi="宋体" w:cs="宋体"/>
-                <w:sz w:val="21"/>
-                <w:szCs w:val="21"/>
-                <w:lang w:eastAsia="zh-CN"/>
-              </w:rPr>
-              <w:t>前置条件</w:t>
-            </w:r>
-          </w:p>
-        </w:tc>
-        <w:tc>
-          <w:tcPr>
-            <w:tcW w:w="7270" w:type="dxa"/>
-          </w:tcPr>
-          <w:p>
-            <w:pPr>
-              <w:widowControl/>
-              <w:ind w:firstLine="0" w:firstLineChars="0"/>
-              <w:rPr>
-                <w:rFonts w:ascii="宋体" w:hAnsi="宋体" w:cs="宋体"/>
-                <w:sz w:val="21"/>
-                <w:szCs w:val="21"/>
-                <w:lang w:eastAsia="zh-CN"/>
-              </w:rPr>
-            </w:pPr>
-            <w:r>
-              <w:rPr>
-                <w:rFonts w:hint="eastAsia" w:ascii="宋体" w:hAnsi="宋体" w:cs="宋体"/>
-                <w:sz w:val="21"/>
-                <w:szCs w:val="21"/>
-                <w:lang w:eastAsia="zh-CN"/>
-              </w:rPr>
-              <w:t>1.用户已经完成注册或具备可注册条件。</w:t>
-            </w:r>
-          </w:p>
-          <w:p>
-            <w:pPr>
-              <w:widowControl/>
-              <w:ind w:firstLine="0" w:firstLineChars="0"/>
-              <w:rPr>
-                <w:rFonts w:ascii="宋体" w:hAnsi="宋体" w:cs="宋体"/>
-                <w:sz w:val="21"/>
-                <w:szCs w:val="21"/>
-                <w:lang w:eastAsia="zh-CN"/>
-              </w:rPr>
-            </w:pPr>
-            <w:r>
-              <w:rPr>
-                <w:rFonts w:hint="eastAsia" w:ascii="宋体" w:hAnsi="宋体" w:cs="宋体"/>
-                <w:sz w:val="21"/>
-                <w:szCs w:val="21"/>
-                <w:lang w:eastAsia="zh-CN"/>
-              </w:rPr>
-              <w:t>2.系统能实时访问内部数据库（如用户账户，用户密码等基本信息）。</w:t>
-            </w:r>
-          </w:p>
-        </w:tc>
-      </w:tr>
-      <w:tr>
-        <w:tblPrEx>
-          <w:tblBorders>
-            <w:top w:val="single" w:color="auto" w:sz="4" w:space="0"/>
-            <w:left w:val="single" w:color="auto" w:sz="4" w:space="0"/>
-            <w:bottom w:val="single" w:color="auto" w:sz="4" w:space="0"/>
-            <w:right w:val="single" w:color="auto" w:sz="4" w:space="0"/>
-            <w:insideH w:val="single" w:color="auto" w:sz="4" w:space="0"/>
-            <w:insideV w:val="single" w:color="auto" w:sz="4" w:space="0"/>
-          </w:tblBorders>
-          <w:tblCellMar>
-            <w:top w:w="0" w:type="dxa"/>
-            <w:left w:w="108" w:type="dxa"/>
-            <w:bottom w:w="0" w:type="dxa"/>
-            <w:right w:w="108" w:type="dxa"/>
-          </w:tblCellMar>
-        </w:tblPrEx>
-        <w:tc>
-          <w:tcPr>
-            <w:tcW w:w="1252" w:type="dxa"/>
-          </w:tcPr>
-          <w:p>
-            <w:pPr>
-              <w:widowControl w:val="0"/>
-              <w:ind w:firstLine="0" w:firstLineChars="0"/>
-              <w:rPr>
-                <w:rFonts w:ascii="宋体" w:hAnsi="宋体" w:cs="宋体"/>
-                <w:kern w:val="2"/>
-                <w:sz w:val="21"/>
-                <w:szCs w:val="21"/>
-                <w:lang w:eastAsia="zh-CN" w:bidi="ar-SA"/>
-              </w:rPr>
-            </w:pPr>
-            <w:r>
-              <w:rPr>
-                <w:rFonts w:hint="eastAsia" w:ascii="宋体" w:hAnsi="宋体" w:cs="宋体"/>
-                <w:sz w:val="21"/>
-                <w:szCs w:val="21"/>
-                <w:lang w:eastAsia="zh-CN"/>
-              </w:rPr>
-              <w:t>基本路径</w:t>
-            </w:r>
-          </w:p>
-        </w:tc>
-        <w:tc>
-          <w:tcPr>
-            <w:tcW w:w="7270" w:type="dxa"/>
-          </w:tcPr>
-          <w:p>
-            <w:pPr>
-              <w:widowControl w:val="0"/>
-              <w:ind w:firstLine="0" w:firstLineChars="0"/>
-              <w:rPr>
-                <w:rFonts w:ascii="宋体" w:hAnsi="宋体" w:cs="宋体"/>
-                <w:sz w:val="21"/>
-                <w:szCs w:val="21"/>
-                <w:lang w:eastAsia="zh-CN"/>
-              </w:rPr>
-            </w:pPr>
-            <w:r>
-              <w:rPr>
-                <w:rFonts w:hint="eastAsia" w:ascii="宋体" w:hAnsi="宋体" w:cs="宋体"/>
-                <w:sz w:val="21"/>
-                <w:szCs w:val="21"/>
-                <w:lang w:eastAsia="zh-CN"/>
-              </w:rPr>
-              <w:t>1.用户输入登陆账号，登陆密码等必要信息。</w:t>
-            </w:r>
-          </w:p>
-          <w:p>
-            <w:pPr>
-              <w:widowControl w:val="0"/>
-              <w:ind w:firstLine="0" w:firstLineChars="0"/>
-              <w:rPr>
-                <w:rFonts w:ascii="宋体" w:hAnsi="宋体" w:cs="宋体"/>
-                <w:sz w:val="21"/>
-                <w:szCs w:val="21"/>
-                <w:lang w:eastAsia="zh-CN"/>
-              </w:rPr>
-            </w:pPr>
-            <w:r>
-              <w:rPr>
-                <w:rFonts w:hint="eastAsia" w:ascii="宋体" w:hAnsi="宋体" w:cs="宋体"/>
-                <w:sz w:val="21"/>
-                <w:szCs w:val="21"/>
-                <w:lang w:eastAsia="zh-CN"/>
-              </w:rPr>
-              <w:t>2.系统分析用户输入的登录信息，如果核对失败就显示登陆信息错误。</w:t>
-            </w:r>
-          </w:p>
-          <w:p>
-            <w:pPr>
-              <w:widowControl w:val="0"/>
-              <w:ind w:firstLine="0" w:firstLineChars="0"/>
-              <w:rPr>
-                <w:rFonts w:ascii="宋体" w:hAnsi="宋体" w:cs="宋体"/>
-                <w:sz w:val="21"/>
-                <w:szCs w:val="21"/>
-                <w:lang w:eastAsia="zh-CN"/>
-              </w:rPr>
-            </w:pPr>
-            <w:r>
-              <w:rPr>
-                <w:rFonts w:hint="eastAsia" w:ascii="宋体" w:hAnsi="宋体" w:cs="宋体"/>
-                <w:sz w:val="21"/>
-                <w:szCs w:val="21"/>
-                <w:lang w:eastAsia="zh-CN"/>
-              </w:rPr>
-              <w:t>3.如果登陆成功用户会被重定向到主页或个人中心页面。</w:t>
-            </w:r>
-          </w:p>
-          <w:p>
-            <w:pPr>
-              <w:widowControl w:val="0"/>
-              <w:ind w:firstLine="0" w:firstLineChars="0"/>
-              <w:rPr>
-                <w:rFonts w:ascii="宋体" w:hAnsi="宋体" w:cs="宋体"/>
-                <w:sz w:val="21"/>
-                <w:szCs w:val="21"/>
-                <w:lang w:eastAsia="zh-CN"/>
-              </w:rPr>
-            </w:pPr>
-            <w:r>
-              <w:rPr>
-                <w:rFonts w:hint="eastAsia" w:ascii="宋体" w:hAnsi="宋体" w:cs="宋体"/>
-                <w:sz w:val="21"/>
-                <w:szCs w:val="21"/>
-                <w:lang w:eastAsia="zh-CN"/>
-              </w:rPr>
-              <w:t>4.用户在登录页面可以修改用户基本信息与登陆密码等。</w:t>
-            </w:r>
-          </w:p>
-        </w:tc>
-      </w:tr>
-      <w:tr>
-        <w:tblPrEx>
-          <w:tblBorders>
-            <w:top w:val="single" w:color="auto" w:sz="4" w:space="0"/>
-            <w:left w:val="single" w:color="auto" w:sz="4" w:space="0"/>
-            <w:bottom w:val="single" w:color="auto" w:sz="4" w:space="0"/>
-            <w:right w:val="single" w:color="auto" w:sz="4" w:space="0"/>
-            <w:insideH w:val="single" w:color="auto" w:sz="4" w:space="0"/>
-            <w:insideV w:val="single" w:color="auto" w:sz="4" w:space="0"/>
-          </w:tblBorders>
-          <w:tblCellMar>
-            <w:top w:w="0" w:type="dxa"/>
-            <w:left w:w="108" w:type="dxa"/>
-            <w:bottom w:w="0" w:type="dxa"/>
-            <w:right w:w="108" w:type="dxa"/>
-          </w:tblCellMar>
-        </w:tblPrEx>
-        <w:tc>
-          <w:tcPr>
-            <w:tcW w:w="1252" w:type="dxa"/>
-          </w:tcPr>
-          <w:p>
-            <w:pPr>
-              <w:widowControl w:val="0"/>
-              <w:ind w:firstLine="0" w:firstLineChars="0"/>
-              <w:rPr>
-                <w:rFonts w:ascii="宋体" w:hAnsi="宋体" w:cs="宋体"/>
-                <w:sz w:val="21"/>
-                <w:szCs w:val="21"/>
-                <w:lang w:eastAsia="zh-CN"/>
-              </w:rPr>
-            </w:pPr>
-            <w:r>
-              <w:rPr>
-                <w:rFonts w:hint="eastAsia" w:ascii="宋体" w:hAnsi="宋体" w:cs="宋体"/>
-                <w:sz w:val="21"/>
-                <w:szCs w:val="21"/>
-                <w:lang w:eastAsia="zh-CN"/>
-              </w:rPr>
-              <w:t>额外路径</w:t>
-            </w:r>
-          </w:p>
-        </w:tc>
-        <w:tc>
-          <w:tcPr>
-            <w:tcW w:w="7270" w:type="dxa"/>
-          </w:tcPr>
-          <w:p>
-            <w:pPr>
-              <w:widowControl w:val="0"/>
-              <w:ind w:firstLine="0" w:firstLineChars="0"/>
-              <w:rPr>
-                <w:rFonts w:ascii="宋体" w:hAnsi="宋体" w:cs="宋体"/>
-                <w:sz w:val="21"/>
-                <w:szCs w:val="21"/>
-                <w:lang w:eastAsia="zh-CN"/>
-              </w:rPr>
-            </w:pPr>
-            <w:r>
-              <w:rPr>
-                <w:rFonts w:hint="eastAsia" w:ascii="宋体" w:hAnsi="宋体" w:cs="宋体"/>
-                <w:sz w:val="21"/>
-                <w:szCs w:val="21"/>
-                <w:lang w:eastAsia="zh-CN"/>
-              </w:rPr>
-              <w:t>1.用户已注册但登陆信息错误</w:t>
-            </w:r>
-          </w:p>
-          <w:p>
-            <w:pPr>
-              <w:widowControl w:val="0"/>
-              <w:ind w:firstLine="420"/>
-              <w:rPr>
-                <w:rFonts w:ascii="宋体" w:hAnsi="宋体" w:cs="宋体"/>
-                <w:sz w:val="21"/>
-                <w:szCs w:val="21"/>
-                <w:lang w:eastAsia="zh-CN"/>
-              </w:rPr>
-            </w:pPr>
-            <w:r>
-              <w:rPr>
-                <w:rFonts w:hint="eastAsia" w:ascii="宋体" w:hAnsi="宋体" w:cs="宋体"/>
-                <w:sz w:val="21"/>
-                <w:szCs w:val="21"/>
-                <w:lang w:eastAsia="zh-CN"/>
-              </w:rPr>
-              <w:t>1.1系统提示用户“登陆账号或密码出错，请重试！”</w:t>
-            </w:r>
-          </w:p>
-          <w:p>
-            <w:pPr>
-              <w:widowControl w:val="0"/>
-              <w:ind w:firstLine="420"/>
-              <w:rPr>
-                <w:rFonts w:ascii="宋体" w:hAnsi="宋体" w:cs="宋体"/>
-                <w:sz w:val="21"/>
-                <w:szCs w:val="21"/>
-                <w:lang w:eastAsia="zh-CN"/>
-              </w:rPr>
-            </w:pPr>
-            <w:r>
-              <w:rPr>
-                <w:rFonts w:hint="eastAsia" w:ascii="宋体" w:hAnsi="宋体" w:cs="宋体"/>
-                <w:sz w:val="21"/>
-                <w:szCs w:val="21"/>
-                <w:lang w:eastAsia="zh-CN"/>
-              </w:rPr>
-              <w:t>1.2系统返回基本路径的步骤1</w:t>
-            </w:r>
-          </w:p>
-          <w:p>
-            <w:pPr>
-              <w:widowControl w:val="0"/>
-              <w:ind w:firstLine="0" w:firstLineChars="0"/>
-              <w:rPr>
-                <w:rFonts w:ascii="宋体" w:hAnsi="宋体" w:cs="宋体"/>
-                <w:sz w:val="21"/>
-                <w:szCs w:val="21"/>
-                <w:lang w:eastAsia="zh-CN"/>
-              </w:rPr>
-            </w:pPr>
-            <w:r>
-              <w:rPr>
-                <w:rFonts w:hint="eastAsia" w:ascii="宋体" w:hAnsi="宋体" w:cs="宋体"/>
-                <w:sz w:val="21"/>
-                <w:szCs w:val="21"/>
-                <w:lang w:eastAsia="zh-CN"/>
-              </w:rPr>
-              <w:t>2.用户尚未注册账户</w:t>
-            </w:r>
-          </w:p>
-          <w:p>
-            <w:pPr>
-              <w:widowControl w:val="0"/>
-              <w:ind w:firstLine="420"/>
-              <w:rPr>
-                <w:rFonts w:ascii="宋体" w:hAnsi="宋体" w:cs="宋体"/>
-                <w:sz w:val="21"/>
-                <w:szCs w:val="21"/>
-                <w:lang w:eastAsia="zh-CN"/>
-              </w:rPr>
-            </w:pPr>
-            <w:r>
-              <w:rPr>
-                <w:rFonts w:hint="eastAsia" w:ascii="宋体" w:hAnsi="宋体" w:cs="宋体"/>
-                <w:sz w:val="21"/>
-                <w:szCs w:val="21"/>
-                <w:lang w:eastAsia="zh-CN"/>
-              </w:rPr>
-              <w:t>2.1用户进入注册账户界面</w:t>
-            </w:r>
-          </w:p>
-          <w:p>
-            <w:pPr>
-              <w:widowControl w:val="0"/>
-              <w:ind w:firstLine="420"/>
-              <w:rPr>
-                <w:rFonts w:ascii="宋体" w:hAnsi="宋体" w:cs="宋体"/>
-                <w:sz w:val="21"/>
-                <w:szCs w:val="21"/>
-                <w:lang w:eastAsia="zh-CN"/>
-              </w:rPr>
-            </w:pPr>
-            <w:r>
-              <w:rPr>
-                <w:rFonts w:hint="eastAsia" w:ascii="宋体" w:hAnsi="宋体" w:cs="宋体"/>
-                <w:sz w:val="21"/>
-                <w:szCs w:val="21"/>
-                <w:lang w:eastAsia="zh-CN"/>
-              </w:rPr>
-              <w:t>2.2用户输入注册账号以及注册密码，系统确认基本信息与已有信息不重复之后提示“注册成功！”</w:t>
-            </w:r>
-          </w:p>
-          <w:p>
-            <w:pPr>
-              <w:widowControl w:val="0"/>
-              <w:ind w:firstLine="420"/>
-              <w:rPr>
-                <w:rFonts w:ascii="宋体" w:hAnsi="宋体" w:cs="宋体"/>
-                <w:sz w:val="21"/>
-                <w:szCs w:val="21"/>
-                <w:lang w:eastAsia="zh-CN"/>
-              </w:rPr>
-            </w:pPr>
-            <w:r>
-              <w:rPr>
-                <w:rFonts w:hint="eastAsia" w:ascii="宋体" w:hAnsi="宋体" w:cs="宋体"/>
-                <w:sz w:val="21"/>
-                <w:szCs w:val="21"/>
-                <w:lang w:eastAsia="zh-CN"/>
-              </w:rPr>
-              <w:t>2.3系统返回基本路径的步骤1</w:t>
-            </w:r>
-          </w:p>
-        </w:tc>
-      </w:tr>
-      <w:tr>
-        <w:tblPrEx>
-          <w:tblBorders>
-            <w:top w:val="single" w:color="auto" w:sz="4" w:space="0"/>
-            <w:left w:val="single" w:color="auto" w:sz="4" w:space="0"/>
-            <w:bottom w:val="single" w:color="auto" w:sz="4" w:space="0"/>
-            <w:right w:val="single" w:color="auto" w:sz="4" w:space="0"/>
-            <w:insideH w:val="single" w:color="auto" w:sz="4" w:space="0"/>
-            <w:insideV w:val="single" w:color="auto" w:sz="4" w:space="0"/>
-          </w:tblBorders>
-          <w:tblCellMar>
-            <w:top w:w="0" w:type="dxa"/>
-            <w:left w:w="108" w:type="dxa"/>
-            <w:bottom w:w="0" w:type="dxa"/>
-            <w:right w:w="108" w:type="dxa"/>
-          </w:tblCellMar>
-        </w:tblPrEx>
-        <w:tc>
-          <w:tcPr>
-            <w:tcW w:w="1252" w:type="dxa"/>
-          </w:tcPr>
-          <w:p>
-            <w:pPr>
-              <w:widowControl w:val="0"/>
-              <w:ind w:firstLine="0" w:firstLineChars="0"/>
-              <w:rPr>
-                <w:rFonts w:ascii="宋体" w:hAnsi="宋体" w:cs="宋体"/>
-                <w:sz w:val="21"/>
-                <w:szCs w:val="21"/>
-                <w:lang w:eastAsia="zh-CN"/>
-              </w:rPr>
-            </w:pPr>
-            <w:r>
-              <w:rPr>
-                <w:rFonts w:hint="eastAsia" w:ascii="宋体" w:hAnsi="宋体" w:cs="宋体"/>
-                <w:sz w:val="21"/>
-                <w:szCs w:val="21"/>
-                <w:lang w:eastAsia="zh-CN"/>
-              </w:rPr>
-              <w:t>后置条件</w:t>
-            </w:r>
-          </w:p>
-        </w:tc>
-        <w:tc>
-          <w:tcPr>
-            <w:tcW w:w="7270" w:type="dxa"/>
-          </w:tcPr>
-          <w:p>
-            <w:pPr>
-              <w:widowControl w:val="0"/>
-              <w:ind w:firstLine="0" w:firstLineChars="0"/>
-              <w:rPr>
-                <w:rFonts w:ascii="宋体" w:hAnsi="宋体" w:cs="宋体"/>
-                <w:sz w:val="21"/>
-                <w:szCs w:val="21"/>
-                <w:lang w:eastAsia="zh-CN"/>
-              </w:rPr>
-            </w:pPr>
-            <w:r>
-              <w:rPr>
-                <w:rFonts w:hint="eastAsia" w:ascii="宋体" w:hAnsi="宋体" w:cs="宋体"/>
-                <w:sz w:val="21"/>
-                <w:szCs w:val="21"/>
-                <w:lang w:eastAsia="zh-CN"/>
-              </w:rPr>
-              <w:t>系统记录用户的基本登录信息，确保后续用户注册时账号等关键信息不会重复</w:t>
-            </w:r>
-          </w:p>
-        </w:tc>
-      </w:tr>
-    </w:tbl>
-    <w:p>
-      <w:pPr>
-        <w:pStyle w:val="17"/>
-        <w:jc w:val="left"/>
-        <w:rPr>
-          <w:rFonts w:ascii="宋体" w:hAnsi="宋体" w:eastAsia="宋体" w:cs="宋体"/>
-          <w:b w:val="0"/>
-          <w:bCs/>
-          <w:color w:val="000000" w:themeColor="text1"/>
-          <w:sz w:val="24"/>
-          <w:szCs w:val="24"/>
-          <w:lang w:eastAsia="zh-CN"/>
-          <w14:textFill>
-            <w14:solidFill>
-              <w14:schemeClr w14:val="tx1"/>
-            </w14:solidFill>
-          </w14:textFill>
-        </w:rPr>
-        <w:sectPr>
-          <w:footerReference r:id="rId11" w:type="default"/>
-          <w:pgSz w:w="11906" w:h="16838"/>
-          <w:pgMar w:top="1440" w:right="1800" w:bottom="1440" w:left="1800" w:header="851" w:footer="992" w:gutter="0"/>
-          <w:pgNumType w:fmt="decimal" w:start="1"/>
-          <w:cols w:space="425" w:num="1"/>
-          <w:docGrid w:type="lines" w:linePitch="326" w:charSpace="0"/>
-        </w:sectPr>
-      </w:pPr>
-    </w:p>
-    <w:p>
-      <w:pPr>
-        <w:pStyle w:val="17"/>
-        <w:numPr>
-          <w:ilvl w:val="1"/>
-          <w:numId w:val="1"/>
-        </w:numPr>
-        <w:jc w:val="left"/>
-        <w:rPr>
-          <w:rFonts w:ascii="TypeLand 康熙字典體" w:hAnsi="TypeLand 康熙字典體"/>
-          <w:b w:val="0"/>
-          <w:bCs/>
-          <w:color w:val="000000" w:themeColor="text1"/>
-          <w:sz w:val="30"/>
-          <w:szCs w:val="30"/>
-          <w:lang w:eastAsia="zh-CN"/>
-          <w14:textFill>
-            <w14:gradFill>
-              <w14:gsLst>
-                <w14:gs w14:pos="50000">
-                  <w14:schemeClr w14:val="tx1"/>
-                </w14:gs>
-                <w14:gs w14:pos="0">
-                  <w14:schemeClr w14:val="tx1">
-                    <w14:lumMod w14:val="25000"/>
-                    <w14:lumOff w14:val="75000"/>
-                  </w14:schemeClr>
-                </w14:gs>
-                <w14:gs w14:pos="100000">
-                  <w14:schemeClr w14:val="tx1">
-                    <w14:lumMod w14:val="85000"/>
-                  </w14:schemeClr>
-                </w14:gs>
-              </w14:gsLst>
-              <w14:lin w14:ang="5400000" w14:scaled="1"/>
-            </w14:gradFill>
-          </w14:textFill>
-        </w:rPr>
-      </w:pPr>
-      <w:bookmarkStart w:id="9" w:name="管理员系统"/>
-      <w:r>
-        <w:rPr>
-          <w:rFonts w:hint="eastAsia" w:ascii="TypeLand 康熙字典體" w:hAnsi="TypeLand 康熙字典體"/>
-          <w:b w:val="0"/>
-          <w:bCs/>
-          <w:color w:val="000000" w:themeColor="text1"/>
-          <w:sz w:val="30"/>
-          <w:szCs w:val="30"/>
-          <w:lang w:eastAsia="zh-CN"/>
-          <w14:textFill>
-            <w14:gradFill>
-              <w14:gsLst>
-                <w14:gs w14:pos="50000">
-                  <w14:schemeClr w14:val="tx1"/>
-                </w14:gs>
-                <w14:gs w14:pos="0">
-                  <w14:schemeClr w14:val="tx1">
-                    <w14:lumMod w14:val="25000"/>
-                    <w14:lumOff w14:val="75000"/>
-                  </w14:schemeClr>
-                </w14:gs>
-                <w14:gs w14:pos="100000">
-                  <w14:schemeClr w14:val="tx1">
-                    <w14:lumMod w14:val="85000"/>
-                  </w14:schemeClr>
-                </w14:gs>
-              </w14:gsLst>
-              <w14:lin w14:ang="5400000" w14:scaled="1"/>
-            </w14:gradFill>
-          </w14:textFill>
-        </w:rPr>
-        <w:t>管理员系统</w:t>
-      </w:r>
-    </w:p>
-    <w:bookmarkEnd w:id="9"/>
-    <w:p>
-      <w:pPr>
-        <w:pStyle w:val="17"/>
-        <w:jc w:val="left"/>
-        <w:rPr>
-          <w:rFonts w:ascii="宋体" w:hAnsi="宋体" w:eastAsia="宋体" w:cs="宋体"/>
-          <w:b w:val="0"/>
-          <w:bCs/>
-          <w:color w:val="000000" w:themeColor="text1"/>
-          <w:sz w:val="28"/>
-          <w:szCs w:val="28"/>
-          <w:lang w:eastAsia="zh-CN"/>
-          <w14:textFill>
-            <w14:solidFill>
-              <w14:schemeClr w14:val="tx1"/>
-            </w14:solidFill>
-          </w14:textFill>
-        </w:rPr>
-      </w:pPr>
-      <w:r>
-        <w:rPr>
-          <w:rFonts w:hint="eastAsia" w:ascii="宋体" w:hAnsi="宋体" w:eastAsia="宋体" w:cs="宋体"/>
-          <w:b w:val="0"/>
-          <w:bCs/>
-          <w:color w:val="000000" w:themeColor="text1"/>
-          <w:sz w:val="28"/>
-          <w:szCs w:val="28"/>
-          <w:lang w:eastAsia="zh-CN"/>
-          <w14:textFill>
-            <w14:solidFill>
-              <w14:schemeClr w14:val="tx1"/>
-            </w14:solidFill>
-          </w14:textFill>
-        </w:rPr>
-        <w:t>在管理员系统中，应当完成以下需求：</w:t>
-      </w:r>
-    </w:p>
-    <w:p>
-      <w:pPr>
-        <w:pStyle w:val="17"/>
-        <w:numPr>
-          <w:ilvl w:val="0"/>
-          <w:numId w:val="6"/>
-        </w:numPr>
-        <w:jc w:val="left"/>
-        <w:rPr>
-          <w:rFonts w:ascii="宋体" w:hAnsi="宋体" w:eastAsia="宋体" w:cs="宋体"/>
-          <w:b w:val="0"/>
-          <w:bCs/>
-          <w:color w:val="000000" w:themeColor="text1"/>
-          <w:sz w:val="28"/>
-          <w:szCs w:val="28"/>
-          <w:lang w:eastAsia="zh-CN"/>
-          <w14:textFill>
-            <w14:solidFill>
-              <w14:schemeClr w14:val="tx1"/>
-            </w14:solidFill>
-          </w14:textFill>
-        </w:rPr>
-      </w:pPr>
-      <w:r>
-        <w:rPr>
-          <w:rFonts w:hint="eastAsia" w:ascii="宋体" w:hAnsi="宋体" w:eastAsia="宋体" w:cs="宋体"/>
-          <w:b w:val="0"/>
-          <w:bCs/>
-          <w:color w:val="000000" w:themeColor="text1"/>
-          <w:sz w:val="28"/>
-          <w:szCs w:val="28"/>
-          <w:lang w:eastAsia="zh-CN"/>
-          <w14:textFill>
-            <w14:solidFill>
-              <w14:schemeClr w14:val="tx1"/>
-            </w14:solidFill>
-          </w14:textFill>
-        </w:rPr>
-        <w:t>...</w:t>
-      </w:r>
-    </w:p>
-    <w:p>
-      <w:pPr>
-        <w:pStyle w:val="17"/>
-        <w:jc w:val="both"/>
-        <w:rPr>
-          <w:rFonts w:ascii="宋体" w:hAnsi="宋体" w:eastAsia="宋体" w:cs="宋体"/>
-          <w:b w:val="0"/>
-          <w:bCs/>
-          <w:color w:val="000000" w:themeColor="text1"/>
-          <w:sz w:val="24"/>
-          <w:szCs w:val="24"/>
-          <w:lang w:eastAsia="zh-CN"/>
-          <w14:textFill>
-            <w14:solidFill>
-              <w14:schemeClr w14:val="tx1"/>
-            </w14:solidFill>
-          </w14:textFill>
-        </w:rPr>
-      </w:pPr>
-      <w:r>
-        <w:drawing>
-          <wp:inline distT="0" distB="0" distL="0" distR="0">
-            <wp:extent cx="5274310" cy="7044055"/>
-            <wp:effectExtent l="0" t="0" r="2540" b="4445"/>
-            <wp:docPr id="14" name="图片 14"/>
-            <wp:cNvGraphicFramePr>
-              <a:graphicFrameLocks xmlns:a="http://schemas.openxmlformats.org/drawingml/2006/main" noChangeAspect="1"/>
-            </wp:cNvGraphicFramePr>
-            <a:graphic xmlns:a="http://schemas.openxmlformats.org/drawingml/2006/main">
-              <a:graphicData uri="http://schemas.openxmlformats.org/drawingml/2006/picture">
-                <pic:pic xmlns:pic="http://schemas.openxmlformats.org/drawingml/2006/picture">
-                  <pic:nvPicPr>
-                    <pic:cNvPr id="14" name="图片 14"/>
-                    <pic:cNvPicPr>
-                      <a:picLocks noChangeAspect="1" noChangeArrowheads="1"/>
-                    </pic:cNvPicPr>
-                  </pic:nvPicPr>
-                  <pic:blipFill>
-                    <a:blip r:embed="rId24">
-                      <a:extLst>
-                        <a:ext uri="{28A0092B-C50C-407E-A947-70E740481C1C}">
-                          <a14:useLocalDpi xmlns:a14="http://schemas.microsoft.com/office/drawing/2010/main" val="0"/>
-                        </a:ext>
-                      </a:extLst>
-                    </a:blip>
-                    <a:srcRect/>
-                    <a:stretch>
-                      <a:fillRect/>
-                    </a:stretch>
-                  </pic:blipFill>
-                  <pic:spPr>
-                    <a:xfrm>
-                      <a:off x="0" y="0"/>
-                      <a:ext cx="5274310" cy="7044055"/>
-                    </a:xfrm>
-                    <a:prstGeom prst="rect">
-                      <a:avLst/>
-                    </a:prstGeom>
-                    <a:noFill/>
-                    <a:ln>
-                      <a:noFill/>
-                    </a:ln>
-                  </pic:spPr>
-                </pic:pic>
-              </a:graphicData>
-            </a:graphic>
-          </wp:inline>
-        </w:drawing>
-      </w:r>
-    </w:p>
-    <w:p>
-      <w:pPr>
-        <w:pStyle w:val="17"/>
-        <w:jc w:val="left"/>
-        <w:rPr>
-          <w:rFonts w:ascii="宋体" w:hAnsi="宋体" w:eastAsia="宋体" w:cs="宋体"/>
-          <w:b w:val="0"/>
-          <w:bCs/>
-          <w:color w:val="000000" w:themeColor="text1"/>
-          <w:sz w:val="24"/>
-          <w:szCs w:val="24"/>
-          <w:lang w:eastAsia="zh-CN"/>
-          <w14:textFill>
-            <w14:solidFill>
-              <w14:schemeClr w14:val="tx1"/>
-            </w14:solidFill>
-          </w14:textFill>
-        </w:rPr>
-      </w:pPr>
-    </w:p>
-    <w:p>
-      <w:pPr>
-        <w:pStyle w:val="17"/>
-        <w:jc w:val="left"/>
-        <w:rPr>
-          <w:rFonts w:ascii="宋体" w:hAnsi="宋体" w:eastAsia="宋体" w:cs="宋体"/>
-          <w:b w:val="0"/>
-          <w:bCs/>
-          <w:color w:val="000000" w:themeColor="text1"/>
-          <w:sz w:val="24"/>
-          <w:szCs w:val="24"/>
-          <w:lang w:eastAsia="zh-CN"/>
-          <w14:textFill>
-            <w14:solidFill>
-              <w14:schemeClr w14:val="tx1"/>
-            </w14:solidFill>
-          </w14:textFill>
-        </w:rPr>
-      </w:pPr>
-    </w:p>
-    <w:p>
-      <w:pPr>
-        <w:pStyle w:val="17"/>
-        <w:jc w:val="left"/>
-        <w:rPr>
-          <w:rFonts w:ascii="宋体" w:hAnsi="宋体" w:eastAsia="宋体" w:cs="宋体"/>
-          <w:b w:val="0"/>
-          <w:bCs/>
-          <w:color w:val="000000" w:themeColor="text1"/>
-          <w:sz w:val="24"/>
-          <w:szCs w:val="24"/>
-          <w:lang w:eastAsia="zh-CN"/>
-          <w14:textFill>
-            <w14:solidFill>
-              <w14:schemeClr w14:val="tx1"/>
-            </w14:solidFill>
-          </w14:textFill>
-        </w:rPr>
-      </w:pPr>
-    </w:p>
-    <w:p>
-      <w:pPr>
-        <w:pStyle w:val="17"/>
-        <w:jc w:val="left"/>
-        <w:rPr>
-          <w:rFonts w:ascii="宋体" w:hAnsi="宋体" w:eastAsia="宋体" w:cs="宋体"/>
-          <w:b w:val="0"/>
-          <w:bCs/>
-          <w:color w:val="000000" w:themeColor="text1"/>
-          <w:sz w:val="24"/>
-          <w:szCs w:val="24"/>
-          <w:lang w:eastAsia="zh-CN"/>
-          <w14:textFill>
-            <w14:solidFill>
-              <w14:schemeClr w14:val="tx1"/>
-            </w14:solidFill>
-          </w14:textFill>
-        </w:rPr>
-      </w:pPr>
-      <w:r>
-        <w:rPr>
-          <w:rFonts w:hint="eastAsia" w:ascii="宋体" w:hAnsi="宋体" w:eastAsia="宋体" w:cs="宋体"/>
-          <w:color w:val="000000" w:themeColor="text1"/>
-          <w:sz w:val="30"/>
-          <w:szCs w:val="30"/>
-          <w:lang w:eastAsia="zh-CN"/>
-          <w14:textFill>
-            <w14:gradFill>
-              <w14:gsLst>
-                <w14:gs w14:pos="0">
-                  <w14:schemeClr w14:val="bg1"/>
-                </w14:gs>
-                <w14:gs w14:pos="42000">
-                  <w14:srgbClr w14:val="6ACCF2"/>
-                </w14:gs>
-                <w14:gs w14:pos="100000">
-                  <w14:srgbClr w14:val="2497EA"/>
-                </w14:gs>
-              </w14:gsLst>
-              <w14:lin w14:ang="8100000" w14:scaled="1"/>
-            </w14:gradFill>
-          </w14:textFill>
-        </w:rPr>
-        <w:t>·</w:t>
-      </w:r>
-      <w:r>
-        <w:rPr>
-          <w:rFonts w:hint="eastAsia" w:ascii="宋体" w:hAnsi="宋体" w:eastAsia="宋体" w:cs="宋体"/>
-          <w:b w:val="0"/>
-          <w:bCs/>
-          <w:color w:val="000000" w:themeColor="text1"/>
-          <w:sz w:val="24"/>
-          <w:szCs w:val="24"/>
-          <w:lang w:eastAsia="zh-CN"/>
-          <w14:textFill>
-            <w14:gradFill>
-              <w14:gsLst>
-                <w14:gs w14:pos="0">
-                  <w14:schemeClr w14:val="bg1"/>
-                </w14:gs>
-                <w14:gs w14:pos="42000">
-                  <w14:srgbClr w14:val="6ACCF2"/>
-                </w14:gs>
-                <w14:gs w14:pos="100000">
-                  <w14:srgbClr w14:val="2497EA"/>
-                </w14:gs>
-              </w14:gsLst>
-              <w14:lin w14:ang="8100000" w14:scaled="1"/>
-            </w14:gradFill>
-          </w14:textFill>
-        </w:rPr>
-        <w:t xml:space="preserve"> </w:t>
-      </w:r>
-      <w:r>
-        <w:rPr>
-          <w:rFonts w:hint="eastAsia" w:ascii="宋体" w:hAnsi="宋体" w:eastAsia="宋体" w:cs="宋体"/>
-          <w:color w:val="000000" w:themeColor="text1"/>
-          <w:sz w:val="28"/>
-          <w:szCs w:val="28"/>
-          <w:lang w:eastAsia="zh-CN"/>
-          <w14:textFill>
-            <w14:solidFill>
-              <w14:schemeClr w14:val="tx1"/>
-            </w14:solidFill>
-          </w14:textFill>
-        </w:rPr>
-        <w:t>管理员系统用例分析</w:t>
       </w:r>
     </w:p>
     <w:tbl>
@@ -11643,7 +10463,7 @@
                 <w:szCs w:val="21"/>
                 <w:lang w:eastAsia="zh-CN"/>
               </w:rPr>
-              <w:t>管理员进行系统管理模块</w:t>
+              <w:t>用户注册与登录模块</w:t>
             </w:r>
           </w:p>
         </w:tc>
@@ -11783,7 +10603,7 @@
                 <w:szCs w:val="21"/>
                 <w:lang w:eastAsia="zh-CN"/>
               </w:rPr>
-              <w:t>管理员可以在管理系统中进行一系列操作。包括管理用户、管理商品、管理订单、管理评论。</w:t>
+              <w:t>用户进行身份验证，输入必要的登录信息进行系统登陆。如果登陆信息出错或无账号可进行用户注册。登录时必须进行信息验证，如果忘记密码或者进行修改密码需要在这里进行。</w:t>
             </w:r>
           </w:p>
         </w:tc>
@@ -11853,7 +10673,7 @@
                 <w:szCs w:val="21"/>
                 <w:lang w:eastAsia="zh-CN"/>
               </w:rPr>
-              <w:t>管理员、管理系统</w:t>
+              <w:t>用户、登录系统</w:t>
             </w:r>
           </w:p>
         </w:tc>
@@ -11924,7 +10744,7 @@
                 <w:szCs w:val="21"/>
                 <w:lang w:eastAsia="zh-CN"/>
               </w:rPr>
-              <w:t>1.管理员已经登入本系统</w:t>
+              <w:t>1.用户已经完成注册或具备可注册条件。</w:t>
             </w:r>
           </w:p>
           <w:p>
@@ -11945,28 +10765,7 @@
                 <w:szCs w:val="21"/>
                 <w:lang w:eastAsia="zh-CN"/>
               </w:rPr>
-              <w:t>2.系统能实时访问内部数据库（如用户信息，商品信息等）。</w:t>
-            </w:r>
-          </w:p>
-          <w:p>
-            <w:pPr>
-              <w:widowControl/>
-              <w:ind w:firstLine="0" w:firstLineChars="0"/>
-              <w:rPr>
-                <w:rFonts w:ascii="宋体" w:hAnsi="宋体" w:cs="宋体"/>
-                <w:sz w:val="21"/>
-                <w:szCs w:val="21"/>
-                <w:lang w:eastAsia="zh-CN"/>
-              </w:rPr>
-            </w:pPr>
-            <w:r>
-              <w:rPr>
-                <w:rFonts w:hint="eastAsia" w:ascii="宋体" w:hAnsi="宋体" w:cs="宋体"/>
-                <w:sz w:val="21"/>
-                <w:szCs w:val="21"/>
-                <w:lang w:eastAsia="zh-CN"/>
-              </w:rPr>
-              <w:t>3.管理员拥有对相应服务的管理权限。</w:t>
+              <w:t>2.系统能实时访问内部数据库（如用户账户，用户密码等基本信息）。</w:t>
             </w:r>
           </w:p>
         </w:tc>
@@ -12037,7 +10836,7 @@
                 <w:szCs w:val="21"/>
                 <w:lang w:eastAsia="zh-CN"/>
               </w:rPr>
-              <w:t>1.管理员输入登陆账号，登陆密码等必要信息，进入管理系统。</w:t>
+              <w:t>1.用户输入登陆账号，登陆密码等必要信息。</w:t>
             </w:r>
           </w:p>
           <w:p>
@@ -12058,7 +10857,7 @@
                 <w:szCs w:val="21"/>
                 <w:lang w:eastAsia="zh-CN"/>
               </w:rPr>
-              <w:t>2.管理员在管理系统中可以进行对用户的管理操作，包括查看信用积分、封禁用户、解禁用户等。</w:t>
+              <w:t>2.系统分析用户输入的登录信息，如果核对失败就显示登陆信息错误。</w:t>
             </w:r>
           </w:p>
           <w:p>
@@ -12079,7 +10878,7 @@
                 <w:szCs w:val="21"/>
                 <w:lang w:eastAsia="zh-CN"/>
               </w:rPr>
-              <w:t>3.管理员在管理系统中可以进行对商品的管理操作，包括查看商品列表、审核上架商品、下架商品等。</w:t>
+              <w:t>3.如果登陆成功用户会被重定向到主页或个人中心页面。</w:t>
             </w:r>
           </w:p>
           <w:p>
@@ -12100,49 +10899,7 @@
                 <w:szCs w:val="21"/>
                 <w:lang w:eastAsia="zh-CN"/>
               </w:rPr>
-              <w:t>4. 管理员在管理系统中可以制定和调整平台交易规则，规则将通知所有用户。</w:t>
-            </w:r>
-          </w:p>
-          <w:p>
-            <w:pPr>
-              <w:widowControl w:val="0"/>
-              <w:ind w:firstLine="0" w:firstLineChars="0"/>
-              <w:rPr>
-                <w:rFonts w:ascii="宋体" w:hAnsi="宋体" w:cs="宋体"/>
-                <w:sz w:val="21"/>
-                <w:szCs w:val="21"/>
-                <w:lang w:eastAsia="zh-CN"/>
-              </w:rPr>
-            </w:pPr>
-            <w:r>
-              <w:rPr>
-                <w:rFonts w:hint="eastAsia" w:ascii="宋体" w:hAnsi="宋体" w:cs="宋体"/>
-                <w:sz w:val="21"/>
-                <w:szCs w:val="21"/>
-                <w:lang w:eastAsia="zh-CN"/>
-              </w:rPr>
-              <w:t>5.管理员在管理系统中可以进行对租借的管理操作，包括查看订单、处理异常状态订单等。</w:t>
-            </w:r>
-          </w:p>
-          <w:p>
-            <w:pPr>
-              <w:widowControl w:val="0"/>
-              <w:ind w:firstLine="0" w:firstLineChars="0"/>
-              <w:rPr>
-                <w:rFonts w:ascii="宋体" w:hAnsi="宋体" w:cs="宋体"/>
-                <w:sz w:val="21"/>
-                <w:szCs w:val="21"/>
-                <w:lang w:eastAsia="zh-CN"/>
-              </w:rPr>
-            </w:pPr>
-            <w:r>
-              <w:rPr>
-                <w:rFonts w:hint="eastAsia" w:ascii="宋体" w:hAnsi="宋体" w:cs="宋体"/>
-                <w:sz w:val="21"/>
-                <w:szCs w:val="21"/>
-                <w:lang w:eastAsia="zh-CN"/>
-              </w:rPr>
-              <w:t>6.管理员在管理系统中可以进行对评价的管理操作，包括查看评价列表、审核评价、删除评价等。</w:t>
+              <w:t>4.用户在登录页面可以修改用户基本信息与登陆密码等。</w:t>
             </w:r>
           </w:p>
         </w:tc>
@@ -12212,7 +10969,7 @@
                 <w:szCs w:val="21"/>
                 <w:lang w:eastAsia="zh-CN"/>
               </w:rPr>
-              <w:t>1.管理员登陆管理系统信息错误</w:t>
+              <w:t>1.用户已注册但登陆信息错误</w:t>
             </w:r>
           </w:p>
           <w:p>
@@ -12233,7 +10990,7 @@
                 <w:szCs w:val="21"/>
                 <w:lang w:eastAsia="zh-CN"/>
               </w:rPr>
-              <w:t>1.1系统提示“登陆账号或密码出错，请重试！”</w:t>
+              <w:t>1.1系统提示用户“登陆账号或密码出错，请重试！”</w:t>
             </w:r>
           </w:p>
           <w:p>
@@ -12275,7 +11032,7 @@
                 <w:szCs w:val="21"/>
                 <w:lang w:eastAsia="zh-CN"/>
               </w:rPr>
-              <w:t>2.管理员尚未拥有某项服务的管理权限</w:t>
+              <w:t>2.用户尚未注册账户</w:t>
             </w:r>
           </w:p>
           <w:p>
@@ -12296,7 +11053,7 @@
                 <w:szCs w:val="21"/>
                 <w:lang w:eastAsia="zh-CN"/>
               </w:rPr>
-              <w:t>2.1系统提示“尚未拥有此项权限”</w:t>
+              <w:t>2.1用户进入注册账户界面</w:t>
             </w:r>
           </w:p>
           <w:p>
@@ -12317,7 +11074,7 @@
                 <w:szCs w:val="21"/>
                 <w:lang w:eastAsia="zh-CN"/>
               </w:rPr>
-              <w:t>2.2管理员可以进行其他权限范围内的管理操作或者申请此服务的管理权限</w:t>
+              <w:t>2.2用户输入注册账号以及注册密码，系统确认基本信息与已有信息不重复之后提示“注册成功！”</w:t>
             </w:r>
           </w:p>
           <w:p>
@@ -12338,7 +11095,7 @@
                 <w:szCs w:val="21"/>
                 <w:lang w:eastAsia="zh-CN"/>
               </w:rPr>
-              <w:t>2.3系统返回基本路径的步骤2</w:t>
+              <w:t>2.3系统返回基本路径的步骤1</w:t>
             </w:r>
           </w:p>
         </w:tc>
@@ -12408,7 +11165,7 @@
                 <w:szCs w:val="21"/>
                 <w:lang w:eastAsia="zh-CN"/>
               </w:rPr>
-              <w:t>系统记录管理员的基本信息，以及操作信息。确保留存管理日志。</w:t>
+              <w:t>系统记录用户的基本登录信息，确保后续用户注册时账号等关键信息不会重复</w:t>
             </w:r>
           </w:p>
         </w:tc>
@@ -12433,11 +11190,12 @@
           </w14:textFill>
         </w:rPr>
         <w:sectPr>
+          <w:footerReference r:id="rId11" w:type="default"/>
           <w:pgSz w:w="11906" w:h="16838"/>
           <w:pgMar w:top="1440" w:right="1800" w:bottom="1440" w:left="1800" w:header="851" w:footer="992" w:gutter="0"/>
-          <w:pgNumType w:fmt="decimal"/>
+          <w:pgNumType w:fmt="decimal" w:start="1"/>
           <w:cols w:space="425" w:num="1"/>
-          <w:docGrid w:type="lines" w:linePitch="312" w:charSpace="0"/>
+          <w:docGrid w:type="lines" w:linePitch="326" w:charSpace="0"/>
         </w:sectPr>
       </w:pPr>
     </w:p>
@@ -12449,6 +11207,7 @@
           <w:numId w:val="1"/>
         </w:numPr>
         <w:jc w:val="left"/>
+        <w:outlineLvl w:val="2"/>
         <w:rPr>
           <w:rFonts w:ascii="TypeLand 康熙字典體" w:hAnsi="TypeLand 康熙字典體"/>
           <w:b w:val="0"/>
@@ -12480,7 +11239,7 @@
           </w14:textFill>
         </w:rPr>
       </w:pPr>
-      <w:bookmarkStart w:id="10" w:name="乐器购买系统"/>
+      <w:bookmarkStart w:id="9" w:name="管理员系统"/>
       <w:r>
         <w:rPr>
           <w:rFonts w:hint="eastAsia" w:ascii="TypeLand 康熙字典體" w:hAnsi="TypeLand 康熙字典體"/>
@@ -12512,10 +11271,10 @@
             </w14:gradFill>
           </w14:textFill>
         </w:rPr>
-        <w:t>乐器购买系统</w:t>
-      </w:r>
-    </w:p>
-    <w:bookmarkEnd w:id="10"/>
+        <w:t>管理员系统</w:t>
+      </w:r>
+    </w:p>
+    <w:bookmarkEnd w:id="9"/>
     <w:p>
       <w:pPr>
         <w:pStyle w:val="17"/>
@@ -12550,7 +11309,7 @@
             </w14:solidFill>
           </w14:textFill>
         </w:rPr>
-        <w:t>在乐器购买系统中，应当完成以下需求：</w:t>
+        <w:t>在管理员系统中，应当完成以下需求：</w:t>
       </w:r>
     </w:p>
     <w:p>
@@ -12558,9 +11317,10 @@
         <w:pStyle w:val="17"/>
         <w:numPr>
           <w:ilvl w:val="0"/>
-          <w:numId w:val="7"/>
+          <w:numId w:val="6"/>
         </w:numPr>
         <w:jc w:val="left"/>
+        <w:outlineLvl w:val="1"/>
         <w:rPr>
           <w:rFonts w:ascii="宋体" w:hAnsi="宋体" w:eastAsia="宋体" w:cs="宋体"/>
           <w:b w:val="0"/>
@@ -12597,7 +11357,7 @@
     <w:p>
       <w:pPr>
         <w:pStyle w:val="17"/>
-        <w:jc w:val="left"/>
+        <w:jc w:val="both"/>
         <w:rPr>
           <w:rFonts w:ascii="宋体" w:hAnsi="宋体" w:eastAsia="宋体" w:cs="宋体"/>
           <w:b w:val="0"/>
@@ -12616,9 +11376,9 @@
       <w:r>
         <w:drawing>
           <wp:inline distT="0" distB="0" distL="0" distR="0">
-            <wp:extent cx="5274310" cy="1922780"/>
-            <wp:effectExtent l="0" t="0" r="2540" b="1270"/>
-            <wp:docPr id="15" name="图片 15"/>
+            <wp:extent cx="5274310" cy="7044055"/>
+            <wp:effectExtent l="0" t="0" r="2540" b="4445"/>
+            <wp:docPr id="14" name="图片 14"/>
             <wp:cNvGraphicFramePr>
               <a:graphicFrameLocks xmlns:a="http://schemas.openxmlformats.org/drawingml/2006/main" noChangeAspect="1"/>
             </wp:cNvGraphicFramePr>
@@ -12626,13 +11386,13 @@
               <a:graphicData uri="http://schemas.openxmlformats.org/drawingml/2006/picture">
                 <pic:pic xmlns:pic="http://schemas.openxmlformats.org/drawingml/2006/picture">
                   <pic:nvPicPr>
-                    <pic:cNvPr id="15" name="图片 15"/>
+                    <pic:cNvPr id="14" name="图片 14"/>
                     <pic:cNvPicPr>
                       <a:picLocks noChangeAspect="1" noChangeArrowheads="1"/>
                     </pic:cNvPicPr>
                   </pic:nvPicPr>
                   <pic:blipFill>
-                    <a:blip r:embed="rId25" cstate="print">
+                    <a:blip r:embed="rId24">
                       <a:extLst>
                         <a:ext uri="{28A0092B-C50C-407E-A947-70E740481C1C}">
                           <a14:useLocalDpi xmlns:a14="http://schemas.microsoft.com/office/drawing/2010/main" val="0"/>
@@ -12647,7 +11407,7 @@
                   <pic:spPr>
                     <a:xfrm>
                       <a:off x="0" y="0"/>
-                      <a:ext cx="5274310" cy="1922780"/>
+                      <a:ext cx="5274310" cy="7044055"/>
                     </a:xfrm>
                     <a:prstGeom prst="rect">
                       <a:avLst/>
@@ -12683,6 +11443,67 @@
           </w14:textFill>
         </w:rPr>
       </w:pPr>
+    </w:p>
+    <w:p>
+      <w:pPr>
+        <w:pStyle w:val="17"/>
+        <w:jc w:val="left"/>
+        <w:rPr>
+          <w:rFonts w:ascii="宋体" w:hAnsi="宋体" w:eastAsia="宋体" w:cs="宋体"/>
+          <w:b w:val="0"/>
+          <w:bCs/>
+          <w:color w:val="000000" w:themeColor="text1"/>
+          <w:sz w:val="24"/>
+          <w:szCs w:val="24"/>
+          <w:lang w:eastAsia="zh-CN"/>
+          <w14:textFill>
+            <w14:solidFill>
+              <w14:schemeClr w14:val="tx1"/>
+            </w14:solidFill>
+          </w14:textFill>
+        </w:rPr>
+      </w:pPr>
+    </w:p>
+    <w:p>
+      <w:pPr>
+        <w:pStyle w:val="17"/>
+        <w:jc w:val="left"/>
+        <w:rPr>
+          <w:rFonts w:ascii="宋体" w:hAnsi="宋体" w:eastAsia="宋体" w:cs="宋体"/>
+          <w:b w:val="0"/>
+          <w:bCs/>
+          <w:color w:val="000000" w:themeColor="text1"/>
+          <w:sz w:val="24"/>
+          <w:szCs w:val="24"/>
+          <w:lang w:eastAsia="zh-CN"/>
+          <w14:textFill>
+            <w14:solidFill>
+              <w14:schemeClr w14:val="tx1"/>
+            </w14:solidFill>
+          </w14:textFill>
+        </w:rPr>
+      </w:pPr>
+    </w:p>
+    <w:p>
+      <w:pPr>
+        <w:pStyle w:val="17"/>
+        <w:jc w:val="left"/>
+        <w:outlineLvl w:val="2"/>
+        <w:rPr>
+          <w:rFonts w:ascii="宋体" w:hAnsi="宋体" w:eastAsia="宋体" w:cs="宋体"/>
+          <w:b w:val="0"/>
+          <w:bCs/>
+          <w:color w:val="000000" w:themeColor="text1"/>
+          <w:sz w:val="24"/>
+          <w:szCs w:val="24"/>
+          <w:lang w:eastAsia="zh-CN"/>
+          <w14:textFill>
+            <w14:solidFill>
+              <w14:schemeClr w14:val="tx1"/>
+            </w14:solidFill>
+          </w14:textFill>
+        </w:rPr>
+      </w:pPr>
       <w:r>
         <w:rPr>
           <w:rFonts w:hint="eastAsia" w:ascii="宋体" w:hAnsi="宋体" w:eastAsia="宋体" w:cs="宋体"/>
@@ -12750,7 +11571,7 @@
             </w14:solidFill>
           </w14:textFill>
         </w:rPr>
-        <w:t>乐器购买系统用例分析</w:t>
+        <w:t>管理员系统用例分析</w:t>
       </w:r>
     </w:p>
     <w:tbl>
@@ -12843,7 +11664,7 @@
                 <w:szCs w:val="21"/>
                 <w:lang w:eastAsia="zh-CN"/>
               </w:rPr>
-              <w:t>买家和卖家通过乐器购买系统交易</w:t>
+              <w:t>管理员进行系统管理模块</w:t>
             </w:r>
           </w:p>
         </w:tc>
@@ -12983,7 +11804,7 @@
                 <w:szCs w:val="21"/>
                 <w:lang w:eastAsia="zh-CN"/>
               </w:rPr>
-              <w:t>买家和卖家可以通过交易系统进行双方交流。对于已经建立起的订单，双方都能查看订单并对此订单进行一些操作，例如评价或者发货等。对于卖家，卖家可以选择性的上架商品，包括填写一些商品的基本描述和删除此商品等。对于买家，买家可以选择心仪的商品进行购买操作。包括浏览商品信息，收藏商品和支付，评价等。</w:t>
+              <w:t>管理员可以在管理系统中进行一系列操作。包括管理用户、管理商品、管理订单、管理评论。</w:t>
             </w:r>
           </w:p>
         </w:tc>
@@ -13053,7 +11874,7 @@
                 <w:szCs w:val="21"/>
                 <w:lang w:eastAsia="zh-CN"/>
               </w:rPr>
-              <w:t>用户（买家），用户（卖家），商品交易系统</w:t>
+              <w:t>管理员、管理系统</w:t>
             </w:r>
           </w:p>
         </w:tc>
@@ -13124,7 +11945,7 @@
                 <w:szCs w:val="21"/>
                 <w:lang w:eastAsia="zh-CN"/>
               </w:rPr>
-              <w:t>1.买家与卖家都已经登入本系统</w:t>
+              <w:t>1.管理员已经登入本系统</w:t>
             </w:r>
           </w:p>
           <w:p>
@@ -13145,7 +11966,28 @@
                 <w:szCs w:val="21"/>
                 <w:lang w:eastAsia="zh-CN"/>
               </w:rPr>
-              <w:t>2.系统能实时访问内部数据库（如商品信息等）。</w:t>
+              <w:t>2.系统能实时访问内部数据库（如用户信息，商品信息等）。</w:t>
+            </w:r>
+          </w:p>
+          <w:p>
+            <w:pPr>
+              <w:widowControl/>
+              <w:ind w:firstLine="0" w:firstLineChars="0"/>
+              <w:rPr>
+                <w:rFonts w:ascii="宋体" w:hAnsi="宋体" w:cs="宋体"/>
+                <w:sz w:val="21"/>
+                <w:szCs w:val="21"/>
+                <w:lang w:eastAsia="zh-CN"/>
+              </w:rPr>
+            </w:pPr>
+            <w:r>
+              <w:rPr>
+                <w:rFonts w:hint="eastAsia" w:ascii="宋体" w:hAnsi="宋体" w:cs="宋体"/>
+                <w:sz w:val="21"/>
+                <w:szCs w:val="21"/>
+                <w:lang w:eastAsia="zh-CN"/>
+              </w:rPr>
+              <w:t>3.管理员拥有对相应服务的管理权限。</w:t>
             </w:r>
           </w:p>
         </w:tc>
@@ -13216,7 +12058,7 @@
                 <w:szCs w:val="21"/>
                 <w:lang w:eastAsia="zh-CN"/>
               </w:rPr>
-              <w:t>1.用户输入登陆账号，登陆密码等必要信息，进入交易系统。</w:t>
+              <w:t>1.管理员输入登陆账号，登陆密码等必要信息，进入管理系统。</w:t>
             </w:r>
           </w:p>
           <w:p>
@@ -13237,7 +12079,7 @@
                 <w:szCs w:val="21"/>
                 <w:lang w:eastAsia="zh-CN"/>
               </w:rPr>
-              <w:t>2.对于已经建立起的订单，买家和卖家双方都能查看订单信息。卖家可以选择查看评价和发货，买家可以选择取消订单和发表评价。</w:t>
+              <w:t>2.管理员在管理系统中可以进行对用户的管理操作，包括查看信用积分、封禁用户、解禁用户等。</w:t>
             </w:r>
           </w:p>
           <w:p>
@@ -13258,7 +12100,7 @@
                 <w:szCs w:val="21"/>
                 <w:lang w:eastAsia="zh-CN"/>
               </w:rPr>
-              <w:t>3.买家可以在交易系统上进行商品信息浏览，商品购买等操作。</w:t>
+              <w:t>3.管理员在管理系统中可以进行对商品的管理操作，包括查看商品列表、审核上架商品、下架商品等。</w:t>
             </w:r>
           </w:p>
           <w:p>
@@ -13279,143 +12121,7 @@
                 <w:szCs w:val="21"/>
                 <w:lang w:eastAsia="zh-CN"/>
               </w:rPr>
-              <w:t>4.卖家可以在系统上进行上架商品，上传商品基本信息描述，删除商品等操作。</w:t>
-            </w:r>
-          </w:p>
-        </w:tc>
-      </w:tr>
-      <w:tr>
-        <w:tblPrEx>
-          <w:tblBorders>
-            <w:top w:val="single" w:color="auto" w:sz="4" w:space="0"/>
-            <w:left w:val="single" w:color="auto" w:sz="4" w:space="0"/>
-            <w:bottom w:val="single" w:color="auto" w:sz="4" w:space="0"/>
-            <w:right w:val="single" w:color="auto" w:sz="4" w:space="0"/>
-            <w:insideH w:val="single" w:color="auto" w:sz="4" w:space="0"/>
-            <w:insideV w:val="single" w:color="auto" w:sz="4" w:space="0"/>
-          </w:tblBorders>
-          <w:tblCellMar>
-            <w:top w:w="0" w:type="dxa"/>
-            <w:left w:w="108" w:type="dxa"/>
-            <w:bottom w:w="0" w:type="dxa"/>
-            <w:right w:w="108" w:type="dxa"/>
-          </w:tblCellMar>
-        </w:tblPrEx>
-        <w:trPr>
-          <w:trHeight w:val="657" w:hRule="atLeast"/>
-        </w:trPr>
-        <w:tc>
-          <w:tcPr>
-            <w:tcW w:w="1252" w:type="dxa"/>
-          </w:tcPr>
-          <w:p>
-            <w:pPr>
-              <w:widowControl w:val="0"/>
-              <w:ind w:firstLine="0" w:firstLineChars="0"/>
-              <w:rPr>
-                <w:rFonts w:ascii="宋体" w:hAnsi="宋体" w:cs="宋体"/>
-                <w:sz w:val="21"/>
-                <w:szCs w:val="21"/>
-                <w:lang w:eastAsia="zh-CN"/>
-              </w:rPr>
-            </w:pPr>
-            <w:r>
-              <w:rPr>
-                <w:rFonts w:hint="eastAsia" w:ascii="宋体" w:hAnsi="宋体" w:cs="宋体"/>
-                <w:sz w:val="21"/>
-                <w:szCs w:val="21"/>
-                <w:lang w:eastAsia="zh-CN"/>
-              </w:rPr>
-              <w:t>额外路径</w:t>
-            </w:r>
-          </w:p>
-        </w:tc>
-        <w:tc>
-          <w:tcPr>
-            <w:tcW w:w="7270" w:type="dxa"/>
-          </w:tcPr>
-          <w:p>
-            <w:pPr>
-              <w:widowControl w:val="0"/>
-              <w:ind w:firstLine="0" w:firstLineChars="0"/>
-              <w:rPr>
-                <w:rFonts w:ascii="宋体" w:hAnsi="宋体" w:cs="宋体"/>
-                <w:sz w:val="21"/>
-                <w:szCs w:val="21"/>
-                <w:lang w:eastAsia="zh-CN"/>
-              </w:rPr>
-            </w:pPr>
-            <w:r>
-              <w:rPr>
-                <w:rFonts w:hint="eastAsia" w:ascii="宋体" w:hAnsi="宋体" w:cs="宋体"/>
-                <w:sz w:val="21"/>
-                <w:szCs w:val="21"/>
-                <w:lang w:eastAsia="zh-CN"/>
-              </w:rPr>
-              <w:t>1.买家选择商品购买但是商品无剩余</w:t>
-            </w:r>
-          </w:p>
-          <w:p>
-            <w:pPr>
-              <w:widowControl w:val="0"/>
-              <w:ind w:firstLine="420"/>
-              <w:rPr>
-                <w:rFonts w:ascii="宋体" w:hAnsi="宋体" w:cs="宋体"/>
-                <w:sz w:val="21"/>
-                <w:szCs w:val="21"/>
-                <w:lang w:eastAsia="zh-CN"/>
-              </w:rPr>
-            </w:pPr>
-            <w:r>
-              <w:rPr>
-                <w:rFonts w:hint="eastAsia" w:ascii="宋体" w:hAnsi="宋体" w:cs="宋体"/>
-                <w:sz w:val="21"/>
-                <w:szCs w:val="21"/>
-                <w:lang w:eastAsia="zh-CN"/>
-              </w:rPr>
-              <w:t>1.1系统提示“购买失败，请联系卖家了解详细原因”</w:t>
-            </w:r>
-          </w:p>
-          <w:p>
-            <w:pPr>
-              <w:widowControl w:val="0"/>
-              <w:ind w:firstLine="420"/>
-              <w:rPr>
-                <w:rFonts w:ascii="宋体" w:hAnsi="宋体" w:cs="宋体"/>
-                <w:sz w:val="21"/>
-                <w:szCs w:val="21"/>
-                <w:lang w:eastAsia="zh-CN"/>
-              </w:rPr>
-            </w:pPr>
-            <w:r>
-              <w:rPr>
-                <w:rFonts w:hint="eastAsia" w:ascii="宋体" w:hAnsi="宋体" w:cs="宋体"/>
-                <w:sz w:val="21"/>
-                <w:szCs w:val="21"/>
-                <w:lang w:eastAsia="zh-CN"/>
-              </w:rPr>
-              <w:t>1.2系统提示卖家有买家期望购买但是购买失败</w:t>
-            </w:r>
-          </w:p>
-          <w:p>
-            <w:pPr>
-              <w:widowControl w:val="0"/>
-              <w:ind w:firstLine="420"/>
-              <w:rPr>
-                <w:rFonts w:ascii="宋体" w:hAnsi="宋体" w:cs="宋体"/>
-                <w:sz w:val="21"/>
-                <w:szCs w:val="21"/>
-                <w:lang w:eastAsia="zh-CN"/>
-              </w:rPr>
-            </w:pPr>
-            <w:r>
-              <w:rPr>
-                <w:rFonts w:hint="eastAsia" w:ascii="宋体" w:hAnsi="宋体" w:cs="宋体"/>
-                <w:sz w:val="21"/>
-                <w:szCs w:val="21"/>
-                <w:lang w:eastAsia="zh-CN"/>
-              </w:rPr>
-              <w:t>1.3系统返回基本路径的步骤3</w:t>
+              <w:t>4. 管理员在管理系统中可以制定和调整平台交易规则，规则将通知所有用户。</w:t>
             </w:r>
           </w:p>
           <w:p>
@@ -13436,13 +12142,13 @@
                 <w:szCs w:val="21"/>
                 <w:lang w:eastAsia="zh-CN"/>
               </w:rPr>
-              <w:t>2.对已经建立起的一个订单卖家已经发货但是买家取消订单</w:t>
+              <w:t>5.管理员在管理系统中可以进行对租借的管理操作，包括查看订单、处理异常状态订单等。</w:t>
             </w:r>
           </w:p>
           <w:p>
             <w:pPr>
               <w:widowControl w:val="0"/>
-              <w:ind w:firstLine="420" w:firstLineChars="0"/>
+              <w:ind w:firstLine="0" w:firstLineChars="0"/>
               <w:rPr>
                 <w:rFonts w:ascii="宋体" w:hAnsi="宋体" w:cs="宋体"/>
                 <w:sz w:val="21"/>
@@ -13457,28 +12163,7 @@
                 <w:szCs w:val="21"/>
                 <w:lang w:eastAsia="zh-CN"/>
               </w:rPr>
-              <w:t>2.1系统通知卖家“买家已经取消购买订单”</w:t>
-            </w:r>
-          </w:p>
-          <w:p>
-            <w:pPr>
-              <w:widowControl w:val="0"/>
-              <w:ind w:firstLine="420" w:firstLineChars="0"/>
-              <w:rPr>
-                <w:rFonts w:ascii="宋体" w:hAnsi="宋体" w:cs="宋体"/>
-                <w:sz w:val="21"/>
-                <w:szCs w:val="21"/>
-                <w:lang w:eastAsia="zh-CN"/>
-              </w:rPr>
-            </w:pPr>
-            <w:r>
-              <w:rPr>
-                <w:rFonts w:hint="eastAsia" w:ascii="宋体" w:hAnsi="宋体" w:cs="宋体"/>
-                <w:sz w:val="21"/>
-                <w:szCs w:val="21"/>
-                <w:lang w:eastAsia="zh-CN"/>
-              </w:rPr>
-              <w:t>2.2卖家与买家取得联系，商量订单售后事项</w:t>
+              <w:t>6.管理员在管理系统中可以进行对评价的管理操作，包括查看评价列表、审核评价、删除评价等。</w:t>
             </w:r>
           </w:p>
         </w:tc>
@@ -13522,6 +12207,202 @@
                 <w:szCs w:val="21"/>
                 <w:lang w:eastAsia="zh-CN"/>
               </w:rPr>
+              <w:t>额外路径</w:t>
+            </w:r>
+          </w:p>
+        </w:tc>
+        <w:tc>
+          <w:tcPr>
+            <w:tcW w:w="7270" w:type="dxa"/>
+          </w:tcPr>
+          <w:p>
+            <w:pPr>
+              <w:widowControl w:val="0"/>
+              <w:ind w:firstLine="0" w:firstLineChars="0"/>
+              <w:rPr>
+                <w:rFonts w:ascii="宋体" w:hAnsi="宋体" w:cs="宋体"/>
+                <w:sz w:val="21"/>
+                <w:szCs w:val="21"/>
+                <w:lang w:eastAsia="zh-CN"/>
+              </w:rPr>
+            </w:pPr>
+            <w:r>
+              <w:rPr>
+                <w:rFonts w:hint="eastAsia" w:ascii="宋体" w:hAnsi="宋体" w:cs="宋体"/>
+                <w:sz w:val="21"/>
+                <w:szCs w:val="21"/>
+                <w:lang w:eastAsia="zh-CN"/>
+              </w:rPr>
+              <w:t>1.管理员登陆管理系统信息错误</w:t>
+            </w:r>
+          </w:p>
+          <w:p>
+            <w:pPr>
+              <w:widowControl w:val="0"/>
+              <w:ind w:firstLine="420"/>
+              <w:rPr>
+                <w:rFonts w:ascii="宋体" w:hAnsi="宋体" w:cs="宋体"/>
+                <w:sz w:val="21"/>
+                <w:szCs w:val="21"/>
+                <w:lang w:eastAsia="zh-CN"/>
+              </w:rPr>
+            </w:pPr>
+            <w:r>
+              <w:rPr>
+                <w:rFonts w:hint="eastAsia" w:ascii="宋体" w:hAnsi="宋体" w:cs="宋体"/>
+                <w:sz w:val="21"/>
+                <w:szCs w:val="21"/>
+                <w:lang w:eastAsia="zh-CN"/>
+              </w:rPr>
+              <w:t>1.1系统提示“登陆账号或密码出错，请重试！”</w:t>
+            </w:r>
+          </w:p>
+          <w:p>
+            <w:pPr>
+              <w:widowControl w:val="0"/>
+              <w:ind w:firstLine="420"/>
+              <w:rPr>
+                <w:rFonts w:ascii="宋体" w:hAnsi="宋体" w:cs="宋体"/>
+                <w:sz w:val="21"/>
+                <w:szCs w:val="21"/>
+                <w:lang w:eastAsia="zh-CN"/>
+              </w:rPr>
+            </w:pPr>
+            <w:r>
+              <w:rPr>
+                <w:rFonts w:hint="eastAsia" w:ascii="宋体" w:hAnsi="宋体" w:cs="宋体"/>
+                <w:sz w:val="21"/>
+                <w:szCs w:val="21"/>
+                <w:lang w:eastAsia="zh-CN"/>
+              </w:rPr>
+              <w:t>1.2系统返回基本路径的步骤1</w:t>
+            </w:r>
+          </w:p>
+          <w:p>
+            <w:pPr>
+              <w:widowControl w:val="0"/>
+              <w:ind w:firstLine="0" w:firstLineChars="0"/>
+              <w:rPr>
+                <w:rFonts w:ascii="宋体" w:hAnsi="宋体" w:cs="宋体"/>
+                <w:sz w:val="21"/>
+                <w:szCs w:val="21"/>
+                <w:lang w:eastAsia="zh-CN"/>
+              </w:rPr>
+            </w:pPr>
+            <w:r>
+              <w:rPr>
+                <w:rFonts w:hint="eastAsia" w:ascii="宋体" w:hAnsi="宋体" w:cs="宋体"/>
+                <w:sz w:val="21"/>
+                <w:szCs w:val="21"/>
+                <w:lang w:eastAsia="zh-CN"/>
+              </w:rPr>
+              <w:t>2.管理员尚未拥有某项服务的管理权限</w:t>
+            </w:r>
+          </w:p>
+          <w:p>
+            <w:pPr>
+              <w:widowControl w:val="0"/>
+              <w:ind w:firstLine="420"/>
+              <w:rPr>
+                <w:rFonts w:ascii="宋体" w:hAnsi="宋体" w:cs="宋体"/>
+                <w:sz w:val="21"/>
+                <w:szCs w:val="21"/>
+                <w:lang w:eastAsia="zh-CN"/>
+              </w:rPr>
+            </w:pPr>
+            <w:r>
+              <w:rPr>
+                <w:rFonts w:hint="eastAsia" w:ascii="宋体" w:hAnsi="宋体" w:cs="宋体"/>
+                <w:sz w:val="21"/>
+                <w:szCs w:val="21"/>
+                <w:lang w:eastAsia="zh-CN"/>
+              </w:rPr>
+              <w:t>2.1系统提示“尚未拥有此项权限”</w:t>
+            </w:r>
+          </w:p>
+          <w:p>
+            <w:pPr>
+              <w:widowControl w:val="0"/>
+              <w:ind w:firstLine="420"/>
+              <w:rPr>
+                <w:rFonts w:ascii="宋体" w:hAnsi="宋体" w:cs="宋体"/>
+                <w:sz w:val="21"/>
+                <w:szCs w:val="21"/>
+                <w:lang w:eastAsia="zh-CN"/>
+              </w:rPr>
+            </w:pPr>
+            <w:r>
+              <w:rPr>
+                <w:rFonts w:hint="eastAsia" w:ascii="宋体" w:hAnsi="宋体" w:cs="宋体"/>
+                <w:sz w:val="21"/>
+                <w:szCs w:val="21"/>
+                <w:lang w:eastAsia="zh-CN"/>
+              </w:rPr>
+              <w:t>2.2管理员可以进行其他权限范围内的管理操作或者申请此服务的管理权限</w:t>
+            </w:r>
+          </w:p>
+          <w:p>
+            <w:pPr>
+              <w:widowControl w:val="0"/>
+              <w:ind w:firstLine="420"/>
+              <w:rPr>
+                <w:rFonts w:ascii="宋体" w:hAnsi="宋体" w:cs="宋体"/>
+                <w:sz w:val="21"/>
+                <w:szCs w:val="21"/>
+                <w:lang w:eastAsia="zh-CN"/>
+              </w:rPr>
+            </w:pPr>
+            <w:r>
+              <w:rPr>
+                <w:rFonts w:hint="eastAsia" w:ascii="宋体" w:hAnsi="宋体" w:cs="宋体"/>
+                <w:sz w:val="21"/>
+                <w:szCs w:val="21"/>
+                <w:lang w:eastAsia="zh-CN"/>
+              </w:rPr>
+              <w:t>2.3系统返回基本路径的步骤2</w:t>
+            </w:r>
+          </w:p>
+        </w:tc>
+      </w:tr>
+      <w:tr>
+        <w:tblPrEx>
+          <w:tblBorders>
+            <w:top w:val="single" w:color="auto" w:sz="4" w:space="0"/>
+            <w:left w:val="single" w:color="auto" w:sz="4" w:space="0"/>
+            <w:bottom w:val="single" w:color="auto" w:sz="4" w:space="0"/>
+            <w:right w:val="single" w:color="auto" w:sz="4" w:space="0"/>
+            <w:insideH w:val="single" w:color="auto" w:sz="4" w:space="0"/>
+            <w:insideV w:val="single" w:color="auto" w:sz="4" w:space="0"/>
+          </w:tblBorders>
+          <w:tblCellMar>
+            <w:top w:w="0" w:type="dxa"/>
+            <w:left w:w="108" w:type="dxa"/>
+            <w:bottom w:w="0" w:type="dxa"/>
+            <w:right w:w="108" w:type="dxa"/>
+          </w:tblCellMar>
+        </w:tblPrEx>
+        <w:tc>
+          <w:tcPr>
+            <w:tcW w:w="1252" w:type="dxa"/>
+          </w:tcPr>
+          <w:p>
+            <w:pPr>
+              <w:widowControl w:val="0"/>
+              <w:ind w:firstLine="0" w:firstLineChars="0"/>
+              <w:rPr>
+                <w:rFonts w:ascii="宋体" w:hAnsi="宋体" w:cs="宋体"/>
+                <w:sz w:val="21"/>
+                <w:szCs w:val="21"/>
+                <w:lang w:eastAsia="zh-CN"/>
+              </w:rPr>
+            </w:pPr>
+            <w:r>
+              <w:rPr>
+                <w:rFonts w:hint="eastAsia" w:ascii="宋体" w:hAnsi="宋体" w:cs="宋体"/>
+                <w:sz w:val="21"/>
+                <w:szCs w:val="21"/>
+                <w:lang w:eastAsia="zh-CN"/>
+              </w:rPr>
               <w:t>后置条件</w:t>
             </w:r>
           </w:p>
@@ -13548,7 +12429,7 @@
                 <w:szCs w:val="21"/>
                 <w:lang w:eastAsia="zh-CN"/>
               </w:rPr>
-              <w:t>系统记录交易的基本信息，确保留存交易日志。</w:t>
+              <w:t>系统记录管理员的基本信息，以及操作信息。确保留存管理日志。</w:t>
             </w:r>
           </w:p>
         </w:tc>
@@ -13589,6 +12470,7 @@
           <w:numId w:val="1"/>
         </w:numPr>
         <w:jc w:val="left"/>
+        <w:outlineLvl w:val="2"/>
         <w:rPr>
           <w:rFonts w:ascii="TypeLand 康熙字典體" w:hAnsi="TypeLand 康熙字典體"/>
           <w:b w:val="0"/>
@@ -13620,7 +12502,7 @@
           </w14:textFill>
         </w:rPr>
       </w:pPr>
-      <w:bookmarkStart w:id="11" w:name="乐器租借系统"/>
+      <w:bookmarkStart w:id="10" w:name="乐器购买系统"/>
       <w:r>
         <w:rPr>
           <w:rFonts w:hint="eastAsia" w:ascii="TypeLand 康熙字典體" w:hAnsi="TypeLand 康熙字典體"/>
@@ -13652,10 +12534,10 @@
             </w14:gradFill>
           </w14:textFill>
         </w:rPr>
-        <w:t>乐器租借系统</w:t>
-      </w:r>
-    </w:p>
-    <w:bookmarkEnd w:id="11"/>
+        <w:t>乐器购买系统</w:t>
+      </w:r>
+    </w:p>
+    <w:bookmarkEnd w:id="10"/>
     <w:p>
       <w:pPr>
         <w:pStyle w:val="17"/>
@@ -13690,7 +12572,7 @@
             </w14:solidFill>
           </w14:textFill>
         </w:rPr>
-        <w:t>在乐器租借系统中，应当完成以下需求：</w:t>
+        <w:t>在乐器购买系统中，应当完成以下需求：</w:t>
       </w:r>
     </w:p>
     <w:p>
@@ -13698,9 +12580,10 @@
         <w:pStyle w:val="17"/>
         <w:numPr>
           <w:ilvl w:val="0"/>
-          <w:numId w:val="8"/>
+          <w:numId w:val="7"/>
         </w:numPr>
         <w:jc w:val="left"/>
+        <w:outlineLvl w:val="1"/>
         <w:rPr>
           <w:rFonts w:ascii="宋体" w:hAnsi="宋体" w:eastAsia="宋体" w:cs="宋体"/>
           <w:b w:val="0"/>
@@ -13739,7 +12622,7 @@
         <w:pStyle w:val="17"/>
         <w:jc w:val="left"/>
         <w:rPr>
-          <w:rFonts w:hint="eastAsia" w:ascii="宋体" w:hAnsi="宋体" w:eastAsia="宋体" w:cs="宋体"/>
+          <w:rFonts w:ascii="宋体" w:hAnsi="宋体" w:eastAsia="宋体" w:cs="宋体"/>
           <w:b w:val="0"/>
           <w:bCs/>
           <w:color w:val="000000" w:themeColor="text1"/>
@@ -13756,9 +12639,9 @@
       <w:r>
         <w:drawing>
           <wp:inline distT="0" distB="0" distL="0" distR="0">
-            <wp:extent cx="5274310" cy="1962150"/>
-            <wp:effectExtent l="0" t="0" r="2540" b="0"/>
-            <wp:docPr id="16" name="图片 16"/>
+            <wp:extent cx="5274310" cy="1922780"/>
+            <wp:effectExtent l="0" t="0" r="2540" b="1270"/>
+            <wp:docPr id="15" name="图片 15"/>
             <wp:cNvGraphicFramePr>
               <a:graphicFrameLocks xmlns:a="http://schemas.openxmlformats.org/drawingml/2006/main" noChangeAspect="1"/>
             </wp:cNvGraphicFramePr>
@@ -13766,13 +12649,13 @@
               <a:graphicData uri="http://schemas.openxmlformats.org/drawingml/2006/picture">
                 <pic:pic xmlns:pic="http://schemas.openxmlformats.org/drawingml/2006/picture">
                   <pic:nvPicPr>
-                    <pic:cNvPr id="16" name="图片 16"/>
+                    <pic:cNvPr id="15" name="图片 15"/>
                     <pic:cNvPicPr>
                       <a:picLocks noChangeAspect="1" noChangeArrowheads="1"/>
                     </pic:cNvPicPr>
                   </pic:nvPicPr>
                   <pic:blipFill>
-                    <a:blip r:embed="rId26" cstate="print">
+                    <a:blip r:embed="rId25" cstate="print">
                       <a:extLst>
                         <a:ext uri="{28A0092B-C50C-407E-A947-70E740481C1C}">
                           <a14:useLocalDpi xmlns:a14="http://schemas.microsoft.com/office/drawing/2010/main" val="0"/>
@@ -13787,7 +12670,7 @@
                   <pic:spPr>
                     <a:xfrm>
                       <a:off x="0" y="0"/>
-                      <a:ext cx="5274310" cy="1962150"/>
+                      <a:ext cx="5274310" cy="1922780"/>
                     </a:xfrm>
                     <a:prstGeom prst="rect">
                       <a:avLst/>
@@ -13808,6 +12691,7 @@
       <w:pPr>
         <w:pStyle w:val="17"/>
         <w:jc w:val="left"/>
+        <w:outlineLvl w:val="2"/>
         <w:rPr>
           <w:rFonts w:ascii="宋体" w:hAnsi="宋体" w:eastAsia="宋体" w:cs="宋体"/>
           <w:b w:val="0"/>
@@ -13890,7 +12774,7 @@
             </w14:solidFill>
           </w14:textFill>
         </w:rPr>
-        <w:t>乐器租借系统用例分析</w:t>
+        <w:t>乐器购买系统用例分析</w:t>
       </w:r>
     </w:p>
     <w:tbl>
@@ -13983,7 +12867,7 @@
                 <w:szCs w:val="21"/>
                 <w:lang w:eastAsia="zh-CN"/>
               </w:rPr>
-              <w:t>买家和卖家通过商品租借系统交易</w:t>
+              <w:t>买家和卖家通过乐器购买系统交易</w:t>
             </w:r>
           </w:p>
         </w:tc>
@@ -14123,7 +13007,7 @@
                 <w:szCs w:val="21"/>
                 <w:lang w:eastAsia="zh-CN"/>
               </w:rPr>
-              <w:t>买家和卖家可以通过租借系统进行双方交流。对于已经建立起的订单，双方都能查看订单并对此订单进行一些操作，例如评价，发货，归还商品等。对于卖家，卖家可以选择性的上架商品，包括填写一些商品的基本描述和删除此商品等。对于买家，卖家可以选择心仪的商品进行租借操作。包括浏览商品信息和支付等。</w:t>
+              <w:t>买家和卖家可以通过交易系统进行双方交流。对于已经建立起的订单，双方都能查看订单并对此订单进行一些操作，例如评价或者发货等。对于卖家，卖家可以选择性的上架商品，包括填写一些商品的基本描述和删除此商品等。对于买家，买家可以选择心仪的商品进行购买操作。包括浏览商品信息，收藏商品和支付，评价等。</w:t>
             </w:r>
           </w:p>
         </w:tc>
@@ -14193,7 +13077,7 @@
                 <w:szCs w:val="21"/>
                 <w:lang w:eastAsia="zh-CN"/>
               </w:rPr>
-              <w:t>用户（买家），用户（卖家），商品租借系统</w:t>
+              <w:t>用户（买家），用户（卖家），商品交易系统</w:t>
             </w:r>
           </w:p>
         </w:tc>
@@ -14356,7 +13240,7 @@
                 <w:szCs w:val="21"/>
                 <w:lang w:eastAsia="zh-CN"/>
               </w:rPr>
-              <w:t>1.用户输入登陆账号，登陆密码等必要信息，进入租借系统。</w:t>
+              <w:t>1.用户输入登陆账号，登陆密码等必要信息，进入交易系统。</w:t>
             </w:r>
           </w:p>
           <w:p>
@@ -14377,7 +13261,7 @@
                 <w:szCs w:val="21"/>
                 <w:lang w:eastAsia="zh-CN"/>
               </w:rPr>
-              <w:t>2.对于已经建立起的订单，买家和卖家双方都能查看订单信息。卖家可以选择发货、验收归还乐器、回收押金或者是查看评价，买家可以选择归还乐器和发表评价。</w:t>
+              <w:t>2.对于已经建立起的订单，买家和卖家双方都能查看订单信息。卖家可以选择查看评价和发货，买家可以选择取消订单和发表评价。</w:t>
             </w:r>
           </w:p>
           <w:p>
@@ -14398,7 +13282,7 @@
                 <w:szCs w:val="21"/>
                 <w:lang w:eastAsia="zh-CN"/>
               </w:rPr>
-              <w:t>3.买家可以在租借系统上进行商品信息浏览，商品租借等操作。</w:t>
+              <w:t>3.买家可以在交易系统上进行商品信息浏览，商品购买等操作。</w:t>
             </w:r>
           </w:p>
           <w:p>
@@ -14492,7 +13376,7 @@
                 <w:szCs w:val="21"/>
                 <w:lang w:eastAsia="zh-CN"/>
               </w:rPr>
-              <w:t>1.买家选择商品租借但是商品无剩余</w:t>
+              <w:t>1.买家选择商品购买但是商品无剩余</w:t>
             </w:r>
           </w:p>
           <w:p>
@@ -14534,7 +13418,7 @@
                 <w:szCs w:val="21"/>
                 <w:lang w:eastAsia="zh-CN"/>
               </w:rPr>
-              <w:t>1.2系统提示卖家有买家期望租借但是失败</w:t>
+              <w:t>1.2系统提示卖家有买家期望购买但是购买失败</w:t>
             </w:r>
           </w:p>
           <w:p>
@@ -14576,7 +13460,7 @@
                 <w:szCs w:val="21"/>
                 <w:lang w:eastAsia="zh-CN"/>
               </w:rPr>
-              <w:t>2.对于一个确切的订单买家未及时返还租借乐器</w:t>
+              <w:t>2.对已经建立起的一个订单卖家已经发货但是买家取消订单</w:t>
             </w:r>
           </w:p>
           <w:p>
@@ -14597,7 +13481,7 @@
                 <w:szCs w:val="21"/>
                 <w:lang w:eastAsia="zh-CN"/>
               </w:rPr>
-              <w:t>2.1系统提示买家“租借期限已超时，请按时归还”</w:t>
+              <w:t>2.1系统通知卖家“买家已经取消购买订单”</w:t>
             </w:r>
           </w:p>
           <w:p>
@@ -14618,7 +13502,7 @@
                 <w:szCs w:val="21"/>
                 <w:lang w:eastAsia="zh-CN"/>
               </w:rPr>
-              <w:t>2.2系统提示卖家，卖家可以及时与买家取得联系</w:t>
+              <w:t>2.2卖家与买家取得联系，商量订单售后事项</w:t>
             </w:r>
           </w:p>
         </w:tc>
@@ -14712,26 +13596,6 @@
             </w14:solidFill>
           </w14:textFill>
         </w:rPr>
-      </w:pPr>
-    </w:p>
-    <w:p>
-      <w:pPr>
-        <w:pStyle w:val="17"/>
-        <w:jc w:val="left"/>
-        <w:rPr>
-          <w:rFonts w:hint="eastAsia" w:ascii="宋体" w:hAnsi="宋体" w:eastAsia="宋体" w:cs="宋体"/>
-          <w:b w:val="0"/>
-          <w:bCs/>
-          <w:color w:val="000000" w:themeColor="text1"/>
-          <w:sz w:val="24"/>
-          <w:szCs w:val="24"/>
-          <w:lang w:eastAsia="zh-CN"/>
-          <w14:textFill>
-            <w14:solidFill>
-              <w14:schemeClr w14:val="tx1"/>
-            </w14:solidFill>
-          </w14:textFill>
-        </w:rPr>
         <w:sectPr>
           <w:pgSz w:w="11906" w:h="16838"/>
           <w:pgMar w:top="1440" w:right="1800" w:bottom="1440" w:left="1800" w:header="851" w:footer="992" w:gutter="0"/>
@@ -14749,6 +13613,7 @@
           <w:numId w:val="1"/>
         </w:numPr>
         <w:jc w:val="left"/>
+        <w:outlineLvl w:val="2"/>
         <w:rPr>
           <w:rFonts w:ascii="TypeLand 康熙字典體" w:hAnsi="TypeLand 康熙字典體"/>
           <w:b w:val="0"/>
@@ -14780,7 +13645,7 @@
           </w14:textFill>
         </w:rPr>
       </w:pPr>
-      <w:bookmarkStart w:id="12" w:name="用户信息管理系统"/>
+      <w:bookmarkStart w:id="11" w:name="乐器租借系统"/>
       <w:r>
         <w:rPr>
           <w:rFonts w:hint="eastAsia" w:ascii="TypeLand 康熙字典體" w:hAnsi="TypeLand 康熙字典體"/>
@@ -14812,10 +13677,10 @@
             </w14:gradFill>
           </w14:textFill>
         </w:rPr>
-        <w:t>用户信息管理系统</w:t>
-      </w:r>
-    </w:p>
-    <w:bookmarkEnd w:id="12"/>
+        <w:t>乐器租借系统</w:t>
+      </w:r>
+    </w:p>
+    <w:bookmarkEnd w:id="11"/>
     <w:p>
       <w:pPr>
         <w:pStyle w:val="17"/>
@@ -14850,7 +13715,7 @@
             </w14:solidFill>
           </w14:textFill>
         </w:rPr>
-        <w:t>在用户信息管理系统中，应当完成以下需求：</w:t>
+        <w:t>在乐器租借系统中，应当完成以下需求：</w:t>
       </w:r>
     </w:p>
     <w:p>
@@ -14858,9 +13723,10 @@
         <w:pStyle w:val="17"/>
         <w:numPr>
           <w:ilvl w:val="0"/>
-          <w:numId w:val="9"/>
+          <w:numId w:val="8"/>
         </w:numPr>
         <w:jc w:val="left"/>
+        <w:outlineLvl w:val="1"/>
         <w:rPr>
           <w:rFonts w:ascii="宋体" w:hAnsi="宋体" w:eastAsia="宋体" w:cs="宋体"/>
           <w:b w:val="0"/>
@@ -14899,42 +13765,26 @@
         <w:pStyle w:val="17"/>
         <w:jc w:val="left"/>
         <w:rPr>
-          <w:rFonts w:ascii="TypeLand 康熙字典體" w:hAnsi="TypeLand 康熙字典體"/>
-          <w:b w:val="0"/>
-          <w:bCs/>
-          <w:color w:val="000000" w:themeColor="text1"/>
-          <w:sz w:val="30"/>
-          <w:szCs w:val="30"/>
-          <w:lang w:eastAsia="zh-CN"/>
-          <w14:textFill>
-            <w14:gradFill>
-              <w14:gsLst>
-                <w14:gs w14:pos="50000">
-                  <w14:schemeClr w14:val="tx1"/>
-                </w14:gs>
-                <w14:gs w14:pos="0">
-                  <w14:schemeClr w14:val="tx1">
-                    <w14:lumMod w14:val="25000"/>
-                    <w14:lumOff w14:val="75000"/>
-                  </w14:schemeClr>
-                </w14:gs>
-                <w14:gs w14:pos="100000">
-                  <w14:schemeClr w14:val="tx1">
-                    <w14:lumMod w14:val="85000"/>
-                  </w14:schemeClr>
-                </w14:gs>
-              </w14:gsLst>
-              <w14:lin w14:ang="5400000" w14:scaled="1"/>
-            </w14:gradFill>
+          <w:rFonts w:hint="eastAsia" w:ascii="宋体" w:hAnsi="宋体" w:eastAsia="宋体" w:cs="宋体"/>
+          <w:b w:val="0"/>
+          <w:bCs/>
+          <w:color w:val="000000" w:themeColor="text1"/>
+          <w:sz w:val="24"/>
+          <w:szCs w:val="24"/>
+          <w:lang w:eastAsia="zh-CN"/>
+          <w14:textFill>
+            <w14:solidFill>
+              <w14:schemeClr w14:val="tx1"/>
+            </w14:solidFill>
           </w14:textFill>
         </w:rPr>
       </w:pPr>
       <w:r>
         <w:drawing>
           <wp:inline distT="0" distB="0" distL="0" distR="0">
-            <wp:extent cx="5274310" cy="1483360"/>
-            <wp:effectExtent l="0" t="0" r="2540" b="2540"/>
-            <wp:docPr id="17" name="图片 17"/>
+            <wp:extent cx="5274310" cy="1962150"/>
+            <wp:effectExtent l="0" t="0" r="2540" b="0"/>
+            <wp:docPr id="16" name="图片 16"/>
             <wp:cNvGraphicFramePr>
               <a:graphicFrameLocks xmlns:a="http://schemas.openxmlformats.org/drawingml/2006/main" noChangeAspect="1"/>
             </wp:cNvGraphicFramePr>
@@ -14942,13 +13792,13 @@
               <a:graphicData uri="http://schemas.openxmlformats.org/drawingml/2006/picture">
                 <pic:pic xmlns:pic="http://schemas.openxmlformats.org/drawingml/2006/picture">
                   <pic:nvPicPr>
-                    <pic:cNvPr id="17" name="图片 17"/>
+                    <pic:cNvPr id="16" name="图片 16"/>
                     <pic:cNvPicPr>
                       <a:picLocks noChangeAspect="1" noChangeArrowheads="1"/>
                     </pic:cNvPicPr>
                   </pic:nvPicPr>
                   <pic:blipFill>
-                    <a:blip r:embed="rId27" cstate="print">
+                    <a:blip r:embed="rId26" cstate="print">
                       <a:extLst>
                         <a:ext uri="{28A0092B-C50C-407E-A947-70E740481C1C}">
                           <a14:useLocalDpi xmlns:a14="http://schemas.microsoft.com/office/drawing/2010/main" val="0"/>
@@ -14963,7 +13813,7 @@
                   <pic:spPr>
                     <a:xfrm>
                       <a:off x="0" y="0"/>
-                      <a:ext cx="5274310" cy="1483360"/>
+                      <a:ext cx="5274310" cy="1962150"/>
                     </a:xfrm>
                     <a:prstGeom prst="rect">
                       <a:avLst/>
@@ -14984,26 +13834,7 @@
       <w:pPr>
         <w:pStyle w:val="17"/>
         <w:jc w:val="left"/>
-        <w:rPr>
-          <w:rFonts w:ascii="宋体" w:hAnsi="宋体" w:eastAsia="宋体" w:cs="宋体"/>
-          <w:b w:val="0"/>
-          <w:bCs/>
-          <w:color w:val="000000" w:themeColor="text1"/>
-          <w:sz w:val="24"/>
-          <w:szCs w:val="24"/>
-          <w:lang w:eastAsia="zh-CN"/>
-          <w14:textFill>
-            <w14:solidFill>
-              <w14:schemeClr w14:val="tx1"/>
-            </w14:solidFill>
-          </w14:textFill>
-        </w:rPr>
-      </w:pPr>
-    </w:p>
-    <w:p>
-      <w:pPr>
-        <w:pStyle w:val="17"/>
-        <w:jc w:val="left"/>
+        <w:outlineLvl w:val="2"/>
         <w:rPr>
           <w:rFonts w:ascii="宋体" w:hAnsi="宋体" w:eastAsia="宋体" w:cs="宋体"/>
           <w:b w:val="0"/>
@@ -15086,7 +13917,7 @@
             </w14:solidFill>
           </w14:textFill>
         </w:rPr>
-        <w:t>用户信息管理系统用例分析</w:t>
+        <w:t>乐器租借系统用例分析</w:t>
       </w:r>
     </w:p>
     <w:tbl>
@@ -15179,6 +14010,1205 @@
                 <w:szCs w:val="21"/>
                 <w:lang w:eastAsia="zh-CN"/>
               </w:rPr>
+              <w:t>买家和卖家通过商品租借系统交易</w:t>
+            </w:r>
+          </w:p>
+        </w:tc>
+      </w:tr>
+      <w:tr>
+        <w:tblPrEx>
+          <w:tblBorders>
+            <w:top w:val="single" w:color="auto" w:sz="4" w:space="0"/>
+            <w:left w:val="single" w:color="auto" w:sz="4" w:space="0"/>
+            <w:bottom w:val="single" w:color="auto" w:sz="4" w:space="0"/>
+            <w:right w:val="single" w:color="auto" w:sz="4" w:space="0"/>
+            <w:insideH w:val="single" w:color="auto" w:sz="4" w:space="0"/>
+            <w:insideV w:val="single" w:color="auto" w:sz="4" w:space="0"/>
+          </w:tblBorders>
+          <w:tblCellMar>
+            <w:top w:w="0" w:type="dxa"/>
+            <w:left w:w="108" w:type="dxa"/>
+            <w:bottom w:w="0" w:type="dxa"/>
+            <w:right w:w="108" w:type="dxa"/>
+          </w:tblCellMar>
+        </w:tblPrEx>
+        <w:tc>
+          <w:tcPr>
+            <w:tcW w:w="1252" w:type="dxa"/>
+          </w:tcPr>
+          <w:p>
+            <w:pPr>
+              <w:widowControl w:val="0"/>
+              <w:ind w:firstLine="0" w:firstLineChars="0"/>
+              <w:rPr>
+                <w:rFonts w:ascii="宋体" w:hAnsi="宋体" w:cs="宋体"/>
+                <w:sz w:val="21"/>
+                <w:szCs w:val="21"/>
+                <w:lang w:eastAsia="zh-CN"/>
+              </w:rPr>
+            </w:pPr>
+            <w:r>
+              <w:rPr>
+                <w:rFonts w:hint="eastAsia" w:ascii="宋体" w:hAnsi="宋体" w:cs="宋体"/>
+                <w:sz w:val="21"/>
+                <w:szCs w:val="21"/>
+                <w:lang w:eastAsia="zh-CN"/>
+              </w:rPr>
+              <w:t>ID</w:t>
+            </w:r>
+          </w:p>
+        </w:tc>
+        <w:tc>
+          <w:tcPr>
+            <w:tcW w:w="7270" w:type="dxa"/>
+          </w:tcPr>
+          <w:p>
+            <w:pPr>
+              <w:widowControl w:val="0"/>
+              <w:ind w:firstLine="0" w:firstLineChars="0"/>
+              <w:rPr>
+                <w:rFonts w:ascii="宋体" w:hAnsi="宋体" w:cs="宋体"/>
+                <w:sz w:val="21"/>
+                <w:szCs w:val="21"/>
+                <w:lang w:eastAsia="zh-CN"/>
+              </w:rPr>
+            </w:pPr>
+            <w:r>
+              <w:rPr>
+                <w:rFonts w:hint="eastAsia" w:ascii="宋体" w:hAnsi="宋体" w:cs="宋体"/>
+                <w:sz w:val="21"/>
+                <w:szCs w:val="21"/>
+                <w:lang w:eastAsia="zh-CN"/>
+              </w:rPr>
+              <w:t>UC</w:t>
+            </w:r>
+          </w:p>
+        </w:tc>
+      </w:tr>
+      <w:tr>
+        <w:tblPrEx>
+          <w:tblBorders>
+            <w:top w:val="single" w:color="auto" w:sz="4" w:space="0"/>
+            <w:left w:val="single" w:color="auto" w:sz="4" w:space="0"/>
+            <w:bottom w:val="single" w:color="auto" w:sz="4" w:space="0"/>
+            <w:right w:val="single" w:color="auto" w:sz="4" w:space="0"/>
+            <w:insideH w:val="single" w:color="auto" w:sz="4" w:space="0"/>
+            <w:insideV w:val="single" w:color="auto" w:sz="4" w:space="0"/>
+          </w:tblBorders>
+          <w:tblCellMar>
+            <w:top w:w="0" w:type="dxa"/>
+            <w:left w:w="108" w:type="dxa"/>
+            <w:bottom w:w="0" w:type="dxa"/>
+            <w:right w:w="108" w:type="dxa"/>
+          </w:tblCellMar>
+        </w:tblPrEx>
+        <w:tc>
+          <w:tcPr>
+            <w:tcW w:w="1252" w:type="dxa"/>
+          </w:tcPr>
+          <w:p>
+            <w:pPr>
+              <w:widowControl w:val="0"/>
+              <w:ind w:firstLine="0" w:firstLineChars="0"/>
+              <w:rPr>
+                <w:rFonts w:ascii="宋体" w:hAnsi="宋体" w:cs="宋体"/>
+                <w:sz w:val="21"/>
+                <w:szCs w:val="21"/>
+                <w:lang w:eastAsia="zh-CN"/>
+              </w:rPr>
+            </w:pPr>
+            <w:r>
+              <w:rPr>
+                <w:rFonts w:hint="eastAsia" w:ascii="宋体" w:hAnsi="宋体" w:cs="宋体"/>
+                <w:sz w:val="21"/>
+                <w:szCs w:val="21"/>
+                <w:lang w:eastAsia="zh-CN"/>
+              </w:rPr>
+              <w:t>概览</w:t>
+            </w:r>
+          </w:p>
+        </w:tc>
+        <w:tc>
+          <w:tcPr>
+            <w:tcW w:w="7270" w:type="dxa"/>
+          </w:tcPr>
+          <w:p>
+            <w:pPr>
+              <w:widowControl w:val="0"/>
+              <w:ind w:firstLine="0" w:firstLineChars="0"/>
+              <w:rPr>
+                <w:rFonts w:ascii="宋体" w:hAnsi="宋体" w:cs="宋体"/>
+                <w:sz w:val="21"/>
+                <w:szCs w:val="21"/>
+                <w:lang w:eastAsia="zh-CN"/>
+              </w:rPr>
+            </w:pPr>
+            <w:r>
+              <w:rPr>
+                <w:rFonts w:hint="eastAsia" w:ascii="宋体" w:hAnsi="宋体" w:cs="宋体"/>
+                <w:sz w:val="21"/>
+                <w:szCs w:val="21"/>
+                <w:lang w:eastAsia="zh-CN"/>
+              </w:rPr>
+              <w:t>买家和卖家可以通过租借系统进行双方交流。对于已经建立起的订单，双方都能查看订单并对此订单进行一些操作，例如评价，发货，归还商品等。对于卖家，卖家可以选择性的上架商品，包括填写一些商品的基本描述和删除此商品等。对于买家，卖家可以选择心仪的商品进行租借操作。包括浏览商品信息和支付等。</w:t>
+            </w:r>
+          </w:p>
+        </w:tc>
+      </w:tr>
+      <w:tr>
+        <w:tblPrEx>
+          <w:tblBorders>
+            <w:top w:val="single" w:color="auto" w:sz="4" w:space="0"/>
+            <w:left w:val="single" w:color="auto" w:sz="4" w:space="0"/>
+            <w:bottom w:val="single" w:color="auto" w:sz="4" w:space="0"/>
+            <w:right w:val="single" w:color="auto" w:sz="4" w:space="0"/>
+            <w:insideH w:val="single" w:color="auto" w:sz="4" w:space="0"/>
+            <w:insideV w:val="single" w:color="auto" w:sz="4" w:space="0"/>
+          </w:tblBorders>
+          <w:tblCellMar>
+            <w:top w:w="0" w:type="dxa"/>
+            <w:left w:w="108" w:type="dxa"/>
+            <w:bottom w:w="0" w:type="dxa"/>
+            <w:right w:w="108" w:type="dxa"/>
+          </w:tblCellMar>
+        </w:tblPrEx>
+        <w:tc>
+          <w:tcPr>
+            <w:tcW w:w="1252" w:type="dxa"/>
+          </w:tcPr>
+          <w:p>
+            <w:pPr>
+              <w:widowControl w:val="0"/>
+              <w:ind w:firstLine="0" w:firstLineChars="0"/>
+              <w:rPr>
+                <w:rFonts w:ascii="宋体" w:hAnsi="宋体" w:cs="宋体"/>
+                <w:sz w:val="21"/>
+                <w:szCs w:val="21"/>
+                <w:lang w:eastAsia="zh-CN"/>
+              </w:rPr>
+            </w:pPr>
+            <w:r>
+              <w:rPr>
+                <w:rFonts w:hint="eastAsia" w:ascii="宋体" w:hAnsi="宋体" w:cs="宋体"/>
+                <w:sz w:val="21"/>
+                <w:szCs w:val="21"/>
+                <w:lang w:eastAsia="zh-CN"/>
+              </w:rPr>
+              <w:t>参与人员</w:t>
+            </w:r>
+          </w:p>
+        </w:tc>
+        <w:tc>
+          <w:tcPr>
+            <w:tcW w:w="7270" w:type="dxa"/>
+          </w:tcPr>
+          <w:p>
+            <w:pPr>
+              <w:widowControl w:val="0"/>
+              <w:ind w:firstLine="0" w:firstLineChars="0"/>
+              <w:rPr>
+                <w:rFonts w:ascii="宋体" w:hAnsi="宋体" w:cs="宋体"/>
+                <w:sz w:val="21"/>
+                <w:szCs w:val="21"/>
+                <w:lang w:eastAsia="zh-CN"/>
+              </w:rPr>
+            </w:pPr>
+            <w:r>
+              <w:rPr>
+                <w:rFonts w:hint="eastAsia" w:ascii="宋体" w:hAnsi="宋体" w:cs="宋体"/>
+                <w:sz w:val="21"/>
+                <w:szCs w:val="21"/>
+                <w:lang w:eastAsia="zh-CN"/>
+              </w:rPr>
+              <w:t>用户（买家），用户（卖家），商品租借系统</w:t>
+            </w:r>
+          </w:p>
+        </w:tc>
+      </w:tr>
+      <w:tr>
+        <w:tblPrEx>
+          <w:tblBorders>
+            <w:top w:val="single" w:color="auto" w:sz="4" w:space="0"/>
+            <w:left w:val="single" w:color="auto" w:sz="4" w:space="0"/>
+            <w:bottom w:val="single" w:color="auto" w:sz="4" w:space="0"/>
+            <w:right w:val="single" w:color="auto" w:sz="4" w:space="0"/>
+            <w:insideH w:val="single" w:color="auto" w:sz="4" w:space="0"/>
+            <w:insideV w:val="single" w:color="auto" w:sz="4" w:space="0"/>
+          </w:tblBorders>
+          <w:tblCellMar>
+            <w:top w:w="0" w:type="dxa"/>
+            <w:left w:w="108" w:type="dxa"/>
+            <w:bottom w:w="0" w:type="dxa"/>
+            <w:right w:w="108" w:type="dxa"/>
+          </w:tblCellMar>
+        </w:tblPrEx>
+        <w:tc>
+          <w:tcPr>
+            <w:tcW w:w="1252" w:type="dxa"/>
+          </w:tcPr>
+          <w:p>
+            <w:pPr>
+              <w:widowControl w:val="0"/>
+              <w:ind w:firstLine="0" w:firstLineChars="0"/>
+              <w:rPr>
+                <w:rFonts w:ascii="宋体" w:hAnsi="宋体" w:cs="宋体"/>
+                <w:kern w:val="2"/>
+                <w:sz w:val="21"/>
+                <w:szCs w:val="21"/>
+                <w:lang w:eastAsia="zh-CN" w:bidi="ar-SA"/>
+              </w:rPr>
+            </w:pPr>
+            <w:r>
+              <w:rPr>
+                <w:rFonts w:hint="eastAsia" w:ascii="宋体" w:hAnsi="宋体" w:cs="宋体"/>
+                <w:sz w:val="21"/>
+                <w:szCs w:val="21"/>
+                <w:lang w:eastAsia="zh-CN"/>
+              </w:rPr>
+              <w:t>前置条件</w:t>
+            </w:r>
+          </w:p>
+        </w:tc>
+        <w:tc>
+          <w:tcPr>
+            <w:tcW w:w="7270" w:type="dxa"/>
+          </w:tcPr>
+          <w:p>
+            <w:pPr>
+              <w:widowControl/>
+              <w:ind w:firstLine="0" w:firstLineChars="0"/>
+              <w:rPr>
+                <w:rFonts w:ascii="宋体" w:hAnsi="宋体" w:cs="宋体"/>
+                <w:sz w:val="21"/>
+                <w:szCs w:val="21"/>
+                <w:lang w:eastAsia="zh-CN"/>
+              </w:rPr>
+            </w:pPr>
+            <w:r>
+              <w:rPr>
+                <w:rFonts w:hint="eastAsia" w:ascii="宋体" w:hAnsi="宋体" w:cs="宋体"/>
+                <w:sz w:val="21"/>
+                <w:szCs w:val="21"/>
+                <w:lang w:eastAsia="zh-CN"/>
+              </w:rPr>
+              <w:t>1.买家与卖家都已经登入本系统</w:t>
+            </w:r>
+          </w:p>
+          <w:p>
+            <w:pPr>
+              <w:widowControl/>
+              <w:ind w:firstLine="0" w:firstLineChars="0"/>
+              <w:rPr>
+                <w:rFonts w:ascii="宋体" w:hAnsi="宋体" w:cs="宋体"/>
+                <w:sz w:val="21"/>
+                <w:szCs w:val="21"/>
+                <w:lang w:eastAsia="zh-CN"/>
+              </w:rPr>
+            </w:pPr>
+            <w:r>
+              <w:rPr>
+                <w:rFonts w:hint="eastAsia" w:ascii="宋体" w:hAnsi="宋体" w:cs="宋体"/>
+                <w:sz w:val="21"/>
+                <w:szCs w:val="21"/>
+                <w:lang w:eastAsia="zh-CN"/>
+              </w:rPr>
+              <w:t>2.系统能实时访问内部数据库（如商品信息等）。</w:t>
+            </w:r>
+          </w:p>
+        </w:tc>
+      </w:tr>
+      <w:tr>
+        <w:tblPrEx>
+          <w:tblBorders>
+            <w:top w:val="single" w:color="auto" w:sz="4" w:space="0"/>
+            <w:left w:val="single" w:color="auto" w:sz="4" w:space="0"/>
+            <w:bottom w:val="single" w:color="auto" w:sz="4" w:space="0"/>
+            <w:right w:val="single" w:color="auto" w:sz="4" w:space="0"/>
+            <w:insideH w:val="single" w:color="auto" w:sz="4" w:space="0"/>
+            <w:insideV w:val="single" w:color="auto" w:sz="4" w:space="0"/>
+          </w:tblBorders>
+          <w:tblCellMar>
+            <w:top w:w="0" w:type="dxa"/>
+            <w:left w:w="108" w:type="dxa"/>
+            <w:bottom w:w="0" w:type="dxa"/>
+            <w:right w:w="108" w:type="dxa"/>
+          </w:tblCellMar>
+        </w:tblPrEx>
+        <w:tc>
+          <w:tcPr>
+            <w:tcW w:w="1252" w:type="dxa"/>
+          </w:tcPr>
+          <w:p>
+            <w:pPr>
+              <w:widowControl w:val="0"/>
+              <w:ind w:firstLine="0" w:firstLineChars="0"/>
+              <w:rPr>
+                <w:rFonts w:ascii="宋体" w:hAnsi="宋体" w:cs="宋体"/>
+                <w:kern w:val="2"/>
+                <w:sz w:val="21"/>
+                <w:szCs w:val="21"/>
+                <w:lang w:eastAsia="zh-CN" w:bidi="ar-SA"/>
+              </w:rPr>
+            </w:pPr>
+            <w:r>
+              <w:rPr>
+                <w:rFonts w:hint="eastAsia" w:ascii="宋体" w:hAnsi="宋体" w:cs="宋体"/>
+                <w:sz w:val="21"/>
+                <w:szCs w:val="21"/>
+                <w:lang w:eastAsia="zh-CN"/>
+              </w:rPr>
+              <w:t>基本路径</w:t>
+            </w:r>
+          </w:p>
+        </w:tc>
+        <w:tc>
+          <w:tcPr>
+            <w:tcW w:w="7270" w:type="dxa"/>
+          </w:tcPr>
+          <w:p>
+            <w:pPr>
+              <w:widowControl w:val="0"/>
+              <w:ind w:firstLine="0" w:firstLineChars="0"/>
+              <w:rPr>
+                <w:rFonts w:ascii="宋体" w:hAnsi="宋体" w:cs="宋体"/>
+                <w:sz w:val="21"/>
+                <w:szCs w:val="21"/>
+                <w:lang w:eastAsia="zh-CN"/>
+              </w:rPr>
+            </w:pPr>
+            <w:r>
+              <w:rPr>
+                <w:rFonts w:hint="eastAsia" w:ascii="宋体" w:hAnsi="宋体" w:cs="宋体"/>
+                <w:sz w:val="21"/>
+                <w:szCs w:val="21"/>
+                <w:lang w:eastAsia="zh-CN"/>
+              </w:rPr>
+              <w:t>1.用户输入登陆账号，登陆密码等必要信息，进入租借系统。</w:t>
+            </w:r>
+          </w:p>
+          <w:p>
+            <w:pPr>
+              <w:widowControl w:val="0"/>
+              <w:ind w:firstLine="0" w:firstLineChars="0"/>
+              <w:rPr>
+                <w:rFonts w:ascii="宋体" w:hAnsi="宋体" w:cs="宋体"/>
+                <w:sz w:val="21"/>
+                <w:szCs w:val="21"/>
+                <w:lang w:eastAsia="zh-CN"/>
+              </w:rPr>
+            </w:pPr>
+            <w:r>
+              <w:rPr>
+                <w:rFonts w:hint="eastAsia" w:ascii="宋体" w:hAnsi="宋体" w:cs="宋体"/>
+                <w:sz w:val="21"/>
+                <w:szCs w:val="21"/>
+                <w:lang w:eastAsia="zh-CN"/>
+              </w:rPr>
+              <w:t>2.对于已经建立起的订单，买家和卖家双方都能查看订单信息。卖家可以选择发货、验收归还乐器、回收押金或者是查看评价，买家可以选择归还乐器和发表评价。</w:t>
+            </w:r>
+          </w:p>
+          <w:p>
+            <w:pPr>
+              <w:widowControl w:val="0"/>
+              <w:ind w:firstLine="0" w:firstLineChars="0"/>
+              <w:rPr>
+                <w:rFonts w:ascii="宋体" w:hAnsi="宋体" w:cs="宋体"/>
+                <w:sz w:val="21"/>
+                <w:szCs w:val="21"/>
+                <w:lang w:eastAsia="zh-CN"/>
+              </w:rPr>
+            </w:pPr>
+            <w:r>
+              <w:rPr>
+                <w:rFonts w:hint="eastAsia" w:ascii="宋体" w:hAnsi="宋体" w:cs="宋体"/>
+                <w:sz w:val="21"/>
+                <w:szCs w:val="21"/>
+                <w:lang w:eastAsia="zh-CN"/>
+              </w:rPr>
+              <w:t>3.买家可以在租借系统上进行商品信息浏览，商品租借等操作。</w:t>
+            </w:r>
+          </w:p>
+          <w:p>
+            <w:pPr>
+              <w:widowControl w:val="0"/>
+              <w:ind w:firstLine="0" w:firstLineChars="0"/>
+              <w:rPr>
+                <w:rFonts w:ascii="宋体" w:hAnsi="宋体" w:cs="宋体"/>
+                <w:sz w:val="21"/>
+                <w:szCs w:val="21"/>
+                <w:lang w:eastAsia="zh-CN"/>
+              </w:rPr>
+            </w:pPr>
+            <w:r>
+              <w:rPr>
+                <w:rFonts w:hint="eastAsia" w:ascii="宋体" w:hAnsi="宋体" w:cs="宋体"/>
+                <w:sz w:val="21"/>
+                <w:szCs w:val="21"/>
+                <w:lang w:eastAsia="zh-CN"/>
+              </w:rPr>
+              <w:t>4.卖家可以在系统上进行上架商品，上传商品基本信息描述，删除商品等操作。</w:t>
+            </w:r>
+          </w:p>
+        </w:tc>
+      </w:tr>
+      <w:tr>
+        <w:tblPrEx>
+          <w:tblBorders>
+            <w:top w:val="single" w:color="auto" w:sz="4" w:space="0"/>
+            <w:left w:val="single" w:color="auto" w:sz="4" w:space="0"/>
+            <w:bottom w:val="single" w:color="auto" w:sz="4" w:space="0"/>
+            <w:right w:val="single" w:color="auto" w:sz="4" w:space="0"/>
+            <w:insideH w:val="single" w:color="auto" w:sz="4" w:space="0"/>
+            <w:insideV w:val="single" w:color="auto" w:sz="4" w:space="0"/>
+          </w:tblBorders>
+          <w:tblCellMar>
+            <w:top w:w="0" w:type="dxa"/>
+            <w:left w:w="108" w:type="dxa"/>
+            <w:bottom w:w="0" w:type="dxa"/>
+            <w:right w:w="108" w:type="dxa"/>
+          </w:tblCellMar>
+        </w:tblPrEx>
+        <w:trPr>
+          <w:trHeight w:val="657" w:hRule="atLeast"/>
+        </w:trPr>
+        <w:tc>
+          <w:tcPr>
+            <w:tcW w:w="1252" w:type="dxa"/>
+          </w:tcPr>
+          <w:p>
+            <w:pPr>
+              <w:widowControl w:val="0"/>
+              <w:ind w:firstLine="0" w:firstLineChars="0"/>
+              <w:rPr>
+                <w:rFonts w:ascii="宋体" w:hAnsi="宋体" w:cs="宋体"/>
+                <w:sz w:val="21"/>
+                <w:szCs w:val="21"/>
+                <w:lang w:eastAsia="zh-CN"/>
+              </w:rPr>
+            </w:pPr>
+            <w:r>
+              <w:rPr>
+                <w:rFonts w:hint="eastAsia" w:ascii="宋体" w:hAnsi="宋体" w:cs="宋体"/>
+                <w:sz w:val="21"/>
+                <w:szCs w:val="21"/>
+                <w:lang w:eastAsia="zh-CN"/>
+              </w:rPr>
+              <w:t>额外路径</w:t>
+            </w:r>
+          </w:p>
+        </w:tc>
+        <w:tc>
+          <w:tcPr>
+            <w:tcW w:w="7270" w:type="dxa"/>
+          </w:tcPr>
+          <w:p>
+            <w:pPr>
+              <w:widowControl w:val="0"/>
+              <w:ind w:firstLine="0" w:firstLineChars="0"/>
+              <w:rPr>
+                <w:rFonts w:ascii="宋体" w:hAnsi="宋体" w:cs="宋体"/>
+                <w:sz w:val="21"/>
+                <w:szCs w:val="21"/>
+                <w:lang w:eastAsia="zh-CN"/>
+              </w:rPr>
+            </w:pPr>
+            <w:r>
+              <w:rPr>
+                <w:rFonts w:hint="eastAsia" w:ascii="宋体" w:hAnsi="宋体" w:cs="宋体"/>
+                <w:sz w:val="21"/>
+                <w:szCs w:val="21"/>
+                <w:lang w:eastAsia="zh-CN"/>
+              </w:rPr>
+              <w:t>1.买家选择商品租借但是商品无剩余</w:t>
+            </w:r>
+          </w:p>
+          <w:p>
+            <w:pPr>
+              <w:widowControl w:val="0"/>
+              <w:ind w:firstLine="420"/>
+              <w:rPr>
+                <w:rFonts w:ascii="宋体" w:hAnsi="宋体" w:cs="宋体"/>
+                <w:sz w:val="21"/>
+                <w:szCs w:val="21"/>
+                <w:lang w:eastAsia="zh-CN"/>
+              </w:rPr>
+            </w:pPr>
+            <w:r>
+              <w:rPr>
+                <w:rFonts w:hint="eastAsia" w:ascii="宋体" w:hAnsi="宋体" w:cs="宋体"/>
+                <w:sz w:val="21"/>
+                <w:szCs w:val="21"/>
+                <w:lang w:eastAsia="zh-CN"/>
+              </w:rPr>
+              <w:t>1.1系统提示“购买失败，请联系卖家了解详细原因”</w:t>
+            </w:r>
+          </w:p>
+          <w:p>
+            <w:pPr>
+              <w:widowControl w:val="0"/>
+              <w:ind w:firstLine="420"/>
+              <w:rPr>
+                <w:rFonts w:ascii="宋体" w:hAnsi="宋体" w:cs="宋体"/>
+                <w:sz w:val="21"/>
+                <w:szCs w:val="21"/>
+                <w:lang w:eastAsia="zh-CN"/>
+              </w:rPr>
+            </w:pPr>
+            <w:r>
+              <w:rPr>
+                <w:rFonts w:hint="eastAsia" w:ascii="宋体" w:hAnsi="宋体" w:cs="宋体"/>
+                <w:sz w:val="21"/>
+                <w:szCs w:val="21"/>
+                <w:lang w:eastAsia="zh-CN"/>
+              </w:rPr>
+              <w:t>1.2系统提示卖家有买家期望租借但是失败</w:t>
+            </w:r>
+          </w:p>
+          <w:p>
+            <w:pPr>
+              <w:widowControl w:val="0"/>
+              <w:ind w:firstLine="420"/>
+              <w:rPr>
+                <w:rFonts w:ascii="宋体" w:hAnsi="宋体" w:cs="宋体"/>
+                <w:sz w:val="21"/>
+                <w:szCs w:val="21"/>
+                <w:lang w:eastAsia="zh-CN"/>
+              </w:rPr>
+            </w:pPr>
+            <w:r>
+              <w:rPr>
+                <w:rFonts w:hint="eastAsia" w:ascii="宋体" w:hAnsi="宋体" w:cs="宋体"/>
+                <w:sz w:val="21"/>
+                <w:szCs w:val="21"/>
+                <w:lang w:eastAsia="zh-CN"/>
+              </w:rPr>
+              <w:t>1.3系统返回基本路径的步骤3</w:t>
+            </w:r>
+          </w:p>
+          <w:p>
+            <w:pPr>
+              <w:widowControl w:val="0"/>
+              <w:ind w:firstLine="0" w:firstLineChars="0"/>
+              <w:rPr>
+                <w:rFonts w:ascii="宋体" w:hAnsi="宋体" w:cs="宋体"/>
+                <w:sz w:val="21"/>
+                <w:szCs w:val="21"/>
+                <w:lang w:eastAsia="zh-CN"/>
+              </w:rPr>
+            </w:pPr>
+            <w:r>
+              <w:rPr>
+                <w:rFonts w:hint="eastAsia" w:ascii="宋体" w:hAnsi="宋体" w:cs="宋体"/>
+                <w:sz w:val="21"/>
+                <w:szCs w:val="21"/>
+                <w:lang w:eastAsia="zh-CN"/>
+              </w:rPr>
+              <w:t>2.对于一个确切的订单买家未及时返还租借乐器</w:t>
+            </w:r>
+          </w:p>
+          <w:p>
+            <w:pPr>
+              <w:widowControl w:val="0"/>
+              <w:ind w:firstLine="420" w:firstLineChars="0"/>
+              <w:rPr>
+                <w:rFonts w:ascii="宋体" w:hAnsi="宋体" w:cs="宋体"/>
+                <w:sz w:val="21"/>
+                <w:szCs w:val="21"/>
+                <w:lang w:eastAsia="zh-CN"/>
+              </w:rPr>
+            </w:pPr>
+            <w:r>
+              <w:rPr>
+                <w:rFonts w:hint="eastAsia" w:ascii="宋体" w:hAnsi="宋体" w:cs="宋体"/>
+                <w:sz w:val="21"/>
+                <w:szCs w:val="21"/>
+                <w:lang w:eastAsia="zh-CN"/>
+              </w:rPr>
+              <w:t>2.1系统提示买家“租借期限已超时，请按时归还”</w:t>
+            </w:r>
+          </w:p>
+          <w:p>
+            <w:pPr>
+              <w:widowControl w:val="0"/>
+              <w:ind w:firstLine="420" w:firstLineChars="0"/>
+              <w:rPr>
+                <w:rFonts w:ascii="宋体" w:hAnsi="宋体" w:cs="宋体"/>
+                <w:sz w:val="21"/>
+                <w:szCs w:val="21"/>
+                <w:lang w:eastAsia="zh-CN"/>
+              </w:rPr>
+            </w:pPr>
+            <w:r>
+              <w:rPr>
+                <w:rFonts w:hint="eastAsia" w:ascii="宋体" w:hAnsi="宋体" w:cs="宋体"/>
+                <w:sz w:val="21"/>
+                <w:szCs w:val="21"/>
+                <w:lang w:eastAsia="zh-CN"/>
+              </w:rPr>
+              <w:t>2.2系统提示卖家，卖家可以及时与买家取得联系</w:t>
+            </w:r>
+          </w:p>
+        </w:tc>
+      </w:tr>
+      <w:tr>
+        <w:tblPrEx>
+          <w:tblBorders>
+            <w:top w:val="single" w:color="auto" w:sz="4" w:space="0"/>
+            <w:left w:val="single" w:color="auto" w:sz="4" w:space="0"/>
+            <w:bottom w:val="single" w:color="auto" w:sz="4" w:space="0"/>
+            <w:right w:val="single" w:color="auto" w:sz="4" w:space="0"/>
+            <w:insideH w:val="single" w:color="auto" w:sz="4" w:space="0"/>
+            <w:insideV w:val="single" w:color="auto" w:sz="4" w:space="0"/>
+          </w:tblBorders>
+          <w:tblCellMar>
+            <w:top w:w="0" w:type="dxa"/>
+            <w:left w:w="108" w:type="dxa"/>
+            <w:bottom w:w="0" w:type="dxa"/>
+            <w:right w:w="108" w:type="dxa"/>
+          </w:tblCellMar>
+        </w:tblPrEx>
+        <w:tc>
+          <w:tcPr>
+            <w:tcW w:w="1252" w:type="dxa"/>
+          </w:tcPr>
+          <w:p>
+            <w:pPr>
+              <w:widowControl w:val="0"/>
+              <w:ind w:firstLine="0" w:firstLineChars="0"/>
+              <w:rPr>
+                <w:rFonts w:ascii="宋体" w:hAnsi="宋体" w:cs="宋体"/>
+                <w:sz w:val="21"/>
+                <w:szCs w:val="21"/>
+                <w:lang w:eastAsia="zh-CN"/>
+              </w:rPr>
+            </w:pPr>
+            <w:r>
+              <w:rPr>
+                <w:rFonts w:hint="eastAsia" w:ascii="宋体" w:hAnsi="宋体" w:cs="宋体"/>
+                <w:sz w:val="21"/>
+                <w:szCs w:val="21"/>
+                <w:lang w:eastAsia="zh-CN"/>
+              </w:rPr>
+              <w:t>后置条件</w:t>
+            </w:r>
+          </w:p>
+        </w:tc>
+        <w:tc>
+          <w:tcPr>
+            <w:tcW w:w="7270" w:type="dxa"/>
+          </w:tcPr>
+          <w:p>
+            <w:pPr>
+              <w:widowControl w:val="0"/>
+              <w:ind w:firstLine="0" w:firstLineChars="0"/>
+              <w:rPr>
+                <w:rFonts w:ascii="宋体" w:hAnsi="宋体" w:cs="宋体"/>
+                <w:sz w:val="21"/>
+                <w:szCs w:val="21"/>
+                <w:lang w:eastAsia="zh-CN"/>
+              </w:rPr>
+            </w:pPr>
+            <w:r>
+              <w:rPr>
+                <w:rFonts w:hint="eastAsia" w:ascii="宋体" w:hAnsi="宋体" w:cs="宋体"/>
+                <w:sz w:val="21"/>
+                <w:szCs w:val="21"/>
+                <w:lang w:eastAsia="zh-CN"/>
+              </w:rPr>
+              <w:t>系统记录交易的基本信息，确保留存交易日志。</w:t>
+            </w:r>
+          </w:p>
+        </w:tc>
+      </w:tr>
+    </w:tbl>
+    <w:p>
+      <w:pPr>
+        <w:pStyle w:val="17"/>
+        <w:jc w:val="left"/>
+        <w:rPr>
+          <w:rFonts w:ascii="宋体" w:hAnsi="宋体" w:eastAsia="宋体" w:cs="宋体"/>
+          <w:b w:val="0"/>
+          <w:bCs/>
+          <w:color w:val="000000" w:themeColor="text1"/>
+          <w:sz w:val="24"/>
+          <w:szCs w:val="24"/>
+          <w:lang w:eastAsia="zh-CN"/>
+          <w14:textFill>
+            <w14:solidFill>
+              <w14:schemeClr w14:val="tx1"/>
+            </w14:solidFill>
+          </w14:textFill>
+        </w:rPr>
+      </w:pPr>
+    </w:p>
+    <w:p>
+      <w:pPr>
+        <w:pStyle w:val="17"/>
+        <w:jc w:val="left"/>
+        <w:rPr>
+          <w:rFonts w:hint="eastAsia" w:ascii="宋体" w:hAnsi="宋体" w:eastAsia="宋体" w:cs="宋体"/>
+          <w:b w:val="0"/>
+          <w:bCs/>
+          <w:color w:val="000000" w:themeColor="text1"/>
+          <w:sz w:val="24"/>
+          <w:szCs w:val="24"/>
+          <w:lang w:eastAsia="zh-CN"/>
+          <w14:textFill>
+            <w14:solidFill>
+              <w14:schemeClr w14:val="tx1"/>
+            </w14:solidFill>
+          </w14:textFill>
+        </w:rPr>
+        <w:sectPr>
+          <w:pgSz w:w="11906" w:h="16838"/>
+          <w:pgMar w:top="1440" w:right="1800" w:bottom="1440" w:left="1800" w:header="851" w:footer="992" w:gutter="0"/>
+          <w:pgNumType w:fmt="decimal"/>
+          <w:cols w:space="425" w:num="1"/>
+          <w:docGrid w:type="lines" w:linePitch="312" w:charSpace="0"/>
+        </w:sectPr>
+      </w:pPr>
+    </w:p>
+    <w:p>
+      <w:pPr>
+        <w:pStyle w:val="17"/>
+        <w:numPr>
+          <w:ilvl w:val="1"/>
+          <w:numId w:val="1"/>
+        </w:numPr>
+        <w:jc w:val="left"/>
+        <w:outlineLvl w:val="2"/>
+        <w:rPr>
+          <w:rFonts w:ascii="TypeLand 康熙字典體" w:hAnsi="TypeLand 康熙字典體"/>
+          <w:b w:val="0"/>
+          <w:bCs/>
+          <w:color w:val="000000" w:themeColor="text1"/>
+          <w:sz w:val="30"/>
+          <w:szCs w:val="30"/>
+          <w:lang w:eastAsia="zh-CN"/>
+          <w14:textFill>
+            <w14:gradFill>
+              <w14:gsLst>
+                <w14:gs w14:pos="50000">
+                  <w14:schemeClr w14:val="tx1"/>
+                </w14:gs>
+                <w14:gs w14:pos="0">
+                  <w14:schemeClr w14:val="tx1">
+                    <w14:lumMod w14:val="25000"/>
+                    <w14:lumOff w14:val="75000"/>
+                  </w14:schemeClr>
+                </w14:gs>
+                <w14:gs w14:pos="100000">
+                  <w14:schemeClr w14:val="tx1">
+                    <w14:lumMod w14:val="85000"/>
+                  </w14:schemeClr>
+                </w14:gs>
+              </w14:gsLst>
+              <w14:lin w14:ang="5400000" w14:scaled="1"/>
+            </w14:gradFill>
+          </w14:textFill>
+        </w:rPr>
+      </w:pPr>
+      <w:bookmarkStart w:id="12" w:name="用户信息管理系统"/>
+      <w:r>
+        <w:rPr>
+          <w:rFonts w:hint="eastAsia" w:ascii="TypeLand 康熙字典體" w:hAnsi="TypeLand 康熙字典體"/>
+          <w:b w:val="0"/>
+          <w:bCs/>
+          <w:color w:val="000000" w:themeColor="text1"/>
+          <w:sz w:val="30"/>
+          <w:szCs w:val="30"/>
+          <w:lang w:eastAsia="zh-CN"/>
+          <w14:textFill>
+            <w14:gradFill>
+              <w14:gsLst>
+                <w14:gs w14:pos="50000">
+                  <w14:schemeClr w14:val="tx1"/>
+                </w14:gs>
+                <w14:gs w14:pos="0">
+                  <w14:schemeClr w14:val="tx1">
+                    <w14:lumMod w14:val="25000"/>
+                    <w14:lumOff w14:val="75000"/>
+                  </w14:schemeClr>
+                </w14:gs>
+                <w14:gs w14:pos="100000">
+                  <w14:schemeClr w14:val="tx1">
+                    <w14:lumMod w14:val="85000"/>
+                  </w14:schemeClr>
+                </w14:gs>
+              </w14:gsLst>
+              <w14:lin w14:ang="5400000" w14:scaled="1"/>
+            </w14:gradFill>
+          </w14:textFill>
+        </w:rPr>
+        <w:t>用户信息管理系统</w:t>
+      </w:r>
+    </w:p>
+    <w:bookmarkEnd w:id="12"/>
+    <w:p>
+      <w:pPr>
+        <w:pStyle w:val="17"/>
+        <w:jc w:val="left"/>
+        <w:rPr>
+          <w:rFonts w:ascii="宋体" w:hAnsi="宋体" w:eastAsia="宋体" w:cs="宋体"/>
+          <w:b w:val="0"/>
+          <w:bCs/>
+          <w:color w:val="000000" w:themeColor="text1"/>
+          <w:sz w:val="28"/>
+          <w:szCs w:val="28"/>
+          <w:lang w:eastAsia="zh-CN"/>
+          <w14:textFill>
+            <w14:solidFill>
+              <w14:schemeClr w14:val="tx1"/>
+            </w14:solidFill>
+          </w14:textFill>
+        </w:rPr>
+      </w:pPr>
+      <w:r>
+        <w:rPr>
+          <w:rFonts w:hint="eastAsia" w:ascii="宋体" w:hAnsi="宋体" w:eastAsia="宋体" w:cs="宋体"/>
+          <w:b w:val="0"/>
+          <w:bCs/>
+          <w:color w:val="000000" w:themeColor="text1"/>
+          <w:sz w:val="28"/>
+          <w:szCs w:val="28"/>
+          <w:lang w:eastAsia="zh-CN"/>
+          <w14:textFill>
+            <w14:solidFill>
+              <w14:schemeClr w14:val="tx1"/>
+            </w14:solidFill>
+          </w14:textFill>
+        </w:rPr>
+        <w:t>在用户信息管理系统中，应当完成以下需求：</w:t>
+      </w:r>
+    </w:p>
+    <w:p>
+      <w:pPr>
+        <w:pStyle w:val="17"/>
+        <w:numPr>
+          <w:ilvl w:val="0"/>
+          <w:numId w:val="9"/>
+        </w:numPr>
+        <w:jc w:val="left"/>
+        <w:outlineLvl w:val="1"/>
+        <w:rPr>
+          <w:rFonts w:ascii="宋体" w:hAnsi="宋体" w:eastAsia="宋体" w:cs="宋体"/>
+          <w:b w:val="0"/>
+          <w:bCs/>
+          <w:color w:val="000000" w:themeColor="text1"/>
+          <w:sz w:val="28"/>
+          <w:szCs w:val="28"/>
+          <w:lang w:eastAsia="zh-CN"/>
+          <w14:textFill>
+            <w14:solidFill>
+              <w14:schemeClr w14:val="tx1"/>
+            </w14:solidFill>
+          </w14:textFill>
+        </w:rPr>
+      </w:pPr>
+      <w:r>
+        <w:rPr>
+          <w:rFonts w:hint="eastAsia" w:ascii="宋体" w:hAnsi="宋体" w:eastAsia="宋体" w:cs="宋体"/>
+          <w:b w:val="0"/>
+          <w:bCs/>
+          <w:color w:val="000000" w:themeColor="text1"/>
+          <w:sz w:val="28"/>
+          <w:szCs w:val="28"/>
+          <w:lang w:eastAsia="zh-CN"/>
+          <w14:textFill>
+            <w14:solidFill>
+              <w14:schemeClr w14:val="tx1"/>
+            </w14:solidFill>
+          </w14:textFill>
+        </w:rPr>
+        <w:t>...</w:t>
+      </w:r>
+    </w:p>
+    <w:p>
+      <w:pPr>
+        <w:pStyle w:val="17"/>
+        <w:jc w:val="left"/>
+        <w:rPr>
+          <w:rFonts w:ascii="TypeLand 康熙字典體" w:hAnsi="TypeLand 康熙字典體"/>
+          <w:b w:val="0"/>
+          <w:bCs/>
+          <w:color w:val="000000" w:themeColor="text1"/>
+          <w:sz w:val="30"/>
+          <w:szCs w:val="30"/>
+          <w:lang w:eastAsia="zh-CN"/>
+          <w14:textFill>
+            <w14:gradFill>
+              <w14:gsLst>
+                <w14:gs w14:pos="50000">
+                  <w14:schemeClr w14:val="tx1"/>
+                </w14:gs>
+                <w14:gs w14:pos="0">
+                  <w14:schemeClr w14:val="tx1">
+                    <w14:lumMod w14:val="25000"/>
+                    <w14:lumOff w14:val="75000"/>
+                  </w14:schemeClr>
+                </w14:gs>
+                <w14:gs w14:pos="100000">
+                  <w14:schemeClr w14:val="tx1">
+                    <w14:lumMod w14:val="85000"/>
+                  </w14:schemeClr>
+                </w14:gs>
+              </w14:gsLst>
+              <w14:lin w14:ang="5400000" w14:scaled="1"/>
+            </w14:gradFill>
+          </w14:textFill>
+        </w:rPr>
+      </w:pPr>
+      <w:r>
+        <w:drawing>
+          <wp:inline distT="0" distB="0" distL="0" distR="0">
+            <wp:extent cx="5274310" cy="1483360"/>
+            <wp:effectExtent l="0" t="0" r="2540" b="2540"/>
+            <wp:docPr id="17" name="图片 17"/>
+            <wp:cNvGraphicFramePr>
+              <a:graphicFrameLocks xmlns:a="http://schemas.openxmlformats.org/drawingml/2006/main" noChangeAspect="1"/>
+            </wp:cNvGraphicFramePr>
+            <a:graphic xmlns:a="http://schemas.openxmlformats.org/drawingml/2006/main">
+              <a:graphicData uri="http://schemas.openxmlformats.org/drawingml/2006/picture">
+                <pic:pic xmlns:pic="http://schemas.openxmlformats.org/drawingml/2006/picture">
+                  <pic:nvPicPr>
+                    <pic:cNvPr id="17" name="图片 17"/>
+                    <pic:cNvPicPr>
+                      <a:picLocks noChangeAspect="1" noChangeArrowheads="1"/>
+                    </pic:cNvPicPr>
+                  </pic:nvPicPr>
+                  <pic:blipFill>
+                    <a:blip r:embed="rId27" cstate="print">
+                      <a:extLst>
+                        <a:ext uri="{28A0092B-C50C-407E-A947-70E740481C1C}">
+                          <a14:useLocalDpi xmlns:a14="http://schemas.microsoft.com/office/drawing/2010/main" val="0"/>
+                        </a:ext>
+                      </a:extLst>
+                    </a:blip>
+                    <a:srcRect/>
+                    <a:stretch>
+                      <a:fillRect/>
+                    </a:stretch>
+                  </pic:blipFill>
+                  <pic:spPr>
+                    <a:xfrm>
+                      <a:off x="0" y="0"/>
+                      <a:ext cx="5274310" cy="1483360"/>
+                    </a:xfrm>
+                    <a:prstGeom prst="rect">
+                      <a:avLst/>
+                    </a:prstGeom>
+                    <a:noFill/>
+                    <a:ln>
+                      <a:noFill/>
+                    </a:ln>
+                  </pic:spPr>
+                </pic:pic>
+              </a:graphicData>
+            </a:graphic>
+          </wp:inline>
+        </w:drawing>
+      </w:r>
+    </w:p>
+    <w:p>
+      <w:pPr>
+        <w:pStyle w:val="17"/>
+        <w:jc w:val="left"/>
+        <w:rPr>
+          <w:rFonts w:ascii="宋体" w:hAnsi="宋体" w:eastAsia="宋体" w:cs="宋体"/>
+          <w:b w:val="0"/>
+          <w:bCs/>
+          <w:color w:val="000000" w:themeColor="text1"/>
+          <w:sz w:val="24"/>
+          <w:szCs w:val="24"/>
+          <w:lang w:eastAsia="zh-CN"/>
+          <w14:textFill>
+            <w14:solidFill>
+              <w14:schemeClr w14:val="tx1"/>
+            </w14:solidFill>
+          </w14:textFill>
+        </w:rPr>
+      </w:pPr>
+    </w:p>
+    <w:p>
+      <w:pPr>
+        <w:pStyle w:val="17"/>
+        <w:jc w:val="left"/>
+        <w:outlineLvl w:val="0"/>
+        <w:rPr>
+          <w:rFonts w:ascii="宋体" w:hAnsi="宋体" w:eastAsia="宋体" w:cs="宋体"/>
+          <w:b w:val="0"/>
+          <w:bCs/>
+          <w:color w:val="000000" w:themeColor="text1"/>
+          <w:sz w:val="24"/>
+          <w:szCs w:val="24"/>
+          <w:lang w:eastAsia="zh-CN"/>
+          <w14:textFill>
+            <w14:solidFill>
+              <w14:schemeClr w14:val="tx1"/>
+            </w14:solidFill>
+          </w14:textFill>
+        </w:rPr>
+      </w:pPr>
+      <w:r>
+        <w:rPr>
+          <w:rFonts w:hint="eastAsia" w:ascii="宋体" w:hAnsi="宋体" w:eastAsia="宋体" w:cs="宋体"/>
+          <w:color w:val="000000" w:themeColor="text1"/>
+          <w:sz w:val="30"/>
+          <w:szCs w:val="30"/>
+          <w:lang w:eastAsia="zh-CN"/>
+          <w14:textFill>
+            <w14:gradFill>
+              <w14:gsLst>
+                <w14:gs w14:pos="0">
+                  <w14:schemeClr w14:val="bg1"/>
+                </w14:gs>
+                <w14:gs w14:pos="42000">
+                  <w14:srgbClr w14:val="6ACCF2"/>
+                </w14:gs>
+                <w14:gs w14:pos="100000">
+                  <w14:srgbClr w14:val="2497EA"/>
+                </w14:gs>
+              </w14:gsLst>
+              <w14:lin w14:ang="8100000" w14:scaled="1"/>
+            </w14:gradFill>
+          </w14:textFill>
+        </w:rPr>
+        <w:t>·</w:t>
+      </w:r>
+      <w:r>
+        <w:rPr>
+          <w:rFonts w:hint="eastAsia" w:ascii="宋体" w:hAnsi="宋体" w:eastAsia="宋体" w:cs="宋体"/>
+          <w:b w:val="0"/>
+          <w:bCs/>
+          <w:color w:val="000000" w:themeColor="text1"/>
+          <w:sz w:val="24"/>
+          <w:szCs w:val="24"/>
+          <w:lang w:eastAsia="zh-CN"/>
+          <w14:textFill>
+            <w14:gradFill>
+              <w14:gsLst>
+                <w14:gs w14:pos="0">
+                  <w14:schemeClr w14:val="bg1"/>
+                </w14:gs>
+                <w14:gs w14:pos="42000">
+                  <w14:srgbClr w14:val="6ACCF2"/>
+                </w14:gs>
+                <w14:gs w14:pos="100000">
+                  <w14:srgbClr w14:val="2497EA"/>
+                </w14:gs>
+              </w14:gsLst>
+              <w14:lin w14:ang="8100000" w14:scaled="1"/>
+            </w14:gradFill>
+          </w14:textFill>
+        </w:rPr>
+        <w:t xml:space="preserve"> </w:t>
+      </w:r>
+      <w:r>
+        <w:rPr>
+          <w:rFonts w:hint="eastAsia" w:ascii="宋体" w:hAnsi="宋体" w:eastAsia="宋体" w:cs="宋体"/>
+          <w:color w:val="000000" w:themeColor="text1"/>
+          <w:sz w:val="28"/>
+          <w:szCs w:val="28"/>
+          <w:lang w:eastAsia="zh-CN"/>
+          <w14:textFill>
+            <w14:solidFill>
+              <w14:schemeClr w14:val="tx1"/>
+            </w14:solidFill>
+          </w14:textFill>
+        </w:rPr>
+        <w:t>用户信息管理系统用例分析</w:t>
+      </w:r>
+    </w:p>
+    <w:tbl>
+      <w:tblPr>
+        <w:tblStyle w:val="11"/>
+        <w:tblW w:w="0" w:type="auto"/>
+        <w:tblInd w:w="0" w:type="dxa"/>
+        <w:tblBorders>
+          <w:top w:val="single" w:color="auto" w:sz="4" w:space="0"/>
+          <w:left w:val="single" w:color="auto" w:sz="4" w:space="0"/>
+          <w:bottom w:val="single" w:color="auto" w:sz="4" w:space="0"/>
+          <w:right w:val="single" w:color="auto" w:sz="4" w:space="0"/>
+          <w:insideH w:val="single" w:color="auto" w:sz="4" w:space="0"/>
+          <w:insideV w:val="single" w:color="auto" w:sz="4" w:space="0"/>
+        </w:tblBorders>
+        <w:tblLayout w:type="autofit"/>
+        <w:tblCellMar>
+          <w:top w:w="0" w:type="dxa"/>
+          <w:left w:w="108" w:type="dxa"/>
+          <w:bottom w:w="0" w:type="dxa"/>
+          <w:right w:w="108" w:type="dxa"/>
+        </w:tblCellMar>
+      </w:tblPr>
+      <w:tblGrid>
+        <w:gridCol w:w="1252"/>
+        <w:gridCol w:w="7270"/>
+      </w:tblGrid>
+      <w:tr>
+        <w:tblPrEx>
+          <w:tblBorders>
+            <w:top w:val="single" w:color="auto" w:sz="4" w:space="0"/>
+            <w:left w:val="single" w:color="auto" w:sz="4" w:space="0"/>
+            <w:bottom w:val="single" w:color="auto" w:sz="4" w:space="0"/>
+            <w:right w:val="single" w:color="auto" w:sz="4" w:space="0"/>
+            <w:insideH w:val="single" w:color="auto" w:sz="4" w:space="0"/>
+            <w:insideV w:val="single" w:color="auto" w:sz="4" w:space="0"/>
+          </w:tblBorders>
+          <w:tblCellMar>
+            <w:top w:w="0" w:type="dxa"/>
+            <w:left w:w="108" w:type="dxa"/>
+            <w:bottom w:w="0" w:type="dxa"/>
+            <w:right w:w="108" w:type="dxa"/>
+          </w:tblCellMar>
+        </w:tblPrEx>
+        <w:tc>
+          <w:tcPr>
+            <w:tcW w:w="1252" w:type="dxa"/>
+          </w:tcPr>
+          <w:p>
+            <w:pPr>
+              <w:widowControl w:val="0"/>
+              <w:ind w:firstLine="0" w:firstLineChars="0"/>
+              <w:rPr>
+                <w:rFonts w:ascii="宋体" w:hAnsi="宋体" w:cs="宋体"/>
+                <w:sz w:val="21"/>
+                <w:szCs w:val="21"/>
+                <w:lang w:eastAsia="zh-CN"/>
+              </w:rPr>
+            </w:pPr>
+            <w:r>
+              <w:rPr>
+                <w:rFonts w:hint="eastAsia" w:ascii="宋体" w:hAnsi="宋体" w:cs="宋体"/>
+                <w:sz w:val="21"/>
+                <w:szCs w:val="21"/>
+                <w:lang w:eastAsia="zh-CN"/>
+              </w:rPr>
+              <w:t>用例</w:t>
+            </w:r>
+          </w:p>
+        </w:tc>
+        <w:tc>
+          <w:tcPr>
+            <w:tcW w:w="7270" w:type="dxa"/>
+          </w:tcPr>
+          <w:p>
+            <w:pPr>
+              <w:widowControl w:val="0"/>
+              <w:ind w:firstLine="0" w:firstLineChars="0"/>
+              <w:rPr>
+                <w:rFonts w:ascii="宋体" w:hAnsi="宋体" w:cs="宋体"/>
+                <w:sz w:val="21"/>
+                <w:szCs w:val="21"/>
+                <w:lang w:eastAsia="zh-CN"/>
+              </w:rPr>
+            </w:pPr>
+            <w:r>
+              <w:rPr>
+                <w:rFonts w:hint="eastAsia" w:ascii="宋体" w:hAnsi="宋体" w:cs="宋体"/>
+                <w:sz w:val="21"/>
+                <w:szCs w:val="21"/>
+                <w:lang w:eastAsia="zh-CN"/>
+              </w:rPr>
               <w:t>用户可以在信息管理系统中修改个人信息</w:t>
             </w:r>
           </w:p>
@@ -15879,6 +15909,7 @@
           <w:numId w:val="1"/>
         </w:numPr>
         <w:jc w:val="left"/>
+        <w:outlineLvl w:val="0"/>
         <w:rPr>
           <w:rFonts w:ascii="TypeLand 康熙字典體" w:hAnsi="TypeLand 康熙字典體"/>
           <w:b w:val="0"/>
@@ -15990,6 +16021,7 @@
           <w:numId w:val="1"/>
         </w:numPr>
         <w:jc w:val="left"/>
+        <w:outlineLvl w:val="1"/>
         <w:rPr>
           <w:rFonts w:ascii="TypeLand 康熙字典體" w:hAnsi="TypeLand 康熙字典體"/>
           <w:b w:val="0"/>
@@ -16253,7 +16285,26 @@
             </w14:solidFill>
           </w14:textFill>
         </w:rPr>
-        <w:t>一个网站会同时有许多用户进行访问，尤其是这类商品交互网站，需要增强用户的并发性，允许多个用户进行并发操作同时不对用户访问进行很大的延迟影响。</w:t>
+        <w:t>一个网站会同时有许多用户进</w:t>
+      </w:r>
+      <w:bookmarkStart w:id="23" w:name="_GoBack"/>
+      <w:bookmarkEnd w:id="23"/>
+      <w:r>
+        <w:rPr>
+          <w:rFonts w:hint="eastAsia" w:ascii="宋体" w:hAnsi="宋体" w:eastAsia="宋体" w:cs="宋体"/>
+          <w:b w:val="0"/>
+          <w:bCs/>
+          <w:color w:val="000000" w:themeColor="text1"/>
+          <w:sz w:val="24"/>
+          <w:szCs w:val="24"/>
+          <w:lang w:eastAsia="zh-CN"/>
+          <w14:textFill>
+            <w14:solidFill>
+              <w14:schemeClr w14:val="tx1"/>
+            </w14:solidFill>
+          </w14:textFill>
+        </w:rPr>
+        <w:t>行访问，尤其是这类商品交互网站，需要增强用户的并发性，允许多个用户进行并发操作同时不对用户访问进行很大的延迟影响。</w:t>
       </w:r>
     </w:p>
     <w:p>
@@ -16285,6 +16336,7 @@
           <w:numId w:val="1"/>
         </w:numPr>
         <w:jc w:val="left"/>
+        <w:outlineLvl w:val="1"/>
         <w:rPr>
           <w:rFonts w:ascii="TypeLand 康熙字典體" w:hAnsi="TypeLand 康熙字典體"/>
           <w:b w:val="0"/>
@@ -16595,6 +16647,7 @@
           <w:numId w:val="1"/>
         </w:numPr>
         <w:jc w:val="left"/>
+        <w:outlineLvl w:val="1"/>
         <w:rPr>
           <w:rFonts w:ascii="TypeLand 康熙字典體" w:hAnsi="TypeLand 康熙字典體"/>
           <w:b w:val="0"/>
@@ -16702,6 +16755,7 @@
       <w:pPr>
         <w:pStyle w:val="17"/>
         <w:jc w:val="left"/>
+        <w:outlineLvl w:val="2"/>
         <w:rPr>
           <w:rFonts w:ascii="宋体" w:hAnsi="宋体" w:eastAsia="宋体" w:cs="宋体"/>
           <w:color w:val="000000" w:themeColor="text1"/>
@@ -17022,6 +17076,7 @@
           <w:numId w:val="1"/>
         </w:numPr>
         <w:jc w:val="left"/>
+        <w:outlineLvl w:val="1"/>
         <w:rPr>
           <w:rFonts w:ascii="TypeLand 康熙字典體" w:hAnsi="TypeLand 康熙字典體"/>
           <w:b w:val="0"/>
@@ -17317,6 +17372,7 @@
           <w:numId w:val="1"/>
         </w:numPr>
         <w:jc w:val="left"/>
+        <w:outlineLvl w:val="1"/>
         <w:rPr>
           <w:rFonts w:ascii="TypeLand 康熙字典體" w:hAnsi="TypeLand 康熙字典體"/>
           <w:b w:val="0"/>
@@ -17535,6 +17591,7 @@
           <w:numId w:val="1"/>
         </w:numPr>
         <w:jc w:val="left"/>
+        <w:outlineLvl w:val="1"/>
         <w:rPr>
           <w:rFonts w:ascii="TypeLand 康熙字典體" w:hAnsi="TypeLand 康熙字典體"/>
           <w:b w:val="0"/>
@@ -17923,6 +17980,7 @@
           <w:numId w:val="1"/>
         </w:numPr>
         <w:jc w:val="left"/>
+        <w:outlineLvl w:val="0"/>
         <w:rPr>
           <w:rFonts w:ascii="TypeLand 康熙字典體" w:hAnsi="TypeLand 康熙字典體"/>
           <w:b w:val="0"/>
@@ -18034,6 +18092,7 @@
           <w:numId w:val="1"/>
         </w:numPr>
         <w:jc w:val="left"/>
+        <w:outlineLvl w:val="1"/>
         <w:rPr>
           <w:rFonts w:ascii="TypeLand 康熙字典體" w:hAnsi="TypeLand 康熙字典體"/>
           <w:b w:val="0"/>
@@ -18329,6 +18388,7 @@
           <w:numId w:val="1"/>
         </w:numPr>
         <w:jc w:val="left"/>
+        <w:outlineLvl w:val="1"/>
         <w:rPr>
           <w:rFonts w:ascii="TypeLand 康熙字典體" w:hAnsi="TypeLand 康熙字典體"/>
           <w:b w:val="0"/>

--- a/文档/需求规约文档/琴音袅袅-乐器交易平台系统需求规约.docx
+++ b/文档/需求规约文档/琴音袅袅-乐器交易平台系统需求规约.docx
@@ -563,7 +563,6 @@
           <w:lang w:eastAsia="zh-CN"/>
         </w:rPr>
       </w:pPr>
-      <w:proofErr w:type="gramStart"/>
       <w:r>
         <w:rPr>
           <w:rFonts w:ascii="TypeLand 康熙字典體" w:eastAsia="宋体" w:hAnsi="TypeLand 康熙字典體" w:hint="eastAsia"/>
@@ -576,7 +575,6 @@
         </w:rPr>
         <w:t>杨兆镇</w:t>
       </w:r>
-      <w:proofErr w:type="gramEnd"/>
       <w:r>
         <w:rPr>
           <w:rFonts w:ascii="TypeLand 康熙字典體" w:eastAsia="宋体" w:hAnsi="TypeLand 康熙字典體" w:hint="eastAsia"/>
@@ -1427,7 +1425,7 @@
               <w:ind w:firstLineChars="0" w:firstLine="0"/>
               <w:jc w:val="left"/>
               <w:rPr>
-                <w:rFonts w:ascii="Arial" w:eastAsia="等线" w:hAnsi="Arial" w:cs="Arial" w:hint="eastAsia"/>
+                <w:rFonts w:ascii="Arial" w:eastAsia="等线" w:hAnsi="Arial" w:cs="Arial"/>
                 <w:sz w:val="22"/>
                 <w:lang w:eastAsia="zh-CN"/>
               </w:rPr>
@@ -1483,7 +1481,6 @@
               <w:ind w:firstLineChars="0" w:firstLine="0"/>
               <w:jc w:val="left"/>
               <w:rPr>
-                <w:rFonts w:hint="eastAsia"/>
                 <w:lang w:eastAsia="zh-CN"/>
               </w:rPr>
             </w:pPr>
@@ -1517,7 +1514,7 @@
               <w:spacing w:before="120" w:after="120" w:line="288" w:lineRule="auto"/>
               <w:jc w:val="left"/>
               <w:rPr>
-                <w:rFonts w:ascii="宋体" w:hAnsi="宋体" w:cs="宋体" w:hint="eastAsia"/>
+                <w:rFonts w:ascii="宋体" w:hAnsi="宋体" w:cs="宋体"/>
                 <w:lang w:eastAsia="zh-CN"/>
               </w:rPr>
             </w:pPr>
@@ -1546,7 +1543,7 @@
               <w:ind w:firstLine="440"/>
               <w:jc w:val="left"/>
               <w:rPr>
-                <w:rFonts w:ascii="Arial" w:eastAsia="等线" w:hAnsi="Arial" w:cs="Arial" w:hint="eastAsia"/>
+                <w:rFonts w:ascii="Arial" w:eastAsia="等线" w:hAnsi="Arial" w:cs="Arial"/>
                 <w:sz w:val="22"/>
                 <w:lang w:eastAsia="zh-CN"/>
               </w:rPr>
@@ -1960,7 +1957,7 @@
         <w:pStyle w:val="ab"/>
         <w:jc w:val="both"/>
         <w:rPr>
-          <w:rFonts w:ascii="TypeLand 康熙字典體" w:hAnsi="TypeLand 康熙字典體" w:hint="eastAsia"/>
+          <w:rFonts w:ascii="TypeLand 康熙字典體" w:hAnsi="TypeLand 康熙字典體"/>
           <w:b w:val="0"/>
           <w:bCs/>
           <w:color w:val="000000" w:themeColor="text1"/>
@@ -2091,7 +2088,6 @@
             </w:rPr>
           </w:pPr>
           <w:hyperlink w:anchor="一介绍" w:history="1">
-            <w:proofErr w:type="gramStart"/>
             <w:r>
               <w:rPr>
                 <w:rStyle w:val="a8"/>
@@ -2104,7 +2100,6 @@
               </w:rPr>
               <w:t>一</w:t>
             </w:r>
-            <w:proofErr w:type="gramEnd"/>
             <w:r>
               <w:rPr>
                 <w:rStyle w:val="a8"/>
@@ -3312,27 +3307,7 @@
                 <w:color w:val="000000" w:themeColor="text1"/>
                 <w:u w:val="none"/>
               </w:rPr>
-              <w:t>合法合</w:t>
-            </w:r>
-            <w:proofErr w:type="gramStart"/>
-            <w:r>
-              <w:rPr>
-                <w:rStyle w:val="a8"/>
-                <w:rFonts w:hint="eastAsia"/>
-                <w:color w:val="000000" w:themeColor="text1"/>
-                <w:u w:val="none"/>
-              </w:rPr>
-              <w:t>规</w:t>
-            </w:r>
-            <w:proofErr w:type="gramEnd"/>
-            <w:r>
-              <w:rPr>
-                <w:rStyle w:val="a8"/>
-                <w:rFonts w:hint="eastAsia"/>
-                <w:color w:val="000000" w:themeColor="text1"/>
-                <w:u w:val="none"/>
-              </w:rPr>
-              <w:t>性</w:t>
+              <w:t>合法合规性</w:t>
             </w:r>
             <w:r>
               <w:rPr>
@@ -3631,39 +3606,7 @@
           <w:rFonts w:hint="eastAsia"/>
           <w:szCs w:val="24"/>
         </w:rPr>
-        <w:t>而近年来</w:t>
-      </w:r>
-      <w:proofErr w:type="gramStart"/>
-      <w:r>
-        <w:rPr>
-          <w:rFonts w:hint="eastAsia"/>
-          <w:szCs w:val="24"/>
-        </w:rPr>
-        <w:t>以淘宝为首</w:t>
-      </w:r>
-      <w:proofErr w:type="gramEnd"/>
-      <w:r>
-        <w:rPr>
-          <w:rFonts w:hint="eastAsia"/>
-          <w:szCs w:val="24"/>
-        </w:rPr>
-        <w:t>的</w:t>
-      </w:r>
-      <w:proofErr w:type="gramStart"/>
-      <w:r>
-        <w:rPr>
-          <w:rFonts w:hint="eastAsia"/>
-          <w:szCs w:val="24"/>
-        </w:rPr>
-        <w:t>网购交易</w:t>
-      </w:r>
-      <w:proofErr w:type="gramEnd"/>
-      <w:r>
-        <w:rPr>
-          <w:rFonts w:hint="eastAsia"/>
-          <w:szCs w:val="24"/>
-        </w:rPr>
-        <w:t>平台越来越受到人们的欢迎，人们越来越倾向于在网络上进行物品的购买。然而，市面上却缺少一款可以专一针对乐器交易的网络交易平台供乐器爱好者使用。许多乐器爱好者表示，线下实体店的数目有限同时要承担交通来往的花费，又往往因为乐器店缺少自己喜欢的乐器而白跑一趟。加之线上专一乐器交易平台的缺少，买家还要在主流平台中被一些无用广告信息轰炸。因此，开发一款专一乐器交易平台势在必行。</w:t>
+        <w:t>而近年来以淘宝为首的网购交易平台越来越受到人们的欢迎，人们越来越倾向于在网络上进行物品的购买。然而，市面上却缺少一款可以专一针对乐器交易的网络交易平台供乐器爱好者使用。许多乐器爱好者表示，线下实体店的数目有限同时要承担交通来往的花费，又往往因为乐器店缺少自己喜欢的乐器而白跑一趟。加之线上专一乐器交易平台的缺少，买家还要在主流平台中被一些无用广告信息轰炸。因此，开发一款专一乐器交易平台势在必行。</w:t>
       </w:r>
     </w:p>
     <w:p>
@@ -4400,33 +4343,7 @@
           <w:szCs w:val="24"/>
           <w:lang w:eastAsia="zh-CN"/>
         </w:rPr>
-        <w:t>问题中，绝大部分的用户都提到市面上应该有</w:t>
-      </w:r>
-      <w:proofErr w:type="gramStart"/>
-      <w:r>
-        <w:rPr>
-          <w:rFonts w:ascii="宋体" w:eastAsia="宋体" w:hAnsi="宋体" w:cs="宋体" w:hint="eastAsia"/>
-          <w:b w:val="0"/>
-          <w:bCs/>
-          <w:color w:val="000000" w:themeColor="text1"/>
-          <w:sz w:val="24"/>
-          <w:szCs w:val="24"/>
-          <w:lang w:eastAsia="zh-CN"/>
-        </w:rPr>
-        <w:t>一个租聘乐器</w:t>
-      </w:r>
-      <w:proofErr w:type="gramEnd"/>
-      <w:r>
-        <w:rPr>
-          <w:rFonts w:ascii="宋体" w:eastAsia="宋体" w:hAnsi="宋体" w:cs="宋体" w:hint="eastAsia"/>
-          <w:b w:val="0"/>
-          <w:bCs/>
-          <w:color w:val="000000" w:themeColor="text1"/>
-          <w:sz w:val="24"/>
-          <w:szCs w:val="24"/>
-          <w:lang w:eastAsia="zh-CN"/>
-        </w:rPr>
-        <w:t>的选择。</w:t>
+        <w:t>问题中，绝大部分的用户都提到市面上应该有一个租聘乐器的选择。</w:t>
       </w:r>
     </w:p>
     <w:p>
@@ -4541,85 +4458,7 @@
           <w:szCs w:val="24"/>
           <w:lang w:eastAsia="zh-CN"/>
         </w:rPr>
-        <w:t>问题中，大部分人提出了，</w:t>
-      </w:r>
-      <w:proofErr w:type="gramStart"/>
-      <w:r>
-        <w:rPr>
-          <w:rFonts w:ascii="宋体" w:eastAsia="宋体" w:hAnsi="宋体" w:cs="宋体" w:hint="eastAsia"/>
-          <w:b w:val="0"/>
-          <w:bCs/>
-          <w:color w:val="000000" w:themeColor="text1"/>
-          <w:sz w:val="24"/>
-          <w:szCs w:val="24"/>
-          <w:lang w:eastAsia="zh-CN"/>
-        </w:rPr>
-        <w:t>租聘乐器</w:t>
-      </w:r>
-      <w:proofErr w:type="gramEnd"/>
-      <w:r>
-        <w:rPr>
-          <w:rFonts w:ascii="宋体" w:eastAsia="宋体" w:hAnsi="宋体" w:cs="宋体" w:hint="eastAsia"/>
-          <w:b w:val="0"/>
-          <w:bCs/>
-          <w:color w:val="000000" w:themeColor="text1"/>
-          <w:sz w:val="24"/>
-          <w:szCs w:val="24"/>
-          <w:lang w:eastAsia="zh-CN"/>
-        </w:rPr>
-        <w:t>选项可以大幅度降低成本，让用户可以先以</w:t>
-      </w:r>
-      <w:proofErr w:type="gramStart"/>
-      <w:r>
-        <w:rPr>
-          <w:rFonts w:ascii="宋体" w:eastAsia="宋体" w:hAnsi="宋体" w:cs="宋体" w:hint="eastAsia"/>
-          <w:b w:val="0"/>
-          <w:bCs/>
-          <w:color w:val="000000" w:themeColor="text1"/>
-          <w:sz w:val="24"/>
-          <w:szCs w:val="24"/>
-          <w:lang w:eastAsia="zh-CN"/>
-        </w:rPr>
-        <w:t>低价租聘一款</w:t>
-      </w:r>
-      <w:proofErr w:type="gramEnd"/>
-      <w:r>
-        <w:rPr>
-          <w:rFonts w:ascii="宋体" w:eastAsia="宋体" w:hAnsi="宋体" w:cs="宋体" w:hint="eastAsia"/>
-          <w:b w:val="0"/>
-          <w:bCs/>
-          <w:color w:val="000000" w:themeColor="text1"/>
-          <w:sz w:val="24"/>
-          <w:szCs w:val="24"/>
-          <w:lang w:eastAsia="zh-CN"/>
-        </w:rPr>
-        <w:t>乐器进行学习，如果兴趣确定后再进行实际购买。</w:t>
-      </w:r>
-      <w:proofErr w:type="gramStart"/>
-      <w:r>
-        <w:rPr>
-          <w:rFonts w:ascii="宋体" w:eastAsia="宋体" w:hAnsi="宋体" w:cs="宋体" w:hint="eastAsia"/>
-          <w:b w:val="0"/>
-          <w:bCs/>
-          <w:color w:val="000000" w:themeColor="text1"/>
-          <w:sz w:val="24"/>
-          <w:szCs w:val="24"/>
-          <w:lang w:eastAsia="zh-CN"/>
-        </w:rPr>
-        <w:t>租聘乐器</w:t>
-      </w:r>
-      <w:proofErr w:type="gramEnd"/>
-      <w:r>
-        <w:rPr>
-          <w:rFonts w:ascii="宋体" w:eastAsia="宋体" w:hAnsi="宋体" w:cs="宋体" w:hint="eastAsia"/>
-          <w:b w:val="0"/>
-          <w:bCs/>
-          <w:color w:val="000000" w:themeColor="text1"/>
-          <w:sz w:val="24"/>
-          <w:szCs w:val="24"/>
-          <w:lang w:eastAsia="zh-CN"/>
-        </w:rPr>
-        <w:t>的模式可以很大程度避免用户花大价钱购买乐器后因为时间、兴趣等关系没法坚持练习，导致乐器闲置造成的资金浪费问题。</w:t>
+        <w:t>问题中，大部分人提出了，租聘乐器选项可以大幅度降低成本，让用户可以先以低价租聘一款乐器进行学习，如果兴趣确定后再进行实际购买。租聘乐器的模式可以很大程度避免用户花大价钱购买乐器后因为时间、兴趣等关系没法坚持练习，导致乐器闲置造成的资金浪费问题。</w:t>
       </w:r>
     </w:p>
     <w:p>
@@ -4751,67 +4590,17 @@
           <w:szCs w:val="24"/>
           <w:lang w:eastAsia="zh-CN"/>
         </w:rPr>
-        <w:t>问题中，许多人都倾向于应该</w:t>
-      </w:r>
-      <w:proofErr w:type="gramStart"/>
+        <w:t>问题中，许多人都倾向于应该先租聘尝试后再确认实际购买入手乐器。所以我们平台将</w:t>
+      </w:r>
       <w:r>
         <w:rPr>
           <w:rFonts w:ascii="宋体" w:eastAsia="宋体" w:hAnsi="宋体" w:cs="宋体" w:hint="eastAsia"/>
-          <w:b w:val="0"/>
-          <w:bCs/>
-          <w:color w:val="000000" w:themeColor="text1"/>
-          <w:sz w:val="24"/>
-          <w:szCs w:val="24"/>
-          <w:lang w:eastAsia="zh-CN"/>
-        </w:rPr>
-        <w:t>先租聘尝试</w:t>
-      </w:r>
-      <w:proofErr w:type="gramEnd"/>
-      <w:r>
-        <w:rPr>
-          <w:rFonts w:ascii="宋体" w:eastAsia="宋体" w:hAnsi="宋体" w:cs="宋体" w:hint="eastAsia"/>
-          <w:b w:val="0"/>
-          <w:bCs/>
-          <w:color w:val="000000" w:themeColor="text1"/>
-          <w:sz w:val="24"/>
-          <w:szCs w:val="24"/>
-          <w:lang w:eastAsia="zh-CN"/>
-        </w:rPr>
-        <w:t>后再确认实际购买入手乐器。所以我们平台</w:t>
-      </w:r>
-      <w:proofErr w:type="gramStart"/>
-      <w:r>
-        <w:rPr>
-          <w:rFonts w:ascii="宋体" w:eastAsia="宋体" w:hAnsi="宋体" w:cs="宋体" w:hint="eastAsia"/>
-          <w:b w:val="0"/>
-          <w:bCs/>
-          <w:color w:val="000000" w:themeColor="text1"/>
-          <w:sz w:val="24"/>
-          <w:szCs w:val="24"/>
-          <w:lang w:eastAsia="zh-CN"/>
-        </w:rPr>
-        <w:t>将</w:t>
-      </w:r>
-      <w:r>
-        <w:rPr>
-          <w:rFonts w:ascii="宋体" w:eastAsia="宋体" w:hAnsi="宋体" w:cs="宋体" w:hint="eastAsia"/>
-          <w:color w:val="000000" w:themeColor="text1"/>
-          <w:sz w:val="24"/>
-          <w:szCs w:val="24"/>
-          <w:lang w:eastAsia="zh-CN"/>
-        </w:rPr>
-        <w:t>租聘和</w:t>
-      </w:r>
-      <w:proofErr w:type="gramEnd"/>
-      <w:r>
-        <w:rPr>
-          <w:rFonts w:ascii="宋体" w:eastAsia="宋体" w:hAnsi="宋体" w:cs="宋体" w:hint="eastAsia"/>
-          <w:color w:val="000000" w:themeColor="text1"/>
-          <w:sz w:val="24"/>
-          <w:szCs w:val="24"/>
-          <w:lang w:eastAsia="zh-CN"/>
-        </w:rPr>
-        <w:t>交易</w:t>
+          <w:color w:val="000000" w:themeColor="text1"/>
+          <w:sz w:val="24"/>
+          <w:szCs w:val="24"/>
+          <w:lang w:eastAsia="zh-CN"/>
+        </w:rPr>
+        <w:t>租聘和交易</w:t>
       </w:r>
       <w:r>
         <w:rPr>
@@ -5187,29 +4976,7 @@
           <w:szCs w:val="24"/>
           <w:lang w:eastAsia="zh-CN"/>
         </w:rPr>
-        <w:t>集合交易、</w:t>
-      </w:r>
-      <w:proofErr w:type="gramStart"/>
-      <w:r>
-        <w:rPr>
-          <w:rFonts w:ascii="宋体" w:eastAsia="宋体" w:hAnsi="宋体" w:cs="宋体" w:hint="eastAsia"/>
-          <w:color w:val="000000" w:themeColor="text1"/>
-          <w:sz w:val="24"/>
-          <w:szCs w:val="24"/>
-          <w:lang w:eastAsia="zh-CN"/>
-        </w:rPr>
-        <w:t>租聘一体化</w:t>
-      </w:r>
-      <w:proofErr w:type="gramEnd"/>
-      <w:r>
-        <w:rPr>
-          <w:rFonts w:ascii="宋体" w:eastAsia="宋体" w:hAnsi="宋体" w:cs="宋体" w:hint="eastAsia"/>
-          <w:color w:val="000000" w:themeColor="text1"/>
-          <w:sz w:val="24"/>
-          <w:szCs w:val="24"/>
-          <w:lang w:eastAsia="zh-CN"/>
-        </w:rPr>
-        <w:t>的乐器交易平台</w:t>
+        <w:t>集合交易、租聘一体化的乐器交易平台</w:t>
       </w:r>
       <w:r>
         <w:rPr>
@@ -6837,10 +6604,10 @@
           <w:noProof/>
         </w:rPr>
         <w:drawing>
-          <wp:inline distT="0" distB="0" distL="0" distR="0" wp14:anchorId="142B3AD2" wp14:editId="201FA3AE">
-            <wp:extent cx="5274310" cy="2672080"/>
-            <wp:effectExtent l="0" t="0" r="2540" b="0"/>
-            <wp:docPr id="25" name="图片 25"/>
+          <wp:inline distT="0" distB="0" distL="0" distR="0" wp14:anchorId="055A8959" wp14:editId="463FB635">
+            <wp:extent cx="5274310" cy="2607945"/>
+            <wp:effectExtent l="0" t="0" r="2540" b="1905"/>
+            <wp:docPr id="1" name="图片 1"/>
             <wp:cNvGraphicFramePr>
               <a:graphicFrameLocks xmlns:a="http://schemas.openxmlformats.org/drawingml/2006/main" noChangeAspect="1"/>
             </wp:cNvGraphicFramePr>
@@ -6848,13 +6615,13 @@
               <a:graphicData uri="http://schemas.openxmlformats.org/drawingml/2006/picture">
                 <pic:pic xmlns:pic="http://schemas.openxmlformats.org/drawingml/2006/picture">
                   <pic:nvPicPr>
-                    <pic:cNvPr id="0" name="Picture 20"/>
+                    <pic:cNvPr id="0" name="Picture 1"/>
                     <pic:cNvPicPr>
                       <a:picLocks noChangeAspect="1" noChangeArrowheads="1"/>
                     </pic:cNvPicPr>
                   </pic:nvPicPr>
                   <pic:blipFill>
-                    <a:blip r:embed="rId22">
+                    <a:blip r:embed="rId22" cstate="print">
                       <a:extLst>
                         <a:ext uri="{28A0092B-C50C-407E-A947-70E740481C1C}">
                           <a14:useLocalDpi xmlns:a14="http://schemas.microsoft.com/office/drawing/2010/main" val="0"/>
@@ -6869,7 +6636,7 @@
                   <pic:spPr bwMode="auto">
                     <a:xfrm>
                       <a:off x="0" y="0"/>
-                      <a:ext cx="5274310" cy="2672080"/>
+                      <a:ext cx="5274310" cy="2607945"/>
                     </a:xfrm>
                     <a:prstGeom prst="rect">
                       <a:avLst/>
@@ -7685,7 +7452,6 @@
             </w14:gradFill>
           </w14:textFill>
         </w:rPr>
-        <w:lastRenderedPageBreak/>
         <w:t>总用例图</w:t>
       </w:r>
     </w:p>
@@ -7734,10 +7500,10 @@
         </w:rPr>
         <w:lastRenderedPageBreak/>
         <w:drawing>
-          <wp:inline distT="0" distB="0" distL="0" distR="0" wp14:anchorId="42154B2A" wp14:editId="04047EDF">
-            <wp:extent cx="5000625" cy="8863330"/>
-            <wp:effectExtent l="0" t="0" r="9525" b="0"/>
-            <wp:docPr id="11" name="图片 11"/>
+          <wp:inline distT="0" distB="0" distL="0" distR="0" wp14:anchorId="433B47EF" wp14:editId="570C52E0">
+            <wp:extent cx="5274310" cy="8545830"/>
+            <wp:effectExtent l="0" t="0" r="2540" b="7620"/>
+            <wp:docPr id="12" name="图片 12"/>
             <wp:cNvGraphicFramePr>
               <a:graphicFrameLocks xmlns:a="http://schemas.openxmlformats.org/drawingml/2006/main" noChangeAspect="1"/>
             </wp:cNvGraphicFramePr>
@@ -7766,7 +7532,7 @@
                   <pic:spPr bwMode="auto">
                     <a:xfrm>
                       <a:off x="0" y="0"/>
-                      <a:ext cx="5000625" cy="8863330"/>
+                      <a:ext cx="5274310" cy="8545830"/>
                     </a:xfrm>
                     <a:prstGeom prst="rect">
                       <a:avLst/>
@@ -7866,6 +7632,7 @@
             </w14:gradFill>
           </w14:textFill>
         </w:rPr>
+        <w:lastRenderedPageBreak/>
         <w:t>登录</w:t>
       </w:r>
       <w:r>
@@ -8412,7 +8179,7 @@
                 <w:szCs w:val="21"/>
                 <w:lang w:eastAsia="zh-CN"/>
               </w:rPr>
-              <w:t>用户、登录系统</w:t>
+              <w:t>用户</w:t>
             </w:r>
           </w:p>
         </w:tc>
@@ -9098,10 +8865,10 @@
           <w:noProof/>
         </w:rPr>
         <w:drawing>
-          <wp:inline distT="0" distB="0" distL="0" distR="0" wp14:anchorId="63EF2093" wp14:editId="5EE4B65C">
-            <wp:extent cx="5274310" cy="7049135"/>
-            <wp:effectExtent l="0" t="0" r="2540" b="0"/>
-            <wp:docPr id="20" name="图片 20"/>
+          <wp:inline distT="0" distB="0" distL="0" distR="0" wp14:anchorId="19536FBD" wp14:editId="12062F1D">
+            <wp:extent cx="5274310" cy="4759325"/>
+            <wp:effectExtent l="0" t="0" r="2540" b="3175"/>
+            <wp:docPr id="13" name="图片 13"/>
             <wp:cNvGraphicFramePr>
               <a:graphicFrameLocks xmlns:a="http://schemas.openxmlformats.org/drawingml/2006/main" noChangeAspect="1"/>
             </wp:cNvGraphicFramePr>
@@ -9109,7 +8876,7 @@
               <a:graphicData uri="http://schemas.openxmlformats.org/drawingml/2006/picture">
                 <pic:pic xmlns:pic="http://schemas.openxmlformats.org/drawingml/2006/picture">
                   <pic:nvPicPr>
-                    <pic:cNvPr id="0" name="Picture 7"/>
+                    <pic:cNvPr id="0" name="Picture 3"/>
                     <pic:cNvPicPr>
                       <a:picLocks noChangeAspect="1" noChangeArrowheads="1"/>
                     </pic:cNvPicPr>
@@ -9130,7 +8897,7 @@
                   <pic:spPr bwMode="auto">
                     <a:xfrm>
                       <a:off x="0" y="0"/>
-                      <a:ext cx="5274310" cy="7049135"/>
+                      <a:ext cx="5274310" cy="4759325"/>
                     </a:xfrm>
                     <a:prstGeom prst="rect">
                       <a:avLst/>
@@ -9166,36 +8933,6 @@
       <w:pPr>
         <w:pStyle w:val="ab"/>
         <w:jc w:val="left"/>
-        <w:rPr>
-          <w:rFonts w:ascii="宋体" w:eastAsia="宋体" w:hAnsi="宋体" w:cs="宋体"/>
-          <w:b w:val="0"/>
-          <w:bCs/>
-          <w:color w:val="000000" w:themeColor="text1"/>
-          <w:sz w:val="24"/>
-          <w:szCs w:val="24"/>
-          <w:lang w:eastAsia="zh-CN"/>
-        </w:rPr>
-      </w:pPr>
-    </w:p>
-    <w:p>
-      <w:pPr>
-        <w:pStyle w:val="ab"/>
-        <w:jc w:val="left"/>
-        <w:rPr>
-          <w:rFonts w:ascii="宋体" w:eastAsia="宋体" w:hAnsi="宋体" w:cs="宋体"/>
-          <w:b w:val="0"/>
-          <w:bCs/>
-          <w:color w:val="000000" w:themeColor="text1"/>
-          <w:sz w:val="24"/>
-          <w:szCs w:val="24"/>
-          <w:lang w:eastAsia="zh-CN"/>
-        </w:rPr>
-      </w:pPr>
-    </w:p>
-    <w:p>
-      <w:pPr>
-        <w:pStyle w:val="ab"/>
-        <w:jc w:val="left"/>
         <w:outlineLvl w:val="2"/>
         <w:rPr>
           <w:rFonts w:ascii="宋体" w:eastAsia="宋体" w:hAnsi="宋体" w:cs="宋体"/>
@@ -9231,7 +8968,6 @@
             </w14:gradFill>
           </w14:textFill>
         </w:rPr>
-        <w:lastRenderedPageBreak/>
         <w:t>·</w:t>
       </w:r>
       <w:r>
@@ -9454,7 +9190,7 @@
                 <w:szCs w:val="21"/>
                 <w:lang w:eastAsia="zh-CN"/>
               </w:rPr>
-              <w:t>管理员可以在管理系统中进行一系列操作。包括管理用户、管理商品、管理订单、管理评论。</w:t>
+              <w:t>管理员可以在管理系统中进行一系列操作。包括管理用户、管理商品、管理评论。</w:t>
             </w:r>
           </w:p>
         </w:tc>
@@ -9506,7 +9242,7 @@
                 <w:szCs w:val="21"/>
                 <w:lang w:eastAsia="zh-CN"/>
               </w:rPr>
-              <w:t>管理员、管理系统</w:t>
+              <w:t>管理员</w:t>
             </w:r>
           </w:p>
         </w:tc>
@@ -9695,27 +9431,8 @@
                 <w:szCs w:val="21"/>
                 <w:lang w:eastAsia="zh-CN"/>
               </w:rPr>
-              <w:t>3.管理员在管理系统中可以进行对商品的管理操作，包括查看商品列表、审核上架商品、下</w:t>
-            </w:r>
-            <w:proofErr w:type="gramStart"/>
-            <w:r>
-              <w:rPr>
-                <w:rFonts w:ascii="宋体" w:hAnsi="宋体" w:cs="宋体" w:hint="eastAsia"/>
-                <w:sz w:val="21"/>
-                <w:szCs w:val="21"/>
-                <w:lang w:eastAsia="zh-CN"/>
-              </w:rPr>
-              <w:t>架商品</w:t>
-            </w:r>
-            <w:proofErr w:type="gramEnd"/>
-            <w:r>
-              <w:rPr>
-                <w:rFonts w:ascii="宋体" w:hAnsi="宋体" w:cs="宋体" w:hint="eastAsia"/>
-                <w:sz w:val="21"/>
-                <w:szCs w:val="21"/>
-                <w:lang w:eastAsia="zh-CN"/>
-              </w:rPr>
-              <w:t>等。</w:t>
+              <w:lastRenderedPageBreak/>
+              <w:t>3.管理员在管理系统中可以进行对商品的管理操作，包括查看商品列表、下架商品等。</w:t>
             </w:r>
           </w:p>
           <w:p>
@@ -9730,52 +9447,21 @@
             </w:pPr>
             <w:r>
               <w:rPr>
+                <w:rFonts w:ascii="宋体" w:hAnsi="宋体" w:cs="宋体"/>
+                <w:sz w:val="21"/>
+                <w:szCs w:val="21"/>
+                <w:lang w:eastAsia="zh-CN"/>
+              </w:rPr>
+              <w:t>4</w:t>
+            </w:r>
+            <w:r>
+              <w:rPr>
                 <w:rFonts w:ascii="宋体" w:hAnsi="宋体" w:cs="宋体" w:hint="eastAsia"/>
                 <w:sz w:val="21"/>
                 <w:szCs w:val="21"/>
                 <w:lang w:eastAsia="zh-CN"/>
               </w:rPr>
-              <w:t>4. 管理员在管理系统中可以制定和调整平台交易规则，规则将通知所有用户。</w:t>
-            </w:r>
-          </w:p>
-          <w:p>
-            <w:pPr>
-              <w:ind w:firstLineChars="0" w:firstLine="0"/>
-              <w:rPr>
-                <w:rFonts w:ascii="宋体" w:hAnsi="宋体" w:cs="宋体"/>
-                <w:sz w:val="21"/>
-                <w:szCs w:val="21"/>
-                <w:lang w:eastAsia="zh-CN"/>
-              </w:rPr>
-            </w:pPr>
-            <w:r>
-              <w:rPr>
-                <w:rFonts w:ascii="宋体" w:hAnsi="宋体" w:cs="宋体" w:hint="eastAsia"/>
-                <w:sz w:val="21"/>
-                <w:szCs w:val="21"/>
-                <w:lang w:eastAsia="zh-CN"/>
-              </w:rPr>
-              <w:t>5.管理员在管理系统中可以进行对租借的管理操作，包括查看订单、处理异常状态订单等。</w:t>
-            </w:r>
-          </w:p>
-          <w:p>
-            <w:pPr>
-              <w:ind w:firstLineChars="0" w:firstLine="0"/>
-              <w:rPr>
-                <w:rFonts w:ascii="宋体" w:hAnsi="宋体" w:cs="宋体"/>
-                <w:sz w:val="21"/>
-                <w:szCs w:val="21"/>
-                <w:lang w:eastAsia="zh-CN"/>
-              </w:rPr>
-            </w:pPr>
-            <w:r>
-              <w:rPr>
-                <w:rFonts w:ascii="宋体" w:hAnsi="宋体" w:cs="宋体" w:hint="eastAsia"/>
-                <w:sz w:val="21"/>
-                <w:szCs w:val="21"/>
-                <w:lang w:eastAsia="zh-CN"/>
-              </w:rPr>
-              <w:t>6.管理员在管理系统中可以进行对评价的管理操作，包括查看评价列表、审核评价、删除评价等。</w:t>
+              <w:t>.管理员在管理系统中可以进行对评价的管理操作，包括查看评价列表、删除评价等。</w:t>
             </w:r>
           </w:p>
         </w:tc>
@@ -9802,6 +9488,7 @@
                 <w:szCs w:val="21"/>
                 <w:lang w:eastAsia="zh-CN"/>
               </w:rPr>
+              <w:lastRenderedPageBreak/>
               <w:t>额外路径</w:t>
             </w:r>
           </w:p>
@@ -10581,27 +10268,7 @@
                 <w:szCs w:val="21"/>
                 <w:lang w:eastAsia="zh-CN"/>
               </w:rPr>
-              <w:t>买家和卖家可以通过交易系统进行双方交流。对于已经建立起的订单，双方都能查看订单并对此订单进行一些操作，例如评价或者发货等。对于卖家，卖家可以选择性的上架商品，包括填写一些商品的基本描述和</w:t>
-            </w:r>
-            <w:proofErr w:type="gramStart"/>
-            <w:r>
-              <w:rPr>
-                <w:rFonts w:ascii="宋体" w:hAnsi="宋体" w:cs="宋体" w:hint="eastAsia"/>
-                <w:sz w:val="21"/>
-                <w:szCs w:val="21"/>
-                <w:lang w:eastAsia="zh-CN"/>
-              </w:rPr>
-              <w:t>删除此</w:t>
-            </w:r>
-            <w:proofErr w:type="gramEnd"/>
-            <w:r>
-              <w:rPr>
-                <w:rFonts w:ascii="宋体" w:hAnsi="宋体" w:cs="宋体" w:hint="eastAsia"/>
-                <w:sz w:val="21"/>
-                <w:szCs w:val="21"/>
-                <w:lang w:eastAsia="zh-CN"/>
-              </w:rPr>
-              <w:t>商品等。对于买家，买家可以选择心仪的商品进行购买操作。包括浏览商品信息，收藏商品和支付，评价等。</w:t>
+              <w:t>买家和卖家可以通过交易系统进行双方交流。对于已经建立起的订单，双方都能查看订单并对此订单进行一些操作，例如评价或者发货等。对于卖家，卖家可以选择性的上架商品，包括填写一些商品的基本描述和删除此商品等。对于买家，买家可以选择心仪的商品进行购买操作。包括浏览商品信息，收藏商品和支付，评价等。</w:t>
             </w:r>
           </w:p>
         </w:tc>
@@ -10653,7 +10320,7 @@
                 <w:szCs w:val="21"/>
                 <w:lang w:eastAsia="zh-CN"/>
               </w:rPr>
-              <w:t>用户（买家），用户（卖家），商品交易系统</w:t>
+              <w:t>用户（买家），用户（卖家）</w:t>
             </w:r>
           </w:p>
         </w:tc>
@@ -10841,27 +10508,7 @@
                 <w:szCs w:val="21"/>
                 <w:lang w:eastAsia="zh-CN"/>
               </w:rPr>
-              <w:t>4.卖家可以在系统上进行上架商品，上</w:t>
-            </w:r>
-            <w:proofErr w:type="gramStart"/>
-            <w:r>
-              <w:rPr>
-                <w:rFonts w:ascii="宋体" w:hAnsi="宋体" w:cs="宋体" w:hint="eastAsia"/>
-                <w:sz w:val="21"/>
-                <w:szCs w:val="21"/>
-                <w:lang w:eastAsia="zh-CN"/>
-              </w:rPr>
-              <w:t>传商品</w:t>
-            </w:r>
-            <w:proofErr w:type="gramEnd"/>
-            <w:r>
-              <w:rPr>
-                <w:rFonts w:ascii="宋体" w:hAnsi="宋体" w:cs="宋体" w:hint="eastAsia"/>
-                <w:sz w:val="21"/>
-                <w:szCs w:val="21"/>
-                <w:lang w:eastAsia="zh-CN"/>
-              </w:rPr>
-              <w:t>基本信息描述，删除商品等操作。</w:t>
+              <w:t>4.卖家可以在系统上进行上架商品，上传商品基本信息描述，删除商品等操作。</w:t>
             </w:r>
           </w:p>
         </w:tc>
@@ -11670,27 +11317,7 @@
                 <w:szCs w:val="21"/>
                 <w:lang w:eastAsia="zh-CN"/>
               </w:rPr>
-              <w:t>买家和卖家可以通过租借系统进行双方交流。对于已经建立起的订单，双方都能查看订单并对此订单进行一些操作，例如评价，发货，归还商品等。对于卖家，卖家可以选择性的上架商品，包括填写一些商品的基本描述和</w:t>
-            </w:r>
-            <w:proofErr w:type="gramStart"/>
-            <w:r>
-              <w:rPr>
-                <w:rFonts w:ascii="宋体" w:hAnsi="宋体" w:cs="宋体" w:hint="eastAsia"/>
-                <w:sz w:val="21"/>
-                <w:szCs w:val="21"/>
-                <w:lang w:eastAsia="zh-CN"/>
-              </w:rPr>
-              <w:t>删除此</w:t>
-            </w:r>
-            <w:proofErr w:type="gramEnd"/>
-            <w:r>
-              <w:rPr>
-                <w:rFonts w:ascii="宋体" w:hAnsi="宋体" w:cs="宋体" w:hint="eastAsia"/>
-                <w:sz w:val="21"/>
-                <w:szCs w:val="21"/>
-                <w:lang w:eastAsia="zh-CN"/>
-              </w:rPr>
-              <w:t>商品等。对于买家，卖家可以选择心仪的商品进行租借操作。包括浏览商品信息和支付等。</w:t>
+              <w:t>买家和卖家可以通过租借系统进行双方交流。对于已经建立起的订单，双方都能查看订单并对此订单进行一些操作，例如评价，发货，归还商品等。对于卖家，卖家可以选择性的上架商品，包括填写一些商品的基本描述和删除此商品等。对于买家，卖家可以选择心仪的商品进行租借操作。包括浏览商品信息和支付等。</w:t>
             </w:r>
           </w:p>
         </w:tc>
@@ -11742,7 +11369,7 @@
                 <w:szCs w:val="21"/>
                 <w:lang w:eastAsia="zh-CN"/>
               </w:rPr>
-              <w:t>用户（买家），用户（卖家），商品租借系统</w:t>
+              <w:t>用户（买家），用户（卖家）</w:t>
             </w:r>
           </w:p>
         </w:tc>
@@ -11930,27 +11557,7 @@
                 <w:szCs w:val="21"/>
                 <w:lang w:eastAsia="zh-CN"/>
               </w:rPr>
-              <w:t>4.卖家可以在系统上进行上架商品，上</w:t>
-            </w:r>
-            <w:proofErr w:type="gramStart"/>
-            <w:r>
-              <w:rPr>
-                <w:rFonts w:ascii="宋体" w:hAnsi="宋体" w:cs="宋体" w:hint="eastAsia"/>
-                <w:sz w:val="21"/>
-                <w:szCs w:val="21"/>
-                <w:lang w:eastAsia="zh-CN"/>
-              </w:rPr>
-              <w:t>传商品</w:t>
-            </w:r>
-            <w:proofErr w:type="gramEnd"/>
-            <w:r>
-              <w:rPr>
-                <w:rFonts w:ascii="宋体" w:hAnsi="宋体" w:cs="宋体" w:hint="eastAsia"/>
-                <w:sz w:val="21"/>
-                <w:szCs w:val="21"/>
-                <w:lang w:eastAsia="zh-CN"/>
-              </w:rPr>
-              <w:t>基本信息描述，删除商品等操作。</w:t>
+              <w:t>4.卖家可以在系统上进行上架商品，上传商品基本信息描述，删除商品等操作。</w:t>
             </w:r>
           </w:p>
         </w:tc>
@@ -12880,7 +12487,7 @@
                 <w:szCs w:val="21"/>
                 <w:lang w:eastAsia="zh-CN"/>
               </w:rPr>
-              <w:t>用户（买家），用户（卖家），用户信息管理系统</w:t>
+              <w:t>用户（买家），用户（卖家）</w:t>
             </w:r>
           </w:p>
         </w:tc>
@@ -13069,6 +12676,62 @@
                 <w:lang w:eastAsia="zh-CN"/>
               </w:rPr>
               <w:t>4.用户（卖家）可以查看已经进行的订单，包括查看上架商品的信息，评价，也可以查看已经出租或者已经售出的订单。</w:t>
+            </w:r>
+          </w:p>
+          <w:p>
+            <w:pPr>
+              <w:ind w:firstLineChars="0" w:firstLine="0"/>
+              <w:rPr>
+                <w:rFonts w:ascii="宋体" w:hAnsi="宋体" w:cs="宋体"/>
+                <w:sz w:val="21"/>
+                <w:szCs w:val="21"/>
+                <w:lang w:eastAsia="zh-CN"/>
+              </w:rPr>
+            </w:pPr>
+            <w:r>
+              <w:rPr>
+                <w:rFonts w:ascii="宋体" w:hAnsi="宋体" w:cs="宋体" w:hint="eastAsia"/>
+                <w:sz w:val="21"/>
+                <w:szCs w:val="21"/>
+                <w:lang w:eastAsia="zh-CN"/>
+              </w:rPr>
+              <w:t>5</w:t>
+            </w:r>
+            <w:r>
+              <w:rPr>
+                <w:rFonts w:ascii="宋体" w:hAnsi="宋体" w:cs="宋体"/>
+                <w:sz w:val="21"/>
+                <w:szCs w:val="21"/>
+                <w:lang w:eastAsia="zh-CN"/>
+              </w:rPr>
+              <w:t>.</w:t>
+            </w:r>
+            <w:r>
+              <w:rPr>
+                <w:rFonts w:ascii="宋体" w:hAnsi="宋体" w:cs="宋体" w:hint="eastAsia"/>
+                <w:sz w:val="21"/>
+                <w:szCs w:val="21"/>
+                <w:lang w:eastAsia="zh-CN"/>
+              </w:rPr>
+              <w:t>用户可以选择与生成式A</w:t>
+            </w:r>
+            <w:r>
+              <w:rPr>
+                <w:rFonts w:ascii="宋体" w:hAnsi="宋体" w:cs="宋体"/>
+                <w:sz w:val="21"/>
+                <w:szCs w:val="21"/>
+                <w:lang w:eastAsia="zh-CN"/>
+              </w:rPr>
+              <w:t>I</w:t>
+            </w:r>
+            <w:r>
+              <w:rPr>
+                <w:rFonts w:ascii="宋体" w:hAnsi="宋体" w:cs="宋体" w:hint="eastAsia"/>
+                <w:sz w:val="21"/>
+                <w:szCs w:val="21"/>
+                <w:lang w:eastAsia="zh-CN"/>
+              </w:rPr>
+              <w:t>交流互动。</w:t>
             </w:r>
           </w:p>
         </w:tc>
@@ -14452,33 +14115,7 @@
           <w:szCs w:val="24"/>
           <w:lang w:eastAsia="zh-CN"/>
         </w:rPr>
-        <w:t>开发过程中，小组成员会利用Git进行代码的版本控制，已实现代码的记录</w:t>
-      </w:r>
-      <w:proofErr w:type="gramStart"/>
-      <w:r>
-        <w:rPr>
-          <w:rFonts w:ascii="宋体" w:eastAsia="宋体" w:hAnsi="宋体" w:cs="宋体" w:hint="eastAsia"/>
-          <w:b w:val="0"/>
-          <w:bCs/>
-          <w:color w:val="000000" w:themeColor="text1"/>
-          <w:sz w:val="24"/>
-          <w:szCs w:val="24"/>
-          <w:lang w:eastAsia="zh-CN"/>
-        </w:rPr>
-        <w:t>和回滚操作</w:t>
-      </w:r>
-      <w:proofErr w:type="gramEnd"/>
-      <w:r>
-        <w:rPr>
-          <w:rFonts w:ascii="宋体" w:eastAsia="宋体" w:hAnsi="宋体" w:cs="宋体" w:hint="eastAsia"/>
-          <w:b w:val="0"/>
-          <w:bCs/>
-          <w:color w:val="000000" w:themeColor="text1"/>
-          <w:sz w:val="24"/>
-          <w:szCs w:val="24"/>
-          <w:lang w:eastAsia="zh-CN"/>
-        </w:rPr>
-        <w:t>。</w:t>
+        <w:t>开发过程中，小组成员会利用Git进行代码的版本控制，已实现代码的记录和回滚操作。</w:t>
       </w:r>
     </w:p>
     <w:p>
@@ -15302,33 +14939,7 @@
           <w:szCs w:val="24"/>
           <w:lang w:eastAsia="zh-CN"/>
         </w:rPr>
-        <w:t>该软件是开发在Web端口的，因此需要兼容主流的浏览器（</w:t>
-      </w:r>
-      <w:proofErr w:type="gramStart"/>
-      <w:r>
-        <w:rPr>
-          <w:rFonts w:ascii="宋体" w:eastAsia="宋体" w:hAnsi="宋体" w:cs="宋体" w:hint="eastAsia"/>
-          <w:b w:val="0"/>
-          <w:bCs/>
-          <w:color w:val="000000" w:themeColor="text1"/>
-          <w:sz w:val="24"/>
-          <w:szCs w:val="24"/>
-          <w:lang w:eastAsia="zh-CN"/>
-        </w:rPr>
-        <w:t>例如谷歌浏览器</w:t>
-      </w:r>
-      <w:proofErr w:type="gramEnd"/>
-      <w:r>
-        <w:rPr>
-          <w:rFonts w:ascii="宋体" w:eastAsia="宋体" w:hAnsi="宋体" w:cs="宋体" w:hint="eastAsia"/>
-          <w:b w:val="0"/>
-          <w:bCs/>
-          <w:color w:val="000000" w:themeColor="text1"/>
-          <w:sz w:val="24"/>
-          <w:szCs w:val="24"/>
-          <w:lang w:eastAsia="zh-CN"/>
-        </w:rPr>
-        <w:t>、Edge浏览器等）</w:t>
+        <w:t>该软件是开发在Web端口的，因此需要兼容主流的浏览器（例如谷歌浏览器、Edge浏览器等）</w:t>
       </w:r>
     </w:p>
     <w:p>
@@ -15486,75 +15097,7 @@
             </w14:gradFill>
           </w14:textFill>
         </w:rPr>
-        <w:t>合法合</w:t>
-      </w:r>
-      <w:proofErr w:type="gramStart"/>
-      <w:r>
-        <w:rPr>
-          <w:rFonts w:ascii="TypeLand 康熙字典體" w:hAnsi="TypeLand 康熙字典體" w:hint="eastAsia"/>
-          <w:b w:val="0"/>
-          <w:bCs/>
-          <w:color w:val="000000" w:themeColor="text1"/>
-          <w:sz w:val="30"/>
-          <w:szCs w:val="30"/>
-          <w:lang w:eastAsia="zh-CN"/>
-          <w14:textFill>
-            <w14:gradFill>
-              <w14:gsLst>
-                <w14:gs w14:pos="50000">
-                  <w14:schemeClr w14:val="tx1"/>
-                </w14:gs>
-                <w14:gs w14:pos="0">
-                  <w14:schemeClr w14:val="tx1">
-                    <w14:lumMod w14:val="25000"/>
-                    <w14:lumOff w14:val="75000"/>
-                  </w14:schemeClr>
-                </w14:gs>
-                <w14:gs w14:pos="100000">
-                  <w14:schemeClr w14:val="tx1">
-                    <w14:lumMod w14:val="85000"/>
-                  </w14:schemeClr>
-                </w14:gs>
-              </w14:gsLst>
-              <w14:lin w14:ang="5400000" w14:scaled="1"/>
-            </w14:gradFill>
-          </w14:textFill>
-        </w:rPr>
-        <w:t>规</w:t>
-      </w:r>
-      <w:proofErr w:type="gramEnd"/>
-      <w:r>
-        <w:rPr>
-          <w:rFonts w:ascii="TypeLand 康熙字典體" w:hAnsi="TypeLand 康熙字典體" w:hint="eastAsia"/>
-          <w:b w:val="0"/>
-          <w:bCs/>
-          <w:color w:val="000000" w:themeColor="text1"/>
-          <w:sz w:val="30"/>
-          <w:szCs w:val="30"/>
-          <w:lang w:eastAsia="zh-CN"/>
-          <w14:textFill>
-            <w14:gradFill>
-              <w14:gsLst>
-                <w14:gs w14:pos="50000">
-                  <w14:schemeClr w14:val="tx1"/>
-                </w14:gs>
-                <w14:gs w14:pos="0">
-                  <w14:schemeClr w14:val="tx1">
-                    <w14:lumMod w14:val="25000"/>
-                    <w14:lumOff w14:val="75000"/>
-                  </w14:schemeClr>
-                </w14:gs>
-                <w14:gs w14:pos="100000">
-                  <w14:schemeClr w14:val="tx1">
-                    <w14:lumMod w14:val="85000"/>
-                  </w14:schemeClr>
-                </w14:gs>
-              </w14:gsLst>
-              <w14:lin w14:ang="5400000" w14:scaled="1"/>
-            </w14:gradFill>
-          </w14:textFill>
-        </w:rPr>
-        <w:t>性</w:t>
+        <w:t>合法合规性</w:t>
       </w:r>
     </w:p>
     <w:bookmarkEnd w:id="22"/>

--- a/文档/需求规约文档/琴音袅袅-乐器交易平台系统需求规约.docx
+++ b/文档/需求规约文档/琴音袅袅-乐器交易平台系统需求规约.docx
@@ -1,13 +1,13 @@
 
 <file path=word/document.xml><?xml version="1.0" encoding="utf-8"?>
-<w:document xmlns:wpc="http://schemas.microsoft.com/office/word/2010/wordprocessingCanvas" xmlns:cx="http://schemas.microsoft.com/office/drawing/2014/chartex" xmlns:cx1="http://schemas.microsoft.com/office/drawing/2015/9/8/chartex" xmlns:cx2="http://schemas.microsoft.com/office/drawing/2015/10/21/chartex" xmlns:cx3="http://schemas.microsoft.com/office/drawing/2016/5/9/chartex" xmlns:cx4="http://schemas.microsoft.com/office/drawing/2016/5/10/chartex" xmlns:cx5="http://schemas.microsoft.com/office/drawing/2016/5/11/chartex" xmlns:cx6="http://schemas.microsoft.com/office/drawing/2016/5/12/chartex" xmlns:cx7="http://schemas.microsoft.com/office/drawing/2016/5/13/chartex" xmlns:cx8="http://schemas.microsoft.com/office/drawing/2016/5/14/chartex" xmlns:mc="http://schemas.openxmlformats.org/markup-compatibility/2006" xmlns:aink="http://schemas.microsoft.com/office/drawing/2016/ink" xmlns:am3d="http://schemas.microsoft.com/office/drawing/2017/model3d" xmlns:o="urn:schemas-microsoft-com:office:office" xmlns:r="http://schemas.openxmlformats.org/officeDocument/2006/relationships" xmlns:m="http://schemas.openxmlformats.org/officeDocument/2006/math" xmlns:v="urn:schemas-microsoft-com:vml" xmlns:wp14="http://schemas.microsoft.com/office/word/2010/wordprocessingDrawing" xmlns:wp="http://schemas.openxmlformats.org/drawingml/2006/wordprocessingDrawing" xmlns:w10="urn:schemas-microsoft-com:office:word" xmlns:w="http://schemas.openxmlformats.org/wordprocessingml/2006/main" xmlns:w14="http://schemas.microsoft.com/office/word/2010/wordml" xmlns:w15="http://schemas.microsoft.com/office/word/2012/wordml" xmlns:w16cex="http://schemas.microsoft.com/office/word/2018/wordml/cex" xmlns:w16cid="http://schemas.microsoft.com/office/word/2016/wordml/cid" xmlns:w16="http://schemas.microsoft.com/office/word/2018/wordml" xmlns:w16sdtdh="http://schemas.microsoft.com/office/word/2020/wordml/sdtdatahash" xmlns:w16se="http://schemas.microsoft.com/office/word/2015/wordml/symex" xmlns:wpg="http://schemas.microsoft.com/office/word/2010/wordprocessingGroup" xmlns:wpi="http://schemas.microsoft.com/office/word/2010/wordprocessingInk" xmlns:wne="http://schemas.microsoft.com/office/word/2006/wordml" xmlns:wps="http://schemas.microsoft.com/office/word/2010/wordprocessingShape" mc:Ignorable="w14 w15 w16se w16cid w16 w16cex w16sdtdh wp14">
+<w:document xmlns:wpc="http://schemas.microsoft.com/office/word/2010/wordprocessingCanvas" xmlns:cx="http://schemas.microsoft.com/office/drawing/2014/chartex" xmlns:cx1="http://schemas.microsoft.com/office/drawing/2015/9/8/chartex" xmlns:cx2="http://schemas.microsoft.com/office/drawing/2015/10/21/chartex" xmlns:cx3="http://schemas.microsoft.com/office/drawing/2016/5/9/chartex" xmlns:cx4="http://schemas.microsoft.com/office/drawing/2016/5/10/chartex" xmlns:cx5="http://schemas.microsoft.com/office/drawing/2016/5/11/chartex" xmlns:cx6="http://schemas.microsoft.com/office/drawing/2016/5/12/chartex" xmlns:cx7="http://schemas.microsoft.com/office/drawing/2016/5/13/chartex" xmlns:cx8="http://schemas.microsoft.com/office/drawing/2016/5/14/chartex" xmlns:mc="http://schemas.openxmlformats.org/markup-compatibility/2006" xmlns:aink="http://schemas.microsoft.com/office/drawing/2016/ink" xmlns:am3d="http://schemas.microsoft.com/office/drawing/2017/model3d" xmlns:o="urn:schemas-microsoft-com:office:office" xmlns:oel="http://schemas.microsoft.com/office/2019/extlst" xmlns:r="http://schemas.openxmlformats.org/officeDocument/2006/relationships" xmlns:m="http://schemas.openxmlformats.org/officeDocument/2006/math" xmlns:v="urn:schemas-microsoft-com:vml" xmlns:wp14="http://schemas.microsoft.com/office/word/2010/wordprocessingDrawing" xmlns:wp="http://schemas.openxmlformats.org/drawingml/2006/wordprocessingDrawing" xmlns:w10="urn:schemas-microsoft-com:office:word" xmlns:w="http://schemas.openxmlformats.org/wordprocessingml/2006/main" xmlns:w14="http://schemas.microsoft.com/office/word/2010/wordml" xmlns:w15="http://schemas.microsoft.com/office/word/2012/wordml" xmlns:w16cex="http://schemas.microsoft.com/office/word/2018/wordml/cex" xmlns:w16cid="http://schemas.microsoft.com/office/word/2016/wordml/cid" xmlns:w16="http://schemas.microsoft.com/office/word/2018/wordml" xmlns:w16du="http://schemas.microsoft.com/office/word/2023/wordml/word16du" xmlns:w16sdtdh="http://schemas.microsoft.com/office/word/2020/wordml/sdtdatahash" xmlns:w16se="http://schemas.microsoft.com/office/word/2015/wordml/symex" xmlns:wpg="http://schemas.microsoft.com/office/word/2010/wordprocessingGroup" xmlns:wpi="http://schemas.microsoft.com/office/word/2010/wordprocessingInk" xmlns:wne="http://schemas.microsoft.com/office/word/2006/wordml" xmlns:wps="http://schemas.microsoft.com/office/word/2010/wordprocessingShape" mc:Ignorable="w14 w15 w16se w16cid w16 w16cex w16sdtdh w16du wp14">
   <w:body>
     <w:p>
       <w:pPr>
         <w:pStyle w:val="ab"/>
         <w:jc w:val="both"/>
         <w:rPr>
-          <w:rFonts w:ascii="TypeLand 康熙字典體" w:eastAsia="华文楷体" w:hAnsi="TypeLand 康熙字典體"/>
+          <w:rFonts w:ascii="TypeLand 康熙字典體" w:eastAsia="华文楷体" w:hAnsi="TypeLand 康熙字典體" w:hint="eastAsia"/>
           <w:sz w:val="52"/>
           <w:szCs w:val="52"/>
           <w:lang w:eastAsia="zh-CN"/>
@@ -18,7 +18,7 @@
       <w:pPr>
         <w:pStyle w:val="ab"/>
         <w:rPr>
-          <w:rFonts w:ascii="TypeLand 康熙字典體" w:eastAsia="宋体" w:hAnsi="TypeLand 康熙字典體"/>
+          <w:rFonts w:ascii="TypeLand 康熙字典體" w:eastAsia="宋体" w:hAnsi="TypeLand 康熙字典體" w:hint="eastAsia"/>
           <w:lang w:eastAsia="zh-CN"/>
         </w:rPr>
       </w:pPr>
@@ -71,7 +71,7 @@
       <w:pPr>
         <w:pStyle w:val="ab"/>
         <w:rPr>
-          <w:rFonts w:ascii="TypeLand 康熙字典體" w:eastAsia="宋体" w:hAnsi="TypeLand 康熙字典體"/>
+          <w:rFonts w:ascii="TypeLand 康熙字典體" w:eastAsia="宋体" w:hAnsi="TypeLand 康熙字典體" w:hint="eastAsia"/>
           <w:lang w:eastAsia="zh-CN"/>
           <w14:textFill>
             <w14:gradFill>
@@ -96,7 +96,7 @@
       <w:pPr>
         <w:pStyle w:val="ab"/>
         <w:rPr>
-          <w:rFonts w:ascii="TypeLand 康熙字典體" w:eastAsia="宋体" w:hAnsi="TypeLand 康熙字典體"/>
+          <w:rFonts w:ascii="TypeLand 康熙字典體" w:eastAsia="宋体" w:hAnsi="TypeLand 康熙字典體" w:hint="eastAsia"/>
           <w:color w:val="0000FF"/>
           <w:lang w:eastAsia="zh-CN"/>
           <w14:textFill>
@@ -146,7 +146,7 @@
       <w:pPr>
         <w:pStyle w:val="ab"/>
         <w:rPr>
-          <w:rFonts w:ascii="TypeLand 康熙字典體" w:eastAsia="宋体" w:hAnsi="TypeLand 康熙字典體"/>
+          <w:rFonts w:ascii="TypeLand 康熙字典體" w:eastAsia="宋体" w:hAnsi="TypeLand 康熙字典體" w:hint="eastAsia"/>
           <w:sz w:val="32"/>
           <w:szCs w:val="32"/>
           <w:lang w:eastAsia="zh-CN"/>
@@ -249,7 +249,7 @@
         <w:pStyle w:val="ab"/>
         <w:outlineLvl w:val="0"/>
         <w:rPr>
-          <w:rFonts w:ascii="TypeLand 康熙字典體" w:eastAsia="宋体" w:hAnsi="TypeLand 康熙字典體"/>
+          <w:rFonts w:ascii="TypeLand 康熙字典體" w:eastAsia="宋体" w:hAnsi="TypeLand 康熙字典體" w:hint="eastAsia"/>
           <w:sz w:val="32"/>
           <w:szCs w:val="32"/>
           <w:lang w:eastAsia="zh-CN"/>
@@ -371,7 +371,7 @@
       <w:pPr>
         <w:pStyle w:val="ab"/>
         <w:rPr>
-          <w:rFonts w:ascii="TypeLand 康熙字典體" w:eastAsia="宋体" w:hAnsi="TypeLand 康熙字典體"/>
+          <w:rFonts w:ascii="TypeLand 康熙字典體" w:eastAsia="宋体" w:hAnsi="TypeLand 康熙字典體" w:hint="eastAsia"/>
           <w:sz w:val="32"/>
           <w:szCs w:val="32"/>
           <w:lang w:eastAsia="zh-CN"/>
@@ -398,7 +398,7 @@
       <w:pPr>
         <w:pStyle w:val="ab"/>
         <w:rPr>
-          <w:rFonts w:ascii="TypeLand 康熙字典體" w:eastAsia="宋体" w:hAnsi="TypeLand 康熙字典體"/>
+          <w:rFonts w:ascii="TypeLand 康熙字典體" w:eastAsia="宋体" w:hAnsi="TypeLand 康熙字典體" w:hint="eastAsia"/>
           <w:b w:val="0"/>
           <w:bCs/>
           <w:color w:val="000000" w:themeColor="text1"/>
@@ -424,7 +424,7 @@
       <w:pPr>
         <w:pStyle w:val="ab"/>
         <w:rPr>
-          <w:rFonts w:ascii="TypeLand 康熙字典體" w:eastAsia="宋体" w:hAnsi="TypeLand 康熙字典體"/>
+          <w:rFonts w:ascii="TypeLand 康熙字典體" w:eastAsia="宋体" w:hAnsi="TypeLand 康熙字典體" w:hint="eastAsia"/>
           <w:b w:val="0"/>
           <w:bCs/>
           <w:color w:val="000000" w:themeColor="text1"/>
@@ -438,7 +438,7 @@
       <w:pPr>
         <w:pStyle w:val="ab"/>
         <w:rPr>
-          <w:rFonts w:ascii="TypeLand 康熙字典體" w:eastAsia="宋体" w:hAnsi="TypeLand 康熙字典體"/>
+          <w:rFonts w:ascii="TypeLand 康熙字典體" w:eastAsia="宋体" w:hAnsi="TypeLand 康熙字典體" w:hint="eastAsia"/>
           <w:b w:val="0"/>
           <w:bCs/>
           <w:color w:val="000000" w:themeColor="text1"/>
@@ -464,7 +464,7 @@
       <w:pPr>
         <w:pStyle w:val="ab"/>
         <w:rPr>
-          <w:rFonts w:ascii="TypeLand 康熙字典體" w:eastAsia="宋体" w:hAnsi="TypeLand 康熙字典體"/>
+          <w:rFonts w:ascii="TypeLand 康熙字典體" w:eastAsia="宋体" w:hAnsi="TypeLand 康熙字典體" w:hint="eastAsia"/>
           <w:b w:val="0"/>
           <w:bCs/>
           <w:color w:val="000000" w:themeColor="text1"/>
@@ -478,7 +478,7 @@
       <w:pPr>
         <w:pStyle w:val="ab"/>
         <w:rPr>
-          <w:rFonts w:ascii="TypeLand 康熙字典體" w:eastAsia="宋体" w:hAnsi="TypeLand 康熙字典體"/>
+          <w:rFonts w:ascii="TypeLand 康熙字典體" w:eastAsia="宋体" w:hAnsi="TypeLand 康熙字典體" w:hint="eastAsia"/>
           <w:b w:val="0"/>
           <w:bCs/>
           <w:color w:val="000000" w:themeColor="text1"/>
@@ -516,7 +516,7 @@
       <w:pPr>
         <w:pStyle w:val="ab"/>
         <w:rPr>
-          <w:rFonts w:ascii="TypeLand 康熙字典體" w:eastAsia="宋体" w:hAnsi="TypeLand 康熙字典體"/>
+          <w:rFonts w:ascii="TypeLand 康熙字典體" w:eastAsia="宋体" w:hAnsi="TypeLand 康熙字典體" w:hint="eastAsia"/>
           <w:b w:val="0"/>
           <w:bCs/>
           <w:color w:val="000000" w:themeColor="text1"/>
@@ -554,7 +554,7 @@
       <w:pPr>
         <w:pStyle w:val="ab"/>
         <w:rPr>
-          <w:rFonts w:ascii="TypeLand 康熙字典體" w:hAnsi="TypeLand 康熙字典體"/>
+          <w:rFonts w:ascii="TypeLand 康熙字典體" w:hAnsi="TypeLand 康熙字典體" w:hint="eastAsia"/>
           <w:b w:val="0"/>
           <w:bCs/>
           <w:color w:val="000000" w:themeColor="text1"/>
@@ -563,6 +563,7 @@
           <w:lang w:eastAsia="zh-CN"/>
         </w:rPr>
       </w:pPr>
+      <w:proofErr w:type="gramStart"/>
       <w:r>
         <w:rPr>
           <w:rFonts w:ascii="TypeLand 康熙字典體" w:eastAsia="宋体" w:hAnsi="TypeLand 康熙字典體" w:hint="eastAsia"/>
@@ -575,6 +576,7 @@
         </w:rPr>
         <w:t>杨兆镇</w:t>
       </w:r>
+      <w:proofErr w:type="gramEnd"/>
       <w:r>
         <w:rPr>
           <w:rFonts w:ascii="TypeLand 康熙字典體" w:eastAsia="宋体" w:hAnsi="TypeLand 康熙字典體" w:hint="eastAsia"/>
@@ -592,7 +594,7 @@
       <w:pPr>
         <w:pStyle w:val="ab"/>
         <w:rPr>
-          <w:rFonts w:ascii="TypeLand 康熙字典體" w:hAnsi="TypeLand 康熙字典體"/>
+          <w:rFonts w:ascii="TypeLand 康熙字典體" w:hAnsi="TypeLand 康熙字典體" w:hint="eastAsia"/>
           <w:b w:val="0"/>
           <w:bCs/>
           <w:color w:val="000000" w:themeColor="text1"/>
@@ -606,7 +608,7 @@
       <w:pPr>
         <w:pStyle w:val="ab"/>
         <w:rPr>
-          <w:rFonts w:ascii="TypeLand 康熙字典體" w:hAnsi="TypeLand 康熙字典體"/>
+          <w:rFonts w:ascii="TypeLand 康熙字典體" w:hAnsi="TypeLand 康熙字典體" w:hint="eastAsia"/>
           <w:b w:val="0"/>
           <w:bCs/>
           <w:color w:val="000000" w:themeColor="text1"/>
@@ -620,7 +622,7 @@
       <w:pPr>
         <w:pStyle w:val="ab"/>
         <w:rPr>
-          <w:rFonts w:ascii="宋体" w:eastAsia="宋体" w:hAnsi="宋体" w:cs="宋体"/>
+          <w:rFonts w:ascii="宋体" w:eastAsia="宋体" w:hAnsi="宋体" w:cs="宋体" w:hint="eastAsia"/>
           <w:color w:val="000000" w:themeColor="text1"/>
           <w:sz w:val="36"/>
           <w:szCs w:val="36"/>
@@ -895,7 +897,7 @@
               <w:spacing w:before="120" w:after="120" w:line="288" w:lineRule="auto"/>
               <w:jc w:val="left"/>
               <w:rPr>
-                <w:rFonts w:ascii="宋体" w:hAnsi="宋体" w:cs="宋体"/>
+                <w:rFonts w:ascii="宋体" w:hAnsi="宋体" w:cs="宋体" w:hint="eastAsia"/>
                 <w:lang w:eastAsia="zh-CN"/>
               </w:rPr>
             </w:pPr>
@@ -1051,7 +1053,7 @@
               <w:spacing w:before="120" w:after="120" w:line="288" w:lineRule="auto"/>
               <w:jc w:val="left"/>
               <w:rPr>
-                <w:rFonts w:ascii="宋体" w:hAnsi="宋体" w:cs="宋体"/>
+                <w:rFonts w:ascii="宋体" w:hAnsi="宋体" w:cs="宋体" w:hint="eastAsia"/>
                 <w:lang w:eastAsia="zh-CN"/>
               </w:rPr>
             </w:pPr>
@@ -1208,7 +1210,7 @@
               <w:ind w:firstLine="440"/>
               <w:jc w:val="left"/>
               <w:rPr>
-                <w:rFonts w:ascii="宋体" w:hAnsi="宋体" w:cs="宋体"/>
+                <w:rFonts w:ascii="宋体" w:hAnsi="宋体" w:cs="宋体" w:hint="eastAsia"/>
                 <w:lang w:eastAsia="zh-CN"/>
               </w:rPr>
             </w:pPr>
@@ -1365,7 +1367,7 @@
               <w:spacing w:before="120" w:after="120" w:line="288" w:lineRule="auto"/>
               <w:jc w:val="left"/>
               <w:rPr>
-                <w:rFonts w:ascii="宋体" w:hAnsi="宋体" w:cs="宋体"/>
+                <w:rFonts w:ascii="宋体" w:hAnsi="宋体" w:cs="宋体" w:hint="eastAsia"/>
                 <w:lang w:eastAsia="zh-CN"/>
               </w:rPr>
             </w:pPr>
@@ -1514,7 +1516,7 @@
               <w:spacing w:before="120" w:after="120" w:line="288" w:lineRule="auto"/>
               <w:jc w:val="left"/>
               <w:rPr>
-                <w:rFonts w:ascii="宋体" w:hAnsi="宋体" w:cs="宋体"/>
+                <w:rFonts w:ascii="宋体" w:hAnsi="宋体" w:cs="宋体" w:hint="eastAsia"/>
                 <w:lang w:eastAsia="zh-CN"/>
               </w:rPr>
             </w:pPr>
@@ -1571,7 +1573,7 @@
       <w:pPr>
         <w:pStyle w:val="ab"/>
         <w:rPr>
-          <w:rFonts w:ascii="TypeLand 康熙字典體" w:hAnsi="TypeLand 康熙字典體"/>
+          <w:rFonts w:ascii="TypeLand 康熙字典體" w:hAnsi="TypeLand 康熙字典體" w:hint="eastAsia"/>
           <w:b w:val="0"/>
           <w:bCs/>
           <w:color w:val="000000" w:themeColor="text1"/>
@@ -1606,7 +1608,7 @@
       <w:pPr>
         <w:pStyle w:val="ab"/>
         <w:rPr>
-          <w:rFonts w:ascii="TypeLand 康熙字典體" w:hAnsi="TypeLand 康熙字典體"/>
+          <w:rFonts w:ascii="TypeLand 康熙字典體" w:hAnsi="TypeLand 康熙字典體" w:hint="eastAsia"/>
           <w:b w:val="0"/>
           <w:bCs/>
           <w:color w:val="000000" w:themeColor="text1"/>
@@ -1641,7 +1643,7 @@
       <w:pPr>
         <w:pStyle w:val="ab"/>
         <w:rPr>
-          <w:rFonts w:ascii="TypeLand 康熙字典體" w:hAnsi="TypeLand 康熙字典體"/>
+          <w:rFonts w:ascii="TypeLand 康熙字典體" w:hAnsi="TypeLand 康熙字典體" w:hint="eastAsia"/>
           <w:b w:val="0"/>
           <w:bCs/>
           <w:color w:val="000000" w:themeColor="text1"/>
@@ -1676,7 +1678,7 @@
       <w:pPr>
         <w:pStyle w:val="ab"/>
         <w:rPr>
-          <w:rFonts w:ascii="TypeLand 康熙字典體" w:hAnsi="TypeLand 康熙字典體"/>
+          <w:rFonts w:ascii="TypeLand 康熙字典體" w:hAnsi="TypeLand 康熙字典體" w:hint="eastAsia"/>
           <w:b w:val="0"/>
           <w:bCs/>
           <w:color w:val="000000" w:themeColor="text1"/>
@@ -1711,7 +1713,7 @@
       <w:pPr>
         <w:pStyle w:val="ab"/>
         <w:rPr>
-          <w:rFonts w:ascii="TypeLand 康熙字典體" w:hAnsi="TypeLand 康熙字典體"/>
+          <w:rFonts w:ascii="TypeLand 康熙字典體" w:hAnsi="TypeLand 康熙字典體" w:hint="eastAsia"/>
           <w:b w:val="0"/>
           <w:bCs/>
           <w:color w:val="000000" w:themeColor="text1"/>
@@ -1746,7 +1748,7 @@
       <w:pPr>
         <w:pStyle w:val="ab"/>
         <w:rPr>
-          <w:rFonts w:ascii="TypeLand 康熙字典體" w:hAnsi="TypeLand 康熙字典體"/>
+          <w:rFonts w:ascii="TypeLand 康熙字典體" w:hAnsi="TypeLand 康熙字典體" w:hint="eastAsia"/>
           <w:b w:val="0"/>
           <w:bCs/>
           <w:color w:val="000000" w:themeColor="text1"/>
@@ -1781,7 +1783,7 @@
       <w:pPr>
         <w:pStyle w:val="ab"/>
         <w:rPr>
-          <w:rFonts w:ascii="TypeLand 康熙字典體" w:hAnsi="TypeLand 康熙字典體"/>
+          <w:rFonts w:ascii="TypeLand 康熙字典體" w:hAnsi="TypeLand 康熙字典體" w:hint="eastAsia"/>
           <w:b w:val="0"/>
           <w:bCs/>
           <w:color w:val="000000" w:themeColor="text1"/>
@@ -1816,7 +1818,7 @@
       <w:pPr>
         <w:pStyle w:val="ab"/>
         <w:rPr>
-          <w:rFonts w:ascii="TypeLand 康熙字典體" w:hAnsi="TypeLand 康熙字典體"/>
+          <w:rFonts w:ascii="TypeLand 康熙字典體" w:hAnsi="TypeLand 康熙字典體" w:hint="eastAsia"/>
           <w:b w:val="0"/>
           <w:bCs/>
           <w:color w:val="000000" w:themeColor="text1"/>
@@ -1851,7 +1853,7 @@
       <w:pPr>
         <w:pStyle w:val="ab"/>
         <w:rPr>
-          <w:rFonts w:ascii="TypeLand 康熙字典體" w:hAnsi="TypeLand 康熙字典體"/>
+          <w:rFonts w:ascii="TypeLand 康熙字典體" w:hAnsi="TypeLand 康熙字典體" w:hint="eastAsia"/>
           <w:b w:val="0"/>
           <w:bCs/>
           <w:color w:val="000000" w:themeColor="text1"/>
@@ -1886,7 +1888,7 @@
       <w:pPr>
         <w:pStyle w:val="ab"/>
         <w:rPr>
-          <w:rFonts w:ascii="TypeLand 康熙字典體" w:hAnsi="TypeLand 康熙字典體"/>
+          <w:rFonts w:ascii="TypeLand 康熙字典體" w:hAnsi="TypeLand 康熙字典體" w:hint="eastAsia"/>
           <w:b w:val="0"/>
           <w:bCs/>
           <w:color w:val="000000" w:themeColor="text1"/>
@@ -1921,7 +1923,7 @@
       <w:pPr>
         <w:pStyle w:val="ab"/>
         <w:rPr>
-          <w:rFonts w:ascii="TypeLand 康熙字典體" w:hAnsi="TypeLand 康熙字典體"/>
+          <w:rFonts w:ascii="TypeLand 康熙字典體" w:hAnsi="TypeLand 康熙字典體" w:hint="eastAsia"/>
           <w:b w:val="0"/>
           <w:bCs/>
           <w:color w:val="000000" w:themeColor="text1"/>
@@ -1957,7 +1959,7 @@
         <w:pStyle w:val="ab"/>
         <w:jc w:val="both"/>
         <w:rPr>
-          <w:rFonts w:ascii="TypeLand 康熙字典體" w:hAnsi="TypeLand 康熙字典體"/>
+          <w:rFonts w:ascii="TypeLand 康熙字典體" w:hAnsi="TypeLand 康熙字典體" w:hint="eastAsia"/>
           <w:b w:val="0"/>
           <w:bCs/>
           <w:color w:val="000000" w:themeColor="text1"/>
@@ -1992,7 +1994,7 @@
       <w:pPr>
         <w:pStyle w:val="ab"/>
         <w:rPr>
-          <w:rFonts w:ascii="TypeLand 康熙字典體" w:hAnsi="TypeLand 康熙字典體"/>
+          <w:rFonts w:ascii="TypeLand 康熙字典體" w:hAnsi="TypeLand 康熙字典體" w:hint="eastAsia"/>
           <w:b w:val="0"/>
           <w:bCs/>
           <w:color w:val="000000" w:themeColor="text1"/>
@@ -2088,6 +2090,7 @@
             </w:rPr>
           </w:pPr>
           <w:hyperlink w:anchor="一介绍" w:history="1">
+            <w:proofErr w:type="gramStart"/>
             <w:r>
               <w:rPr>
                 <w:rStyle w:val="a8"/>
@@ -2100,6 +2103,7 @@
               </w:rPr>
               <w:t>一</w:t>
             </w:r>
+            <w:proofErr w:type="gramEnd"/>
             <w:r>
               <w:rPr>
                 <w:rStyle w:val="a8"/>
@@ -3307,7 +3311,27 @@
                 <w:color w:val="000000" w:themeColor="text1"/>
                 <w:u w:val="none"/>
               </w:rPr>
-              <w:t>合法合规性</w:t>
+              <w:t>合法合</w:t>
+            </w:r>
+            <w:proofErr w:type="gramStart"/>
+            <w:r>
+              <w:rPr>
+                <w:rStyle w:val="a8"/>
+                <w:rFonts w:hint="eastAsia"/>
+                <w:color w:val="000000" w:themeColor="text1"/>
+                <w:u w:val="none"/>
+              </w:rPr>
+              <w:t>规</w:t>
+            </w:r>
+            <w:proofErr w:type="gramEnd"/>
+            <w:r>
+              <w:rPr>
+                <w:rStyle w:val="a8"/>
+                <w:rFonts w:hint="eastAsia"/>
+                <w:color w:val="000000" w:themeColor="text1"/>
+                <w:u w:val="none"/>
+              </w:rPr>
+              <w:t>性</w:t>
             </w:r>
             <w:r>
               <w:rPr>
@@ -3348,7 +3372,7 @@
         <w:pStyle w:val="ab"/>
         <w:jc w:val="both"/>
         <w:rPr>
-          <w:rFonts w:ascii="TypeLand 康熙字典體" w:hAnsi="TypeLand 康熙字典體"/>
+          <w:rFonts w:ascii="TypeLand 康熙字典體" w:hAnsi="TypeLand 康熙字典體" w:hint="eastAsia"/>
           <w:b w:val="0"/>
           <w:bCs/>
           <w:color w:val="000000" w:themeColor="text1"/>
@@ -3399,7 +3423,7 @@
         <w:jc w:val="left"/>
         <w:outlineLvl w:val="0"/>
         <w:rPr>
-          <w:rFonts w:ascii="TypeLand 康熙字典體" w:hAnsi="TypeLand 康熙字典體"/>
+          <w:rFonts w:ascii="TypeLand 康熙字典體" w:hAnsi="TypeLand 康熙字典體" w:hint="eastAsia"/>
           <w:b w:val="0"/>
           <w:bCs/>
           <w:color w:val="000000" w:themeColor="text1"/>
@@ -3471,7 +3495,7 @@
         <w:jc w:val="left"/>
         <w:outlineLvl w:val="1"/>
         <w:rPr>
-          <w:rFonts w:ascii="TypeLand 康熙字典體" w:hAnsi="TypeLand 康熙字典體"/>
+          <w:rFonts w:ascii="TypeLand 康熙字典體" w:hAnsi="TypeLand 康熙字典體" w:hint="eastAsia"/>
           <w:b w:val="0"/>
           <w:bCs/>
           <w:color w:val="000000" w:themeColor="text1"/>
@@ -3606,7 +3630,39 @@
           <w:rFonts w:hint="eastAsia"/>
           <w:szCs w:val="24"/>
         </w:rPr>
-        <w:t>而近年来以淘宝为首的网购交易平台越来越受到人们的欢迎，人们越来越倾向于在网络上进行物品的购买。然而，市面上却缺少一款可以专一针对乐器交易的网络交易平台供乐器爱好者使用。许多乐器爱好者表示，线下实体店的数目有限同时要承担交通来往的花费，又往往因为乐器店缺少自己喜欢的乐器而白跑一趟。加之线上专一乐器交易平台的缺少，买家还要在主流平台中被一些无用广告信息轰炸。因此，开发一款专一乐器交易平台势在必行。</w:t>
+        <w:t>而近年来</w:t>
+      </w:r>
+      <w:proofErr w:type="gramStart"/>
+      <w:r>
+        <w:rPr>
+          <w:rFonts w:hint="eastAsia"/>
+          <w:szCs w:val="24"/>
+        </w:rPr>
+        <w:t>以淘宝为首</w:t>
+      </w:r>
+      <w:proofErr w:type="gramEnd"/>
+      <w:r>
+        <w:rPr>
+          <w:rFonts w:hint="eastAsia"/>
+          <w:szCs w:val="24"/>
+        </w:rPr>
+        <w:t>的</w:t>
+      </w:r>
+      <w:proofErr w:type="gramStart"/>
+      <w:r>
+        <w:rPr>
+          <w:rFonts w:hint="eastAsia"/>
+          <w:szCs w:val="24"/>
+        </w:rPr>
+        <w:t>网购交易</w:t>
+      </w:r>
+      <w:proofErr w:type="gramEnd"/>
+      <w:r>
+        <w:rPr>
+          <w:rFonts w:hint="eastAsia"/>
+          <w:szCs w:val="24"/>
+        </w:rPr>
+        <w:t>平台越来越受到人们的欢迎，人们越来越倾向于在网络上进行物品的购买。然而，市面上却缺少一款可以专一针对乐器交易的网络交易平台供乐器爱好者使用。许多乐器爱好者表示，线下实体店的数目有限同时要承担交通来往的花费，又往往因为乐器店缺少自己喜欢的乐器而白跑一趟。加之线上专一乐器交易平台的缺少，买家还要在主流平台中被一些无用广告信息轰炸。因此，开发一款专一乐器交易平台势在必行。</w:t>
       </w:r>
     </w:p>
     <w:p>
@@ -3648,7 +3704,7 @@
         <w:jc w:val="left"/>
         <w:outlineLvl w:val="1"/>
         <w:rPr>
-          <w:rFonts w:ascii="TypeLand 康熙字典體" w:hAnsi="TypeLand 康熙字典體"/>
+          <w:rFonts w:ascii="TypeLand 康熙字典體" w:hAnsi="TypeLand 康熙字典體" w:hint="eastAsia"/>
           <w:b w:val="0"/>
           <w:bCs/>
           <w:color w:val="000000" w:themeColor="text1"/>
@@ -3753,7 +3809,7 @@
         <w:ind w:firstLineChars="200" w:firstLine="480"/>
         <w:jc w:val="left"/>
         <w:rPr>
-          <w:rFonts w:ascii="宋体" w:eastAsia="宋体" w:hAnsi="宋体" w:cs="宋体"/>
+          <w:rFonts w:ascii="宋体" w:eastAsia="宋体" w:hAnsi="宋体" w:cs="宋体" w:hint="eastAsia"/>
           <w:b w:val="0"/>
           <w:bCs/>
           <w:color w:val="000000" w:themeColor="text1"/>
@@ -3808,7 +3864,7 @@
         <w:jc w:val="left"/>
         <w:outlineLvl w:val="2"/>
         <w:rPr>
-          <w:rFonts w:ascii="宋体" w:eastAsia="宋体" w:hAnsi="宋体" w:cs="宋体"/>
+          <w:rFonts w:ascii="宋体" w:eastAsia="宋体" w:hAnsi="宋体" w:cs="宋体" w:hint="eastAsia"/>
           <w:color w:val="000000" w:themeColor="text1"/>
           <w:sz w:val="24"/>
           <w:szCs w:val="24"/>
@@ -3831,7 +3887,7 @@
         <w:pStyle w:val="ab"/>
         <w:jc w:val="left"/>
         <w:rPr>
-          <w:rFonts w:ascii="宋体" w:eastAsia="宋体" w:hAnsi="宋体" w:cs="宋体"/>
+          <w:rFonts w:ascii="宋体" w:eastAsia="宋体" w:hAnsi="宋体" w:cs="宋体" w:hint="eastAsia"/>
           <w:b w:val="0"/>
           <w:bCs/>
           <w:color w:val="000000" w:themeColor="text1"/>
@@ -3895,7 +3951,7 @@
         <w:pStyle w:val="ab"/>
         <w:jc w:val="left"/>
         <w:rPr>
-          <w:rFonts w:ascii="宋体" w:eastAsia="宋体" w:hAnsi="宋体" w:cs="宋体"/>
+          <w:rFonts w:ascii="宋体" w:eastAsia="宋体" w:hAnsi="宋体" w:cs="宋体" w:hint="eastAsia"/>
           <w:b w:val="0"/>
           <w:bCs/>
           <w:color w:val="000000" w:themeColor="text1"/>
@@ -3911,7 +3967,7 @@
         <w:ind w:firstLineChars="200" w:firstLine="480"/>
         <w:jc w:val="left"/>
         <w:rPr>
-          <w:rFonts w:ascii="宋体" w:eastAsia="宋体" w:hAnsi="宋体" w:cs="宋体"/>
+          <w:rFonts w:ascii="宋体" w:eastAsia="宋体" w:hAnsi="宋体" w:cs="宋体" w:hint="eastAsia"/>
           <w:b w:val="0"/>
           <w:bCs/>
           <w:color w:val="000000" w:themeColor="text1"/>
@@ -3939,7 +3995,7 @@
         <w:ind w:firstLineChars="200" w:firstLine="480"/>
         <w:jc w:val="left"/>
         <w:rPr>
-          <w:rFonts w:ascii="宋体" w:eastAsia="宋体" w:hAnsi="宋体" w:cs="宋体"/>
+          <w:rFonts w:ascii="宋体" w:eastAsia="宋体" w:hAnsi="宋体" w:cs="宋体" w:hint="eastAsia"/>
           <w:b w:val="0"/>
           <w:bCs/>
           <w:color w:val="000000" w:themeColor="text1"/>
@@ -4005,7 +4061,7 @@
         <w:ind w:firstLineChars="200" w:firstLine="480"/>
         <w:jc w:val="left"/>
         <w:rPr>
-          <w:rFonts w:ascii="宋体" w:eastAsia="宋体" w:hAnsi="宋体" w:cs="宋体"/>
+          <w:rFonts w:ascii="宋体" w:eastAsia="宋体" w:hAnsi="宋体" w:cs="宋体" w:hint="eastAsia"/>
           <w:b w:val="0"/>
           <w:bCs/>
           <w:color w:val="000000" w:themeColor="text1"/>
@@ -4033,7 +4089,7 @@
         <w:ind w:firstLineChars="200" w:firstLine="480"/>
         <w:jc w:val="left"/>
         <w:rPr>
-          <w:rFonts w:ascii="宋体" w:eastAsia="宋体" w:hAnsi="宋体" w:cs="宋体"/>
+          <w:rFonts w:ascii="宋体" w:eastAsia="宋体" w:hAnsi="宋体" w:cs="宋体" w:hint="eastAsia"/>
           <w:b w:val="0"/>
           <w:bCs/>
           <w:color w:val="000000" w:themeColor="text1"/>
@@ -4054,7 +4110,7 @@
         <w:jc w:val="left"/>
         <w:outlineLvl w:val="2"/>
         <w:rPr>
-          <w:rFonts w:ascii="宋体" w:eastAsia="宋体" w:hAnsi="宋体" w:cs="宋体"/>
+          <w:rFonts w:ascii="宋体" w:eastAsia="宋体" w:hAnsi="宋体" w:cs="宋体" w:hint="eastAsia"/>
           <w:color w:val="000000" w:themeColor="text1"/>
           <w:sz w:val="24"/>
           <w:szCs w:val="24"/>
@@ -4078,7 +4134,7 @@
         <w:ind w:firstLineChars="200" w:firstLine="480"/>
         <w:jc w:val="left"/>
         <w:rPr>
-          <w:rFonts w:ascii="宋体" w:eastAsia="宋体" w:hAnsi="宋体" w:cs="宋体"/>
+          <w:rFonts w:ascii="宋体" w:eastAsia="宋体" w:hAnsi="宋体" w:cs="宋体" w:hint="eastAsia"/>
           <w:b w:val="0"/>
           <w:bCs/>
           <w:color w:val="000000" w:themeColor="text1"/>
@@ -4094,7 +4150,7 @@
         <w:ind w:firstLineChars="200" w:firstLine="480"/>
         <w:jc w:val="left"/>
         <w:rPr>
-          <w:rFonts w:ascii="宋体" w:eastAsia="宋体" w:hAnsi="宋体" w:cs="宋体"/>
+          <w:rFonts w:ascii="宋体" w:eastAsia="宋体" w:hAnsi="宋体" w:cs="宋体" w:hint="eastAsia"/>
           <w:b w:val="0"/>
           <w:bCs/>
           <w:color w:val="000000" w:themeColor="text1"/>
@@ -4168,7 +4224,7 @@
         <w:ind w:firstLineChars="200" w:firstLine="480"/>
         <w:jc w:val="left"/>
         <w:rPr>
-          <w:rFonts w:ascii="宋体" w:eastAsia="宋体" w:hAnsi="宋体" w:cs="宋体"/>
+          <w:rFonts w:ascii="宋体" w:eastAsia="宋体" w:hAnsi="宋体" w:cs="宋体" w:hint="eastAsia"/>
           <w:b w:val="0"/>
           <w:bCs/>
           <w:color w:val="000000" w:themeColor="text1"/>
@@ -4196,7 +4252,7 @@
         <w:ind w:firstLineChars="200" w:firstLine="480"/>
         <w:jc w:val="left"/>
         <w:rPr>
-          <w:rFonts w:ascii="宋体" w:eastAsia="宋体" w:hAnsi="宋体" w:cs="宋体"/>
+          <w:rFonts w:ascii="宋体" w:eastAsia="宋体" w:hAnsi="宋体" w:cs="宋体" w:hint="eastAsia"/>
           <w:b w:val="0"/>
           <w:bCs/>
           <w:color w:val="000000" w:themeColor="text1"/>
@@ -4217,7 +4273,7 @@
         <w:jc w:val="left"/>
         <w:outlineLvl w:val="2"/>
         <w:rPr>
-          <w:rFonts w:ascii="宋体" w:eastAsia="宋体" w:hAnsi="宋体" w:cs="宋体"/>
+          <w:rFonts w:ascii="宋体" w:eastAsia="宋体" w:hAnsi="宋体" w:cs="宋体" w:hint="eastAsia"/>
           <w:color w:val="000000" w:themeColor="text1"/>
           <w:sz w:val="24"/>
           <w:szCs w:val="24"/>
@@ -4240,7 +4296,7 @@
         <w:pStyle w:val="ab"/>
         <w:jc w:val="left"/>
         <w:rPr>
-          <w:rFonts w:ascii="宋体" w:eastAsia="宋体" w:hAnsi="宋体" w:cs="宋体"/>
+          <w:rFonts w:ascii="宋体" w:eastAsia="宋体" w:hAnsi="宋体" w:cs="宋体" w:hint="eastAsia"/>
           <w:color w:val="000000" w:themeColor="text1"/>
           <w:sz w:val="24"/>
           <w:szCs w:val="24"/>
@@ -4302,7 +4358,7 @@
         <w:ind w:firstLineChars="200" w:firstLine="480"/>
         <w:jc w:val="left"/>
         <w:rPr>
-          <w:rFonts w:ascii="宋体" w:eastAsia="宋体" w:hAnsi="宋体" w:cs="宋体"/>
+          <w:rFonts w:ascii="宋体" w:eastAsia="宋体" w:hAnsi="宋体" w:cs="宋体" w:hint="eastAsia"/>
           <w:b w:val="0"/>
           <w:bCs/>
           <w:color w:val="000000" w:themeColor="text1"/>
@@ -4343,7 +4399,33 @@
           <w:szCs w:val="24"/>
           <w:lang w:eastAsia="zh-CN"/>
         </w:rPr>
-        <w:t>问题中，绝大部分的用户都提到市面上应该有一个租聘乐器的选择。</w:t>
+        <w:t>问题中，绝大部分的用户都提到市面上应该有</w:t>
+      </w:r>
+      <w:proofErr w:type="gramStart"/>
+      <w:r>
+        <w:rPr>
+          <w:rFonts w:ascii="宋体" w:eastAsia="宋体" w:hAnsi="宋体" w:cs="宋体" w:hint="eastAsia"/>
+          <w:b w:val="0"/>
+          <w:bCs/>
+          <w:color w:val="000000" w:themeColor="text1"/>
+          <w:sz w:val="24"/>
+          <w:szCs w:val="24"/>
+          <w:lang w:eastAsia="zh-CN"/>
+        </w:rPr>
+        <w:t>一个租聘乐器</w:t>
+      </w:r>
+      <w:proofErr w:type="gramEnd"/>
+      <w:r>
+        <w:rPr>
+          <w:rFonts w:ascii="宋体" w:eastAsia="宋体" w:hAnsi="宋体" w:cs="宋体" w:hint="eastAsia"/>
+          <w:b w:val="0"/>
+          <w:bCs/>
+          <w:color w:val="000000" w:themeColor="text1"/>
+          <w:sz w:val="24"/>
+          <w:szCs w:val="24"/>
+          <w:lang w:eastAsia="zh-CN"/>
+        </w:rPr>
+        <w:t>的选择。</w:t>
       </w:r>
     </w:p>
     <w:p>
@@ -4352,7 +4434,7 @@
         <w:ind w:firstLineChars="200" w:firstLine="480"/>
         <w:jc w:val="left"/>
         <w:rPr>
-          <w:rFonts w:ascii="宋体" w:eastAsia="宋体" w:hAnsi="宋体" w:cs="宋体"/>
+          <w:rFonts w:ascii="宋体" w:eastAsia="宋体" w:hAnsi="宋体" w:cs="宋体" w:hint="eastAsia"/>
           <w:b w:val="0"/>
           <w:bCs/>
           <w:color w:val="000000" w:themeColor="text1"/>
@@ -4417,7 +4499,7 @@
         <w:ind w:firstLineChars="200" w:firstLine="480"/>
         <w:jc w:val="left"/>
         <w:rPr>
-          <w:rFonts w:ascii="宋体" w:eastAsia="宋体" w:hAnsi="宋体" w:cs="宋体"/>
+          <w:rFonts w:ascii="宋体" w:eastAsia="宋体" w:hAnsi="宋体" w:cs="宋体" w:hint="eastAsia"/>
           <w:b w:val="0"/>
           <w:bCs/>
           <w:color w:val="000000" w:themeColor="text1"/>
@@ -4458,7 +4540,85 @@
           <w:szCs w:val="24"/>
           <w:lang w:eastAsia="zh-CN"/>
         </w:rPr>
-        <w:t>问题中，大部分人提出了，租聘乐器选项可以大幅度降低成本，让用户可以先以低价租聘一款乐器进行学习，如果兴趣确定后再进行实际购买。租聘乐器的模式可以很大程度避免用户花大价钱购买乐器后因为时间、兴趣等关系没法坚持练习，导致乐器闲置造成的资金浪费问题。</w:t>
+        <w:t>问题中，大部分人提出了，</w:t>
+      </w:r>
+      <w:proofErr w:type="gramStart"/>
+      <w:r>
+        <w:rPr>
+          <w:rFonts w:ascii="宋体" w:eastAsia="宋体" w:hAnsi="宋体" w:cs="宋体" w:hint="eastAsia"/>
+          <w:b w:val="0"/>
+          <w:bCs/>
+          <w:color w:val="000000" w:themeColor="text1"/>
+          <w:sz w:val="24"/>
+          <w:szCs w:val="24"/>
+          <w:lang w:eastAsia="zh-CN"/>
+        </w:rPr>
+        <w:t>租聘乐器</w:t>
+      </w:r>
+      <w:proofErr w:type="gramEnd"/>
+      <w:r>
+        <w:rPr>
+          <w:rFonts w:ascii="宋体" w:eastAsia="宋体" w:hAnsi="宋体" w:cs="宋体" w:hint="eastAsia"/>
+          <w:b w:val="0"/>
+          <w:bCs/>
+          <w:color w:val="000000" w:themeColor="text1"/>
+          <w:sz w:val="24"/>
+          <w:szCs w:val="24"/>
+          <w:lang w:eastAsia="zh-CN"/>
+        </w:rPr>
+        <w:t>选项可以大幅度降低成本，让用户可以先以</w:t>
+      </w:r>
+      <w:proofErr w:type="gramStart"/>
+      <w:r>
+        <w:rPr>
+          <w:rFonts w:ascii="宋体" w:eastAsia="宋体" w:hAnsi="宋体" w:cs="宋体" w:hint="eastAsia"/>
+          <w:b w:val="0"/>
+          <w:bCs/>
+          <w:color w:val="000000" w:themeColor="text1"/>
+          <w:sz w:val="24"/>
+          <w:szCs w:val="24"/>
+          <w:lang w:eastAsia="zh-CN"/>
+        </w:rPr>
+        <w:t>低价租聘一款</w:t>
+      </w:r>
+      <w:proofErr w:type="gramEnd"/>
+      <w:r>
+        <w:rPr>
+          <w:rFonts w:ascii="宋体" w:eastAsia="宋体" w:hAnsi="宋体" w:cs="宋体" w:hint="eastAsia"/>
+          <w:b w:val="0"/>
+          <w:bCs/>
+          <w:color w:val="000000" w:themeColor="text1"/>
+          <w:sz w:val="24"/>
+          <w:szCs w:val="24"/>
+          <w:lang w:eastAsia="zh-CN"/>
+        </w:rPr>
+        <w:t>乐器进行学习，如果兴趣确定后再进行实际购买。</w:t>
+      </w:r>
+      <w:proofErr w:type="gramStart"/>
+      <w:r>
+        <w:rPr>
+          <w:rFonts w:ascii="宋体" w:eastAsia="宋体" w:hAnsi="宋体" w:cs="宋体" w:hint="eastAsia"/>
+          <w:b w:val="0"/>
+          <w:bCs/>
+          <w:color w:val="000000" w:themeColor="text1"/>
+          <w:sz w:val="24"/>
+          <w:szCs w:val="24"/>
+          <w:lang w:eastAsia="zh-CN"/>
+        </w:rPr>
+        <w:t>租聘乐器</w:t>
+      </w:r>
+      <w:proofErr w:type="gramEnd"/>
+      <w:r>
+        <w:rPr>
+          <w:rFonts w:ascii="宋体" w:eastAsia="宋体" w:hAnsi="宋体" w:cs="宋体" w:hint="eastAsia"/>
+          <w:b w:val="0"/>
+          <w:bCs/>
+          <w:color w:val="000000" w:themeColor="text1"/>
+          <w:sz w:val="24"/>
+          <w:szCs w:val="24"/>
+          <w:lang w:eastAsia="zh-CN"/>
+        </w:rPr>
+        <w:t>的模式可以很大程度避免用户花大价钱购买乐器后因为时间、兴趣等关系没法坚持练习，导致乐器闲置造成的资金浪费问题。</w:t>
       </w:r>
     </w:p>
     <w:p>
@@ -4467,7 +4627,7 @@
         <w:ind w:firstLineChars="200" w:firstLine="480"/>
         <w:jc w:val="left"/>
         <w:rPr>
-          <w:rFonts w:ascii="宋体" w:eastAsia="宋体" w:hAnsi="宋体" w:cs="宋体"/>
+          <w:rFonts w:ascii="宋体" w:eastAsia="宋体" w:hAnsi="宋体" w:cs="宋体" w:hint="eastAsia"/>
           <w:b w:val="0"/>
           <w:bCs/>
           <w:color w:val="000000" w:themeColor="text1"/>
@@ -4483,7 +4643,7 @@
         <w:ind w:firstLineChars="200" w:firstLine="480"/>
         <w:jc w:val="left"/>
         <w:rPr>
-          <w:rFonts w:ascii="宋体" w:eastAsia="宋体" w:hAnsi="宋体" w:cs="宋体"/>
+          <w:rFonts w:ascii="宋体" w:eastAsia="宋体" w:hAnsi="宋体" w:cs="宋体" w:hint="eastAsia"/>
           <w:b w:val="0"/>
           <w:bCs/>
           <w:color w:val="000000" w:themeColor="text1"/>
@@ -4549,7 +4709,7 @@
         <w:ind w:firstLineChars="200" w:firstLine="480"/>
         <w:jc w:val="left"/>
         <w:rPr>
-          <w:rFonts w:ascii="宋体" w:eastAsia="宋体" w:hAnsi="宋体" w:cs="宋体"/>
+          <w:rFonts w:ascii="宋体" w:eastAsia="宋体" w:hAnsi="宋体" w:cs="宋体" w:hint="eastAsia"/>
           <w:b w:val="0"/>
           <w:bCs/>
           <w:color w:val="000000" w:themeColor="text1"/>
@@ -4590,17 +4750,67 @@
           <w:szCs w:val="24"/>
           <w:lang w:eastAsia="zh-CN"/>
         </w:rPr>
-        <w:t>问题中，许多人都倾向于应该先租聘尝试后再确认实际购买入手乐器。所以我们平台将</w:t>
-      </w:r>
-      <w:r>
-        <w:rPr>
-          <w:rFonts w:ascii="宋体" w:eastAsia="宋体" w:hAnsi="宋体" w:cs="宋体" w:hint="eastAsia"/>
-          <w:color w:val="000000" w:themeColor="text1"/>
-          <w:sz w:val="24"/>
-          <w:szCs w:val="24"/>
-          <w:lang w:eastAsia="zh-CN"/>
-        </w:rPr>
-        <w:t>租聘和交易</w:t>
+        <w:t>问题中，许多人都倾向于应该</w:t>
+      </w:r>
+      <w:proofErr w:type="gramStart"/>
+      <w:r>
+        <w:rPr>
+          <w:rFonts w:ascii="宋体" w:eastAsia="宋体" w:hAnsi="宋体" w:cs="宋体" w:hint="eastAsia"/>
+          <w:b w:val="0"/>
+          <w:bCs/>
+          <w:color w:val="000000" w:themeColor="text1"/>
+          <w:sz w:val="24"/>
+          <w:szCs w:val="24"/>
+          <w:lang w:eastAsia="zh-CN"/>
+        </w:rPr>
+        <w:t>先租聘尝试</w:t>
+      </w:r>
+      <w:proofErr w:type="gramEnd"/>
+      <w:r>
+        <w:rPr>
+          <w:rFonts w:ascii="宋体" w:eastAsia="宋体" w:hAnsi="宋体" w:cs="宋体" w:hint="eastAsia"/>
+          <w:b w:val="0"/>
+          <w:bCs/>
+          <w:color w:val="000000" w:themeColor="text1"/>
+          <w:sz w:val="24"/>
+          <w:szCs w:val="24"/>
+          <w:lang w:eastAsia="zh-CN"/>
+        </w:rPr>
+        <w:t>后再确认实际购买入手乐器。所以我们平台</w:t>
+      </w:r>
+      <w:proofErr w:type="gramStart"/>
+      <w:r>
+        <w:rPr>
+          <w:rFonts w:ascii="宋体" w:eastAsia="宋体" w:hAnsi="宋体" w:cs="宋体" w:hint="eastAsia"/>
+          <w:b w:val="0"/>
+          <w:bCs/>
+          <w:color w:val="000000" w:themeColor="text1"/>
+          <w:sz w:val="24"/>
+          <w:szCs w:val="24"/>
+          <w:lang w:eastAsia="zh-CN"/>
+        </w:rPr>
+        <w:t>将</w:t>
+      </w:r>
+      <w:r>
+        <w:rPr>
+          <w:rFonts w:ascii="宋体" w:eastAsia="宋体" w:hAnsi="宋体" w:cs="宋体" w:hint="eastAsia"/>
+          <w:color w:val="000000" w:themeColor="text1"/>
+          <w:sz w:val="24"/>
+          <w:szCs w:val="24"/>
+          <w:lang w:eastAsia="zh-CN"/>
+        </w:rPr>
+        <w:t>租聘和</w:t>
+      </w:r>
+      <w:proofErr w:type="gramEnd"/>
+      <w:r>
+        <w:rPr>
+          <w:rFonts w:ascii="宋体" w:eastAsia="宋体" w:hAnsi="宋体" w:cs="宋体" w:hint="eastAsia"/>
+          <w:color w:val="000000" w:themeColor="text1"/>
+          <w:sz w:val="24"/>
+          <w:szCs w:val="24"/>
+          <w:lang w:eastAsia="zh-CN"/>
+        </w:rPr>
+        <w:t>交易</w:t>
       </w:r>
       <w:r>
         <w:rPr>
@@ -4621,7 +4831,7 @@
         <w:ind w:firstLineChars="200" w:firstLine="480"/>
         <w:jc w:val="left"/>
         <w:rPr>
-          <w:rFonts w:ascii="宋体" w:eastAsia="宋体" w:hAnsi="宋体" w:cs="宋体"/>
+          <w:rFonts w:ascii="宋体" w:eastAsia="宋体" w:hAnsi="宋体" w:cs="宋体" w:hint="eastAsia"/>
           <w:b w:val="0"/>
           <w:bCs/>
           <w:color w:val="000000" w:themeColor="text1"/>
@@ -4642,7 +4852,7 @@
         <w:jc w:val="left"/>
         <w:outlineLvl w:val="2"/>
         <w:rPr>
-          <w:rFonts w:ascii="宋体" w:eastAsia="宋体" w:hAnsi="宋体" w:cs="宋体"/>
+          <w:rFonts w:ascii="宋体" w:eastAsia="宋体" w:hAnsi="宋体" w:cs="宋体" w:hint="eastAsia"/>
           <w:color w:val="000000" w:themeColor="text1"/>
           <w:sz w:val="24"/>
           <w:szCs w:val="24"/>
@@ -4665,7 +4875,7 @@
         <w:pStyle w:val="ab"/>
         <w:jc w:val="left"/>
         <w:rPr>
-          <w:rFonts w:ascii="宋体" w:eastAsia="宋体" w:hAnsi="宋体" w:cs="宋体"/>
+          <w:rFonts w:ascii="宋体" w:eastAsia="宋体" w:hAnsi="宋体" w:cs="宋体" w:hint="eastAsia"/>
           <w:color w:val="000000" w:themeColor="text1"/>
           <w:sz w:val="24"/>
           <w:szCs w:val="24"/>
@@ -4679,7 +4889,7 @@
         <w:ind w:firstLineChars="200" w:firstLine="480"/>
         <w:jc w:val="left"/>
         <w:rPr>
-          <w:rFonts w:ascii="宋体" w:eastAsia="宋体" w:hAnsi="宋体" w:cs="宋体"/>
+          <w:rFonts w:ascii="宋体" w:eastAsia="宋体" w:hAnsi="宋体" w:cs="宋体" w:hint="eastAsia"/>
           <w:b w:val="0"/>
           <w:bCs/>
           <w:color w:val="000000" w:themeColor="text1"/>
@@ -4744,7 +4954,7 @@
         <w:ind w:firstLineChars="400" w:firstLine="960"/>
         <w:jc w:val="left"/>
         <w:rPr>
-          <w:rFonts w:ascii="宋体" w:eastAsia="宋体" w:hAnsi="宋体" w:cs="宋体"/>
+          <w:rFonts w:ascii="宋体" w:eastAsia="宋体" w:hAnsi="宋体" w:cs="宋体" w:hint="eastAsia"/>
           <w:b w:val="0"/>
           <w:bCs/>
           <w:color w:val="000000" w:themeColor="text1"/>
@@ -4838,7 +5048,7 @@
         <w:ind w:firstLineChars="400" w:firstLine="960"/>
         <w:jc w:val="left"/>
         <w:rPr>
-          <w:rFonts w:ascii="宋体" w:eastAsia="宋体" w:hAnsi="宋体" w:cs="宋体"/>
+          <w:rFonts w:ascii="宋体" w:eastAsia="宋体" w:hAnsi="宋体" w:cs="宋体" w:hint="eastAsia"/>
           <w:b w:val="0"/>
           <w:bCs/>
           <w:color w:val="000000" w:themeColor="text1"/>
@@ -4854,7 +5064,7 @@
         <w:ind w:firstLineChars="400" w:firstLine="960"/>
         <w:jc w:val="left"/>
         <w:rPr>
-          <w:rFonts w:ascii="宋体" w:eastAsia="宋体" w:hAnsi="宋体" w:cs="宋体"/>
+          <w:rFonts w:ascii="宋体" w:eastAsia="宋体" w:hAnsi="宋体" w:cs="宋体" w:hint="eastAsia"/>
           <w:b w:val="0"/>
           <w:bCs/>
           <w:color w:val="000000" w:themeColor="text1"/>
@@ -4874,7 +5084,7 @@
         <w:jc w:val="left"/>
         <w:outlineLvl w:val="0"/>
         <w:rPr>
-          <w:rFonts w:ascii="TypeLand 康熙字典體" w:hAnsi="TypeLand 康熙字典體"/>
+          <w:rFonts w:ascii="TypeLand 康熙字典體" w:hAnsi="TypeLand 康熙字典體" w:hint="eastAsia"/>
           <w:b w:val="0"/>
           <w:bCs/>
           <w:color w:val="000000" w:themeColor="text1"/>
@@ -4947,7 +5157,7 @@
         <w:ind w:firstLineChars="200" w:firstLine="480"/>
         <w:jc w:val="left"/>
         <w:rPr>
-          <w:rFonts w:ascii="宋体" w:eastAsia="宋体" w:hAnsi="宋体" w:cs="宋体"/>
+          <w:rFonts w:ascii="宋体" w:eastAsia="宋体" w:hAnsi="宋体" w:cs="宋体" w:hint="eastAsia"/>
           <w:b w:val="0"/>
           <w:bCs/>
           <w:color w:val="000000" w:themeColor="text1"/>
@@ -4976,7 +5186,29 @@
           <w:szCs w:val="24"/>
           <w:lang w:eastAsia="zh-CN"/>
         </w:rPr>
-        <w:t>集合交易、租聘一体化的乐器交易平台</w:t>
+        <w:t>集合交易、</w:t>
+      </w:r>
+      <w:proofErr w:type="gramStart"/>
+      <w:r>
+        <w:rPr>
+          <w:rFonts w:ascii="宋体" w:eastAsia="宋体" w:hAnsi="宋体" w:cs="宋体" w:hint="eastAsia"/>
+          <w:color w:val="000000" w:themeColor="text1"/>
+          <w:sz w:val="24"/>
+          <w:szCs w:val="24"/>
+          <w:lang w:eastAsia="zh-CN"/>
+        </w:rPr>
+        <w:t>租聘一体化</w:t>
+      </w:r>
+      <w:proofErr w:type="gramEnd"/>
+      <w:r>
+        <w:rPr>
+          <w:rFonts w:ascii="宋体" w:eastAsia="宋体" w:hAnsi="宋体" w:cs="宋体" w:hint="eastAsia"/>
+          <w:color w:val="000000" w:themeColor="text1"/>
+          <w:sz w:val="24"/>
+          <w:szCs w:val="24"/>
+          <w:lang w:eastAsia="zh-CN"/>
+        </w:rPr>
+        <w:t>的乐器交易平台</w:t>
       </w:r>
       <w:r>
         <w:rPr>
@@ -5019,7 +5251,7 @@
         <w:ind w:firstLineChars="200" w:firstLine="480"/>
         <w:jc w:val="left"/>
         <w:rPr>
-          <w:rFonts w:ascii="宋体" w:eastAsia="宋体" w:hAnsi="宋体" w:cs="宋体"/>
+          <w:rFonts w:ascii="宋体" w:eastAsia="宋体" w:hAnsi="宋体" w:cs="宋体" w:hint="eastAsia"/>
           <w:b w:val="0"/>
           <w:bCs/>
           <w:color w:val="000000" w:themeColor="text1"/>
@@ -5034,7 +5266,7 @@
         <w:pStyle w:val="ab"/>
         <w:outlineLvl w:val="1"/>
         <w:rPr>
-          <w:rFonts w:ascii="宋体" w:eastAsia="宋体" w:hAnsi="宋体" w:cs="宋体"/>
+          <w:rFonts w:ascii="宋体" w:eastAsia="宋体" w:hAnsi="宋体" w:cs="宋体" w:hint="eastAsia"/>
           <w:color w:val="000000" w:themeColor="text1"/>
           <w:sz w:val="30"/>
           <w:szCs w:val="30"/>
@@ -5161,7 +5393,7 @@
         <w:pStyle w:val="ab"/>
         <w:jc w:val="left"/>
         <w:rPr>
-          <w:rFonts w:ascii="宋体" w:eastAsia="宋体" w:hAnsi="宋体" w:cs="宋体"/>
+          <w:rFonts w:ascii="宋体" w:eastAsia="宋体" w:hAnsi="宋体" w:cs="宋体" w:hint="eastAsia"/>
           <w:color w:val="000000" w:themeColor="text1"/>
           <w:sz w:val="28"/>
           <w:szCs w:val="28"/>
@@ -5194,6 +5426,17 @@
         <w:pStyle w:val="ab"/>
         <w:jc w:val="left"/>
         <w:rPr>
+          <w:rFonts w:ascii="宋体" w:eastAsia="宋体" w:hAnsi="宋体" w:cs="宋体" w:hint="eastAsia"/>
+          <w:b w:val="0"/>
+          <w:bCs/>
+          <w:color w:val="000000" w:themeColor="text1"/>
+          <w:sz w:val="24"/>
+          <w:szCs w:val="24"/>
+          <w:lang w:eastAsia="zh-CN"/>
+        </w:rPr>
+      </w:pPr>
+      <w:r>
+        <w:rPr>
           <w:rFonts w:ascii="宋体" w:eastAsia="宋体" w:hAnsi="宋体" w:cs="宋体"/>
           <w:b w:val="0"/>
           <w:bCs/>
@@ -5202,17 +5445,6 @@
           <w:szCs w:val="24"/>
           <w:lang w:eastAsia="zh-CN"/>
         </w:rPr>
-      </w:pPr>
-      <w:r>
-        <w:rPr>
-          <w:rFonts w:ascii="宋体" w:eastAsia="宋体" w:hAnsi="宋体" w:cs="宋体"/>
-          <w:b w:val="0"/>
-          <w:bCs/>
-          <w:color w:val="000000" w:themeColor="text1"/>
-          <w:sz w:val="24"/>
-          <w:szCs w:val="24"/>
-          <w:lang w:eastAsia="zh-CN"/>
-        </w:rPr>
         <w:t>平台为用户提供乐器的买卖交易功能。用户可以发布乐器出售信息，或者浏览其他用户提供的乐器商品，并完成在线购买交易。</w:t>
       </w:r>
     </w:p>
@@ -5221,22 +5453,22 @@
         <w:pStyle w:val="ab"/>
         <w:jc w:val="left"/>
         <w:rPr>
-          <w:rFonts w:ascii="宋体" w:eastAsia="宋体" w:hAnsi="宋体" w:cs="宋体"/>
-          <w:b w:val="0"/>
-          <w:bCs/>
-          <w:color w:val="000000" w:themeColor="text1"/>
-          <w:sz w:val="24"/>
-          <w:szCs w:val="24"/>
-          <w:lang w:eastAsia="zh-CN"/>
-        </w:rPr>
-      </w:pPr>
-    </w:p>
-    <w:p>
-      <w:pPr>
-        <w:pStyle w:val="ab"/>
-        <w:jc w:val="left"/>
-        <w:rPr>
-          <w:rFonts w:ascii="宋体" w:eastAsia="宋体" w:hAnsi="宋体" w:cs="宋体"/>
+          <w:rFonts w:ascii="宋体" w:eastAsia="宋体" w:hAnsi="宋体" w:cs="宋体" w:hint="eastAsia"/>
+          <w:b w:val="0"/>
+          <w:bCs/>
+          <w:color w:val="000000" w:themeColor="text1"/>
+          <w:sz w:val="24"/>
+          <w:szCs w:val="24"/>
+          <w:lang w:eastAsia="zh-CN"/>
+        </w:rPr>
+      </w:pPr>
+    </w:p>
+    <w:p>
+      <w:pPr>
+        <w:pStyle w:val="ab"/>
+        <w:jc w:val="left"/>
+        <w:rPr>
+          <w:rFonts w:ascii="宋体" w:eastAsia="宋体" w:hAnsi="宋体" w:cs="宋体" w:hint="eastAsia"/>
           <w:color w:val="000000" w:themeColor="text1"/>
           <w:sz w:val="28"/>
           <w:szCs w:val="28"/>
@@ -5279,6 +5511,17 @@
         <w:pStyle w:val="ab"/>
         <w:jc w:val="left"/>
         <w:rPr>
+          <w:rFonts w:ascii="宋体" w:eastAsia="宋体" w:hAnsi="宋体" w:cs="宋体" w:hint="eastAsia"/>
+          <w:b w:val="0"/>
+          <w:bCs/>
+          <w:color w:val="000000" w:themeColor="text1"/>
+          <w:sz w:val="24"/>
+          <w:szCs w:val="24"/>
+          <w:lang w:eastAsia="zh-CN"/>
+        </w:rPr>
+      </w:pPr>
+      <w:r>
+        <w:rPr>
           <w:rFonts w:ascii="宋体" w:eastAsia="宋体" w:hAnsi="宋体" w:cs="宋体"/>
           <w:b w:val="0"/>
           <w:bCs/>
@@ -5287,17 +5530,6 @@
           <w:szCs w:val="24"/>
           <w:lang w:eastAsia="zh-CN"/>
         </w:rPr>
-      </w:pPr>
-      <w:r>
-        <w:rPr>
-          <w:rFonts w:ascii="宋体" w:eastAsia="宋体" w:hAnsi="宋体" w:cs="宋体"/>
-          <w:b w:val="0"/>
-          <w:bCs/>
-          <w:color w:val="000000" w:themeColor="text1"/>
-          <w:sz w:val="24"/>
-          <w:szCs w:val="24"/>
-          <w:lang w:eastAsia="zh-CN"/>
-        </w:rPr>
         <w:t>针对短期需求的用户，平台提供乐器租赁服务。用户可以选择按天、按周或按月租赁所需乐器，满足个性化使用需求。</w:t>
       </w:r>
     </w:p>
@@ -5306,22 +5538,22 @@
         <w:pStyle w:val="ab"/>
         <w:jc w:val="left"/>
         <w:rPr>
-          <w:rFonts w:ascii="宋体" w:eastAsia="宋体" w:hAnsi="宋体" w:cs="宋体"/>
-          <w:b w:val="0"/>
-          <w:bCs/>
-          <w:color w:val="000000" w:themeColor="text1"/>
-          <w:sz w:val="24"/>
-          <w:szCs w:val="24"/>
-          <w:lang w:eastAsia="zh-CN"/>
-        </w:rPr>
-      </w:pPr>
-    </w:p>
-    <w:p>
-      <w:pPr>
-        <w:pStyle w:val="ab"/>
-        <w:jc w:val="left"/>
-        <w:rPr>
-          <w:rFonts w:ascii="宋体" w:eastAsia="宋体" w:hAnsi="宋体" w:cs="宋体"/>
+          <w:rFonts w:ascii="宋体" w:eastAsia="宋体" w:hAnsi="宋体" w:cs="宋体" w:hint="eastAsia"/>
+          <w:b w:val="0"/>
+          <w:bCs/>
+          <w:color w:val="000000" w:themeColor="text1"/>
+          <w:sz w:val="24"/>
+          <w:szCs w:val="24"/>
+          <w:lang w:eastAsia="zh-CN"/>
+        </w:rPr>
+      </w:pPr>
+    </w:p>
+    <w:p>
+      <w:pPr>
+        <w:pStyle w:val="ab"/>
+        <w:jc w:val="left"/>
+        <w:rPr>
+          <w:rFonts w:ascii="宋体" w:eastAsia="宋体" w:hAnsi="宋体" w:cs="宋体" w:hint="eastAsia"/>
           <w:color w:val="000000" w:themeColor="text1"/>
           <w:sz w:val="28"/>
           <w:szCs w:val="28"/>
@@ -5364,6 +5596,17 @@
         <w:pStyle w:val="ab"/>
         <w:jc w:val="left"/>
         <w:rPr>
+          <w:rFonts w:ascii="宋体" w:eastAsia="宋体" w:hAnsi="宋体" w:cs="宋体" w:hint="eastAsia"/>
+          <w:b w:val="0"/>
+          <w:bCs/>
+          <w:color w:val="000000" w:themeColor="text1"/>
+          <w:sz w:val="24"/>
+          <w:szCs w:val="24"/>
+          <w:lang w:eastAsia="zh-CN"/>
+        </w:rPr>
+      </w:pPr>
+      <w:r>
+        <w:rPr>
           <w:rFonts w:ascii="宋体" w:eastAsia="宋体" w:hAnsi="宋体" w:cs="宋体"/>
           <w:b w:val="0"/>
           <w:bCs/>
@@ -5372,17 +5615,6 @@
           <w:szCs w:val="24"/>
           <w:lang w:eastAsia="zh-CN"/>
         </w:rPr>
-      </w:pPr>
-      <w:r>
-        <w:rPr>
-          <w:rFonts w:ascii="宋体" w:eastAsia="宋体" w:hAnsi="宋体" w:cs="宋体"/>
-          <w:b w:val="0"/>
-          <w:bCs/>
-          <w:color w:val="000000" w:themeColor="text1"/>
-          <w:sz w:val="24"/>
-          <w:szCs w:val="24"/>
-          <w:lang w:eastAsia="zh-CN"/>
-        </w:rPr>
         <w:t>平台将乐器按种类、品牌、使用场景等进行分类，同时根据用户的搜索记录与喜好提供智能推荐服务，提升用户体验。</w:t>
       </w:r>
     </w:p>
@@ -5391,22 +5623,22 @@
         <w:pStyle w:val="ab"/>
         <w:jc w:val="left"/>
         <w:rPr>
-          <w:rFonts w:ascii="宋体" w:eastAsia="宋体" w:hAnsi="宋体" w:cs="宋体"/>
-          <w:b w:val="0"/>
-          <w:bCs/>
-          <w:color w:val="000000" w:themeColor="text1"/>
-          <w:sz w:val="24"/>
-          <w:szCs w:val="24"/>
-          <w:lang w:eastAsia="zh-CN"/>
-        </w:rPr>
-      </w:pPr>
-    </w:p>
-    <w:p>
-      <w:pPr>
-        <w:pStyle w:val="ab"/>
-        <w:jc w:val="left"/>
-        <w:rPr>
-          <w:rFonts w:ascii="宋体" w:eastAsia="宋体" w:hAnsi="宋体" w:cs="宋体"/>
+          <w:rFonts w:ascii="宋体" w:eastAsia="宋体" w:hAnsi="宋体" w:cs="宋体" w:hint="eastAsia"/>
+          <w:b w:val="0"/>
+          <w:bCs/>
+          <w:color w:val="000000" w:themeColor="text1"/>
+          <w:sz w:val="24"/>
+          <w:szCs w:val="24"/>
+          <w:lang w:eastAsia="zh-CN"/>
+        </w:rPr>
+      </w:pPr>
+    </w:p>
+    <w:p>
+      <w:pPr>
+        <w:pStyle w:val="ab"/>
+        <w:jc w:val="left"/>
+        <w:rPr>
+          <w:rFonts w:ascii="宋体" w:eastAsia="宋体" w:hAnsi="宋体" w:cs="宋体" w:hint="eastAsia"/>
           <w:color w:val="000000" w:themeColor="text1"/>
           <w:sz w:val="28"/>
           <w:szCs w:val="28"/>
@@ -5429,6 +5661,17 @@
         <w:pStyle w:val="ab"/>
         <w:jc w:val="left"/>
         <w:rPr>
+          <w:rFonts w:ascii="宋体" w:eastAsia="宋体" w:hAnsi="宋体" w:cs="宋体" w:hint="eastAsia"/>
+          <w:b w:val="0"/>
+          <w:bCs/>
+          <w:color w:val="000000" w:themeColor="text1"/>
+          <w:sz w:val="24"/>
+          <w:szCs w:val="24"/>
+          <w:lang w:eastAsia="zh-CN"/>
+        </w:rPr>
+      </w:pPr>
+      <w:r>
+        <w:rPr>
           <w:rFonts w:ascii="宋体" w:eastAsia="宋体" w:hAnsi="宋体" w:cs="宋体"/>
           <w:b w:val="0"/>
           <w:bCs/>
@@ -5437,17 +5680,6 @@
           <w:szCs w:val="24"/>
           <w:lang w:eastAsia="zh-CN"/>
         </w:rPr>
-      </w:pPr>
-      <w:r>
-        <w:rPr>
-          <w:rFonts w:ascii="宋体" w:eastAsia="宋体" w:hAnsi="宋体" w:cs="宋体"/>
-          <w:b w:val="0"/>
-          <w:bCs/>
-          <w:color w:val="000000" w:themeColor="text1"/>
-          <w:sz w:val="24"/>
-          <w:szCs w:val="24"/>
-          <w:lang w:eastAsia="zh-CN"/>
-        </w:rPr>
         <w:t>租赁功能支持押金管理，确保租赁双方的权益。同时，平台将引入完善的信用体系，为高信用用户提供押金减免服务。</w:t>
       </w:r>
     </w:p>
@@ -5456,22 +5688,22 @@
         <w:pStyle w:val="ab"/>
         <w:jc w:val="left"/>
         <w:rPr>
-          <w:rFonts w:ascii="宋体" w:eastAsia="宋体" w:hAnsi="宋体" w:cs="宋体"/>
-          <w:b w:val="0"/>
-          <w:bCs/>
-          <w:color w:val="000000" w:themeColor="text1"/>
-          <w:sz w:val="24"/>
-          <w:szCs w:val="24"/>
-          <w:lang w:eastAsia="zh-CN"/>
-        </w:rPr>
-      </w:pPr>
-    </w:p>
-    <w:p>
-      <w:pPr>
-        <w:pStyle w:val="ab"/>
-        <w:jc w:val="left"/>
-        <w:rPr>
-          <w:rFonts w:ascii="宋体" w:eastAsia="宋体" w:hAnsi="宋体" w:cs="宋体"/>
+          <w:rFonts w:ascii="宋体" w:eastAsia="宋体" w:hAnsi="宋体" w:cs="宋体" w:hint="eastAsia"/>
+          <w:b w:val="0"/>
+          <w:bCs/>
+          <w:color w:val="000000" w:themeColor="text1"/>
+          <w:sz w:val="24"/>
+          <w:szCs w:val="24"/>
+          <w:lang w:eastAsia="zh-CN"/>
+        </w:rPr>
+      </w:pPr>
+    </w:p>
+    <w:p>
+      <w:pPr>
+        <w:pStyle w:val="ab"/>
+        <w:jc w:val="left"/>
+        <w:rPr>
+          <w:rFonts w:ascii="宋体" w:eastAsia="宋体" w:hAnsi="宋体" w:cs="宋体" w:hint="eastAsia"/>
           <w:color w:val="000000" w:themeColor="text1"/>
           <w:sz w:val="28"/>
           <w:szCs w:val="28"/>
@@ -5494,6 +5726,29 @@
         <w:pStyle w:val="ab"/>
         <w:jc w:val="left"/>
         <w:rPr>
+          <w:rFonts w:ascii="宋体" w:eastAsia="宋体" w:hAnsi="宋体" w:cs="宋体" w:hint="eastAsia"/>
+          <w:b w:val="0"/>
+          <w:bCs/>
+          <w:color w:val="000000" w:themeColor="text1"/>
+          <w:sz w:val="24"/>
+          <w:szCs w:val="24"/>
+          <w:lang w:eastAsia="zh-CN"/>
+        </w:rPr>
+      </w:pPr>
+      <w:r>
+        <w:rPr>
+          <w:rFonts w:ascii="宋体" w:eastAsia="宋体" w:hAnsi="宋体" w:cs="宋体" w:hint="eastAsia"/>
+          <w:b w:val="0"/>
+          <w:bCs/>
+          <w:color w:val="000000" w:themeColor="text1"/>
+          <w:sz w:val="24"/>
+          <w:szCs w:val="24"/>
+          <w:lang w:eastAsia="zh-CN"/>
+        </w:rPr>
+        <w:t>根据调研结果，用户迫切要求评价功能。</w:t>
+      </w:r>
+      <w:r>
+        <w:rPr>
           <w:rFonts w:ascii="宋体" w:eastAsia="宋体" w:hAnsi="宋体" w:cs="宋体"/>
           <w:b w:val="0"/>
           <w:bCs/>
@@ -5502,18 +5757,19 @@
           <w:szCs w:val="24"/>
           <w:lang w:eastAsia="zh-CN"/>
         </w:rPr>
-      </w:pPr>
-      <w:r>
-        <w:rPr>
-          <w:rFonts w:ascii="宋体" w:eastAsia="宋体" w:hAnsi="宋体" w:cs="宋体" w:hint="eastAsia"/>
-          <w:b w:val="0"/>
-          <w:bCs/>
-          <w:color w:val="000000" w:themeColor="text1"/>
-          <w:sz w:val="24"/>
-          <w:szCs w:val="24"/>
-          <w:lang w:eastAsia="zh-CN"/>
-        </w:rPr>
-        <w:t>根据调研结果，用户迫切要求评价功能。</w:t>
+        <w:t>每笔交易结束后，</w:t>
+      </w:r>
+      <w:r>
+        <w:rPr>
+          <w:rFonts w:ascii="宋体" w:eastAsia="宋体" w:hAnsi="宋体" w:cs="宋体" w:hint="eastAsia"/>
+          <w:b w:val="0"/>
+          <w:bCs/>
+          <w:color w:val="000000" w:themeColor="text1"/>
+          <w:sz w:val="24"/>
+          <w:szCs w:val="24"/>
+          <w:lang w:eastAsia="zh-CN"/>
+        </w:rPr>
+        <w:t>用户</w:t>
       </w:r>
       <w:r>
         <w:rPr>
@@ -5525,30 +5781,6 @@
           <w:szCs w:val="24"/>
           <w:lang w:eastAsia="zh-CN"/>
         </w:rPr>
-        <w:t>每笔交易结束后，</w:t>
-      </w:r>
-      <w:r>
-        <w:rPr>
-          <w:rFonts w:ascii="宋体" w:eastAsia="宋体" w:hAnsi="宋体" w:cs="宋体" w:hint="eastAsia"/>
-          <w:b w:val="0"/>
-          <w:bCs/>
-          <w:color w:val="000000" w:themeColor="text1"/>
-          <w:sz w:val="24"/>
-          <w:szCs w:val="24"/>
-          <w:lang w:eastAsia="zh-CN"/>
-        </w:rPr>
-        <w:t>用户</w:t>
-      </w:r>
-      <w:r>
-        <w:rPr>
-          <w:rFonts w:ascii="宋体" w:eastAsia="宋体" w:hAnsi="宋体" w:cs="宋体"/>
-          <w:b w:val="0"/>
-          <w:bCs/>
-          <w:color w:val="000000" w:themeColor="text1"/>
-          <w:sz w:val="24"/>
-          <w:szCs w:val="24"/>
-          <w:lang w:eastAsia="zh-CN"/>
-        </w:rPr>
         <w:t>可以对商品或服务进行评价，为其他用户提供参考。</w:t>
       </w:r>
     </w:p>
@@ -5557,21 +5789,21 @@
         <w:pStyle w:val="ab"/>
         <w:jc w:val="left"/>
         <w:rPr>
-          <w:rFonts w:ascii="宋体" w:eastAsia="宋体" w:hAnsi="宋体" w:cs="宋体"/>
-          <w:b w:val="0"/>
-          <w:bCs/>
-          <w:color w:val="000000" w:themeColor="text1"/>
-          <w:sz w:val="24"/>
-          <w:szCs w:val="24"/>
-          <w:lang w:eastAsia="zh-CN"/>
-        </w:rPr>
-      </w:pPr>
-    </w:p>
-    <w:p>
-      <w:pPr>
-        <w:pStyle w:val="ab"/>
-        <w:rPr>
-          <w:rFonts w:ascii="宋体" w:eastAsia="宋体" w:hAnsi="宋体" w:cs="宋体"/>
+          <w:rFonts w:ascii="宋体" w:eastAsia="宋体" w:hAnsi="宋体" w:cs="宋体" w:hint="eastAsia"/>
+          <w:b w:val="0"/>
+          <w:bCs/>
+          <w:color w:val="000000" w:themeColor="text1"/>
+          <w:sz w:val="24"/>
+          <w:szCs w:val="24"/>
+          <w:lang w:eastAsia="zh-CN"/>
+        </w:rPr>
+      </w:pPr>
+    </w:p>
+    <w:p>
+      <w:pPr>
+        <w:pStyle w:val="ab"/>
+        <w:rPr>
+          <w:rFonts w:ascii="宋体" w:eastAsia="宋体" w:hAnsi="宋体" w:cs="宋体" w:hint="eastAsia"/>
           <w:color w:val="000000" w:themeColor="text1"/>
           <w:sz w:val="30"/>
           <w:szCs w:val="30"/>
@@ -5636,7 +5868,7 @@
         <w:pStyle w:val="ab"/>
         <w:jc w:val="left"/>
         <w:rPr>
-          <w:rFonts w:ascii="宋体" w:eastAsia="宋体" w:hAnsi="宋体" w:cs="宋体"/>
+          <w:rFonts w:ascii="宋体" w:eastAsia="宋体" w:hAnsi="宋体" w:cs="宋体" w:hint="eastAsia"/>
           <w:color w:val="000000" w:themeColor="text1"/>
           <w:sz w:val="28"/>
           <w:szCs w:val="28"/>
@@ -5659,6 +5891,17 @@
         <w:pStyle w:val="ab"/>
         <w:jc w:val="left"/>
         <w:rPr>
+          <w:rFonts w:ascii="宋体" w:eastAsia="宋体" w:hAnsi="宋体" w:cs="宋体" w:hint="eastAsia"/>
+          <w:b w:val="0"/>
+          <w:bCs/>
+          <w:color w:val="000000" w:themeColor="text1"/>
+          <w:sz w:val="24"/>
+          <w:szCs w:val="24"/>
+          <w:lang w:eastAsia="zh-CN"/>
+        </w:rPr>
+      </w:pPr>
+      <w:r>
+        <w:rPr>
           <w:rFonts w:ascii="宋体" w:eastAsia="宋体" w:hAnsi="宋体" w:cs="宋体"/>
           <w:b w:val="0"/>
           <w:bCs/>
@@ -5667,17 +5910,6 @@
           <w:szCs w:val="24"/>
           <w:lang w:eastAsia="zh-CN"/>
         </w:rPr>
-      </w:pPr>
-      <w:r>
-        <w:rPr>
-          <w:rFonts w:ascii="宋体" w:eastAsia="宋体" w:hAnsi="宋体" w:cs="宋体"/>
-          <w:b w:val="0"/>
-          <w:bCs/>
-          <w:color w:val="000000" w:themeColor="text1"/>
-          <w:sz w:val="24"/>
-          <w:szCs w:val="24"/>
-          <w:lang w:eastAsia="zh-CN"/>
-        </w:rPr>
         <w:t>包括专业乐手、音乐初学者以及音乐爱好者，他们可能需要购买新乐器、出售闲置乐器或短期租赁特定乐器。</w:t>
       </w:r>
     </w:p>
@@ -5686,22 +5918,22 @@
         <w:pStyle w:val="ab"/>
         <w:jc w:val="left"/>
         <w:rPr>
-          <w:rFonts w:ascii="宋体" w:eastAsia="宋体" w:hAnsi="宋体" w:cs="宋体"/>
-          <w:b w:val="0"/>
-          <w:bCs/>
-          <w:color w:val="000000" w:themeColor="text1"/>
-          <w:sz w:val="24"/>
-          <w:szCs w:val="24"/>
-          <w:lang w:eastAsia="zh-CN"/>
-        </w:rPr>
-      </w:pPr>
-    </w:p>
-    <w:p>
-      <w:pPr>
-        <w:pStyle w:val="ab"/>
-        <w:jc w:val="left"/>
-        <w:rPr>
-          <w:rFonts w:ascii="宋体" w:eastAsia="宋体" w:hAnsi="宋体" w:cs="宋体"/>
+          <w:rFonts w:ascii="宋体" w:eastAsia="宋体" w:hAnsi="宋体" w:cs="宋体" w:hint="eastAsia"/>
+          <w:b w:val="0"/>
+          <w:bCs/>
+          <w:color w:val="000000" w:themeColor="text1"/>
+          <w:sz w:val="24"/>
+          <w:szCs w:val="24"/>
+          <w:lang w:eastAsia="zh-CN"/>
+        </w:rPr>
+      </w:pPr>
+    </w:p>
+    <w:p>
+      <w:pPr>
+        <w:pStyle w:val="ab"/>
+        <w:jc w:val="left"/>
+        <w:rPr>
+          <w:rFonts w:ascii="宋体" w:eastAsia="宋体" w:hAnsi="宋体" w:cs="宋体" w:hint="eastAsia"/>
           <w:color w:val="000000" w:themeColor="text1"/>
           <w:sz w:val="28"/>
           <w:szCs w:val="28"/>
@@ -5724,6 +5956,17 @@
         <w:pStyle w:val="ab"/>
         <w:jc w:val="left"/>
         <w:rPr>
+          <w:rFonts w:ascii="宋体" w:eastAsia="宋体" w:hAnsi="宋体" w:cs="宋体" w:hint="eastAsia"/>
+          <w:b w:val="0"/>
+          <w:bCs/>
+          <w:color w:val="000000" w:themeColor="text1"/>
+          <w:sz w:val="24"/>
+          <w:szCs w:val="24"/>
+          <w:lang w:eastAsia="zh-CN"/>
+        </w:rPr>
+      </w:pPr>
+      <w:r>
+        <w:rPr>
           <w:rFonts w:ascii="宋体" w:eastAsia="宋体" w:hAnsi="宋体" w:cs="宋体"/>
           <w:b w:val="0"/>
           <w:bCs/>
@@ -5732,17 +5975,6 @@
           <w:szCs w:val="24"/>
           <w:lang w:eastAsia="zh-CN"/>
         </w:rPr>
-      </w:pPr>
-      <w:r>
-        <w:rPr>
-          <w:rFonts w:ascii="宋体" w:eastAsia="宋体" w:hAnsi="宋体" w:cs="宋体"/>
-          <w:b w:val="0"/>
-          <w:bCs/>
-          <w:color w:val="000000" w:themeColor="text1"/>
-          <w:sz w:val="24"/>
-          <w:szCs w:val="24"/>
-          <w:lang w:eastAsia="zh-CN"/>
-        </w:rPr>
         <w:t>许多音乐培训学校需要定期更新乐器或短期租用特定设备，本平台将为他们提供批量租赁与购买的便捷服务。</w:t>
       </w:r>
     </w:p>
@@ -5751,22 +5983,22 @@
         <w:pStyle w:val="ab"/>
         <w:jc w:val="left"/>
         <w:rPr>
-          <w:rFonts w:ascii="宋体" w:eastAsia="宋体" w:hAnsi="宋体" w:cs="宋体"/>
-          <w:b w:val="0"/>
-          <w:bCs/>
-          <w:color w:val="000000" w:themeColor="text1"/>
-          <w:sz w:val="24"/>
-          <w:szCs w:val="24"/>
-          <w:lang w:eastAsia="zh-CN"/>
-        </w:rPr>
-      </w:pPr>
-    </w:p>
-    <w:p>
-      <w:pPr>
-        <w:pStyle w:val="ab"/>
-        <w:jc w:val="left"/>
-        <w:rPr>
-          <w:rFonts w:ascii="宋体" w:eastAsia="宋体" w:hAnsi="宋体" w:cs="宋体"/>
+          <w:rFonts w:ascii="宋体" w:eastAsia="宋体" w:hAnsi="宋体" w:cs="宋体" w:hint="eastAsia"/>
+          <w:b w:val="0"/>
+          <w:bCs/>
+          <w:color w:val="000000" w:themeColor="text1"/>
+          <w:sz w:val="24"/>
+          <w:szCs w:val="24"/>
+          <w:lang w:eastAsia="zh-CN"/>
+        </w:rPr>
+      </w:pPr>
+    </w:p>
+    <w:p>
+      <w:pPr>
+        <w:pStyle w:val="ab"/>
+        <w:jc w:val="left"/>
+        <w:rPr>
+          <w:rFonts w:ascii="宋体" w:eastAsia="宋体" w:hAnsi="宋体" w:cs="宋体" w:hint="eastAsia"/>
           <w:color w:val="000000" w:themeColor="text1"/>
           <w:sz w:val="28"/>
           <w:szCs w:val="28"/>
@@ -5789,6 +6021,17 @@
         <w:pStyle w:val="ab"/>
         <w:jc w:val="left"/>
         <w:rPr>
+          <w:rFonts w:ascii="宋体" w:eastAsia="宋体" w:hAnsi="宋体" w:cs="宋体" w:hint="eastAsia"/>
+          <w:b w:val="0"/>
+          <w:bCs/>
+          <w:color w:val="000000" w:themeColor="text1"/>
+          <w:sz w:val="24"/>
+          <w:szCs w:val="24"/>
+          <w:lang w:eastAsia="zh-CN"/>
+        </w:rPr>
+      </w:pPr>
+      <w:r>
+        <w:rPr>
           <w:rFonts w:ascii="宋体" w:eastAsia="宋体" w:hAnsi="宋体" w:cs="宋体"/>
           <w:b w:val="0"/>
           <w:bCs/>
@@ -5797,17 +6040,6 @@
           <w:szCs w:val="24"/>
           <w:lang w:eastAsia="zh-CN"/>
         </w:rPr>
-      </w:pPr>
-      <w:r>
-        <w:rPr>
-          <w:rFonts w:ascii="宋体" w:eastAsia="宋体" w:hAnsi="宋体" w:cs="宋体"/>
-          <w:b w:val="0"/>
-          <w:bCs/>
-          <w:color w:val="000000" w:themeColor="text1"/>
-          <w:sz w:val="24"/>
-          <w:szCs w:val="24"/>
-          <w:lang w:eastAsia="zh-CN"/>
-        </w:rPr>
         <w:t>专业乐器销售商可以通过平台发布商品信息，扩大销售渠道，并利用平台的用户数据提升市场竞争力。</w:t>
       </w:r>
     </w:p>
@@ -5816,36 +6048,36 @@
         <w:pStyle w:val="ab"/>
         <w:jc w:val="left"/>
         <w:rPr>
-          <w:rFonts w:ascii="宋体" w:eastAsia="宋体" w:hAnsi="宋体" w:cs="宋体"/>
-          <w:b w:val="0"/>
-          <w:bCs/>
-          <w:color w:val="000000" w:themeColor="text1"/>
-          <w:sz w:val="24"/>
-          <w:szCs w:val="24"/>
-          <w:lang w:eastAsia="zh-CN"/>
-        </w:rPr>
-      </w:pPr>
-    </w:p>
-    <w:p>
-      <w:pPr>
-        <w:pStyle w:val="ab"/>
-        <w:jc w:val="left"/>
-        <w:rPr>
-          <w:rFonts w:ascii="宋体" w:eastAsia="宋体" w:hAnsi="宋体" w:cs="宋体"/>
-          <w:b w:val="0"/>
-          <w:bCs/>
-          <w:color w:val="000000" w:themeColor="text1"/>
-          <w:sz w:val="24"/>
-          <w:szCs w:val="24"/>
-          <w:lang w:eastAsia="zh-CN"/>
-        </w:rPr>
-      </w:pPr>
-    </w:p>
-    <w:p>
-      <w:pPr>
-        <w:pStyle w:val="ab"/>
-        <w:rPr>
-          <w:rFonts w:ascii="宋体" w:eastAsia="宋体" w:hAnsi="宋体" w:cs="宋体"/>
+          <w:rFonts w:ascii="宋体" w:eastAsia="宋体" w:hAnsi="宋体" w:cs="宋体" w:hint="eastAsia"/>
+          <w:b w:val="0"/>
+          <w:bCs/>
+          <w:color w:val="000000" w:themeColor="text1"/>
+          <w:sz w:val="24"/>
+          <w:szCs w:val="24"/>
+          <w:lang w:eastAsia="zh-CN"/>
+        </w:rPr>
+      </w:pPr>
+    </w:p>
+    <w:p>
+      <w:pPr>
+        <w:pStyle w:val="ab"/>
+        <w:jc w:val="left"/>
+        <w:rPr>
+          <w:rFonts w:ascii="宋体" w:eastAsia="宋体" w:hAnsi="宋体" w:cs="宋体" w:hint="eastAsia"/>
+          <w:b w:val="0"/>
+          <w:bCs/>
+          <w:color w:val="000000" w:themeColor="text1"/>
+          <w:sz w:val="24"/>
+          <w:szCs w:val="24"/>
+          <w:lang w:eastAsia="zh-CN"/>
+        </w:rPr>
+      </w:pPr>
+    </w:p>
+    <w:p>
+      <w:pPr>
+        <w:pStyle w:val="ab"/>
+        <w:rPr>
+          <w:rFonts w:ascii="宋体" w:eastAsia="宋体" w:hAnsi="宋体" w:cs="宋体" w:hint="eastAsia"/>
           <w:color w:val="000000" w:themeColor="text1"/>
           <w:sz w:val="30"/>
           <w:szCs w:val="30"/>
@@ -5910,7 +6142,7 @@
         <w:pStyle w:val="ab"/>
         <w:jc w:val="left"/>
         <w:rPr>
-          <w:rFonts w:ascii="宋体" w:eastAsia="宋体" w:hAnsi="宋体" w:cs="宋体"/>
+          <w:rFonts w:ascii="宋体" w:eastAsia="宋体" w:hAnsi="宋体" w:cs="宋体" w:hint="eastAsia"/>
           <w:color w:val="000000" w:themeColor="text1"/>
           <w:sz w:val="28"/>
           <w:szCs w:val="28"/>
@@ -5933,6 +6165,17 @@
         <w:pStyle w:val="ab"/>
         <w:jc w:val="left"/>
         <w:rPr>
+          <w:rFonts w:ascii="宋体" w:eastAsia="宋体" w:hAnsi="宋体" w:cs="宋体" w:hint="eastAsia"/>
+          <w:b w:val="0"/>
+          <w:bCs/>
+          <w:color w:val="000000" w:themeColor="text1"/>
+          <w:sz w:val="24"/>
+          <w:szCs w:val="24"/>
+          <w:lang w:eastAsia="zh-CN"/>
+        </w:rPr>
+      </w:pPr>
+      <w:r>
+        <w:rPr>
           <w:rFonts w:ascii="宋体" w:eastAsia="宋体" w:hAnsi="宋体" w:cs="宋体"/>
           <w:b w:val="0"/>
           <w:bCs/>
@@ -5941,17 +6184,6 @@
           <w:szCs w:val="24"/>
           <w:lang w:eastAsia="zh-CN"/>
         </w:rPr>
-      </w:pPr>
-      <w:r>
-        <w:rPr>
-          <w:rFonts w:ascii="宋体" w:eastAsia="宋体" w:hAnsi="宋体" w:cs="宋体"/>
-          <w:b w:val="0"/>
-          <w:bCs/>
-          <w:color w:val="000000" w:themeColor="text1"/>
-          <w:sz w:val="24"/>
-          <w:szCs w:val="24"/>
-          <w:lang w:eastAsia="zh-CN"/>
-        </w:rPr>
         <w:t>为学生和音乐爱好者提供租赁选择，减少乐器学习和使用的经济压力。</w:t>
       </w:r>
     </w:p>
@@ -5960,22 +6192,22 @@
         <w:pStyle w:val="ab"/>
         <w:jc w:val="left"/>
         <w:rPr>
-          <w:rFonts w:ascii="宋体" w:eastAsia="宋体" w:hAnsi="宋体" w:cs="宋体"/>
-          <w:b w:val="0"/>
-          <w:bCs/>
-          <w:color w:val="000000" w:themeColor="text1"/>
-          <w:sz w:val="24"/>
-          <w:szCs w:val="24"/>
-          <w:lang w:eastAsia="zh-CN"/>
-        </w:rPr>
-      </w:pPr>
-    </w:p>
-    <w:p>
-      <w:pPr>
-        <w:pStyle w:val="ab"/>
-        <w:jc w:val="left"/>
-        <w:rPr>
-          <w:rFonts w:ascii="宋体" w:eastAsia="宋体" w:hAnsi="宋体" w:cs="宋体"/>
+          <w:rFonts w:ascii="宋体" w:eastAsia="宋体" w:hAnsi="宋体" w:cs="宋体" w:hint="eastAsia"/>
+          <w:b w:val="0"/>
+          <w:bCs/>
+          <w:color w:val="000000" w:themeColor="text1"/>
+          <w:sz w:val="24"/>
+          <w:szCs w:val="24"/>
+          <w:lang w:eastAsia="zh-CN"/>
+        </w:rPr>
+      </w:pPr>
+    </w:p>
+    <w:p>
+      <w:pPr>
+        <w:pStyle w:val="ab"/>
+        <w:jc w:val="left"/>
+        <w:rPr>
+          <w:rFonts w:ascii="宋体" w:eastAsia="宋体" w:hAnsi="宋体" w:cs="宋体" w:hint="eastAsia"/>
           <w:color w:val="000000" w:themeColor="text1"/>
           <w:sz w:val="28"/>
           <w:szCs w:val="28"/>
@@ -5998,6 +6230,17 @@
         <w:pStyle w:val="ab"/>
         <w:jc w:val="left"/>
         <w:rPr>
+          <w:rFonts w:ascii="宋体" w:eastAsia="宋体" w:hAnsi="宋体" w:cs="宋体" w:hint="eastAsia"/>
+          <w:b w:val="0"/>
+          <w:bCs/>
+          <w:color w:val="000000" w:themeColor="text1"/>
+          <w:sz w:val="24"/>
+          <w:szCs w:val="24"/>
+          <w:lang w:eastAsia="zh-CN"/>
+        </w:rPr>
+      </w:pPr>
+      <w:r>
+        <w:rPr>
           <w:rFonts w:ascii="宋体" w:eastAsia="宋体" w:hAnsi="宋体" w:cs="宋体"/>
           <w:b w:val="0"/>
           <w:bCs/>
@@ -6006,17 +6249,6 @@
           <w:szCs w:val="24"/>
           <w:lang w:eastAsia="zh-CN"/>
         </w:rPr>
-      </w:pPr>
-      <w:r>
-        <w:rPr>
-          <w:rFonts w:ascii="宋体" w:eastAsia="宋体" w:hAnsi="宋体" w:cs="宋体"/>
-          <w:b w:val="0"/>
-          <w:bCs/>
-          <w:color w:val="000000" w:themeColor="text1"/>
-          <w:sz w:val="24"/>
-          <w:szCs w:val="24"/>
-          <w:lang w:eastAsia="zh-CN"/>
-        </w:rPr>
         <w:t>提高乐器闲置资源的利用率，帮助用户合理分配资源。</w:t>
       </w:r>
     </w:p>
@@ -6025,22 +6257,22 @@
         <w:pStyle w:val="ab"/>
         <w:jc w:val="left"/>
         <w:rPr>
-          <w:rFonts w:ascii="宋体" w:eastAsia="宋体" w:hAnsi="宋体" w:cs="宋体"/>
-          <w:b w:val="0"/>
-          <w:bCs/>
-          <w:color w:val="000000" w:themeColor="text1"/>
-          <w:sz w:val="24"/>
-          <w:szCs w:val="24"/>
-          <w:lang w:eastAsia="zh-CN"/>
-        </w:rPr>
-      </w:pPr>
-    </w:p>
-    <w:p>
-      <w:pPr>
-        <w:pStyle w:val="ab"/>
-        <w:jc w:val="left"/>
-        <w:rPr>
-          <w:rFonts w:ascii="宋体" w:eastAsia="宋体" w:hAnsi="宋体" w:cs="宋体"/>
+          <w:rFonts w:ascii="宋体" w:eastAsia="宋体" w:hAnsi="宋体" w:cs="宋体" w:hint="eastAsia"/>
+          <w:b w:val="0"/>
+          <w:bCs/>
+          <w:color w:val="000000" w:themeColor="text1"/>
+          <w:sz w:val="24"/>
+          <w:szCs w:val="24"/>
+          <w:lang w:eastAsia="zh-CN"/>
+        </w:rPr>
+      </w:pPr>
+    </w:p>
+    <w:p>
+      <w:pPr>
+        <w:pStyle w:val="ab"/>
+        <w:jc w:val="left"/>
+        <w:rPr>
+          <w:rFonts w:ascii="宋体" w:eastAsia="宋体" w:hAnsi="宋体" w:cs="宋体" w:hint="eastAsia"/>
           <w:color w:val="000000" w:themeColor="text1"/>
           <w:sz w:val="28"/>
           <w:szCs w:val="28"/>
@@ -6063,6 +6295,17 @@
         <w:pStyle w:val="ab"/>
         <w:jc w:val="left"/>
         <w:rPr>
+          <w:rFonts w:ascii="宋体" w:eastAsia="宋体" w:hAnsi="宋体" w:cs="宋体" w:hint="eastAsia"/>
+          <w:b w:val="0"/>
+          <w:bCs/>
+          <w:color w:val="000000" w:themeColor="text1"/>
+          <w:sz w:val="24"/>
+          <w:szCs w:val="24"/>
+          <w:lang w:eastAsia="zh-CN"/>
+        </w:rPr>
+      </w:pPr>
+      <w:r>
+        <w:rPr>
           <w:rFonts w:ascii="宋体" w:eastAsia="宋体" w:hAnsi="宋体" w:cs="宋体"/>
           <w:b w:val="0"/>
           <w:bCs/>
@@ -6071,17 +6314,6 @@
           <w:szCs w:val="24"/>
           <w:lang w:eastAsia="zh-CN"/>
         </w:rPr>
-      </w:pPr>
-      <w:r>
-        <w:rPr>
-          <w:rFonts w:ascii="宋体" w:eastAsia="宋体" w:hAnsi="宋体" w:cs="宋体"/>
-          <w:b w:val="0"/>
-          <w:bCs/>
-          <w:color w:val="000000" w:themeColor="text1"/>
-          <w:sz w:val="24"/>
-          <w:szCs w:val="24"/>
-          <w:lang w:eastAsia="zh-CN"/>
-        </w:rPr>
         <w:t>平台通过提供便捷的乐器获取途径和社区互动功能，助力音乐文化的普及与发展。</w:t>
       </w:r>
     </w:p>
@@ -6090,22 +6322,22 @@
         <w:pStyle w:val="ab"/>
         <w:jc w:val="left"/>
         <w:rPr>
-          <w:rFonts w:ascii="宋体" w:eastAsia="宋体" w:hAnsi="宋体" w:cs="宋体"/>
-          <w:b w:val="0"/>
-          <w:bCs/>
-          <w:color w:val="000000" w:themeColor="text1"/>
-          <w:sz w:val="24"/>
-          <w:szCs w:val="24"/>
-          <w:lang w:eastAsia="zh-CN"/>
-        </w:rPr>
-      </w:pPr>
-    </w:p>
-    <w:p>
-      <w:pPr>
-        <w:pStyle w:val="ab"/>
-        <w:jc w:val="left"/>
-        <w:rPr>
-          <w:rFonts w:ascii="宋体" w:eastAsia="宋体" w:hAnsi="宋体" w:cs="宋体"/>
+          <w:rFonts w:ascii="宋体" w:eastAsia="宋体" w:hAnsi="宋体" w:cs="宋体" w:hint="eastAsia"/>
+          <w:b w:val="0"/>
+          <w:bCs/>
+          <w:color w:val="000000" w:themeColor="text1"/>
+          <w:sz w:val="24"/>
+          <w:szCs w:val="24"/>
+          <w:lang w:eastAsia="zh-CN"/>
+        </w:rPr>
+      </w:pPr>
+    </w:p>
+    <w:p>
+      <w:pPr>
+        <w:pStyle w:val="ab"/>
+        <w:jc w:val="left"/>
+        <w:rPr>
+          <w:rFonts w:ascii="宋体" w:eastAsia="宋体" w:hAnsi="宋体" w:cs="宋体" w:hint="eastAsia"/>
           <w:color w:val="000000" w:themeColor="text1"/>
           <w:sz w:val="28"/>
           <w:szCs w:val="28"/>
@@ -6128,7 +6360,7 @@
         <w:pStyle w:val="ab"/>
         <w:jc w:val="left"/>
         <w:rPr>
-          <w:rFonts w:ascii="宋体" w:eastAsia="宋体" w:hAnsi="宋体" w:cs="宋体"/>
+          <w:rFonts w:ascii="宋体" w:eastAsia="宋体" w:hAnsi="宋体" w:cs="宋体" w:hint="eastAsia"/>
           <w:b w:val="0"/>
           <w:bCs/>
           <w:color w:val="000000" w:themeColor="text1"/>
@@ -6155,232 +6387,232 @@
         <w:pStyle w:val="ab"/>
         <w:jc w:val="left"/>
         <w:rPr>
-          <w:rFonts w:ascii="宋体" w:eastAsia="宋体" w:hAnsi="宋体" w:cs="宋体"/>
-          <w:b w:val="0"/>
-          <w:bCs/>
-          <w:color w:val="000000" w:themeColor="text1"/>
-          <w:sz w:val="24"/>
-          <w:szCs w:val="24"/>
-          <w:lang w:eastAsia="zh-CN"/>
-        </w:rPr>
-      </w:pPr>
-    </w:p>
-    <w:p>
-      <w:pPr>
-        <w:pStyle w:val="ab"/>
-        <w:jc w:val="left"/>
-        <w:rPr>
-          <w:rFonts w:ascii="宋体" w:eastAsia="宋体" w:hAnsi="宋体" w:cs="宋体"/>
-          <w:b w:val="0"/>
-          <w:bCs/>
-          <w:color w:val="000000" w:themeColor="text1"/>
-          <w:sz w:val="24"/>
-          <w:szCs w:val="24"/>
-          <w:lang w:eastAsia="zh-CN"/>
-        </w:rPr>
-      </w:pPr>
-    </w:p>
-    <w:p>
-      <w:pPr>
-        <w:pStyle w:val="ab"/>
-        <w:jc w:val="left"/>
-        <w:rPr>
-          <w:rFonts w:ascii="宋体" w:eastAsia="宋体" w:hAnsi="宋体" w:cs="宋体"/>
-          <w:b w:val="0"/>
-          <w:bCs/>
-          <w:color w:val="000000" w:themeColor="text1"/>
-          <w:sz w:val="24"/>
-          <w:szCs w:val="24"/>
-          <w:lang w:eastAsia="zh-CN"/>
-        </w:rPr>
-      </w:pPr>
-    </w:p>
-    <w:p>
-      <w:pPr>
-        <w:pStyle w:val="ab"/>
-        <w:jc w:val="left"/>
-        <w:rPr>
-          <w:rFonts w:ascii="宋体" w:eastAsia="宋体" w:hAnsi="宋体" w:cs="宋体"/>
-          <w:b w:val="0"/>
-          <w:bCs/>
-          <w:color w:val="000000" w:themeColor="text1"/>
-          <w:sz w:val="24"/>
-          <w:szCs w:val="24"/>
-          <w:lang w:eastAsia="zh-CN"/>
-        </w:rPr>
-      </w:pPr>
-    </w:p>
-    <w:p>
-      <w:pPr>
-        <w:pStyle w:val="ab"/>
-        <w:jc w:val="left"/>
-        <w:rPr>
-          <w:rFonts w:ascii="宋体" w:eastAsia="宋体" w:hAnsi="宋体" w:cs="宋体"/>
-          <w:b w:val="0"/>
-          <w:bCs/>
-          <w:color w:val="000000" w:themeColor="text1"/>
-          <w:sz w:val="24"/>
-          <w:szCs w:val="24"/>
-          <w:lang w:eastAsia="zh-CN"/>
-        </w:rPr>
-      </w:pPr>
-    </w:p>
-    <w:p>
-      <w:pPr>
-        <w:pStyle w:val="ab"/>
-        <w:jc w:val="left"/>
-        <w:rPr>
-          <w:rFonts w:ascii="宋体" w:eastAsia="宋体" w:hAnsi="宋体" w:cs="宋体"/>
-          <w:b w:val="0"/>
-          <w:bCs/>
-          <w:color w:val="000000" w:themeColor="text1"/>
-          <w:sz w:val="24"/>
-          <w:szCs w:val="24"/>
-          <w:lang w:eastAsia="zh-CN"/>
-        </w:rPr>
-      </w:pPr>
-    </w:p>
-    <w:p>
-      <w:pPr>
-        <w:pStyle w:val="ab"/>
-        <w:jc w:val="left"/>
-        <w:rPr>
-          <w:rFonts w:ascii="宋体" w:eastAsia="宋体" w:hAnsi="宋体" w:cs="宋体"/>
-          <w:b w:val="0"/>
-          <w:bCs/>
-          <w:color w:val="000000" w:themeColor="text1"/>
-          <w:sz w:val="24"/>
-          <w:szCs w:val="24"/>
-          <w:lang w:eastAsia="zh-CN"/>
-        </w:rPr>
-      </w:pPr>
-    </w:p>
-    <w:p>
-      <w:pPr>
-        <w:pStyle w:val="ab"/>
-        <w:jc w:val="left"/>
-        <w:rPr>
-          <w:rFonts w:ascii="宋体" w:eastAsia="宋体" w:hAnsi="宋体" w:cs="宋体"/>
-          <w:b w:val="0"/>
-          <w:bCs/>
-          <w:color w:val="000000" w:themeColor="text1"/>
-          <w:sz w:val="24"/>
-          <w:szCs w:val="24"/>
-          <w:lang w:eastAsia="zh-CN"/>
-        </w:rPr>
-      </w:pPr>
-    </w:p>
-    <w:p>
-      <w:pPr>
-        <w:pStyle w:val="ab"/>
-        <w:jc w:val="left"/>
-        <w:rPr>
-          <w:rFonts w:ascii="宋体" w:eastAsia="宋体" w:hAnsi="宋体" w:cs="宋体"/>
-          <w:b w:val="0"/>
-          <w:bCs/>
-          <w:color w:val="000000" w:themeColor="text1"/>
-          <w:sz w:val="24"/>
-          <w:szCs w:val="24"/>
-          <w:lang w:eastAsia="zh-CN"/>
-        </w:rPr>
-      </w:pPr>
-    </w:p>
-    <w:p>
-      <w:pPr>
-        <w:pStyle w:val="ab"/>
-        <w:jc w:val="left"/>
-        <w:rPr>
-          <w:rFonts w:ascii="宋体" w:eastAsia="宋体" w:hAnsi="宋体" w:cs="宋体"/>
-          <w:b w:val="0"/>
-          <w:bCs/>
-          <w:color w:val="000000" w:themeColor="text1"/>
-          <w:sz w:val="24"/>
-          <w:szCs w:val="24"/>
-          <w:lang w:eastAsia="zh-CN"/>
-        </w:rPr>
-      </w:pPr>
-    </w:p>
-    <w:p>
-      <w:pPr>
-        <w:pStyle w:val="ab"/>
-        <w:jc w:val="left"/>
-        <w:rPr>
-          <w:rFonts w:ascii="宋体" w:eastAsia="宋体" w:hAnsi="宋体" w:cs="宋体"/>
-          <w:b w:val="0"/>
-          <w:bCs/>
-          <w:color w:val="000000" w:themeColor="text1"/>
-          <w:sz w:val="24"/>
-          <w:szCs w:val="24"/>
-          <w:lang w:eastAsia="zh-CN"/>
-        </w:rPr>
-      </w:pPr>
-    </w:p>
-    <w:p>
-      <w:pPr>
-        <w:pStyle w:val="ab"/>
-        <w:jc w:val="left"/>
-        <w:rPr>
-          <w:rFonts w:ascii="宋体" w:eastAsia="宋体" w:hAnsi="宋体" w:cs="宋体"/>
-          <w:b w:val="0"/>
-          <w:bCs/>
-          <w:color w:val="000000" w:themeColor="text1"/>
-          <w:sz w:val="24"/>
-          <w:szCs w:val="24"/>
-          <w:lang w:eastAsia="zh-CN"/>
-        </w:rPr>
-      </w:pPr>
-    </w:p>
-    <w:p>
-      <w:pPr>
-        <w:pStyle w:val="ab"/>
-        <w:jc w:val="left"/>
-        <w:rPr>
-          <w:rFonts w:ascii="宋体" w:eastAsia="宋体" w:hAnsi="宋体" w:cs="宋体"/>
-          <w:b w:val="0"/>
-          <w:bCs/>
-          <w:color w:val="000000" w:themeColor="text1"/>
-          <w:sz w:val="24"/>
-          <w:szCs w:val="24"/>
-          <w:lang w:eastAsia="zh-CN"/>
-        </w:rPr>
-      </w:pPr>
-    </w:p>
-    <w:p>
-      <w:pPr>
-        <w:pStyle w:val="ab"/>
-        <w:jc w:val="left"/>
-        <w:rPr>
-          <w:rFonts w:ascii="宋体" w:eastAsia="宋体" w:hAnsi="宋体" w:cs="宋体"/>
-          <w:b w:val="0"/>
-          <w:bCs/>
-          <w:color w:val="000000" w:themeColor="text1"/>
-          <w:sz w:val="24"/>
-          <w:szCs w:val="24"/>
-          <w:lang w:eastAsia="zh-CN"/>
-        </w:rPr>
-      </w:pPr>
-    </w:p>
-    <w:p>
-      <w:pPr>
-        <w:pStyle w:val="ab"/>
-        <w:jc w:val="left"/>
-        <w:rPr>
-          <w:rFonts w:ascii="宋体" w:eastAsia="宋体" w:hAnsi="宋体" w:cs="宋体"/>
-          <w:b w:val="0"/>
-          <w:bCs/>
-          <w:color w:val="000000" w:themeColor="text1"/>
-          <w:sz w:val="24"/>
-          <w:szCs w:val="24"/>
-          <w:lang w:eastAsia="zh-CN"/>
-        </w:rPr>
-      </w:pPr>
-    </w:p>
-    <w:p>
-      <w:pPr>
-        <w:pStyle w:val="ab"/>
-        <w:jc w:val="left"/>
-        <w:rPr>
-          <w:rFonts w:ascii="宋体" w:eastAsia="宋体" w:hAnsi="宋体" w:cs="宋体"/>
+          <w:rFonts w:ascii="宋体" w:eastAsia="宋体" w:hAnsi="宋体" w:cs="宋体" w:hint="eastAsia"/>
+          <w:b w:val="0"/>
+          <w:bCs/>
+          <w:color w:val="000000" w:themeColor="text1"/>
+          <w:sz w:val="24"/>
+          <w:szCs w:val="24"/>
+          <w:lang w:eastAsia="zh-CN"/>
+        </w:rPr>
+      </w:pPr>
+    </w:p>
+    <w:p>
+      <w:pPr>
+        <w:pStyle w:val="ab"/>
+        <w:jc w:val="left"/>
+        <w:rPr>
+          <w:rFonts w:ascii="宋体" w:eastAsia="宋体" w:hAnsi="宋体" w:cs="宋体" w:hint="eastAsia"/>
+          <w:b w:val="0"/>
+          <w:bCs/>
+          <w:color w:val="000000" w:themeColor="text1"/>
+          <w:sz w:val="24"/>
+          <w:szCs w:val="24"/>
+          <w:lang w:eastAsia="zh-CN"/>
+        </w:rPr>
+      </w:pPr>
+    </w:p>
+    <w:p>
+      <w:pPr>
+        <w:pStyle w:val="ab"/>
+        <w:jc w:val="left"/>
+        <w:rPr>
+          <w:rFonts w:ascii="宋体" w:eastAsia="宋体" w:hAnsi="宋体" w:cs="宋体" w:hint="eastAsia"/>
+          <w:b w:val="0"/>
+          <w:bCs/>
+          <w:color w:val="000000" w:themeColor="text1"/>
+          <w:sz w:val="24"/>
+          <w:szCs w:val="24"/>
+          <w:lang w:eastAsia="zh-CN"/>
+        </w:rPr>
+      </w:pPr>
+    </w:p>
+    <w:p>
+      <w:pPr>
+        <w:pStyle w:val="ab"/>
+        <w:jc w:val="left"/>
+        <w:rPr>
+          <w:rFonts w:ascii="宋体" w:eastAsia="宋体" w:hAnsi="宋体" w:cs="宋体" w:hint="eastAsia"/>
+          <w:b w:val="0"/>
+          <w:bCs/>
+          <w:color w:val="000000" w:themeColor="text1"/>
+          <w:sz w:val="24"/>
+          <w:szCs w:val="24"/>
+          <w:lang w:eastAsia="zh-CN"/>
+        </w:rPr>
+      </w:pPr>
+    </w:p>
+    <w:p>
+      <w:pPr>
+        <w:pStyle w:val="ab"/>
+        <w:jc w:val="left"/>
+        <w:rPr>
+          <w:rFonts w:ascii="宋体" w:eastAsia="宋体" w:hAnsi="宋体" w:cs="宋体" w:hint="eastAsia"/>
+          <w:b w:val="0"/>
+          <w:bCs/>
+          <w:color w:val="000000" w:themeColor="text1"/>
+          <w:sz w:val="24"/>
+          <w:szCs w:val="24"/>
+          <w:lang w:eastAsia="zh-CN"/>
+        </w:rPr>
+      </w:pPr>
+    </w:p>
+    <w:p>
+      <w:pPr>
+        <w:pStyle w:val="ab"/>
+        <w:jc w:val="left"/>
+        <w:rPr>
+          <w:rFonts w:ascii="宋体" w:eastAsia="宋体" w:hAnsi="宋体" w:cs="宋体" w:hint="eastAsia"/>
+          <w:b w:val="0"/>
+          <w:bCs/>
+          <w:color w:val="000000" w:themeColor="text1"/>
+          <w:sz w:val="24"/>
+          <w:szCs w:val="24"/>
+          <w:lang w:eastAsia="zh-CN"/>
+        </w:rPr>
+      </w:pPr>
+    </w:p>
+    <w:p>
+      <w:pPr>
+        <w:pStyle w:val="ab"/>
+        <w:jc w:val="left"/>
+        <w:rPr>
+          <w:rFonts w:ascii="宋体" w:eastAsia="宋体" w:hAnsi="宋体" w:cs="宋体" w:hint="eastAsia"/>
+          <w:b w:val="0"/>
+          <w:bCs/>
+          <w:color w:val="000000" w:themeColor="text1"/>
+          <w:sz w:val="24"/>
+          <w:szCs w:val="24"/>
+          <w:lang w:eastAsia="zh-CN"/>
+        </w:rPr>
+      </w:pPr>
+    </w:p>
+    <w:p>
+      <w:pPr>
+        <w:pStyle w:val="ab"/>
+        <w:jc w:val="left"/>
+        <w:rPr>
+          <w:rFonts w:ascii="宋体" w:eastAsia="宋体" w:hAnsi="宋体" w:cs="宋体" w:hint="eastAsia"/>
+          <w:b w:val="0"/>
+          <w:bCs/>
+          <w:color w:val="000000" w:themeColor="text1"/>
+          <w:sz w:val="24"/>
+          <w:szCs w:val="24"/>
+          <w:lang w:eastAsia="zh-CN"/>
+        </w:rPr>
+      </w:pPr>
+    </w:p>
+    <w:p>
+      <w:pPr>
+        <w:pStyle w:val="ab"/>
+        <w:jc w:val="left"/>
+        <w:rPr>
+          <w:rFonts w:ascii="宋体" w:eastAsia="宋体" w:hAnsi="宋体" w:cs="宋体" w:hint="eastAsia"/>
+          <w:b w:val="0"/>
+          <w:bCs/>
+          <w:color w:val="000000" w:themeColor="text1"/>
+          <w:sz w:val="24"/>
+          <w:szCs w:val="24"/>
+          <w:lang w:eastAsia="zh-CN"/>
+        </w:rPr>
+      </w:pPr>
+    </w:p>
+    <w:p>
+      <w:pPr>
+        <w:pStyle w:val="ab"/>
+        <w:jc w:val="left"/>
+        <w:rPr>
+          <w:rFonts w:ascii="宋体" w:eastAsia="宋体" w:hAnsi="宋体" w:cs="宋体" w:hint="eastAsia"/>
+          <w:b w:val="0"/>
+          <w:bCs/>
+          <w:color w:val="000000" w:themeColor="text1"/>
+          <w:sz w:val="24"/>
+          <w:szCs w:val="24"/>
+          <w:lang w:eastAsia="zh-CN"/>
+        </w:rPr>
+      </w:pPr>
+    </w:p>
+    <w:p>
+      <w:pPr>
+        <w:pStyle w:val="ab"/>
+        <w:jc w:val="left"/>
+        <w:rPr>
+          <w:rFonts w:ascii="宋体" w:eastAsia="宋体" w:hAnsi="宋体" w:cs="宋体" w:hint="eastAsia"/>
+          <w:b w:val="0"/>
+          <w:bCs/>
+          <w:color w:val="000000" w:themeColor="text1"/>
+          <w:sz w:val="24"/>
+          <w:szCs w:val="24"/>
+          <w:lang w:eastAsia="zh-CN"/>
+        </w:rPr>
+      </w:pPr>
+    </w:p>
+    <w:p>
+      <w:pPr>
+        <w:pStyle w:val="ab"/>
+        <w:jc w:val="left"/>
+        <w:rPr>
+          <w:rFonts w:ascii="宋体" w:eastAsia="宋体" w:hAnsi="宋体" w:cs="宋体" w:hint="eastAsia"/>
+          <w:b w:val="0"/>
+          <w:bCs/>
+          <w:color w:val="000000" w:themeColor="text1"/>
+          <w:sz w:val="24"/>
+          <w:szCs w:val="24"/>
+          <w:lang w:eastAsia="zh-CN"/>
+        </w:rPr>
+      </w:pPr>
+    </w:p>
+    <w:p>
+      <w:pPr>
+        <w:pStyle w:val="ab"/>
+        <w:jc w:val="left"/>
+        <w:rPr>
+          <w:rFonts w:ascii="宋体" w:eastAsia="宋体" w:hAnsi="宋体" w:cs="宋体" w:hint="eastAsia"/>
+          <w:b w:val="0"/>
+          <w:bCs/>
+          <w:color w:val="000000" w:themeColor="text1"/>
+          <w:sz w:val="24"/>
+          <w:szCs w:val="24"/>
+          <w:lang w:eastAsia="zh-CN"/>
+        </w:rPr>
+      </w:pPr>
+    </w:p>
+    <w:p>
+      <w:pPr>
+        <w:pStyle w:val="ab"/>
+        <w:jc w:val="left"/>
+        <w:rPr>
+          <w:rFonts w:ascii="宋体" w:eastAsia="宋体" w:hAnsi="宋体" w:cs="宋体" w:hint="eastAsia"/>
+          <w:b w:val="0"/>
+          <w:bCs/>
+          <w:color w:val="000000" w:themeColor="text1"/>
+          <w:sz w:val="24"/>
+          <w:szCs w:val="24"/>
+          <w:lang w:eastAsia="zh-CN"/>
+        </w:rPr>
+      </w:pPr>
+    </w:p>
+    <w:p>
+      <w:pPr>
+        <w:pStyle w:val="ab"/>
+        <w:jc w:val="left"/>
+        <w:rPr>
+          <w:rFonts w:ascii="宋体" w:eastAsia="宋体" w:hAnsi="宋体" w:cs="宋体" w:hint="eastAsia"/>
+          <w:b w:val="0"/>
+          <w:bCs/>
+          <w:color w:val="000000" w:themeColor="text1"/>
+          <w:sz w:val="24"/>
+          <w:szCs w:val="24"/>
+          <w:lang w:eastAsia="zh-CN"/>
+        </w:rPr>
+      </w:pPr>
+    </w:p>
+    <w:p>
+      <w:pPr>
+        <w:pStyle w:val="ab"/>
+        <w:jc w:val="left"/>
+        <w:rPr>
+          <w:rFonts w:ascii="宋体" w:eastAsia="宋体" w:hAnsi="宋体" w:cs="宋体" w:hint="eastAsia"/>
           <w:b w:val="0"/>
           <w:bCs/>
           <w:color w:val="000000" w:themeColor="text1"/>
@@ -6400,7 +6632,7 @@
         <w:jc w:val="left"/>
         <w:outlineLvl w:val="0"/>
         <w:rPr>
-          <w:rFonts w:ascii="TypeLand 康熙字典體" w:hAnsi="TypeLand 康熙字典體"/>
+          <w:rFonts w:ascii="TypeLand 康熙字典體" w:hAnsi="TypeLand 康熙字典體" w:hint="eastAsia"/>
           <w:b w:val="0"/>
           <w:bCs/>
           <w:color w:val="000000" w:themeColor="text1"/>
@@ -6476,7 +6708,7 @@
         <w:ind w:firstLineChars="200" w:firstLine="480"/>
         <w:jc w:val="left"/>
         <w:rPr>
-          <w:rFonts w:ascii="宋体" w:eastAsia="宋体" w:hAnsi="宋体" w:cs="宋体"/>
+          <w:rFonts w:ascii="宋体" w:eastAsia="宋体" w:hAnsi="宋体" w:cs="宋体" w:hint="eastAsia"/>
           <w:b w:val="0"/>
           <w:bCs/>
           <w:color w:val="000000" w:themeColor="text1"/>
@@ -6507,22 +6739,42 @@
         <w:ind w:firstLineChars="200" w:firstLine="482"/>
         <w:jc w:val="left"/>
         <w:rPr>
+          <w:rFonts w:ascii="宋体" w:eastAsia="宋体" w:hAnsi="宋体" w:cs="宋体" w:hint="eastAsia"/>
+          <w:color w:val="000000" w:themeColor="text1"/>
+          <w:sz w:val="24"/>
+          <w:szCs w:val="24"/>
+          <w:lang w:eastAsia="zh-CN"/>
+        </w:rPr>
+      </w:pPr>
+      <w:r>
+        <w:rPr>
+          <w:rFonts w:ascii="宋体" w:eastAsia="宋体" w:hAnsi="宋体" w:cs="宋体" w:hint="eastAsia"/>
+          <w:color w:val="000000" w:themeColor="text1"/>
+          <w:sz w:val="24"/>
+          <w:szCs w:val="24"/>
+          <w:lang w:eastAsia="zh-CN"/>
+        </w:rPr>
+        <w:t>·基于经典的</w:t>
+      </w:r>
+      <w:r>
+        <w:rPr>
           <w:rFonts w:ascii="宋体" w:eastAsia="宋体" w:hAnsi="宋体" w:cs="宋体"/>
           <w:color w:val="000000" w:themeColor="text1"/>
           <w:sz w:val="24"/>
           <w:szCs w:val="24"/>
           <w:lang w:eastAsia="zh-CN"/>
         </w:rPr>
-      </w:pPr>
-      <w:r>
-        <w:rPr>
-          <w:rFonts w:ascii="宋体" w:eastAsia="宋体" w:hAnsi="宋体" w:cs="宋体" w:hint="eastAsia"/>
-          <w:color w:val="000000" w:themeColor="text1"/>
-          <w:sz w:val="24"/>
-          <w:szCs w:val="24"/>
-          <w:lang w:eastAsia="zh-CN"/>
-        </w:rPr>
-        <w:t>·基于经典的</w:t>
+        <w:t>W</w:t>
+      </w:r>
+      <w:r>
+        <w:rPr>
+          <w:rFonts w:ascii="宋体" w:eastAsia="宋体" w:hAnsi="宋体" w:cs="宋体" w:hint="eastAsia"/>
+          <w:color w:val="000000" w:themeColor="text1"/>
+          <w:sz w:val="24"/>
+          <w:szCs w:val="24"/>
+          <w:lang w:eastAsia="zh-CN"/>
+        </w:rPr>
+        <w:t xml:space="preserve">eb开发逻辑：前端 </w:t>
       </w:r>
       <w:r>
         <w:rPr>
@@ -6532,17 +6784,17 @@
           <w:szCs w:val="24"/>
           <w:lang w:eastAsia="zh-CN"/>
         </w:rPr>
-        <w:t>W</w:t>
-      </w:r>
-      <w:r>
-        <w:rPr>
-          <w:rFonts w:ascii="宋体" w:eastAsia="宋体" w:hAnsi="宋体" w:cs="宋体" w:hint="eastAsia"/>
-          <w:color w:val="000000" w:themeColor="text1"/>
-          <w:sz w:val="24"/>
-          <w:szCs w:val="24"/>
-          <w:lang w:eastAsia="zh-CN"/>
-        </w:rPr>
-        <w:t xml:space="preserve">eb开发逻辑：前端 </w:t>
+        <w:t xml:space="preserve">+ </w:t>
+      </w:r>
+      <w:r>
+        <w:rPr>
+          <w:rFonts w:ascii="宋体" w:eastAsia="宋体" w:hAnsi="宋体" w:cs="宋体" w:hint="eastAsia"/>
+          <w:color w:val="000000" w:themeColor="text1"/>
+          <w:sz w:val="24"/>
+          <w:szCs w:val="24"/>
+          <w:lang w:eastAsia="zh-CN"/>
+        </w:rPr>
+        <w:t xml:space="preserve">后端逻辑 </w:t>
       </w:r>
       <w:r>
         <w:rPr>
@@ -6562,26 +6814,6 @@
           <w:szCs w:val="24"/>
           <w:lang w:eastAsia="zh-CN"/>
         </w:rPr>
-        <w:t xml:space="preserve">后端逻辑 </w:t>
-      </w:r>
-      <w:r>
-        <w:rPr>
-          <w:rFonts w:ascii="宋体" w:eastAsia="宋体" w:hAnsi="宋体" w:cs="宋体"/>
-          <w:color w:val="000000" w:themeColor="text1"/>
-          <w:sz w:val="24"/>
-          <w:szCs w:val="24"/>
-          <w:lang w:eastAsia="zh-CN"/>
-        </w:rPr>
-        <w:t xml:space="preserve">+ </w:t>
-      </w:r>
-      <w:r>
-        <w:rPr>
-          <w:rFonts w:ascii="宋体" w:eastAsia="宋体" w:hAnsi="宋体" w:cs="宋体" w:hint="eastAsia"/>
-          <w:color w:val="000000" w:themeColor="text1"/>
-          <w:sz w:val="24"/>
-          <w:szCs w:val="24"/>
-          <w:lang w:eastAsia="zh-CN"/>
-        </w:rPr>
         <w:t>数据库（如图所示）</w:t>
       </w:r>
     </w:p>
@@ -6590,7 +6822,7 @@
         <w:pStyle w:val="ab"/>
         <w:jc w:val="left"/>
         <w:rPr>
-          <w:rFonts w:ascii="宋体" w:eastAsia="宋体" w:hAnsi="宋体" w:cs="宋体"/>
+          <w:rFonts w:ascii="宋体" w:eastAsia="宋体" w:hAnsi="宋体" w:cs="宋体" w:hint="eastAsia"/>
           <w:b w:val="0"/>
           <w:bCs/>
           <w:color w:val="000000" w:themeColor="text1"/>
@@ -6658,6 +6890,71 @@
         <w:pStyle w:val="ab"/>
         <w:jc w:val="left"/>
         <w:rPr>
+          <w:rFonts w:ascii="宋体" w:eastAsia="宋体" w:hAnsi="宋体" w:cs="宋体" w:hint="eastAsia"/>
+          <w:b w:val="0"/>
+          <w:bCs/>
+          <w:color w:val="000000" w:themeColor="text1"/>
+          <w:sz w:val="24"/>
+          <w:szCs w:val="24"/>
+          <w:lang w:eastAsia="zh-CN"/>
+        </w:rPr>
+      </w:pPr>
+    </w:p>
+    <w:p>
+      <w:pPr>
+        <w:pStyle w:val="ab"/>
+        <w:ind w:firstLineChars="200" w:firstLine="482"/>
+        <w:jc w:val="left"/>
+        <w:outlineLvl w:val="1"/>
+        <w:rPr>
+          <w:rFonts w:ascii="宋体" w:eastAsia="宋体" w:hAnsi="宋体" w:cs="宋体" w:hint="eastAsia"/>
+          <w:color w:val="000000" w:themeColor="text1"/>
+          <w:sz w:val="24"/>
+          <w:szCs w:val="24"/>
+          <w:lang w:eastAsia="zh-CN"/>
+        </w:rPr>
+      </w:pPr>
+      <w:r>
+        <w:rPr>
+          <w:rFonts w:ascii="宋体" w:eastAsia="宋体" w:hAnsi="宋体" w:cs="宋体" w:hint="eastAsia"/>
+          <w:color w:val="000000" w:themeColor="text1"/>
+          <w:sz w:val="24"/>
+          <w:szCs w:val="24"/>
+          <w:lang w:eastAsia="zh-CN"/>
+        </w:rPr>
+        <w:t>·语言选择</w:t>
+      </w:r>
+    </w:p>
+    <w:p>
+      <w:pPr>
+        <w:pStyle w:val="ab"/>
+        <w:ind w:firstLineChars="200" w:firstLine="480"/>
+        <w:jc w:val="left"/>
+        <w:rPr>
+          <w:rFonts w:ascii="宋体" w:eastAsia="宋体" w:hAnsi="宋体" w:cs="宋体" w:hint="eastAsia"/>
+          <w:b w:val="0"/>
+          <w:bCs/>
+          <w:color w:val="000000" w:themeColor="text1"/>
+          <w:sz w:val="24"/>
+          <w:szCs w:val="24"/>
+          <w:lang w:eastAsia="zh-CN"/>
+        </w:rPr>
+      </w:pPr>
+      <w:r>
+        <w:rPr>
+          <w:rFonts w:ascii="宋体" w:eastAsia="宋体" w:hAnsi="宋体" w:cs="宋体" w:hint="eastAsia"/>
+          <w:b w:val="0"/>
+          <w:bCs/>
+          <w:color w:val="000000" w:themeColor="text1"/>
+          <w:sz w:val="24"/>
+          <w:szCs w:val="24"/>
+          <w:lang w:eastAsia="zh-CN"/>
+        </w:rPr>
+        <w:t>前端采用</w:t>
+      </w:r>
+      <w:proofErr w:type="spellStart"/>
+      <w:r>
+        <w:rPr>
           <w:rFonts w:ascii="宋体" w:eastAsia="宋体" w:hAnsi="宋体" w:cs="宋体"/>
           <w:b w:val="0"/>
           <w:bCs/>
@@ -6666,6 +6963,140 @@
           <w:szCs w:val="24"/>
           <w:lang w:eastAsia="zh-CN"/>
         </w:rPr>
+        <w:t>Javascript</w:t>
+      </w:r>
+      <w:proofErr w:type="spellEnd"/>
+      <w:r>
+        <w:rPr>
+          <w:rFonts w:ascii="宋体" w:eastAsia="宋体" w:hAnsi="宋体" w:cs="宋体" w:hint="eastAsia"/>
+          <w:b w:val="0"/>
+          <w:bCs/>
+          <w:color w:val="000000" w:themeColor="text1"/>
+          <w:sz w:val="24"/>
+          <w:szCs w:val="24"/>
+          <w:lang w:eastAsia="zh-CN"/>
+        </w:rPr>
+        <w:t>语言进行编写</w:t>
+      </w:r>
+    </w:p>
+    <w:p>
+      <w:pPr>
+        <w:pStyle w:val="ab"/>
+        <w:ind w:firstLineChars="200" w:firstLine="480"/>
+        <w:jc w:val="left"/>
+        <w:rPr>
+          <w:rFonts w:ascii="宋体" w:eastAsia="宋体" w:hAnsi="宋体" w:cs="宋体" w:hint="eastAsia"/>
+          <w:b w:val="0"/>
+          <w:bCs/>
+          <w:color w:val="000000" w:themeColor="text1"/>
+          <w:sz w:val="24"/>
+          <w:szCs w:val="24"/>
+          <w:lang w:eastAsia="zh-CN"/>
+        </w:rPr>
+      </w:pPr>
+      <w:r>
+        <w:rPr>
+          <w:rFonts w:ascii="宋体" w:eastAsia="宋体" w:hAnsi="宋体" w:cs="宋体" w:hint="eastAsia"/>
+          <w:b w:val="0"/>
+          <w:bCs/>
+          <w:color w:val="000000" w:themeColor="text1"/>
+          <w:sz w:val="24"/>
+          <w:szCs w:val="24"/>
+          <w:lang w:eastAsia="zh-CN"/>
+        </w:rPr>
+        <w:t>后端采用J</w:t>
+      </w:r>
+      <w:r>
+        <w:rPr>
+          <w:rFonts w:ascii="宋体" w:eastAsia="宋体" w:hAnsi="宋体" w:cs="宋体"/>
+          <w:b w:val="0"/>
+          <w:bCs/>
+          <w:color w:val="000000" w:themeColor="text1"/>
+          <w:sz w:val="24"/>
+          <w:szCs w:val="24"/>
+          <w:lang w:eastAsia="zh-CN"/>
+        </w:rPr>
+        <w:t>ava</w:t>
+      </w:r>
+      <w:r>
+        <w:rPr>
+          <w:rFonts w:ascii="宋体" w:eastAsia="宋体" w:hAnsi="宋体" w:cs="宋体" w:hint="eastAsia"/>
+          <w:b w:val="0"/>
+          <w:bCs/>
+          <w:color w:val="000000" w:themeColor="text1"/>
+          <w:sz w:val="24"/>
+          <w:szCs w:val="24"/>
+          <w:lang w:eastAsia="zh-CN"/>
+        </w:rPr>
+        <w:t>语言进行后端业务逻辑设计</w:t>
+      </w:r>
+    </w:p>
+    <w:p>
+      <w:pPr>
+        <w:pStyle w:val="ab"/>
+        <w:ind w:firstLineChars="200" w:firstLine="480"/>
+        <w:jc w:val="left"/>
+        <w:rPr>
+          <w:rFonts w:ascii="宋体" w:eastAsia="宋体" w:hAnsi="宋体" w:cs="宋体" w:hint="eastAsia"/>
+          <w:b w:val="0"/>
+          <w:bCs/>
+          <w:color w:val="000000" w:themeColor="text1"/>
+          <w:sz w:val="24"/>
+          <w:szCs w:val="24"/>
+          <w:lang w:eastAsia="zh-CN"/>
+        </w:rPr>
+      </w:pPr>
+      <w:r>
+        <w:rPr>
+          <w:rFonts w:ascii="宋体" w:eastAsia="宋体" w:hAnsi="宋体" w:cs="宋体" w:hint="eastAsia"/>
+          <w:b w:val="0"/>
+          <w:bCs/>
+          <w:color w:val="000000" w:themeColor="text1"/>
+          <w:sz w:val="24"/>
+          <w:szCs w:val="24"/>
+          <w:lang w:eastAsia="zh-CN"/>
+        </w:rPr>
+        <w:t>数据库采用M</w:t>
+      </w:r>
+      <w:r>
+        <w:rPr>
+          <w:rFonts w:ascii="宋体" w:eastAsia="宋体" w:hAnsi="宋体" w:cs="宋体"/>
+          <w:b w:val="0"/>
+          <w:bCs/>
+          <w:color w:val="000000" w:themeColor="text1"/>
+          <w:sz w:val="24"/>
+          <w:szCs w:val="24"/>
+          <w:lang w:eastAsia="zh-CN"/>
+        </w:rPr>
+        <w:t>ySQL</w:t>
+      </w:r>
+      <w:r>
+        <w:rPr>
+          <w:rFonts w:ascii="宋体" w:eastAsia="宋体" w:hAnsi="宋体" w:cs="宋体" w:hint="eastAsia"/>
+          <w:b w:val="0"/>
+          <w:bCs/>
+          <w:color w:val="000000" w:themeColor="text1"/>
+          <w:sz w:val="24"/>
+          <w:szCs w:val="24"/>
+          <w:lang w:eastAsia="zh-CN"/>
+        </w:rPr>
+        <w:t>数据库</w:t>
+      </w:r>
+    </w:p>
+    <w:p>
+      <w:pPr>
+        <w:pStyle w:val="ab"/>
+        <w:ind w:firstLineChars="200" w:firstLine="480"/>
+        <w:jc w:val="left"/>
+        <w:rPr>
+          <w:rFonts w:ascii="宋体" w:eastAsia="宋体" w:hAnsi="宋体" w:cs="宋体" w:hint="eastAsia"/>
+          <w:b w:val="0"/>
+          <w:bCs/>
+          <w:color w:val="000000" w:themeColor="text1"/>
+          <w:sz w:val="24"/>
+          <w:szCs w:val="24"/>
+          <w:lang w:eastAsia="zh-CN"/>
+        </w:rPr>
       </w:pPr>
     </w:p>
     <w:p>
@@ -6673,24 +7104,23 @@
         <w:pStyle w:val="ab"/>
         <w:ind w:firstLineChars="200" w:firstLine="482"/>
         <w:jc w:val="left"/>
-        <w:outlineLvl w:val="1"/>
-        <w:rPr>
-          <w:rFonts w:ascii="宋体" w:eastAsia="宋体" w:hAnsi="宋体" w:cs="宋体"/>
-          <w:color w:val="000000" w:themeColor="text1"/>
-          <w:sz w:val="24"/>
-          <w:szCs w:val="24"/>
-          <w:lang w:eastAsia="zh-CN"/>
-        </w:rPr>
-      </w:pPr>
-      <w:r>
-        <w:rPr>
-          <w:rFonts w:ascii="宋体" w:eastAsia="宋体" w:hAnsi="宋体" w:cs="宋体" w:hint="eastAsia"/>
-          <w:color w:val="000000" w:themeColor="text1"/>
-          <w:sz w:val="24"/>
-          <w:szCs w:val="24"/>
-          <w:lang w:eastAsia="zh-CN"/>
-        </w:rPr>
-        <w:t>·语言选择</w:t>
+        <w:rPr>
+          <w:rFonts w:ascii="宋体" w:eastAsia="宋体" w:hAnsi="宋体" w:cs="宋体" w:hint="eastAsia"/>
+          <w:color w:val="000000" w:themeColor="text1"/>
+          <w:sz w:val="24"/>
+          <w:szCs w:val="24"/>
+          <w:lang w:eastAsia="zh-CN"/>
+        </w:rPr>
+      </w:pPr>
+      <w:r>
+        <w:rPr>
+          <w:rFonts w:ascii="宋体" w:eastAsia="宋体" w:hAnsi="宋体" w:cs="宋体" w:hint="eastAsia"/>
+          <w:color w:val="000000" w:themeColor="text1"/>
+          <w:sz w:val="24"/>
+          <w:szCs w:val="24"/>
+          <w:lang w:eastAsia="zh-CN"/>
+        </w:rPr>
+        <w:t>·接口选择</w:t>
       </w:r>
     </w:p>
     <w:p>
@@ -6699,205 +7129,7 @@
         <w:ind w:firstLineChars="200" w:firstLine="480"/>
         <w:jc w:val="left"/>
         <w:rPr>
-          <w:rFonts w:ascii="宋体" w:eastAsia="宋体" w:hAnsi="宋体" w:cs="宋体"/>
-          <w:b w:val="0"/>
-          <w:bCs/>
-          <w:color w:val="000000" w:themeColor="text1"/>
-          <w:sz w:val="24"/>
-          <w:szCs w:val="24"/>
-          <w:lang w:eastAsia="zh-CN"/>
-        </w:rPr>
-      </w:pPr>
-      <w:r>
-        <w:rPr>
-          <w:rFonts w:ascii="宋体" w:eastAsia="宋体" w:hAnsi="宋体" w:cs="宋体" w:hint="eastAsia"/>
-          <w:b w:val="0"/>
-          <w:bCs/>
-          <w:color w:val="000000" w:themeColor="text1"/>
-          <w:sz w:val="24"/>
-          <w:szCs w:val="24"/>
-          <w:lang w:eastAsia="zh-CN"/>
-        </w:rPr>
-        <w:t>前端采用</w:t>
-      </w:r>
-      <w:proofErr w:type="spellStart"/>
-      <w:r>
-        <w:rPr>
-          <w:rFonts w:ascii="宋体" w:eastAsia="宋体" w:hAnsi="宋体" w:cs="宋体"/>
-          <w:b w:val="0"/>
-          <w:bCs/>
-          <w:color w:val="000000" w:themeColor="text1"/>
-          <w:sz w:val="24"/>
-          <w:szCs w:val="24"/>
-          <w:lang w:eastAsia="zh-CN"/>
-        </w:rPr>
-        <w:t>Javascript</w:t>
-      </w:r>
-      <w:proofErr w:type="spellEnd"/>
-      <w:r>
-        <w:rPr>
-          <w:rFonts w:ascii="宋体" w:eastAsia="宋体" w:hAnsi="宋体" w:cs="宋体" w:hint="eastAsia"/>
-          <w:b w:val="0"/>
-          <w:bCs/>
-          <w:color w:val="000000" w:themeColor="text1"/>
-          <w:sz w:val="24"/>
-          <w:szCs w:val="24"/>
-          <w:lang w:eastAsia="zh-CN"/>
-        </w:rPr>
-        <w:t>语言进行编写</w:t>
-      </w:r>
-    </w:p>
-    <w:p>
-      <w:pPr>
-        <w:pStyle w:val="ab"/>
-        <w:ind w:firstLineChars="200" w:firstLine="480"/>
-        <w:jc w:val="left"/>
-        <w:rPr>
-          <w:rFonts w:ascii="宋体" w:eastAsia="宋体" w:hAnsi="宋体" w:cs="宋体"/>
-          <w:b w:val="0"/>
-          <w:bCs/>
-          <w:color w:val="000000" w:themeColor="text1"/>
-          <w:sz w:val="24"/>
-          <w:szCs w:val="24"/>
-          <w:lang w:eastAsia="zh-CN"/>
-        </w:rPr>
-      </w:pPr>
-      <w:r>
-        <w:rPr>
-          <w:rFonts w:ascii="宋体" w:eastAsia="宋体" w:hAnsi="宋体" w:cs="宋体" w:hint="eastAsia"/>
-          <w:b w:val="0"/>
-          <w:bCs/>
-          <w:color w:val="000000" w:themeColor="text1"/>
-          <w:sz w:val="24"/>
-          <w:szCs w:val="24"/>
-          <w:lang w:eastAsia="zh-CN"/>
-        </w:rPr>
-        <w:t>后端采用J</w:t>
-      </w:r>
-      <w:r>
-        <w:rPr>
-          <w:rFonts w:ascii="宋体" w:eastAsia="宋体" w:hAnsi="宋体" w:cs="宋体"/>
-          <w:b w:val="0"/>
-          <w:bCs/>
-          <w:color w:val="000000" w:themeColor="text1"/>
-          <w:sz w:val="24"/>
-          <w:szCs w:val="24"/>
-          <w:lang w:eastAsia="zh-CN"/>
-        </w:rPr>
-        <w:t>ava</w:t>
-      </w:r>
-      <w:r>
-        <w:rPr>
-          <w:rFonts w:ascii="宋体" w:eastAsia="宋体" w:hAnsi="宋体" w:cs="宋体" w:hint="eastAsia"/>
-          <w:b w:val="0"/>
-          <w:bCs/>
-          <w:color w:val="000000" w:themeColor="text1"/>
-          <w:sz w:val="24"/>
-          <w:szCs w:val="24"/>
-          <w:lang w:eastAsia="zh-CN"/>
-        </w:rPr>
-        <w:t>语言进行后端业务逻辑设计</w:t>
-      </w:r>
-    </w:p>
-    <w:p>
-      <w:pPr>
-        <w:pStyle w:val="ab"/>
-        <w:ind w:firstLineChars="200" w:firstLine="480"/>
-        <w:jc w:val="left"/>
-        <w:rPr>
-          <w:rFonts w:ascii="宋体" w:eastAsia="宋体" w:hAnsi="宋体" w:cs="宋体"/>
-          <w:b w:val="0"/>
-          <w:bCs/>
-          <w:color w:val="000000" w:themeColor="text1"/>
-          <w:sz w:val="24"/>
-          <w:szCs w:val="24"/>
-          <w:lang w:eastAsia="zh-CN"/>
-        </w:rPr>
-      </w:pPr>
-      <w:r>
-        <w:rPr>
-          <w:rFonts w:ascii="宋体" w:eastAsia="宋体" w:hAnsi="宋体" w:cs="宋体" w:hint="eastAsia"/>
-          <w:b w:val="0"/>
-          <w:bCs/>
-          <w:color w:val="000000" w:themeColor="text1"/>
-          <w:sz w:val="24"/>
-          <w:szCs w:val="24"/>
-          <w:lang w:eastAsia="zh-CN"/>
-        </w:rPr>
-        <w:t>数据库采用M</w:t>
-      </w:r>
-      <w:r>
-        <w:rPr>
-          <w:rFonts w:ascii="宋体" w:eastAsia="宋体" w:hAnsi="宋体" w:cs="宋体"/>
-          <w:b w:val="0"/>
-          <w:bCs/>
-          <w:color w:val="000000" w:themeColor="text1"/>
-          <w:sz w:val="24"/>
-          <w:szCs w:val="24"/>
-          <w:lang w:eastAsia="zh-CN"/>
-        </w:rPr>
-        <w:t>ySQL</w:t>
-      </w:r>
-      <w:r>
-        <w:rPr>
-          <w:rFonts w:ascii="宋体" w:eastAsia="宋体" w:hAnsi="宋体" w:cs="宋体" w:hint="eastAsia"/>
-          <w:b w:val="0"/>
-          <w:bCs/>
-          <w:color w:val="000000" w:themeColor="text1"/>
-          <w:sz w:val="24"/>
-          <w:szCs w:val="24"/>
-          <w:lang w:eastAsia="zh-CN"/>
-        </w:rPr>
-        <w:t>数据库</w:t>
-      </w:r>
-    </w:p>
-    <w:p>
-      <w:pPr>
-        <w:pStyle w:val="ab"/>
-        <w:ind w:firstLineChars="200" w:firstLine="480"/>
-        <w:jc w:val="left"/>
-        <w:rPr>
-          <w:rFonts w:ascii="宋体" w:eastAsia="宋体" w:hAnsi="宋体" w:cs="宋体"/>
-          <w:b w:val="0"/>
-          <w:bCs/>
-          <w:color w:val="000000" w:themeColor="text1"/>
-          <w:sz w:val="24"/>
-          <w:szCs w:val="24"/>
-          <w:lang w:eastAsia="zh-CN"/>
-        </w:rPr>
-      </w:pPr>
-    </w:p>
-    <w:p>
-      <w:pPr>
-        <w:pStyle w:val="ab"/>
-        <w:ind w:firstLineChars="200" w:firstLine="482"/>
-        <w:jc w:val="left"/>
-        <w:rPr>
-          <w:rFonts w:ascii="宋体" w:eastAsia="宋体" w:hAnsi="宋体" w:cs="宋体"/>
-          <w:color w:val="000000" w:themeColor="text1"/>
-          <w:sz w:val="24"/>
-          <w:szCs w:val="24"/>
-          <w:lang w:eastAsia="zh-CN"/>
-        </w:rPr>
-      </w:pPr>
-      <w:r>
-        <w:rPr>
-          <w:rFonts w:ascii="宋体" w:eastAsia="宋体" w:hAnsi="宋体" w:cs="宋体" w:hint="eastAsia"/>
-          <w:color w:val="000000" w:themeColor="text1"/>
-          <w:sz w:val="24"/>
-          <w:szCs w:val="24"/>
-          <w:lang w:eastAsia="zh-CN"/>
-        </w:rPr>
-        <w:t>·接口选择</w:t>
-      </w:r>
-    </w:p>
-    <w:p>
-      <w:pPr>
-        <w:pStyle w:val="ab"/>
-        <w:ind w:firstLineChars="200" w:firstLine="480"/>
-        <w:jc w:val="left"/>
-        <w:rPr>
-          <w:rFonts w:ascii="宋体" w:eastAsia="宋体" w:hAnsi="宋体" w:cs="宋体"/>
+          <w:rFonts w:ascii="宋体" w:eastAsia="宋体" w:hAnsi="宋体" w:cs="宋体" w:hint="eastAsia"/>
           <w:b w:val="0"/>
           <w:bCs/>
           <w:color w:val="000000" w:themeColor="text1"/>
@@ -6928,7 +7160,7 @@
         </w:numPr>
         <w:jc w:val="left"/>
         <w:rPr>
-          <w:rFonts w:ascii="宋体" w:eastAsia="宋体" w:hAnsi="宋体" w:cs="宋体"/>
+          <w:rFonts w:ascii="宋体" w:eastAsia="宋体" w:hAnsi="宋体" w:cs="宋体" w:hint="eastAsia"/>
           <w:color w:val="000000" w:themeColor="text1"/>
           <w:sz w:val="24"/>
           <w:szCs w:val="24"/>
@@ -6965,21 +7197,21 @@
         </w:numPr>
         <w:jc w:val="left"/>
         <w:rPr>
+          <w:rFonts w:ascii="宋体" w:eastAsia="宋体" w:hAnsi="宋体" w:cs="宋体" w:hint="eastAsia"/>
+          <w:color w:val="000000" w:themeColor="text1"/>
+          <w:sz w:val="24"/>
+          <w:szCs w:val="24"/>
+          <w:lang w:eastAsia="zh-CN"/>
+        </w:rPr>
+      </w:pPr>
+      <w:r>
+        <w:rPr>
           <w:rFonts w:ascii="宋体" w:eastAsia="宋体" w:hAnsi="宋体" w:cs="宋体"/>
           <w:color w:val="000000" w:themeColor="text1"/>
           <w:sz w:val="24"/>
           <w:szCs w:val="24"/>
           <w:lang w:eastAsia="zh-CN"/>
         </w:rPr>
-      </w:pPr>
-      <w:r>
-        <w:rPr>
-          <w:rFonts w:ascii="宋体" w:eastAsia="宋体" w:hAnsi="宋体" w:cs="宋体"/>
-          <w:color w:val="000000" w:themeColor="text1"/>
-          <w:sz w:val="24"/>
-          <w:szCs w:val="24"/>
-          <w:lang w:eastAsia="zh-CN"/>
-        </w:rPr>
         <w:t>Spring Boot</w:t>
       </w:r>
       <w:r>
@@ -6998,7 +7230,7 @@
         <w:pStyle w:val="ab"/>
         <w:jc w:val="left"/>
         <w:rPr>
-          <w:rFonts w:ascii="宋体" w:eastAsia="宋体" w:hAnsi="宋体" w:cs="宋体"/>
+          <w:rFonts w:ascii="宋体" w:eastAsia="宋体" w:hAnsi="宋体" w:cs="宋体" w:hint="eastAsia"/>
           <w:b w:val="0"/>
           <w:bCs/>
           <w:color w:val="000000" w:themeColor="text1"/>
@@ -7073,7 +7305,7 @@
         </w:numPr>
         <w:jc w:val="left"/>
         <w:rPr>
-          <w:rFonts w:ascii="宋体" w:eastAsia="宋体" w:hAnsi="宋体" w:cs="宋体"/>
+          <w:rFonts w:ascii="宋体" w:eastAsia="宋体" w:hAnsi="宋体" w:cs="宋体" w:hint="eastAsia"/>
           <w:b w:val="0"/>
           <w:bCs/>
           <w:color w:val="000000" w:themeColor="text1"/>
@@ -7114,7 +7346,7 @@
         </w:numPr>
         <w:jc w:val="left"/>
         <w:rPr>
-          <w:rFonts w:ascii="宋体" w:eastAsia="宋体" w:hAnsi="宋体" w:cs="宋体"/>
+          <w:rFonts w:ascii="宋体" w:eastAsia="宋体" w:hAnsi="宋体" w:cs="宋体" w:hint="eastAsia"/>
           <w:b w:val="0"/>
           <w:bCs/>
           <w:color w:val="000000" w:themeColor="text1"/>
@@ -7155,28 +7387,62 @@
         </w:numPr>
         <w:jc w:val="left"/>
         <w:rPr>
+          <w:rFonts w:ascii="宋体" w:eastAsia="宋体" w:hAnsi="宋体" w:cs="宋体" w:hint="eastAsia"/>
+          <w:b w:val="0"/>
+          <w:bCs/>
+          <w:color w:val="000000" w:themeColor="text1"/>
+          <w:sz w:val="24"/>
+          <w:szCs w:val="24"/>
+          <w:lang w:eastAsia="zh-CN"/>
+        </w:rPr>
+      </w:pPr>
+      <w:r>
+        <w:rPr>
+          <w:rFonts w:ascii="宋体" w:eastAsia="宋体" w:hAnsi="宋体" w:cs="宋体" w:hint="eastAsia"/>
+          <w:color w:val="000000" w:themeColor="text1"/>
+          <w:sz w:val="24"/>
+          <w:szCs w:val="24"/>
+          <w:lang w:eastAsia="zh-CN"/>
+        </w:rPr>
+        <w:t>生成式A</w:t>
+      </w:r>
+      <w:r>
+        <w:rPr>
           <w:rFonts w:ascii="宋体" w:eastAsia="宋体" w:hAnsi="宋体" w:cs="宋体"/>
-          <w:b w:val="0"/>
-          <w:bCs/>
-          <w:color w:val="000000" w:themeColor="text1"/>
-          <w:sz w:val="24"/>
-          <w:szCs w:val="24"/>
-          <w:lang w:eastAsia="zh-CN"/>
-        </w:rPr>
-      </w:pPr>
-      <w:r>
-        <w:rPr>
-          <w:rFonts w:ascii="宋体" w:eastAsia="宋体" w:hAnsi="宋体" w:cs="宋体" w:hint="eastAsia"/>
-          <w:color w:val="000000" w:themeColor="text1"/>
-          <w:sz w:val="24"/>
-          <w:szCs w:val="24"/>
-          <w:lang w:eastAsia="zh-CN"/>
-        </w:rPr>
-        <w:t>生成式A</w:t>
+          <w:color w:val="000000" w:themeColor="text1"/>
+          <w:sz w:val="24"/>
+          <w:szCs w:val="24"/>
+          <w:lang w:eastAsia="zh-CN"/>
+        </w:rPr>
+        <w:t>I</w:t>
+      </w:r>
+      <w:r>
+        <w:rPr>
+          <w:rFonts w:ascii="宋体" w:eastAsia="宋体" w:hAnsi="宋体" w:cs="宋体" w:hint="eastAsia"/>
+          <w:color w:val="000000" w:themeColor="text1"/>
+          <w:sz w:val="24"/>
+          <w:szCs w:val="24"/>
+          <w:lang w:eastAsia="zh-CN"/>
+        </w:rPr>
+        <w:t>接口，</w:t>
+      </w:r>
+      <w:r>
+        <w:rPr>
+          <w:rFonts w:ascii="宋体" w:eastAsia="宋体" w:hAnsi="宋体" w:cs="宋体" w:hint="eastAsia"/>
+          <w:b w:val="0"/>
+          <w:bCs/>
+          <w:color w:val="000000" w:themeColor="text1"/>
+          <w:sz w:val="24"/>
+          <w:szCs w:val="24"/>
+          <w:lang w:eastAsia="zh-CN"/>
+        </w:rPr>
+        <w:t>实现A</w:t>
       </w:r>
       <w:r>
         <w:rPr>
           <w:rFonts w:ascii="宋体" w:eastAsia="宋体" w:hAnsi="宋体" w:cs="宋体"/>
+          <w:b w:val="0"/>
+          <w:bCs/>
           <w:color w:val="000000" w:themeColor="text1"/>
           <w:sz w:val="24"/>
           <w:szCs w:val="24"/>
@@ -7187,40 +7453,6 @@
       <w:r>
         <w:rPr>
           <w:rFonts w:ascii="宋体" w:eastAsia="宋体" w:hAnsi="宋体" w:cs="宋体" w:hint="eastAsia"/>
-          <w:color w:val="000000" w:themeColor="text1"/>
-          <w:sz w:val="24"/>
-          <w:szCs w:val="24"/>
-          <w:lang w:eastAsia="zh-CN"/>
-        </w:rPr>
-        <w:t>接口，</w:t>
-      </w:r>
-      <w:r>
-        <w:rPr>
-          <w:rFonts w:ascii="宋体" w:eastAsia="宋体" w:hAnsi="宋体" w:cs="宋体" w:hint="eastAsia"/>
-          <w:b w:val="0"/>
-          <w:bCs/>
-          <w:color w:val="000000" w:themeColor="text1"/>
-          <w:sz w:val="24"/>
-          <w:szCs w:val="24"/>
-          <w:lang w:eastAsia="zh-CN"/>
-        </w:rPr>
-        <w:t>实现A</w:t>
-      </w:r>
-      <w:r>
-        <w:rPr>
-          <w:rFonts w:ascii="宋体" w:eastAsia="宋体" w:hAnsi="宋体" w:cs="宋体"/>
-          <w:b w:val="0"/>
-          <w:bCs/>
-          <w:color w:val="000000" w:themeColor="text1"/>
-          <w:sz w:val="24"/>
-          <w:szCs w:val="24"/>
-          <w:lang w:eastAsia="zh-CN"/>
-        </w:rPr>
-        <w:t>I</w:t>
-      </w:r>
-      <w:r>
-        <w:rPr>
-          <w:rFonts w:ascii="宋体" w:eastAsia="宋体" w:hAnsi="宋体" w:cs="宋体" w:hint="eastAsia"/>
           <w:b w:val="0"/>
           <w:bCs/>
           <w:color w:val="000000" w:themeColor="text1"/>
@@ -7236,67 +7468,67 @@
         <w:pStyle w:val="ab"/>
         <w:jc w:val="left"/>
         <w:rPr>
-          <w:rFonts w:ascii="宋体" w:eastAsia="宋体" w:hAnsi="宋体" w:cs="宋体"/>
-          <w:b w:val="0"/>
-          <w:bCs/>
-          <w:color w:val="000000" w:themeColor="text1"/>
-          <w:sz w:val="24"/>
-          <w:szCs w:val="24"/>
-          <w:lang w:eastAsia="zh-CN"/>
-        </w:rPr>
-      </w:pPr>
-    </w:p>
-    <w:p>
-      <w:pPr>
-        <w:pStyle w:val="ab"/>
-        <w:jc w:val="left"/>
-        <w:rPr>
-          <w:rFonts w:ascii="宋体" w:eastAsia="宋体" w:hAnsi="宋体" w:cs="宋体"/>
-          <w:b w:val="0"/>
-          <w:bCs/>
-          <w:color w:val="000000" w:themeColor="text1"/>
-          <w:sz w:val="24"/>
-          <w:szCs w:val="24"/>
-          <w:lang w:eastAsia="zh-CN"/>
-        </w:rPr>
-      </w:pPr>
-    </w:p>
-    <w:p>
-      <w:pPr>
-        <w:pStyle w:val="ab"/>
-        <w:jc w:val="left"/>
-        <w:rPr>
-          <w:rFonts w:ascii="宋体" w:eastAsia="宋体" w:hAnsi="宋体" w:cs="宋体"/>
-          <w:b w:val="0"/>
-          <w:bCs/>
-          <w:color w:val="000000" w:themeColor="text1"/>
-          <w:sz w:val="24"/>
-          <w:szCs w:val="24"/>
-          <w:lang w:eastAsia="zh-CN"/>
-        </w:rPr>
-      </w:pPr>
-    </w:p>
-    <w:p>
-      <w:pPr>
-        <w:pStyle w:val="ab"/>
-        <w:jc w:val="left"/>
-        <w:rPr>
-          <w:rFonts w:ascii="宋体" w:eastAsia="宋体" w:hAnsi="宋体" w:cs="宋体"/>
-          <w:b w:val="0"/>
-          <w:bCs/>
-          <w:color w:val="000000" w:themeColor="text1"/>
-          <w:sz w:val="24"/>
-          <w:szCs w:val="24"/>
-          <w:lang w:eastAsia="zh-CN"/>
-        </w:rPr>
-      </w:pPr>
-    </w:p>
-    <w:p>
-      <w:pPr>
-        <w:pStyle w:val="ab"/>
-        <w:jc w:val="left"/>
-        <w:rPr>
-          <w:rFonts w:ascii="宋体" w:eastAsia="宋体" w:hAnsi="宋体" w:cs="宋体"/>
+          <w:rFonts w:ascii="宋体" w:eastAsia="宋体" w:hAnsi="宋体" w:cs="宋体" w:hint="eastAsia"/>
+          <w:b w:val="0"/>
+          <w:bCs/>
+          <w:color w:val="000000" w:themeColor="text1"/>
+          <w:sz w:val="24"/>
+          <w:szCs w:val="24"/>
+          <w:lang w:eastAsia="zh-CN"/>
+        </w:rPr>
+      </w:pPr>
+    </w:p>
+    <w:p>
+      <w:pPr>
+        <w:pStyle w:val="ab"/>
+        <w:jc w:val="left"/>
+        <w:rPr>
+          <w:rFonts w:ascii="宋体" w:eastAsia="宋体" w:hAnsi="宋体" w:cs="宋体" w:hint="eastAsia"/>
+          <w:b w:val="0"/>
+          <w:bCs/>
+          <w:color w:val="000000" w:themeColor="text1"/>
+          <w:sz w:val="24"/>
+          <w:szCs w:val="24"/>
+          <w:lang w:eastAsia="zh-CN"/>
+        </w:rPr>
+      </w:pPr>
+    </w:p>
+    <w:p>
+      <w:pPr>
+        <w:pStyle w:val="ab"/>
+        <w:jc w:val="left"/>
+        <w:rPr>
+          <w:rFonts w:ascii="宋体" w:eastAsia="宋体" w:hAnsi="宋体" w:cs="宋体" w:hint="eastAsia"/>
+          <w:b w:val="0"/>
+          <w:bCs/>
+          <w:color w:val="000000" w:themeColor="text1"/>
+          <w:sz w:val="24"/>
+          <w:szCs w:val="24"/>
+          <w:lang w:eastAsia="zh-CN"/>
+        </w:rPr>
+      </w:pPr>
+    </w:p>
+    <w:p>
+      <w:pPr>
+        <w:pStyle w:val="ab"/>
+        <w:jc w:val="left"/>
+        <w:rPr>
+          <w:rFonts w:ascii="宋体" w:eastAsia="宋体" w:hAnsi="宋体" w:cs="宋体" w:hint="eastAsia"/>
+          <w:b w:val="0"/>
+          <w:bCs/>
+          <w:color w:val="000000" w:themeColor="text1"/>
+          <w:sz w:val="24"/>
+          <w:szCs w:val="24"/>
+          <w:lang w:eastAsia="zh-CN"/>
+        </w:rPr>
+      </w:pPr>
+    </w:p>
+    <w:p>
+      <w:pPr>
+        <w:pStyle w:val="ab"/>
+        <w:jc w:val="left"/>
+        <w:rPr>
+          <w:rFonts w:ascii="宋体" w:eastAsia="宋体" w:hAnsi="宋体" w:cs="宋体" w:hint="eastAsia"/>
           <w:b w:val="0"/>
           <w:bCs/>
           <w:color w:val="000000" w:themeColor="text1"/>
@@ -7315,7 +7547,7 @@
         </w:numPr>
         <w:jc w:val="left"/>
         <w:rPr>
-          <w:rFonts w:ascii="TypeLand 康熙字典體" w:hAnsi="TypeLand 康熙字典體"/>
+          <w:rFonts w:ascii="TypeLand 康熙字典體" w:hAnsi="TypeLand 康熙字典體" w:hint="eastAsia"/>
           <w:b w:val="0"/>
           <w:bCs/>
           <w:color w:val="000000" w:themeColor="text1"/>
@@ -7389,7 +7621,7 @@
         </w:numPr>
         <w:jc w:val="left"/>
         <w:rPr>
-          <w:rFonts w:ascii="TypeLand 康熙字典體" w:hAnsi="TypeLand 康熙字典體"/>
+          <w:rFonts w:ascii="TypeLand 康熙字典體" w:hAnsi="TypeLand 康熙字典體" w:hint="eastAsia"/>
           <w:b w:val="0"/>
           <w:bCs/>
           <w:color w:val="000000" w:themeColor="text1"/>
@@ -7464,7 +7696,7 @@
         </w:tabs>
         <w:jc w:val="left"/>
         <w:rPr>
-          <w:rFonts w:ascii="TypeLand 康熙字典體" w:hAnsi="TypeLand 康熙字典體"/>
+          <w:rFonts w:ascii="TypeLand 康熙字典體" w:hAnsi="TypeLand 康熙字典體" w:hint="eastAsia"/>
           <w:b w:val="0"/>
           <w:bCs/>
           <w:color w:val="000000" w:themeColor="text1"/>
@@ -7500,10 +7732,10 @@
         </w:rPr>
         <w:lastRenderedPageBreak/>
         <w:drawing>
-          <wp:inline distT="0" distB="0" distL="0" distR="0" wp14:anchorId="433B47EF" wp14:editId="570C52E0">
-            <wp:extent cx="5274310" cy="8545830"/>
-            <wp:effectExtent l="0" t="0" r="2540" b="7620"/>
-            <wp:docPr id="12" name="图片 12"/>
+          <wp:inline distT="0" distB="0" distL="0" distR="0" wp14:anchorId="32AB3EC2" wp14:editId="5BE4BD35">
+            <wp:extent cx="4991100" cy="8848725"/>
+            <wp:effectExtent l="0" t="0" r="0" b="9525"/>
+            <wp:docPr id="828780929" name="图片 2"/>
             <wp:cNvGraphicFramePr>
               <a:graphicFrameLocks xmlns:a="http://schemas.openxmlformats.org/drawingml/2006/main" noChangeAspect="1"/>
             </wp:cNvGraphicFramePr>
@@ -7532,7 +7764,7 @@
                   <pic:spPr bwMode="auto">
                     <a:xfrm>
                       <a:off x="0" y="0"/>
-                      <a:ext cx="5274310" cy="8545830"/>
+                      <a:ext cx="4991100" cy="8848725"/>
                     </a:xfrm>
                     <a:prstGeom prst="rect">
                       <a:avLst/>
@@ -7553,7 +7785,7 @@
       <w:pPr>
         <w:pStyle w:val="ab"/>
         <w:rPr>
-          <w:rFonts w:ascii="宋体" w:eastAsia="宋体" w:hAnsi="宋体" w:cs="宋体"/>
+          <w:rFonts w:ascii="宋体" w:eastAsia="宋体" w:hAnsi="宋体" w:cs="宋体" w:hint="eastAsia"/>
           <w:color w:val="000000" w:themeColor="text1"/>
           <w:sz w:val="28"/>
           <w:szCs w:val="28"/>
@@ -7570,7 +7802,7 @@
         </w:numPr>
         <w:jc w:val="left"/>
         <w:rPr>
-          <w:rFonts w:ascii="TypeLand 康熙字典體" w:hAnsi="TypeLand 康熙字典體"/>
+          <w:rFonts w:ascii="TypeLand 康熙字典體" w:hAnsi="TypeLand 康熙字典體" w:hint="eastAsia"/>
           <w:b w:val="0"/>
           <w:bCs/>
           <w:color w:val="000000" w:themeColor="text1"/>
@@ -7632,7 +7864,6 @@
             </w14:gradFill>
           </w14:textFill>
         </w:rPr>
-        <w:lastRenderedPageBreak/>
         <w:t>登录</w:t>
       </w:r>
       <w:r>
@@ -7708,7 +7939,7 @@
         <w:pStyle w:val="ab"/>
         <w:jc w:val="left"/>
         <w:rPr>
-          <w:rFonts w:ascii="宋体" w:eastAsia="宋体" w:hAnsi="宋体" w:cs="宋体"/>
+          <w:rFonts w:ascii="宋体" w:eastAsia="宋体" w:hAnsi="宋体" w:cs="宋体" w:hint="eastAsia"/>
           <w:b w:val="0"/>
           <w:bCs/>
           <w:color w:val="000000" w:themeColor="text1"/>
@@ -7757,41 +7988,9 @@
     <w:p>
       <w:pPr>
         <w:pStyle w:val="ab"/>
-        <w:numPr>
-          <w:ilvl w:val="0"/>
-          <w:numId w:val="5"/>
-        </w:numPr>
-        <w:jc w:val="left"/>
-        <w:outlineLvl w:val="1"/>
-        <w:rPr>
-          <w:rFonts w:ascii="宋体" w:eastAsia="宋体" w:hAnsi="宋体" w:cs="宋体"/>
-          <w:b w:val="0"/>
-          <w:bCs/>
-          <w:color w:val="000000" w:themeColor="text1"/>
-          <w:sz w:val="28"/>
-          <w:szCs w:val="28"/>
-          <w:lang w:eastAsia="zh-CN"/>
-        </w:rPr>
-      </w:pPr>
-      <w:r>
-        <w:rPr>
-          <w:rFonts w:ascii="宋体" w:eastAsia="宋体" w:hAnsi="宋体" w:cs="宋体" w:hint="eastAsia"/>
-          <w:b w:val="0"/>
-          <w:bCs/>
-          <w:color w:val="000000" w:themeColor="text1"/>
-          <w:sz w:val="28"/>
-          <w:szCs w:val="28"/>
-          <w:lang w:eastAsia="zh-CN"/>
-        </w:rPr>
-        <w:t>...</w:t>
-      </w:r>
-    </w:p>
-    <w:p>
-      <w:pPr>
-        <w:pStyle w:val="ab"/>
-        <w:jc w:val="left"/>
-        <w:rPr>
-          <w:rFonts w:ascii="宋体" w:eastAsia="宋体" w:hAnsi="宋体" w:cs="宋体"/>
+        <w:jc w:val="left"/>
+        <w:rPr>
+          <w:rFonts w:ascii="宋体" w:eastAsia="宋体" w:hAnsi="宋体" w:cs="宋体" w:hint="eastAsia"/>
           <w:color w:val="000000" w:themeColor="text1"/>
           <w:sz w:val="28"/>
           <w:szCs w:val="28"/>
@@ -7857,22 +8056,22 @@
         <w:pStyle w:val="ab"/>
         <w:jc w:val="left"/>
         <w:rPr>
-          <w:rFonts w:ascii="宋体" w:eastAsia="宋体" w:hAnsi="宋体" w:cs="宋体"/>
-          <w:b w:val="0"/>
-          <w:bCs/>
-          <w:color w:val="000000" w:themeColor="text1"/>
-          <w:sz w:val="24"/>
-          <w:szCs w:val="24"/>
-          <w:lang w:eastAsia="zh-CN"/>
-        </w:rPr>
-      </w:pPr>
-    </w:p>
-    <w:p>
-      <w:pPr>
-        <w:pStyle w:val="ab"/>
-        <w:jc w:val="left"/>
-        <w:rPr>
-          <w:rFonts w:ascii="宋体" w:eastAsia="宋体" w:hAnsi="宋体" w:cs="宋体"/>
+          <w:rFonts w:ascii="宋体" w:eastAsia="宋体" w:hAnsi="宋体" w:cs="宋体" w:hint="eastAsia"/>
+          <w:b w:val="0"/>
+          <w:bCs/>
+          <w:color w:val="000000" w:themeColor="text1"/>
+          <w:sz w:val="24"/>
+          <w:szCs w:val="24"/>
+          <w:lang w:eastAsia="zh-CN"/>
+        </w:rPr>
+      </w:pPr>
+    </w:p>
+    <w:p>
+      <w:pPr>
+        <w:pStyle w:val="ab"/>
+        <w:jc w:val="left"/>
+        <w:rPr>
+          <w:rFonts w:ascii="宋体" w:eastAsia="宋体" w:hAnsi="宋体" w:cs="宋体" w:hint="eastAsia"/>
           <w:b w:val="0"/>
           <w:bCs/>
           <w:color w:val="000000" w:themeColor="text1"/>
@@ -7973,19 +8172,19 @@
         <w:tblLook w:val="04A0" w:firstRow="1" w:lastRow="0" w:firstColumn="1" w:lastColumn="0" w:noHBand="0" w:noVBand="1"/>
       </w:tblPr>
       <w:tblGrid>
-        <w:gridCol w:w="1252"/>
-        <w:gridCol w:w="7270"/>
+        <w:gridCol w:w="1384"/>
+        <w:gridCol w:w="7138"/>
       </w:tblGrid>
       <w:tr>
         <w:tc>
           <w:tcPr>
-            <w:tcW w:w="1252" w:type="dxa"/>
+            <w:tcW w:w="1384" w:type="dxa"/>
           </w:tcPr>
           <w:p>
             <w:pPr>
               <w:ind w:firstLineChars="0" w:firstLine="0"/>
               <w:rPr>
-                <w:rFonts w:ascii="宋体" w:hAnsi="宋体" w:cs="宋体"/>
+                <w:rFonts w:ascii="宋体" w:hAnsi="宋体" w:cs="宋体" w:hint="eastAsia"/>
                 <w:sz w:val="21"/>
                 <w:szCs w:val="21"/>
                 <w:lang w:eastAsia="zh-CN"/>
@@ -7998,19 +8197,19 @@
                 <w:szCs w:val="21"/>
                 <w:lang w:eastAsia="zh-CN"/>
               </w:rPr>
-              <w:t>用例</w:t>
+              <w:t>子系统名称</w:t>
             </w:r>
           </w:p>
         </w:tc>
         <w:tc>
           <w:tcPr>
-            <w:tcW w:w="7270" w:type="dxa"/>
+            <w:tcW w:w="7138" w:type="dxa"/>
           </w:tcPr>
           <w:p>
             <w:pPr>
               <w:ind w:firstLineChars="0" w:firstLine="0"/>
               <w:rPr>
-                <w:rFonts w:ascii="宋体" w:hAnsi="宋体" w:cs="宋体"/>
+                <w:rFonts w:ascii="宋体" w:hAnsi="宋体" w:cs="宋体" w:hint="eastAsia"/>
                 <w:sz w:val="21"/>
                 <w:szCs w:val="21"/>
                 <w:lang w:eastAsia="zh-CN"/>
@@ -8023,7 +8222,7 @@
                 <w:szCs w:val="21"/>
                 <w:lang w:eastAsia="zh-CN"/>
               </w:rPr>
-              <w:t>用户注册与登录模块</w:t>
+              <w:t>登录子系统</w:t>
             </w:r>
           </w:p>
         </w:tc>
@@ -8031,13 +8230,13 @@
       <w:tr>
         <w:tc>
           <w:tcPr>
-            <w:tcW w:w="1252" w:type="dxa"/>
+            <w:tcW w:w="1384" w:type="dxa"/>
           </w:tcPr>
           <w:p>
             <w:pPr>
               <w:ind w:firstLineChars="0" w:firstLine="0"/>
               <w:rPr>
-                <w:rFonts w:ascii="宋体" w:hAnsi="宋体" w:cs="宋体"/>
+                <w:rFonts w:ascii="宋体" w:hAnsi="宋体" w:cs="宋体" w:hint="eastAsia"/>
                 <w:sz w:val="21"/>
                 <w:szCs w:val="21"/>
                 <w:lang w:eastAsia="zh-CN"/>
@@ -8050,19 +8249,19 @@
                 <w:szCs w:val="21"/>
                 <w:lang w:eastAsia="zh-CN"/>
               </w:rPr>
-              <w:t>ID</w:t>
+              <w:t>概览</w:t>
             </w:r>
           </w:p>
         </w:tc>
         <w:tc>
           <w:tcPr>
-            <w:tcW w:w="7270" w:type="dxa"/>
+            <w:tcW w:w="7138" w:type="dxa"/>
           </w:tcPr>
           <w:p>
             <w:pPr>
               <w:ind w:firstLineChars="0" w:firstLine="0"/>
               <w:rPr>
-                <w:rFonts w:ascii="宋体" w:hAnsi="宋体" w:cs="宋体"/>
+                <w:rFonts w:ascii="宋体" w:hAnsi="宋体" w:cs="宋体" w:hint="eastAsia"/>
                 <w:sz w:val="21"/>
                 <w:szCs w:val="21"/>
                 <w:lang w:eastAsia="zh-CN"/>
@@ -8075,7 +8274,7 @@
                 <w:szCs w:val="21"/>
                 <w:lang w:eastAsia="zh-CN"/>
               </w:rPr>
-              <w:t>UC</w:t>
+              <w:t>用户进行身份验证，输入必要的登录信息进行系统登陆。如果登陆信息出错或无账号可进行用户注册。登录时必须进行信息验证，如果忘记密码或者进行修改密码需要在这里进行。</w:t>
             </w:r>
           </w:p>
         </w:tc>
@@ -8083,13 +8282,13 @@
       <w:tr>
         <w:tc>
           <w:tcPr>
-            <w:tcW w:w="1252" w:type="dxa"/>
+            <w:tcW w:w="1384" w:type="dxa"/>
           </w:tcPr>
           <w:p>
             <w:pPr>
               <w:ind w:firstLineChars="0" w:firstLine="0"/>
               <w:rPr>
-                <w:rFonts w:ascii="宋体" w:hAnsi="宋体" w:cs="宋体"/>
+                <w:rFonts w:ascii="宋体" w:hAnsi="宋体" w:cs="宋体" w:hint="eastAsia"/>
                 <w:sz w:val="21"/>
                 <w:szCs w:val="21"/>
                 <w:lang w:eastAsia="zh-CN"/>
@@ -8102,19 +8301,19 @@
                 <w:szCs w:val="21"/>
                 <w:lang w:eastAsia="zh-CN"/>
               </w:rPr>
-              <w:t>概览</w:t>
+              <w:t>参与人员</w:t>
             </w:r>
           </w:p>
         </w:tc>
         <w:tc>
           <w:tcPr>
-            <w:tcW w:w="7270" w:type="dxa"/>
+            <w:tcW w:w="7138" w:type="dxa"/>
           </w:tcPr>
           <w:p>
             <w:pPr>
               <w:ind w:firstLineChars="0" w:firstLine="0"/>
               <w:rPr>
-                <w:rFonts w:ascii="宋体" w:hAnsi="宋体" w:cs="宋体"/>
+                <w:rFonts w:ascii="宋体" w:hAnsi="宋体" w:cs="宋体" w:hint="eastAsia"/>
                 <w:sz w:val="21"/>
                 <w:szCs w:val="21"/>
                 <w:lang w:eastAsia="zh-CN"/>
@@ -8127,7 +8326,7 @@
                 <w:szCs w:val="21"/>
                 <w:lang w:eastAsia="zh-CN"/>
               </w:rPr>
-              <w:t>用户进行身份验证，输入必要的登录信息进行系统登陆。如果登陆信息出错或无账号可进行用户注册。登录时必须进行信息验证，如果忘记密码或者进行修改密码需要在这里进行。</w:t>
+              <w:t>用户</w:t>
             </w:r>
           </w:p>
         </w:tc>
@@ -8135,16 +8334,17 @@
       <w:tr>
         <w:tc>
           <w:tcPr>
-            <w:tcW w:w="1252" w:type="dxa"/>
+            <w:tcW w:w="1384" w:type="dxa"/>
           </w:tcPr>
           <w:p>
             <w:pPr>
               <w:ind w:firstLineChars="0" w:firstLine="0"/>
               <w:rPr>
-                <w:rFonts w:ascii="宋体" w:hAnsi="宋体" w:cs="宋体"/>
-                <w:sz w:val="21"/>
-                <w:szCs w:val="21"/>
-                <w:lang w:eastAsia="zh-CN"/>
+                <w:rFonts w:ascii="宋体" w:hAnsi="宋体" w:cs="宋体" w:hint="eastAsia"/>
+                <w:kern w:val="2"/>
+                <w:sz w:val="21"/>
+                <w:szCs w:val="21"/>
+                <w:lang w:eastAsia="zh-CN" w:bidi="ar-SA"/>
               </w:rPr>
             </w:pPr>
             <w:r>
@@ -8154,19 +8354,20 @@
                 <w:szCs w:val="21"/>
                 <w:lang w:eastAsia="zh-CN"/>
               </w:rPr>
-              <w:t>参与人员</w:t>
+              <w:t>前置条件</w:t>
             </w:r>
           </w:p>
         </w:tc>
         <w:tc>
           <w:tcPr>
-            <w:tcW w:w="7270" w:type="dxa"/>
+            <w:tcW w:w="7138" w:type="dxa"/>
           </w:tcPr>
           <w:p>
             <w:pPr>
+              <w:widowControl/>
               <w:ind w:firstLineChars="0" w:firstLine="0"/>
               <w:rPr>
-                <w:rFonts w:ascii="宋体" w:hAnsi="宋体" w:cs="宋体"/>
+                <w:rFonts w:ascii="宋体" w:hAnsi="宋体" w:cs="宋体" w:hint="eastAsia"/>
                 <w:sz w:val="21"/>
                 <w:szCs w:val="21"/>
                 <w:lang w:eastAsia="zh-CN"/>
@@ -8179,7 +8380,28 @@
                 <w:szCs w:val="21"/>
                 <w:lang w:eastAsia="zh-CN"/>
               </w:rPr>
-              <w:t>用户</w:t>
+              <w:t>1.用户已经完成注册或具备可注册条件。</w:t>
+            </w:r>
+          </w:p>
+          <w:p>
+            <w:pPr>
+              <w:widowControl/>
+              <w:ind w:firstLineChars="0" w:firstLine="0"/>
+              <w:rPr>
+                <w:rFonts w:ascii="宋体" w:hAnsi="宋体" w:cs="宋体" w:hint="eastAsia"/>
+                <w:sz w:val="21"/>
+                <w:szCs w:val="21"/>
+                <w:lang w:eastAsia="zh-CN"/>
+              </w:rPr>
+            </w:pPr>
+            <w:r>
+              <w:rPr>
+                <w:rFonts w:ascii="宋体" w:hAnsi="宋体" w:cs="宋体" w:hint="eastAsia"/>
+                <w:sz w:val="21"/>
+                <w:szCs w:val="21"/>
+                <w:lang w:eastAsia="zh-CN"/>
+              </w:rPr>
+              <w:t>2.系统能实时访问内部数据库（如用户账户，用户密码等基本信息）。</w:t>
             </w:r>
           </w:p>
         </w:tc>
@@ -8187,13 +8409,13 @@
       <w:tr>
         <w:tc>
           <w:tcPr>
-            <w:tcW w:w="1252" w:type="dxa"/>
+            <w:tcW w:w="1384" w:type="dxa"/>
           </w:tcPr>
           <w:p>
             <w:pPr>
               <w:ind w:firstLineChars="0" w:firstLine="0"/>
               <w:rPr>
-                <w:rFonts w:ascii="宋体" w:hAnsi="宋体" w:cs="宋体"/>
+                <w:rFonts w:ascii="宋体" w:hAnsi="宋体" w:cs="宋体" w:hint="eastAsia"/>
                 <w:kern w:val="2"/>
                 <w:sz w:val="21"/>
                 <w:szCs w:val="21"/>
@@ -8207,20 +8429,19 @@
                 <w:szCs w:val="21"/>
                 <w:lang w:eastAsia="zh-CN"/>
               </w:rPr>
-              <w:t>前置条件</w:t>
+              <w:t>基本路径</w:t>
             </w:r>
           </w:p>
         </w:tc>
         <w:tc>
           <w:tcPr>
-            <w:tcW w:w="7270" w:type="dxa"/>
+            <w:tcW w:w="7138" w:type="dxa"/>
           </w:tcPr>
           <w:p>
             <w:pPr>
-              <w:widowControl/>
               <w:ind w:firstLineChars="0" w:firstLine="0"/>
               <w:rPr>
-                <w:rFonts w:ascii="宋体" w:hAnsi="宋体" w:cs="宋体"/>
+                <w:rFonts w:ascii="宋体" w:hAnsi="宋体" w:cs="宋体" w:hint="eastAsia"/>
                 <w:sz w:val="21"/>
                 <w:szCs w:val="21"/>
                 <w:lang w:eastAsia="zh-CN"/>
@@ -8233,15 +8454,14 @@
                 <w:szCs w:val="21"/>
                 <w:lang w:eastAsia="zh-CN"/>
               </w:rPr>
-              <w:t>1.用户已经完成注册或具备可注册条件。</w:t>
+              <w:t>1.用户输入登陆账号，登陆密码等必要信息。</w:t>
             </w:r>
           </w:p>
           <w:p>
             <w:pPr>
-              <w:widowControl/>
               <w:ind w:firstLineChars="0" w:firstLine="0"/>
               <w:rPr>
-                <w:rFonts w:ascii="宋体" w:hAnsi="宋体" w:cs="宋体"/>
+                <w:rFonts w:ascii="宋体" w:hAnsi="宋体" w:cs="宋体" w:hint="eastAsia"/>
                 <w:sz w:val="21"/>
                 <w:szCs w:val="21"/>
                 <w:lang w:eastAsia="zh-CN"/>
@@ -8254,7 +8474,47 @@
                 <w:szCs w:val="21"/>
                 <w:lang w:eastAsia="zh-CN"/>
               </w:rPr>
-              <w:t>2.系统能实时访问内部数据库（如用户账户，用户密码等基本信息）。</w:t>
+              <w:t>2.系统分析用户输入的登录信息，如果核对失败就显示登陆信息错误。</w:t>
+            </w:r>
+          </w:p>
+          <w:p>
+            <w:pPr>
+              <w:ind w:firstLineChars="0" w:firstLine="0"/>
+              <w:rPr>
+                <w:rFonts w:ascii="宋体" w:hAnsi="宋体" w:cs="宋体" w:hint="eastAsia"/>
+                <w:sz w:val="21"/>
+                <w:szCs w:val="21"/>
+                <w:lang w:eastAsia="zh-CN"/>
+              </w:rPr>
+            </w:pPr>
+            <w:r>
+              <w:rPr>
+                <w:rFonts w:ascii="宋体" w:hAnsi="宋体" w:cs="宋体" w:hint="eastAsia"/>
+                <w:sz w:val="21"/>
+                <w:szCs w:val="21"/>
+                <w:lang w:eastAsia="zh-CN"/>
+              </w:rPr>
+              <w:t>3.如果登陆成功用户会被重定向到主页或个人中心页面。</w:t>
+            </w:r>
+          </w:p>
+          <w:p>
+            <w:pPr>
+              <w:ind w:firstLineChars="0" w:firstLine="0"/>
+              <w:rPr>
+                <w:rFonts w:ascii="宋体" w:hAnsi="宋体" w:cs="宋体" w:hint="eastAsia"/>
+                <w:sz w:val="21"/>
+                <w:szCs w:val="21"/>
+                <w:lang w:eastAsia="zh-CN"/>
+              </w:rPr>
+            </w:pPr>
+            <w:r>
+              <w:rPr>
+                <w:rFonts w:ascii="宋体" w:hAnsi="宋体" w:cs="宋体" w:hint="eastAsia"/>
+                <w:sz w:val="21"/>
+                <w:szCs w:val="21"/>
+                <w:lang w:eastAsia="zh-CN"/>
+              </w:rPr>
+              <w:t>4.用户在登录页面可以修改用户基本信息与登陆密码等。</w:t>
             </w:r>
           </w:p>
         </w:tc>
@@ -8262,17 +8522,16 @@
       <w:tr>
         <w:tc>
           <w:tcPr>
-            <w:tcW w:w="1252" w:type="dxa"/>
+            <w:tcW w:w="1384" w:type="dxa"/>
           </w:tcPr>
           <w:p>
             <w:pPr>
               <w:ind w:firstLineChars="0" w:firstLine="0"/>
               <w:rPr>
-                <w:rFonts w:ascii="宋体" w:hAnsi="宋体" w:cs="宋体"/>
-                <w:kern w:val="2"/>
-                <w:sz w:val="21"/>
-                <w:szCs w:val="21"/>
-                <w:lang w:eastAsia="zh-CN" w:bidi="ar-SA"/>
+                <w:rFonts w:ascii="宋体" w:hAnsi="宋体" w:cs="宋体" w:hint="eastAsia"/>
+                <w:sz w:val="21"/>
+                <w:szCs w:val="21"/>
+                <w:lang w:eastAsia="zh-CN"/>
               </w:rPr>
             </w:pPr>
             <w:r>
@@ -8282,19 +8541,19 @@
                 <w:szCs w:val="21"/>
                 <w:lang w:eastAsia="zh-CN"/>
               </w:rPr>
-              <w:t>基本路径</w:t>
+              <w:t>额外路径</w:t>
             </w:r>
           </w:p>
         </w:tc>
         <w:tc>
           <w:tcPr>
-            <w:tcW w:w="7270" w:type="dxa"/>
+            <w:tcW w:w="7138" w:type="dxa"/>
           </w:tcPr>
           <w:p>
             <w:pPr>
               <w:ind w:firstLineChars="0" w:firstLine="0"/>
               <w:rPr>
-                <w:rFonts w:ascii="宋体" w:hAnsi="宋体" w:cs="宋体"/>
+                <w:rFonts w:ascii="宋体" w:hAnsi="宋体" w:cs="宋体" w:hint="eastAsia"/>
                 <w:sz w:val="21"/>
                 <w:szCs w:val="21"/>
                 <w:lang w:eastAsia="zh-CN"/>
@@ -8307,14 +8566,54 @@
                 <w:szCs w:val="21"/>
                 <w:lang w:eastAsia="zh-CN"/>
               </w:rPr>
-              <w:t>1.用户输入登陆账号，登陆密码等必要信息。</w:t>
+              <w:t>1.用户已注册但登陆信息错误</w:t>
+            </w:r>
+          </w:p>
+          <w:p>
+            <w:pPr>
+              <w:ind w:firstLine="420"/>
+              <w:rPr>
+                <w:rFonts w:ascii="宋体" w:hAnsi="宋体" w:cs="宋体" w:hint="eastAsia"/>
+                <w:sz w:val="21"/>
+                <w:szCs w:val="21"/>
+                <w:lang w:eastAsia="zh-CN"/>
+              </w:rPr>
+            </w:pPr>
+            <w:r>
+              <w:rPr>
+                <w:rFonts w:ascii="宋体" w:hAnsi="宋体" w:cs="宋体" w:hint="eastAsia"/>
+                <w:sz w:val="21"/>
+                <w:szCs w:val="21"/>
+                <w:lang w:eastAsia="zh-CN"/>
+              </w:rPr>
+              <w:t>1.1系统提示用户“登陆账号或密码出错，请重试！”</w:t>
+            </w:r>
+          </w:p>
+          <w:p>
+            <w:pPr>
+              <w:ind w:firstLine="420"/>
+              <w:rPr>
+                <w:rFonts w:ascii="宋体" w:hAnsi="宋体" w:cs="宋体" w:hint="eastAsia"/>
+                <w:sz w:val="21"/>
+                <w:szCs w:val="21"/>
+                <w:lang w:eastAsia="zh-CN"/>
+              </w:rPr>
+            </w:pPr>
+            <w:r>
+              <w:rPr>
+                <w:rFonts w:ascii="宋体" w:hAnsi="宋体" w:cs="宋体" w:hint="eastAsia"/>
+                <w:sz w:val="21"/>
+                <w:szCs w:val="21"/>
+                <w:lang w:eastAsia="zh-CN"/>
+              </w:rPr>
+              <w:t>1.2系统返回基本路径的步骤1</w:t>
             </w:r>
           </w:p>
           <w:p>
             <w:pPr>
               <w:ind w:firstLineChars="0" w:firstLine="0"/>
               <w:rPr>
-                <w:rFonts w:ascii="宋体" w:hAnsi="宋体" w:cs="宋体"/>
+                <w:rFonts w:ascii="宋体" w:hAnsi="宋体" w:cs="宋体" w:hint="eastAsia"/>
                 <w:sz w:val="21"/>
                 <w:szCs w:val="21"/>
                 <w:lang w:eastAsia="zh-CN"/>
@@ -8327,14 +8626,14 @@
                 <w:szCs w:val="21"/>
                 <w:lang w:eastAsia="zh-CN"/>
               </w:rPr>
-              <w:t>2.系统分析用户输入的登录信息，如果核对失败就显示登陆信息错误。</w:t>
+              <w:t>2.用户尚未注册账户</w:t>
             </w:r>
           </w:p>
           <w:p>
             <w:pPr>
-              <w:ind w:firstLineChars="0" w:firstLine="0"/>
-              <w:rPr>
-                <w:rFonts w:ascii="宋体" w:hAnsi="宋体" w:cs="宋体"/>
+              <w:ind w:firstLine="420"/>
+              <w:rPr>
+                <w:rFonts w:ascii="宋体" w:hAnsi="宋体" w:cs="宋体" w:hint="eastAsia"/>
                 <w:sz w:val="21"/>
                 <w:szCs w:val="21"/>
                 <w:lang w:eastAsia="zh-CN"/>
@@ -8347,14 +8646,14 @@
                 <w:szCs w:val="21"/>
                 <w:lang w:eastAsia="zh-CN"/>
               </w:rPr>
-              <w:t>3.如果登陆成功用户会被重定向到主页或个人中心页面。</w:t>
+              <w:t>2.1用户进入注册账户界面</w:t>
             </w:r>
           </w:p>
           <w:p>
             <w:pPr>
-              <w:ind w:firstLineChars="0" w:firstLine="0"/>
-              <w:rPr>
-                <w:rFonts w:ascii="宋体" w:hAnsi="宋体" w:cs="宋体"/>
+              <w:ind w:firstLine="420"/>
+              <w:rPr>
+                <w:rFonts w:ascii="宋体" w:hAnsi="宋体" w:cs="宋体" w:hint="eastAsia"/>
                 <w:sz w:val="21"/>
                 <w:szCs w:val="21"/>
                 <w:lang w:eastAsia="zh-CN"/>
@@ -8367,7 +8666,27 @@
                 <w:szCs w:val="21"/>
                 <w:lang w:eastAsia="zh-CN"/>
               </w:rPr>
-              <w:t>4.用户在登录页面可以修改用户基本信息与登陆密码等。</w:t>
+              <w:t>2.2用户输入注册账号以及注册密码，系统确认基本信息与已有信息不重复之后提示“注册成功！”</w:t>
+            </w:r>
+          </w:p>
+          <w:p>
+            <w:pPr>
+              <w:ind w:firstLine="420"/>
+              <w:rPr>
+                <w:rFonts w:ascii="宋体" w:hAnsi="宋体" w:cs="宋体" w:hint="eastAsia"/>
+                <w:sz w:val="21"/>
+                <w:szCs w:val="21"/>
+                <w:lang w:eastAsia="zh-CN"/>
+              </w:rPr>
+            </w:pPr>
+            <w:r>
+              <w:rPr>
+                <w:rFonts w:ascii="宋体" w:hAnsi="宋体" w:cs="宋体" w:hint="eastAsia"/>
+                <w:sz w:val="21"/>
+                <w:szCs w:val="21"/>
+                <w:lang w:eastAsia="zh-CN"/>
+              </w:rPr>
+              <w:t>2.3系统返回基本路径的步骤1</w:t>
             </w:r>
           </w:p>
         </w:tc>
@@ -8375,13 +8694,13 @@
       <w:tr>
         <w:tc>
           <w:tcPr>
-            <w:tcW w:w="1252" w:type="dxa"/>
+            <w:tcW w:w="1384" w:type="dxa"/>
           </w:tcPr>
           <w:p>
             <w:pPr>
               <w:ind w:firstLineChars="0" w:firstLine="0"/>
               <w:rPr>
-                <w:rFonts w:ascii="宋体" w:hAnsi="宋体" w:cs="宋体"/>
+                <w:rFonts w:ascii="宋体" w:hAnsi="宋体" w:cs="宋体" w:hint="eastAsia"/>
                 <w:sz w:val="21"/>
                 <w:szCs w:val="21"/>
                 <w:lang w:eastAsia="zh-CN"/>
@@ -8394,191 +8713,19 @@
                 <w:szCs w:val="21"/>
                 <w:lang w:eastAsia="zh-CN"/>
               </w:rPr>
-              <w:t>额外路径</w:t>
+              <w:t>后置条件</w:t>
             </w:r>
           </w:p>
         </w:tc>
         <w:tc>
           <w:tcPr>
-            <w:tcW w:w="7270" w:type="dxa"/>
+            <w:tcW w:w="7138" w:type="dxa"/>
           </w:tcPr>
           <w:p>
             <w:pPr>
               <w:ind w:firstLineChars="0" w:firstLine="0"/>
               <w:rPr>
-                <w:rFonts w:ascii="宋体" w:hAnsi="宋体" w:cs="宋体"/>
-                <w:sz w:val="21"/>
-                <w:szCs w:val="21"/>
-                <w:lang w:eastAsia="zh-CN"/>
-              </w:rPr>
-            </w:pPr>
-            <w:r>
-              <w:rPr>
-                <w:rFonts w:ascii="宋体" w:hAnsi="宋体" w:cs="宋体" w:hint="eastAsia"/>
-                <w:sz w:val="21"/>
-                <w:szCs w:val="21"/>
-                <w:lang w:eastAsia="zh-CN"/>
-              </w:rPr>
-              <w:t>1.用户已注册但登陆信息错误</w:t>
-            </w:r>
-          </w:p>
-          <w:p>
-            <w:pPr>
-              <w:ind w:firstLine="420"/>
-              <w:rPr>
-                <w:rFonts w:ascii="宋体" w:hAnsi="宋体" w:cs="宋体"/>
-                <w:sz w:val="21"/>
-                <w:szCs w:val="21"/>
-                <w:lang w:eastAsia="zh-CN"/>
-              </w:rPr>
-            </w:pPr>
-            <w:r>
-              <w:rPr>
-                <w:rFonts w:ascii="宋体" w:hAnsi="宋体" w:cs="宋体" w:hint="eastAsia"/>
-                <w:sz w:val="21"/>
-                <w:szCs w:val="21"/>
-                <w:lang w:eastAsia="zh-CN"/>
-              </w:rPr>
-              <w:t>1.1系统提示用户“登陆账号或密码出错，请重试！”</w:t>
-            </w:r>
-          </w:p>
-          <w:p>
-            <w:pPr>
-              <w:ind w:firstLine="420"/>
-              <w:rPr>
-                <w:rFonts w:ascii="宋体" w:hAnsi="宋体" w:cs="宋体"/>
-                <w:sz w:val="21"/>
-                <w:szCs w:val="21"/>
-                <w:lang w:eastAsia="zh-CN"/>
-              </w:rPr>
-            </w:pPr>
-            <w:r>
-              <w:rPr>
-                <w:rFonts w:ascii="宋体" w:hAnsi="宋体" w:cs="宋体" w:hint="eastAsia"/>
-                <w:sz w:val="21"/>
-                <w:szCs w:val="21"/>
-                <w:lang w:eastAsia="zh-CN"/>
-              </w:rPr>
-              <w:t>1.2系统返回基本路径的步骤1</w:t>
-            </w:r>
-          </w:p>
-          <w:p>
-            <w:pPr>
-              <w:ind w:firstLineChars="0" w:firstLine="0"/>
-              <w:rPr>
-                <w:rFonts w:ascii="宋体" w:hAnsi="宋体" w:cs="宋体"/>
-                <w:sz w:val="21"/>
-                <w:szCs w:val="21"/>
-                <w:lang w:eastAsia="zh-CN"/>
-              </w:rPr>
-            </w:pPr>
-            <w:r>
-              <w:rPr>
-                <w:rFonts w:ascii="宋体" w:hAnsi="宋体" w:cs="宋体" w:hint="eastAsia"/>
-                <w:sz w:val="21"/>
-                <w:szCs w:val="21"/>
-                <w:lang w:eastAsia="zh-CN"/>
-              </w:rPr>
-              <w:t>2.用户尚未注册账户</w:t>
-            </w:r>
-          </w:p>
-          <w:p>
-            <w:pPr>
-              <w:ind w:firstLine="420"/>
-              <w:rPr>
-                <w:rFonts w:ascii="宋体" w:hAnsi="宋体" w:cs="宋体"/>
-                <w:sz w:val="21"/>
-                <w:szCs w:val="21"/>
-                <w:lang w:eastAsia="zh-CN"/>
-              </w:rPr>
-            </w:pPr>
-            <w:r>
-              <w:rPr>
-                <w:rFonts w:ascii="宋体" w:hAnsi="宋体" w:cs="宋体" w:hint="eastAsia"/>
-                <w:sz w:val="21"/>
-                <w:szCs w:val="21"/>
-                <w:lang w:eastAsia="zh-CN"/>
-              </w:rPr>
-              <w:t>2.1用户进入注册账户界面</w:t>
-            </w:r>
-          </w:p>
-          <w:p>
-            <w:pPr>
-              <w:ind w:firstLine="420"/>
-              <w:rPr>
-                <w:rFonts w:ascii="宋体" w:hAnsi="宋体" w:cs="宋体"/>
-                <w:sz w:val="21"/>
-                <w:szCs w:val="21"/>
-                <w:lang w:eastAsia="zh-CN"/>
-              </w:rPr>
-            </w:pPr>
-            <w:r>
-              <w:rPr>
-                <w:rFonts w:ascii="宋体" w:hAnsi="宋体" w:cs="宋体" w:hint="eastAsia"/>
-                <w:sz w:val="21"/>
-                <w:szCs w:val="21"/>
-                <w:lang w:eastAsia="zh-CN"/>
-              </w:rPr>
-              <w:t>2.2用户输入注册账号以及注册密码，系统确认基本信息与已有信息不重复之后提示“注册成功！”</w:t>
-            </w:r>
-          </w:p>
-          <w:p>
-            <w:pPr>
-              <w:ind w:firstLine="420"/>
-              <w:rPr>
-                <w:rFonts w:ascii="宋体" w:hAnsi="宋体" w:cs="宋体"/>
-                <w:sz w:val="21"/>
-                <w:szCs w:val="21"/>
-                <w:lang w:eastAsia="zh-CN"/>
-              </w:rPr>
-            </w:pPr>
-            <w:r>
-              <w:rPr>
-                <w:rFonts w:ascii="宋体" w:hAnsi="宋体" w:cs="宋体" w:hint="eastAsia"/>
-                <w:sz w:val="21"/>
-                <w:szCs w:val="21"/>
-                <w:lang w:eastAsia="zh-CN"/>
-              </w:rPr>
-              <w:t>2.3系统返回基本路径的步骤1</w:t>
-            </w:r>
-          </w:p>
-        </w:tc>
-      </w:tr>
-      <w:tr>
-        <w:tc>
-          <w:tcPr>
-            <w:tcW w:w="1252" w:type="dxa"/>
-          </w:tcPr>
-          <w:p>
-            <w:pPr>
-              <w:ind w:firstLineChars="0" w:firstLine="0"/>
-              <w:rPr>
-                <w:rFonts w:ascii="宋体" w:hAnsi="宋体" w:cs="宋体"/>
-                <w:sz w:val="21"/>
-                <w:szCs w:val="21"/>
-                <w:lang w:eastAsia="zh-CN"/>
-              </w:rPr>
-            </w:pPr>
-            <w:r>
-              <w:rPr>
-                <w:rFonts w:ascii="宋体" w:hAnsi="宋体" w:cs="宋体" w:hint="eastAsia"/>
-                <w:sz w:val="21"/>
-                <w:szCs w:val="21"/>
-                <w:lang w:eastAsia="zh-CN"/>
-              </w:rPr>
-              <w:t>后置条件</w:t>
-            </w:r>
-          </w:p>
-        </w:tc>
-        <w:tc>
-          <w:tcPr>
-            <w:tcW w:w="7270" w:type="dxa"/>
-          </w:tcPr>
-          <w:p>
-            <w:pPr>
-              <w:ind w:firstLineChars="0" w:firstLine="0"/>
-              <w:rPr>
-                <w:rFonts w:ascii="宋体" w:hAnsi="宋体" w:cs="宋体"/>
+                <w:rFonts w:ascii="宋体" w:hAnsi="宋体" w:cs="宋体" w:hint="eastAsia"/>
                 <w:sz w:val="21"/>
                 <w:szCs w:val="21"/>
                 <w:lang w:eastAsia="zh-CN"/>
@@ -8602,7 +8749,7 @@
         <w:pStyle w:val="ab"/>
         <w:jc w:val="left"/>
         <w:rPr>
-          <w:rFonts w:ascii="宋体" w:eastAsia="宋体" w:hAnsi="宋体" w:cs="宋体"/>
+          <w:rFonts w:ascii="宋体" w:eastAsia="宋体" w:hAnsi="宋体" w:cs="宋体" w:hint="eastAsia"/>
           <w:b w:val="0"/>
           <w:bCs/>
           <w:color w:val="000000" w:themeColor="text1"/>
@@ -8630,7 +8777,7 @@
         <w:jc w:val="left"/>
         <w:outlineLvl w:val="2"/>
         <w:rPr>
-          <w:rFonts w:ascii="TypeLand 康熙字典體" w:hAnsi="TypeLand 康熙字典體"/>
+          <w:rFonts w:ascii="TypeLand 康熙字典體" w:hAnsi="TypeLand 康熙字典體" w:hint="eastAsia"/>
           <w:b w:val="0"/>
           <w:bCs/>
           <w:color w:val="000000" w:themeColor="text1"/>
@@ -8768,7 +8915,7 @@
         <w:pStyle w:val="ab"/>
         <w:jc w:val="left"/>
         <w:rPr>
-          <w:rFonts w:ascii="宋体" w:eastAsia="宋体" w:hAnsi="宋体" w:cs="宋体"/>
+          <w:rFonts w:ascii="宋体" w:eastAsia="宋体" w:hAnsi="宋体" w:cs="宋体" w:hint="eastAsia"/>
           <w:b w:val="0"/>
           <w:bCs/>
           <w:color w:val="000000" w:themeColor="text1"/>
@@ -8817,41 +8964,9 @@
     <w:p>
       <w:pPr>
         <w:pStyle w:val="ab"/>
-        <w:numPr>
-          <w:ilvl w:val="0"/>
-          <w:numId w:val="6"/>
-        </w:numPr>
-        <w:jc w:val="left"/>
-        <w:outlineLvl w:val="1"/>
-        <w:rPr>
-          <w:rFonts w:ascii="宋体" w:eastAsia="宋体" w:hAnsi="宋体" w:cs="宋体"/>
-          <w:b w:val="0"/>
-          <w:bCs/>
-          <w:color w:val="000000" w:themeColor="text1"/>
-          <w:sz w:val="28"/>
-          <w:szCs w:val="28"/>
-          <w:lang w:eastAsia="zh-CN"/>
-        </w:rPr>
-      </w:pPr>
-      <w:r>
-        <w:rPr>
-          <w:rFonts w:ascii="宋体" w:eastAsia="宋体" w:hAnsi="宋体" w:cs="宋体" w:hint="eastAsia"/>
-          <w:b w:val="0"/>
-          <w:bCs/>
-          <w:color w:val="000000" w:themeColor="text1"/>
-          <w:sz w:val="28"/>
-          <w:szCs w:val="28"/>
-          <w:lang w:eastAsia="zh-CN"/>
-        </w:rPr>
-        <w:t>...</w:t>
-      </w:r>
-    </w:p>
-    <w:p>
-      <w:pPr>
-        <w:pStyle w:val="ab"/>
         <w:jc w:val="both"/>
         <w:rPr>
-          <w:rFonts w:ascii="宋体" w:eastAsia="宋体" w:hAnsi="宋体" w:cs="宋体"/>
+          <w:rFonts w:ascii="宋体" w:eastAsia="宋体" w:hAnsi="宋体" w:cs="宋体" w:hint="eastAsia"/>
           <w:b w:val="0"/>
           <w:bCs/>
           <w:color w:val="000000" w:themeColor="text1"/>
@@ -8919,7 +9034,7 @@
         <w:pStyle w:val="ab"/>
         <w:jc w:val="left"/>
         <w:rPr>
-          <w:rFonts w:ascii="宋体" w:eastAsia="宋体" w:hAnsi="宋体" w:cs="宋体"/>
+          <w:rFonts w:ascii="宋体" w:eastAsia="宋体" w:hAnsi="宋体" w:cs="宋体" w:hint="eastAsia"/>
           <w:b w:val="0"/>
           <w:bCs/>
           <w:color w:val="000000" w:themeColor="text1"/>
@@ -8935,7 +9050,7 @@
         <w:jc w:val="left"/>
         <w:outlineLvl w:val="2"/>
         <w:rPr>
-          <w:rFonts w:ascii="宋体" w:eastAsia="宋体" w:hAnsi="宋体" w:cs="宋体"/>
+          <w:rFonts w:ascii="宋体" w:eastAsia="宋体" w:hAnsi="宋体" w:cs="宋体" w:hint="eastAsia"/>
           <w:b w:val="0"/>
           <w:bCs/>
           <w:color w:val="000000" w:themeColor="text1"/>
@@ -9036,19 +9151,19 @@
         <w:tblLook w:val="04A0" w:firstRow="1" w:lastRow="0" w:firstColumn="1" w:lastColumn="0" w:noHBand="0" w:noVBand="1"/>
       </w:tblPr>
       <w:tblGrid>
-        <w:gridCol w:w="1252"/>
-        <w:gridCol w:w="7270"/>
+        <w:gridCol w:w="1526"/>
+        <w:gridCol w:w="6996"/>
       </w:tblGrid>
       <w:tr>
         <w:tc>
           <w:tcPr>
-            <w:tcW w:w="1252" w:type="dxa"/>
+            <w:tcW w:w="1526" w:type="dxa"/>
           </w:tcPr>
           <w:p>
             <w:pPr>
               <w:ind w:firstLineChars="0" w:firstLine="0"/>
               <w:rPr>
-                <w:rFonts w:ascii="宋体" w:hAnsi="宋体" w:cs="宋体"/>
+                <w:rFonts w:ascii="宋体" w:hAnsi="宋体" w:cs="宋体" w:hint="eastAsia"/>
                 <w:sz w:val="21"/>
                 <w:szCs w:val="21"/>
                 <w:lang w:eastAsia="zh-CN"/>
@@ -9061,19 +9176,19 @@
                 <w:szCs w:val="21"/>
                 <w:lang w:eastAsia="zh-CN"/>
               </w:rPr>
-              <w:t>用例</w:t>
+              <w:t>子系统名称</w:t>
             </w:r>
           </w:p>
         </w:tc>
         <w:tc>
           <w:tcPr>
-            <w:tcW w:w="7270" w:type="dxa"/>
+            <w:tcW w:w="6996" w:type="dxa"/>
           </w:tcPr>
           <w:p>
             <w:pPr>
               <w:ind w:firstLineChars="0" w:firstLine="0"/>
               <w:rPr>
-                <w:rFonts w:ascii="宋体" w:hAnsi="宋体" w:cs="宋体"/>
+                <w:rFonts w:ascii="宋体" w:hAnsi="宋体" w:cs="宋体" w:hint="eastAsia"/>
                 <w:sz w:val="21"/>
                 <w:szCs w:val="21"/>
                 <w:lang w:eastAsia="zh-CN"/>
@@ -9086,7 +9201,16 @@
                 <w:szCs w:val="21"/>
                 <w:lang w:eastAsia="zh-CN"/>
               </w:rPr>
-              <w:t>管理员进行系统管理模块</w:t>
+              <w:t>管理员</w:t>
+            </w:r>
+            <w:r>
+              <w:rPr>
+                <w:rFonts w:ascii="宋体" w:hAnsi="宋体" w:cs="宋体" w:hint="eastAsia"/>
+                <w:sz w:val="21"/>
+                <w:szCs w:val="21"/>
+                <w:lang w:eastAsia="zh-CN"/>
+              </w:rPr>
+              <w:t>管理子系统</w:t>
             </w:r>
           </w:p>
         </w:tc>
@@ -9094,13 +9218,13 @@
       <w:tr>
         <w:tc>
           <w:tcPr>
-            <w:tcW w:w="1252" w:type="dxa"/>
+            <w:tcW w:w="1526" w:type="dxa"/>
           </w:tcPr>
           <w:p>
             <w:pPr>
               <w:ind w:firstLineChars="0" w:firstLine="0"/>
               <w:rPr>
-                <w:rFonts w:ascii="宋体" w:hAnsi="宋体" w:cs="宋体"/>
+                <w:rFonts w:ascii="宋体" w:hAnsi="宋体" w:cs="宋体" w:hint="eastAsia"/>
                 <w:sz w:val="21"/>
                 <w:szCs w:val="21"/>
                 <w:lang w:eastAsia="zh-CN"/>
@@ -9113,19 +9237,19 @@
                 <w:szCs w:val="21"/>
                 <w:lang w:eastAsia="zh-CN"/>
               </w:rPr>
-              <w:t>ID</w:t>
+              <w:t>概览</w:t>
             </w:r>
           </w:p>
         </w:tc>
         <w:tc>
           <w:tcPr>
-            <w:tcW w:w="7270" w:type="dxa"/>
+            <w:tcW w:w="6996" w:type="dxa"/>
           </w:tcPr>
           <w:p>
             <w:pPr>
               <w:ind w:firstLineChars="0" w:firstLine="0"/>
               <w:rPr>
-                <w:rFonts w:ascii="宋体" w:hAnsi="宋体" w:cs="宋体"/>
+                <w:rFonts w:ascii="宋体" w:hAnsi="宋体" w:cs="宋体" w:hint="eastAsia"/>
                 <w:sz w:val="21"/>
                 <w:szCs w:val="21"/>
                 <w:lang w:eastAsia="zh-CN"/>
@@ -9138,7 +9262,7 @@
                 <w:szCs w:val="21"/>
                 <w:lang w:eastAsia="zh-CN"/>
               </w:rPr>
-              <w:t>UC</w:t>
+              <w:t>管理员可以在管理系统中进行一系列操作。包括管理用户、管理商品、管理评论。</w:t>
             </w:r>
           </w:p>
         </w:tc>
@@ -9146,13 +9270,13 @@
       <w:tr>
         <w:tc>
           <w:tcPr>
-            <w:tcW w:w="1252" w:type="dxa"/>
+            <w:tcW w:w="1526" w:type="dxa"/>
           </w:tcPr>
           <w:p>
             <w:pPr>
               <w:ind w:firstLineChars="0" w:firstLine="0"/>
               <w:rPr>
-                <w:rFonts w:ascii="宋体" w:hAnsi="宋体" w:cs="宋体"/>
+                <w:rFonts w:ascii="宋体" w:hAnsi="宋体" w:cs="宋体" w:hint="eastAsia"/>
                 <w:sz w:val="21"/>
                 <w:szCs w:val="21"/>
                 <w:lang w:eastAsia="zh-CN"/>
@@ -9165,19 +9289,19 @@
                 <w:szCs w:val="21"/>
                 <w:lang w:eastAsia="zh-CN"/>
               </w:rPr>
-              <w:t>概览</w:t>
+              <w:t>参与人员</w:t>
             </w:r>
           </w:p>
         </w:tc>
         <w:tc>
           <w:tcPr>
-            <w:tcW w:w="7270" w:type="dxa"/>
+            <w:tcW w:w="6996" w:type="dxa"/>
           </w:tcPr>
           <w:p>
             <w:pPr>
               <w:ind w:firstLineChars="0" w:firstLine="0"/>
               <w:rPr>
-                <w:rFonts w:ascii="宋体" w:hAnsi="宋体" w:cs="宋体"/>
+                <w:rFonts w:ascii="宋体" w:hAnsi="宋体" w:cs="宋体" w:hint="eastAsia"/>
                 <w:sz w:val="21"/>
                 <w:szCs w:val="21"/>
                 <w:lang w:eastAsia="zh-CN"/>
@@ -9190,7 +9314,7 @@
                 <w:szCs w:val="21"/>
                 <w:lang w:eastAsia="zh-CN"/>
               </w:rPr>
-              <w:t>管理员可以在管理系统中进行一系列操作。包括管理用户、管理商品、管理评论。</w:t>
+              <w:t>管理员</w:t>
             </w:r>
           </w:p>
         </w:tc>
@@ -9198,16 +9322,17 @@
       <w:tr>
         <w:tc>
           <w:tcPr>
-            <w:tcW w:w="1252" w:type="dxa"/>
+            <w:tcW w:w="1526" w:type="dxa"/>
           </w:tcPr>
           <w:p>
             <w:pPr>
               <w:ind w:firstLineChars="0" w:firstLine="0"/>
               <w:rPr>
-                <w:rFonts w:ascii="宋体" w:hAnsi="宋体" w:cs="宋体"/>
-                <w:sz w:val="21"/>
-                <w:szCs w:val="21"/>
-                <w:lang w:eastAsia="zh-CN"/>
+                <w:rFonts w:ascii="宋体" w:hAnsi="宋体" w:cs="宋体" w:hint="eastAsia"/>
+                <w:kern w:val="2"/>
+                <w:sz w:val="21"/>
+                <w:szCs w:val="21"/>
+                <w:lang w:eastAsia="zh-CN" w:bidi="ar-SA"/>
               </w:rPr>
             </w:pPr>
             <w:r>
@@ -9217,19 +9342,20 @@
                 <w:szCs w:val="21"/>
                 <w:lang w:eastAsia="zh-CN"/>
               </w:rPr>
-              <w:t>参与人员</w:t>
+              <w:t>前置条件</w:t>
             </w:r>
           </w:p>
         </w:tc>
         <w:tc>
           <w:tcPr>
-            <w:tcW w:w="7270" w:type="dxa"/>
+            <w:tcW w:w="6996" w:type="dxa"/>
           </w:tcPr>
           <w:p>
             <w:pPr>
+              <w:widowControl/>
               <w:ind w:firstLineChars="0" w:firstLine="0"/>
               <w:rPr>
-                <w:rFonts w:ascii="宋体" w:hAnsi="宋体" w:cs="宋体"/>
+                <w:rFonts w:ascii="宋体" w:hAnsi="宋体" w:cs="宋体" w:hint="eastAsia"/>
                 <w:sz w:val="21"/>
                 <w:szCs w:val="21"/>
                 <w:lang w:eastAsia="zh-CN"/>
@@ -9242,7 +9368,49 @@
                 <w:szCs w:val="21"/>
                 <w:lang w:eastAsia="zh-CN"/>
               </w:rPr>
-              <w:t>管理员</w:t>
+              <w:t>1.管理员已经登入本系统</w:t>
+            </w:r>
+          </w:p>
+          <w:p>
+            <w:pPr>
+              <w:widowControl/>
+              <w:ind w:firstLineChars="0" w:firstLine="0"/>
+              <w:rPr>
+                <w:rFonts w:ascii="宋体" w:hAnsi="宋体" w:cs="宋体" w:hint="eastAsia"/>
+                <w:sz w:val="21"/>
+                <w:szCs w:val="21"/>
+                <w:lang w:eastAsia="zh-CN"/>
+              </w:rPr>
+            </w:pPr>
+            <w:r>
+              <w:rPr>
+                <w:rFonts w:ascii="宋体" w:hAnsi="宋体" w:cs="宋体" w:hint="eastAsia"/>
+                <w:sz w:val="21"/>
+                <w:szCs w:val="21"/>
+                <w:lang w:eastAsia="zh-CN"/>
+              </w:rPr>
+              <w:t>2.系统能实时访问内部数据库（如用户信息，商品信息等）。</w:t>
+            </w:r>
+          </w:p>
+          <w:p>
+            <w:pPr>
+              <w:widowControl/>
+              <w:ind w:firstLineChars="0" w:firstLine="0"/>
+              <w:rPr>
+                <w:rFonts w:ascii="宋体" w:hAnsi="宋体" w:cs="宋体" w:hint="eastAsia"/>
+                <w:sz w:val="21"/>
+                <w:szCs w:val="21"/>
+                <w:lang w:eastAsia="zh-CN"/>
+              </w:rPr>
+            </w:pPr>
+            <w:r>
+              <w:rPr>
+                <w:rFonts w:ascii="宋体" w:hAnsi="宋体" w:cs="宋体" w:hint="eastAsia"/>
+                <w:sz w:val="21"/>
+                <w:szCs w:val="21"/>
+                <w:lang w:eastAsia="zh-CN"/>
+              </w:rPr>
+              <w:t>3.管理员拥有对相应服务的管理权限。</w:t>
             </w:r>
           </w:p>
         </w:tc>
@@ -9250,13 +9418,13 @@
       <w:tr>
         <w:tc>
           <w:tcPr>
-            <w:tcW w:w="1252" w:type="dxa"/>
+            <w:tcW w:w="1526" w:type="dxa"/>
           </w:tcPr>
           <w:p>
             <w:pPr>
               <w:ind w:firstLineChars="0" w:firstLine="0"/>
               <w:rPr>
-                <w:rFonts w:ascii="宋体" w:hAnsi="宋体" w:cs="宋体"/>
+                <w:rFonts w:ascii="宋体" w:hAnsi="宋体" w:cs="宋体" w:hint="eastAsia"/>
                 <w:kern w:val="2"/>
                 <w:sz w:val="21"/>
                 <w:szCs w:val="21"/>
@@ -9270,20 +9438,19 @@
                 <w:szCs w:val="21"/>
                 <w:lang w:eastAsia="zh-CN"/>
               </w:rPr>
-              <w:t>前置条件</w:t>
+              <w:t>基本路径</w:t>
             </w:r>
           </w:p>
         </w:tc>
         <w:tc>
           <w:tcPr>
-            <w:tcW w:w="7270" w:type="dxa"/>
+            <w:tcW w:w="6996" w:type="dxa"/>
           </w:tcPr>
           <w:p>
             <w:pPr>
-              <w:widowControl/>
               <w:ind w:firstLineChars="0" w:firstLine="0"/>
               <w:rPr>
-                <w:rFonts w:ascii="宋体" w:hAnsi="宋体" w:cs="宋体"/>
+                <w:rFonts w:ascii="宋体" w:hAnsi="宋体" w:cs="宋体" w:hint="eastAsia"/>
                 <w:sz w:val="21"/>
                 <w:szCs w:val="21"/>
                 <w:lang w:eastAsia="zh-CN"/>
@@ -9296,15 +9463,14 @@
                 <w:szCs w:val="21"/>
                 <w:lang w:eastAsia="zh-CN"/>
               </w:rPr>
-              <w:t>1.管理员已经登入本系统</w:t>
+              <w:t>1.管理员输入登陆账号，登陆密码等必要信息，进入管理系统。</w:t>
             </w:r>
           </w:p>
           <w:p>
             <w:pPr>
-              <w:widowControl/>
               <w:ind w:firstLineChars="0" w:firstLine="0"/>
               <w:rPr>
-                <w:rFonts w:ascii="宋体" w:hAnsi="宋体" w:cs="宋体"/>
+                <w:rFonts w:ascii="宋体" w:hAnsi="宋体" w:cs="宋体" w:hint="eastAsia"/>
                 <w:sz w:val="21"/>
                 <w:szCs w:val="21"/>
                 <w:lang w:eastAsia="zh-CN"/>
@@ -9317,28 +9483,86 @@
                 <w:szCs w:val="21"/>
                 <w:lang w:eastAsia="zh-CN"/>
               </w:rPr>
-              <w:t>2.系统能实时访问内部数据库（如用户信息，商品信息等）。</w:t>
+              <w:t>2.管理员在管理系统中可以进行对用户的管理操作，包括查看信用积分、封禁用户、解禁用户等。</w:t>
             </w:r>
           </w:p>
           <w:p>
             <w:pPr>
-              <w:widowControl/>
               <w:ind w:firstLineChars="0" w:firstLine="0"/>
               <w:rPr>
+                <w:rFonts w:ascii="宋体" w:hAnsi="宋体" w:cs="宋体" w:hint="eastAsia"/>
+                <w:sz w:val="21"/>
+                <w:szCs w:val="21"/>
+                <w:lang w:eastAsia="zh-CN"/>
+              </w:rPr>
+            </w:pPr>
+            <w:r>
+              <w:rPr>
+                <w:rFonts w:ascii="宋体" w:hAnsi="宋体" w:cs="宋体" w:hint="eastAsia"/>
+                <w:sz w:val="21"/>
+                <w:szCs w:val="21"/>
+                <w:lang w:eastAsia="zh-CN"/>
+              </w:rPr>
+              <w:t>3.管理员在管理系统中可以进行对商品的管理操作，包括查看商品列表、下</w:t>
+            </w:r>
+            <w:proofErr w:type="gramStart"/>
+            <w:r>
+              <w:rPr>
+                <w:rFonts w:ascii="宋体" w:hAnsi="宋体" w:cs="宋体" w:hint="eastAsia"/>
+                <w:sz w:val="21"/>
+                <w:szCs w:val="21"/>
+                <w:lang w:eastAsia="zh-CN"/>
+              </w:rPr>
+              <w:t>架商品</w:t>
+            </w:r>
+            <w:proofErr w:type="gramEnd"/>
+            <w:r>
+              <w:rPr>
+                <w:rFonts w:ascii="宋体" w:hAnsi="宋体" w:cs="宋体" w:hint="eastAsia"/>
+                <w:sz w:val="21"/>
+                <w:szCs w:val="21"/>
+                <w:lang w:eastAsia="zh-CN"/>
+              </w:rPr>
+              <w:t>等。</w:t>
+            </w:r>
+          </w:p>
+          <w:p>
+            <w:pPr>
+              <w:ind w:firstLineChars="0" w:firstLine="0"/>
+              <w:rPr>
+                <w:rFonts w:ascii="宋体" w:hAnsi="宋体" w:cs="宋体" w:hint="eastAsia"/>
+                <w:sz w:val="21"/>
+                <w:szCs w:val="21"/>
+                <w:lang w:eastAsia="zh-CN"/>
+              </w:rPr>
+            </w:pPr>
+            <w:r>
+              <w:rPr>
                 <w:rFonts w:ascii="宋体" w:hAnsi="宋体" w:cs="宋体"/>
                 <w:sz w:val="21"/>
                 <w:szCs w:val="21"/>
                 <w:lang w:eastAsia="zh-CN"/>
               </w:rPr>
-            </w:pPr>
-            <w:r>
-              <w:rPr>
-                <w:rFonts w:ascii="宋体" w:hAnsi="宋体" w:cs="宋体" w:hint="eastAsia"/>
-                <w:sz w:val="21"/>
-                <w:szCs w:val="21"/>
-                <w:lang w:eastAsia="zh-CN"/>
-              </w:rPr>
-              <w:t>3.管理员拥有对相应服务的管理权限。</w:t>
+              <w:t>4</w:t>
+            </w:r>
+            <w:r>
+              <w:rPr>
+                <w:rFonts w:ascii="宋体" w:hAnsi="宋体" w:cs="宋体" w:hint="eastAsia"/>
+                <w:sz w:val="21"/>
+                <w:szCs w:val="21"/>
+                <w:lang w:eastAsia="zh-CN"/>
+              </w:rPr>
+              <w:t>.管理员在管理系统中可以进行对评价的管理操作，包括查看评价列表、</w:t>
+            </w:r>
+            <w:r>
+              <w:rPr>
+                <w:rFonts w:ascii="宋体" w:hAnsi="宋体" w:cs="宋体" w:hint="eastAsia"/>
+                <w:sz w:val="21"/>
+                <w:szCs w:val="21"/>
+                <w:lang w:eastAsia="zh-CN"/>
+              </w:rPr>
+              <w:lastRenderedPageBreak/>
+              <w:t>删除评价等。</w:t>
             </w:r>
           </w:p>
         </w:tc>
@@ -9346,17 +9570,16 @@
       <w:tr>
         <w:tc>
           <w:tcPr>
-            <w:tcW w:w="1252" w:type="dxa"/>
+            <w:tcW w:w="1526" w:type="dxa"/>
           </w:tcPr>
           <w:p>
             <w:pPr>
               <w:ind w:firstLineChars="0" w:firstLine="0"/>
               <w:rPr>
-                <w:rFonts w:ascii="宋体" w:hAnsi="宋体" w:cs="宋体"/>
-                <w:kern w:val="2"/>
-                <w:sz w:val="21"/>
-                <w:szCs w:val="21"/>
-                <w:lang w:eastAsia="zh-CN" w:bidi="ar-SA"/>
+                <w:rFonts w:ascii="宋体" w:hAnsi="宋体" w:cs="宋体" w:hint="eastAsia"/>
+                <w:sz w:val="21"/>
+                <w:szCs w:val="21"/>
+                <w:lang w:eastAsia="zh-CN"/>
               </w:rPr>
             </w:pPr>
             <w:r>
@@ -9366,19 +9589,20 @@
                 <w:szCs w:val="21"/>
                 <w:lang w:eastAsia="zh-CN"/>
               </w:rPr>
-              <w:t>基本路径</w:t>
+              <w:lastRenderedPageBreak/>
+              <w:t>额外路径</w:t>
             </w:r>
           </w:p>
         </w:tc>
         <w:tc>
           <w:tcPr>
-            <w:tcW w:w="7270" w:type="dxa"/>
+            <w:tcW w:w="6996" w:type="dxa"/>
           </w:tcPr>
           <w:p>
             <w:pPr>
               <w:ind w:firstLineChars="0" w:firstLine="0"/>
               <w:rPr>
-                <w:rFonts w:ascii="宋体" w:hAnsi="宋体" w:cs="宋体"/>
+                <w:rFonts w:ascii="宋体" w:hAnsi="宋体" w:cs="宋体" w:hint="eastAsia"/>
                 <w:sz w:val="21"/>
                 <w:szCs w:val="21"/>
                 <w:lang w:eastAsia="zh-CN"/>
@@ -9391,14 +9615,54 @@
                 <w:szCs w:val="21"/>
                 <w:lang w:eastAsia="zh-CN"/>
               </w:rPr>
-              <w:t>1.管理员输入登陆账号，登陆密码等必要信息，进入管理系统。</w:t>
+              <w:t>1.管理员登陆管理系统信息错误</w:t>
+            </w:r>
+          </w:p>
+          <w:p>
+            <w:pPr>
+              <w:ind w:firstLine="420"/>
+              <w:rPr>
+                <w:rFonts w:ascii="宋体" w:hAnsi="宋体" w:cs="宋体" w:hint="eastAsia"/>
+                <w:sz w:val="21"/>
+                <w:szCs w:val="21"/>
+                <w:lang w:eastAsia="zh-CN"/>
+              </w:rPr>
+            </w:pPr>
+            <w:r>
+              <w:rPr>
+                <w:rFonts w:ascii="宋体" w:hAnsi="宋体" w:cs="宋体" w:hint="eastAsia"/>
+                <w:sz w:val="21"/>
+                <w:szCs w:val="21"/>
+                <w:lang w:eastAsia="zh-CN"/>
+              </w:rPr>
+              <w:t>1.1系统提示“登陆账号或密码出错，请重试！”</w:t>
+            </w:r>
+          </w:p>
+          <w:p>
+            <w:pPr>
+              <w:ind w:firstLine="420"/>
+              <w:rPr>
+                <w:rFonts w:ascii="宋体" w:hAnsi="宋体" w:cs="宋体" w:hint="eastAsia"/>
+                <w:sz w:val="21"/>
+                <w:szCs w:val="21"/>
+                <w:lang w:eastAsia="zh-CN"/>
+              </w:rPr>
+            </w:pPr>
+            <w:r>
+              <w:rPr>
+                <w:rFonts w:ascii="宋体" w:hAnsi="宋体" w:cs="宋体" w:hint="eastAsia"/>
+                <w:sz w:val="21"/>
+                <w:szCs w:val="21"/>
+                <w:lang w:eastAsia="zh-CN"/>
+              </w:rPr>
+              <w:t>1.2系统返回基本路径的步骤1</w:t>
             </w:r>
           </w:p>
           <w:p>
             <w:pPr>
               <w:ind w:firstLineChars="0" w:firstLine="0"/>
               <w:rPr>
-                <w:rFonts w:ascii="宋体" w:hAnsi="宋体" w:cs="宋体"/>
+                <w:rFonts w:ascii="宋体" w:hAnsi="宋体" w:cs="宋体" w:hint="eastAsia"/>
                 <w:sz w:val="21"/>
                 <w:szCs w:val="21"/>
                 <w:lang w:eastAsia="zh-CN"/>
@@ -9411,14 +9675,14 @@
                 <w:szCs w:val="21"/>
                 <w:lang w:eastAsia="zh-CN"/>
               </w:rPr>
-              <w:t>2.管理员在管理系统中可以进行对用户的管理操作，包括查看信用积分、封禁用户、解禁用户等。</w:t>
+              <w:t>2.管理员尚未拥有某项服务的管理权限</w:t>
             </w:r>
           </w:p>
           <w:p>
             <w:pPr>
-              <w:ind w:firstLineChars="0" w:firstLine="0"/>
-              <w:rPr>
-                <w:rFonts w:ascii="宋体" w:hAnsi="宋体" w:cs="宋体"/>
+              <w:ind w:firstLine="420"/>
+              <w:rPr>
+                <w:rFonts w:ascii="宋体" w:hAnsi="宋体" w:cs="宋体" w:hint="eastAsia"/>
                 <w:sz w:val="21"/>
                 <w:szCs w:val="21"/>
                 <w:lang w:eastAsia="zh-CN"/>
@@ -9431,15 +9695,14 @@
                 <w:szCs w:val="21"/>
                 <w:lang w:eastAsia="zh-CN"/>
               </w:rPr>
-              <w:lastRenderedPageBreak/>
-              <w:t>3.管理员在管理系统中可以进行对商品的管理操作，包括查看商品列表、下架商品等。</w:t>
+              <w:t>2.1系统提示“尚未拥有此项权限”</w:t>
             </w:r>
           </w:p>
           <w:p>
             <w:pPr>
-              <w:ind w:firstLineChars="0" w:firstLine="0"/>
-              <w:rPr>
-                <w:rFonts w:ascii="宋体" w:hAnsi="宋体" w:cs="宋体"/>
+              <w:ind w:firstLine="420"/>
+              <w:rPr>
+                <w:rFonts w:ascii="宋体" w:hAnsi="宋体" w:cs="宋体" w:hint="eastAsia"/>
                 <w:sz w:val="21"/>
                 <w:szCs w:val="21"/>
                 <w:lang w:eastAsia="zh-CN"/>
@@ -9447,21 +9710,32 @@
             </w:pPr>
             <w:r>
               <w:rPr>
-                <w:rFonts w:ascii="宋体" w:hAnsi="宋体" w:cs="宋体"/>
-                <w:sz w:val="21"/>
-                <w:szCs w:val="21"/>
-                <w:lang w:eastAsia="zh-CN"/>
-              </w:rPr>
-              <w:t>4</w:t>
-            </w:r>
-            <w:r>
-              <w:rPr>
-                <w:rFonts w:ascii="宋体" w:hAnsi="宋体" w:cs="宋体" w:hint="eastAsia"/>
-                <w:sz w:val="21"/>
-                <w:szCs w:val="21"/>
-                <w:lang w:eastAsia="zh-CN"/>
-              </w:rPr>
-              <w:t>.管理员在管理系统中可以进行对评价的管理操作，包括查看评价列表、删除评价等。</w:t>
+                <w:rFonts w:ascii="宋体" w:hAnsi="宋体" w:cs="宋体" w:hint="eastAsia"/>
+                <w:sz w:val="21"/>
+                <w:szCs w:val="21"/>
+                <w:lang w:eastAsia="zh-CN"/>
+              </w:rPr>
+              <w:t>2.2管理员可以进行其他权限范围内的管理操作或者申请此服务的管理权限</w:t>
+            </w:r>
+          </w:p>
+          <w:p>
+            <w:pPr>
+              <w:ind w:firstLine="420"/>
+              <w:rPr>
+                <w:rFonts w:ascii="宋体" w:hAnsi="宋体" w:cs="宋体" w:hint="eastAsia"/>
+                <w:sz w:val="21"/>
+                <w:szCs w:val="21"/>
+                <w:lang w:eastAsia="zh-CN"/>
+              </w:rPr>
+            </w:pPr>
+            <w:r>
+              <w:rPr>
+                <w:rFonts w:ascii="宋体" w:hAnsi="宋体" w:cs="宋体" w:hint="eastAsia"/>
+                <w:sz w:val="21"/>
+                <w:szCs w:val="21"/>
+                <w:lang w:eastAsia="zh-CN"/>
+              </w:rPr>
+              <w:t>2.3系统返回基本路径的步骤2</w:t>
             </w:r>
           </w:p>
         </w:tc>
@@ -9469,13 +9743,13 @@
       <w:tr>
         <w:tc>
           <w:tcPr>
-            <w:tcW w:w="1252" w:type="dxa"/>
+            <w:tcW w:w="1526" w:type="dxa"/>
           </w:tcPr>
           <w:p>
             <w:pPr>
               <w:ind w:firstLineChars="0" w:firstLine="0"/>
               <w:rPr>
-                <w:rFonts w:ascii="宋体" w:hAnsi="宋体" w:cs="宋体"/>
+                <w:rFonts w:ascii="宋体" w:hAnsi="宋体" w:cs="宋体" w:hint="eastAsia"/>
                 <w:sz w:val="21"/>
                 <w:szCs w:val="21"/>
                 <w:lang w:eastAsia="zh-CN"/>
@@ -9488,192 +9762,19 @@
                 <w:szCs w:val="21"/>
                 <w:lang w:eastAsia="zh-CN"/>
               </w:rPr>
-              <w:lastRenderedPageBreak/>
-              <w:t>额外路径</w:t>
+              <w:t>后置条件</w:t>
             </w:r>
           </w:p>
         </w:tc>
         <w:tc>
           <w:tcPr>
-            <w:tcW w:w="7270" w:type="dxa"/>
+            <w:tcW w:w="6996" w:type="dxa"/>
           </w:tcPr>
           <w:p>
             <w:pPr>
               <w:ind w:firstLineChars="0" w:firstLine="0"/>
               <w:rPr>
-                <w:rFonts w:ascii="宋体" w:hAnsi="宋体" w:cs="宋体"/>
-                <w:sz w:val="21"/>
-                <w:szCs w:val="21"/>
-                <w:lang w:eastAsia="zh-CN"/>
-              </w:rPr>
-            </w:pPr>
-            <w:r>
-              <w:rPr>
-                <w:rFonts w:ascii="宋体" w:hAnsi="宋体" w:cs="宋体" w:hint="eastAsia"/>
-                <w:sz w:val="21"/>
-                <w:szCs w:val="21"/>
-                <w:lang w:eastAsia="zh-CN"/>
-              </w:rPr>
-              <w:t>1.管理员登陆管理系统信息错误</w:t>
-            </w:r>
-          </w:p>
-          <w:p>
-            <w:pPr>
-              <w:ind w:firstLine="420"/>
-              <w:rPr>
-                <w:rFonts w:ascii="宋体" w:hAnsi="宋体" w:cs="宋体"/>
-                <w:sz w:val="21"/>
-                <w:szCs w:val="21"/>
-                <w:lang w:eastAsia="zh-CN"/>
-              </w:rPr>
-            </w:pPr>
-            <w:r>
-              <w:rPr>
-                <w:rFonts w:ascii="宋体" w:hAnsi="宋体" w:cs="宋体" w:hint="eastAsia"/>
-                <w:sz w:val="21"/>
-                <w:szCs w:val="21"/>
-                <w:lang w:eastAsia="zh-CN"/>
-              </w:rPr>
-              <w:t>1.1系统提示“登陆账号或密码出错，请重试！”</w:t>
-            </w:r>
-          </w:p>
-          <w:p>
-            <w:pPr>
-              <w:ind w:firstLine="420"/>
-              <w:rPr>
-                <w:rFonts w:ascii="宋体" w:hAnsi="宋体" w:cs="宋体"/>
-                <w:sz w:val="21"/>
-                <w:szCs w:val="21"/>
-                <w:lang w:eastAsia="zh-CN"/>
-              </w:rPr>
-            </w:pPr>
-            <w:r>
-              <w:rPr>
-                <w:rFonts w:ascii="宋体" w:hAnsi="宋体" w:cs="宋体" w:hint="eastAsia"/>
-                <w:sz w:val="21"/>
-                <w:szCs w:val="21"/>
-                <w:lang w:eastAsia="zh-CN"/>
-              </w:rPr>
-              <w:t>1.2系统返回基本路径的步骤1</w:t>
-            </w:r>
-          </w:p>
-          <w:p>
-            <w:pPr>
-              <w:ind w:firstLineChars="0" w:firstLine="0"/>
-              <w:rPr>
-                <w:rFonts w:ascii="宋体" w:hAnsi="宋体" w:cs="宋体"/>
-                <w:sz w:val="21"/>
-                <w:szCs w:val="21"/>
-                <w:lang w:eastAsia="zh-CN"/>
-              </w:rPr>
-            </w:pPr>
-            <w:r>
-              <w:rPr>
-                <w:rFonts w:ascii="宋体" w:hAnsi="宋体" w:cs="宋体" w:hint="eastAsia"/>
-                <w:sz w:val="21"/>
-                <w:szCs w:val="21"/>
-                <w:lang w:eastAsia="zh-CN"/>
-              </w:rPr>
-              <w:t>2.管理员尚未拥有某项服务的管理权限</w:t>
-            </w:r>
-          </w:p>
-          <w:p>
-            <w:pPr>
-              <w:ind w:firstLine="420"/>
-              <w:rPr>
-                <w:rFonts w:ascii="宋体" w:hAnsi="宋体" w:cs="宋体"/>
-                <w:sz w:val="21"/>
-                <w:szCs w:val="21"/>
-                <w:lang w:eastAsia="zh-CN"/>
-              </w:rPr>
-            </w:pPr>
-            <w:r>
-              <w:rPr>
-                <w:rFonts w:ascii="宋体" w:hAnsi="宋体" w:cs="宋体" w:hint="eastAsia"/>
-                <w:sz w:val="21"/>
-                <w:szCs w:val="21"/>
-                <w:lang w:eastAsia="zh-CN"/>
-              </w:rPr>
-              <w:t>2.1系统提示“尚未拥有此项权限”</w:t>
-            </w:r>
-          </w:p>
-          <w:p>
-            <w:pPr>
-              <w:ind w:firstLine="420"/>
-              <w:rPr>
-                <w:rFonts w:ascii="宋体" w:hAnsi="宋体" w:cs="宋体"/>
-                <w:sz w:val="21"/>
-                <w:szCs w:val="21"/>
-                <w:lang w:eastAsia="zh-CN"/>
-              </w:rPr>
-            </w:pPr>
-            <w:r>
-              <w:rPr>
-                <w:rFonts w:ascii="宋体" w:hAnsi="宋体" w:cs="宋体" w:hint="eastAsia"/>
-                <w:sz w:val="21"/>
-                <w:szCs w:val="21"/>
-                <w:lang w:eastAsia="zh-CN"/>
-              </w:rPr>
-              <w:t>2.2管理员可以进行其他权限范围内的管理操作或者申请此服务的管理权限</w:t>
-            </w:r>
-          </w:p>
-          <w:p>
-            <w:pPr>
-              <w:ind w:firstLine="420"/>
-              <w:rPr>
-                <w:rFonts w:ascii="宋体" w:hAnsi="宋体" w:cs="宋体"/>
-                <w:sz w:val="21"/>
-                <w:szCs w:val="21"/>
-                <w:lang w:eastAsia="zh-CN"/>
-              </w:rPr>
-            </w:pPr>
-            <w:r>
-              <w:rPr>
-                <w:rFonts w:ascii="宋体" w:hAnsi="宋体" w:cs="宋体" w:hint="eastAsia"/>
-                <w:sz w:val="21"/>
-                <w:szCs w:val="21"/>
-                <w:lang w:eastAsia="zh-CN"/>
-              </w:rPr>
-              <w:t>2.3系统返回基本路径的步骤2</w:t>
-            </w:r>
-          </w:p>
-        </w:tc>
-      </w:tr>
-      <w:tr>
-        <w:tc>
-          <w:tcPr>
-            <w:tcW w:w="1252" w:type="dxa"/>
-          </w:tcPr>
-          <w:p>
-            <w:pPr>
-              <w:ind w:firstLineChars="0" w:firstLine="0"/>
-              <w:rPr>
-                <w:rFonts w:ascii="宋体" w:hAnsi="宋体" w:cs="宋体"/>
-                <w:sz w:val="21"/>
-                <w:szCs w:val="21"/>
-                <w:lang w:eastAsia="zh-CN"/>
-              </w:rPr>
-            </w:pPr>
-            <w:r>
-              <w:rPr>
-                <w:rFonts w:ascii="宋体" w:hAnsi="宋体" w:cs="宋体" w:hint="eastAsia"/>
-                <w:sz w:val="21"/>
-                <w:szCs w:val="21"/>
-                <w:lang w:eastAsia="zh-CN"/>
-              </w:rPr>
-              <w:t>后置条件</w:t>
-            </w:r>
-          </w:p>
-        </w:tc>
-        <w:tc>
-          <w:tcPr>
-            <w:tcW w:w="7270" w:type="dxa"/>
-          </w:tcPr>
-          <w:p>
-            <w:pPr>
-              <w:ind w:firstLineChars="0" w:firstLine="0"/>
-              <w:rPr>
-                <w:rFonts w:ascii="宋体" w:hAnsi="宋体" w:cs="宋体"/>
+                <w:rFonts w:ascii="宋体" w:hAnsi="宋体" w:cs="宋体" w:hint="eastAsia"/>
                 <w:sz w:val="21"/>
                 <w:szCs w:val="21"/>
                 <w:lang w:eastAsia="zh-CN"/>
@@ -9697,7 +9798,7 @@
         <w:pStyle w:val="ab"/>
         <w:jc w:val="left"/>
         <w:rPr>
-          <w:rFonts w:ascii="宋体" w:eastAsia="宋体" w:hAnsi="宋体" w:cs="宋体"/>
+          <w:rFonts w:ascii="宋体" w:eastAsia="宋体" w:hAnsi="宋体" w:cs="宋体" w:hint="eastAsia"/>
           <w:b w:val="0"/>
           <w:bCs/>
           <w:color w:val="000000" w:themeColor="text1"/>
@@ -9723,7 +9824,7 @@
         <w:jc w:val="left"/>
         <w:outlineLvl w:val="2"/>
         <w:rPr>
-          <w:rFonts w:ascii="TypeLand 康熙字典體" w:hAnsi="TypeLand 康熙字典體"/>
+          <w:rFonts w:ascii="TypeLand 康熙字典體" w:hAnsi="TypeLand 康熙字典體" w:hint="eastAsia"/>
           <w:b w:val="0"/>
           <w:bCs/>
           <w:color w:val="000000" w:themeColor="text1"/>
@@ -9861,7 +9962,7 @@
         <w:pStyle w:val="ab"/>
         <w:jc w:val="left"/>
         <w:rPr>
-          <w:rFonts w:ascii="宋体" w:eastAsia="宋体" w:hAnsi="宋体" w:cs="宋体"/>
+          <w:rFonts w:ascii="宋体" w:eastAsia="宋体" w:hAnsi="宋体" w:cs="宋体" w:hint="eastAsia"/>
           <w:b w:val="0"/>
           <w:bCs/>
           <w:color w:val="000000" w:themeColor="text1"/>
@@ -9910,41 +10011,9 @@
     <w:p>
       <w:pPr>
         <w:pStyle w:val="ab"/>
-        <w:numPr>
-          <w:ilvl w:val="0"/>
-          <w:numId w:val="7"/>
-        </w:numPr>
-        <w:jc w:val="left"/>
-        <w:outlineLvl w:val="1"/>
-        <w:rPr>
-          <w:rFonts w:ascii="宋体" w:eastAsia="宋体" w:hAnsi="宋体" w:cs="宋体"/>
-          <w:b w:val="0"/>
-          <w:bCs/>
-          <w:color w:val="000000" w:themeColor="text1"/>
-          <w:sz w:val="28"/>
-          <w:szCs w:val="28"/>
-          <w:lang w:eastAsia="zh-CN"/>
-        </w:rPr>
-      </w:pPr>
-      <w:r>
-        <w:rPr>
-          <w:rFonts w:ascii="宋体" w:eastAsia="宋体" w:hAnsi="宋体" w:cs="宋体" w:hint="eastAsia"/>
-          <w:b w:val="0"/>
-          <w:bCs/>
-          <w:color w:val="000000" w:themeColor="text1"/>
-          <w:sz w:val="28"/>
-          <w:szCs w:val="28"/>
-          <w:lang w:eastAsia="zh-CN"/>
-        </w:rPr>
-        <w:t>...</w:t>
-      </w:r>
-    </w:p>
-    <w:p>
-      <w:pPr>
-        <w:pStyle w:val="ab"/>
-        <w:jc w:val="left"/>
-        <w:rPr>
-          <w:rFonts w:ascii="宋体" w:eastAsia="宋体" w:hAnsi="宋体" w:cs="宋体"/>
+        <w:jc w:val="left"/>
+        <w:rPr>
+          <w:rFonts w:ascii="宋体" w:eastAsia="宋体" w:hAnsi="宋体" w:cs="宋体" w:hint="eastAsia"/>
           <w:b w:val="0"/>
           <w:bCs/>
           <w:color w:val="000000" w:themeColor="text1"/>
@@ -9958,10 +10027,10 @@
           <w:noProof/>
         </w:rPr>
         <w:drawing>
-          <wp:inline distT="0" distB="0" distL="0" distR="0" wp14:anchorId="5B39D517" wp14:editId="4FCCA691">
-            <wp:extent cx="5274310" cy="1922780"/>
-            <wp:effectExtent l="0" t="0" r="2540" b="1270"/>
-            <wp:docPr id="21" name="图片 21"/>
+          <wp:inline distT="0" distB="0" distL="0" distR="0" wp14:anchorId="5176B2FD" wp14:editId="70DB2FE6">
+            <wp:extent cx="5267325" cy="2524125"/>
+            <wp:effectExtent l="0" t="0" r="9525" b="9525"/>
+            <wp:docPr id="1579301636" name="图片 3"/>
             <wp:cNvGraphicFramePr>
               <a:graphicFrameLocks xmlns:a="http://schemas.openxmlformats.org/drawingml/2006/main" noChangeAspect="1"/>
             </wp:cNvGraphicFramePr>
@@ -9969,13 +10038,13 @@
               <a:graphicData uri="http://schemas.openxmlformats.org/drawingml/2006/picture">
                 <pic:pic xmlns:pic="http://schemas.openxmlformats.org/drawingml/2006/picture">
                   <pic:nvPicPr>
-                    <pic:cNvPr id="0" name="Picture 9"/>
+                    <pic:cNvPr id="0" name="Picture 2"/>
                     <pic:cNvPicPr>
                       <a:picLocks noChangeAspect="1" noChangeArrowheads="1"/>
                     </pic:cNvPicPr>
                   </pic:nvPicPr>
                   <pic:blipFill>
-                    <a:blip r:embed="rId27" cstate="print">
+                    <a:blip r:embed="rId27">
                       <a:extLst>
                         <a:ext uri="{28A0092B-C50C-407E-A947-70E740481C1C}">
                           <a14:useLocalDpi xmlns:a14="http://schemas.microsoft.com/office/drawing/2010/main" val="0"/>
@@ -9990,7 +10059,7 @@
                   <pic:spPr bwMode="auto">
                     <a:xfrm>
                       <a:off x="0" y="0"/>
-                      <a:ext cx="5274310" cy="1922780"/>
+                      <a:ext cx="5267325" cy="2524125"/>
                     </a:xfrm>
                     <a:prstGeom prst="rect">
                       <a:avLst/>
@@ -10013,7 +10082,7 @@
         <w:jc w:val="left"/>
         <w:outlineLvl w:val="2"/>
         <w:rPr>
-          <w:rFonts w:ascii="宋体" w:eastAsia="宋体" w:hAnsi="宋体" w:cs="宋体"/>
+          <w:rFonts w:ascii="宋体" w:eastAsia="宋体" w:hAnsi="宋体" w:cs="宋体" w:hint="eastAsia"/>
           <w:b w:val="0"/>
           <w:bCs/>
           <w:color w:val="000000" w:themeColor="text1"/>
@@ -10114,19 +10183,19 @@
         <w:tblLook w:val="04A0" w:firstRow="1" w:lastRow="0" w:firstColumn="1" w:lastColumn="0" w:noHBand="0" w:noVBand="1"/>
       </w:tblPr>
       <w:tblGrid>
-        <w:gridCol w:w="1252"/>
-        <w:gridCol w:w="7270"/>
+        <w:gridCol w:w="1526"/>
+        <w:gridCol w:w="6996"/>
       </w:tblGrid>
       <w:tr>
         <w:tc>
           <w:tcPr>
-            <w:tcW w:w="1252" w:type="dxa"/>
+            <w:tcW w:w="1526" w:type="dxa"/>
           </w:tcPr>
           <w:p>
             <w:pPr>
               <w:ind w:firstLineChars="0" w:firstLine="0"/>
               <w:rPr>
-                <w:rFonts w:ascii="宋体" w:hAnsi="宋体" w:cs="宋体"/>
+                <w:rFonts w:ascii="宋体" w:hAnsi="宋体" w:cs="宋体" w:hint="eastAsia"/>
                 <w:sz w:val="21"/>
                 <w:szCs w:val="21"/>
                 <w:lang w:eastAsia="zh-CN"/>
@@ -10139,19 +10208,19 @@
                 <w:szCs w:val="21"/>
                 <w:lang w:eastAsia="zh-CN"/>
               </w:rPr>
-              <w:t>用例</w:t>
+              <w:t>子系统名称</w:t>
             </w:r>
           </w:p>
         </w:tc>
         <w:tc>
           <w:tcPr>
-            <w:tcW w:w="7270" w:type="dxa"/>
+            <w:tcW w:w="6996" w:type="dxa"/>
           </w:tcPr>
           <w:p>
             <w:pPr>
               <w:ind w:firstLineChars="0" w:firstLine="0"/>
               <w:rPr>
-                <w:rFonts w:ascii="宋体" w:hAnsi="宋体" w:cs="宋体"/>
+                <w:rFonts w:ascii="宋体" w:hAnsi="宋体" w:cs="宋体" w:hint="eastAsia"/>
                 <w:sz w:val="21"/>
                 <w:szCs w:val="21"/>
                 <w:lang w:eastAsia="zh-CN"/>
@@ -10164,7 +10233,7 @@
                 <w:szCs w:val="21"/>
                 <w:lang w:eastAsia="zh-CN"/>
               </w:rPr>
-              <w:t>买家和卖家通过乐器购买系统交易</w:t>
+              <w:t>乐器购买子系统</w:t>
             </w:r>
           </w:p>
         </w:tc>
@@ -10172,13 +10241,13 @@
       <w:tr>
         <w:tc>
           <w:tcPr>
-            <w:tcW w:w="1252" w:type="dxa"/>
+            <w:tcW w:w="1526" w:type="dxa"/>
           </w:tcPr>
           <w:p>
             <w:pPr>
               <w:ind w:firstLineChars="0" w:firstLine="0"/>
               <w:rPr>
-                <w:rFonts w:ascii="宋体" w:hAnsi="宋体" w:cs="宋体"/>
+                <w:rFonts w:ascii="宋体" w:hAnsi="宋体" w:cs="宋体" w:hint="eastAsia"/>
                 <w:sz w:val="21"/>
                 <w:szCs w:val="21"/>
                 <w:lang w:eastAsia="zh-CN"/>
@@ -10191,19 +10260,19 @@
                 <w:szCs w:val="21"/>
                 <w:lang w:eastAsia="zh-CN"/>
               </w:rPr>
-              <w:t>ID</w:t>
+              <w:t>概览</w:t>
             </w:r>
           </w:p>
         </w:tc>
         <w:tc>
           <w:tcPr>
-            <w:tcW w:w="7270" w:type="dxa"/>
+            <w:tcW w:w="6996" w:type="dxa"/>
           </w:tcPr>
           <w:p>
             <w:pPr>
               <w:ind w:firstLineChars="0" w:firstLine="0"/>
               <w:rPr>
-                <w:rFonts w:ascii="宋体" w:hAnsi="宋体" w:cs="宋体"/>
+                <w:rFonts w:ascii="宋体" w:hAnsi="宋体" w:cs="宋体" w:hint="eastAsia"/>
                 <w:sz w:val="21"/>
                 <w:szCs w:val="21"/>
                 <w:lang w:eastAsia="zh-CN"/>
@@ -10216,7 +10285,45 @@
                 <w:szCs w:val="21"/>
                 <w:lang w:eastAsia="zh-CN"/>
               </w:rPr>
-              <w:t>UC</w:t>
+              <w:t>买家和卖家可以通过交易系统进行双方交流。对于已经建立起的订单，双方都能查看订单并对此订单进行一些操作，例如评价或者发货</w:t>
+            </w:r>
+            <w:r>
+              <w:rPr>
+                <w:rFonts w:ascii="宋体" w:hAnsi="宋体" w:cs="宋体" w:hint="eastAsia"/>
+                <w:sz w:val="21"/>
+                <w:szCs w:val="21"/>
+                <w:lang w:eastAsia="zh-CN"/>
+              </w:rPr>
+              <w:t>（收货）</w:t>
+            </w:r>
+            <w:r>
+              <w:rPr>
+                <w:rFonts w:ascii="宋体" w:hAnsi="宋体" w:cs="宋体" w:hint="eastAsia"/>
+                <w:sz w:val="21"/>
+                <w:szCs w:val="21"/>
+                <w:lang w:eastAsia="zh-CN"/>
+              </w:rPr>
+              <w:t>等。对于卖家，卖家可以选择性的上架商品，包括填写一些商品的基本描述和</w:t>
+            </w:r>
+            <w:proofErr w:type="gramStart"/>
+            <w:r>
+              <w:rPr>
+                <w:rFonts w:ascii="宋体" w:hAnsi="宋体" w:cs="宋体" w:hint="eastAsia"/>
+                <w:sz w:val="21"/>
+                <w:szCs w:val="21"/>
+                <w:lang w:eastAsia="zh-CN"/>
+              </w:rPr>
+              <w:t>删除此</w:t>
+            </w:r>
+            <w:proofErr w:type="gramEnd"/>
+            <w:r>
+              <w:rPr>
+                <w:rFonts w:ascii="宋体" w:hAnsi="宋体" w:cs="宋体" w:hint="eastAsia"/>
+                <w:sz w:val="21"/>
+                <w:szCs w:val="21"/>
+                <w:lang w:eastAsia="zh-CN"/>
+              </w:rPr>
+              <w:t>商品等。对于买家，买家可以选择心仪的商品进行购买操作。包括浏览商品信息，收藏商品和支付，评价等。</w:t>
             </w:r>
           </w:p>
         </w:tc>
@@ -10224,13 +10331,13 @@
       <w:tr>
         <w:tc>
           <w:tcPr>
-            <w:tcW w:w="1252" w:type="dxa"/>
+            <w:tcW w:w="1526" w:type="dxa"/>
           </w:tcPr>
           <w:p>
             <w:pPr>
               <w:ind w:firstLineChars="0" w:firstLine="0"/>
               <w:rPr>
-                <w:rFonts w:ascii="宋体" w:hAnsi="宋体" w:cs="宋体"/>
+                <w:rFonts w:ascii="宋体" w:hAnsi="宋体" w:cs="宋体" w:hint="eastAsia"/>
                 <w:sz w:val="21"/>
                 <w:szCs w:val="21"/>
                 <w:lang w:eastAsia="zh-CN"/>
@@ -10243,19 +10350,19 @@
                 <w:szCs w:val="21"/>
                 <w:lang w:eastAsia="zh-CN"/>
               </w:rPr>
-              <w:t>概览</w:t>
+              <w:t>参与人员</w:t>
             </w:r>
           </w:p>
         </w:tc>
         <w:tc>
           <w:tcPr>
-            <w:tcW w:w="7270" w:type="dxa"/>
+            <w:tcW w:w="6996" w:type="dxa"/>
           </w:tcPr>
           <w:p>
             <w:pPr>
               <w:ind w:firstLineChars="0" w:firstLine="0"/>
               <w:rPr>
-                <w:rFonts w:ascii="宋体" w:hAnsi="宋体" w:cs="宋体"/>
+                <w:rFonts w:ascii="宋体" w:hAnsi="宋体" w:cs="宋体" w:hint="eastAsia"/>
                 <w:sz w:val="21"/>
                 <w:szCs w:val="21"/>
                 <w:lang w:eastAsia="zh-CN"/>
@@ -10268,7 +10375,7 @@
                 <w:szCs w:val="21"/>
                 <w:lang w:eastAsia="zh-CN"/>
               </w:rPr>
-              <w:t>买家和卖家可以通过交易系统进行双方交流。对于已经建立起的订单，双方都能查看订单并对此订单进行一些操作，例如评价或者发货等。对于卖家，卖家可以选择性的上架商品，包括填写一些商品的基本描述和删除此商品等。对于买家，买家可以选择心仪的商品进行购买操作。包括浏览商品信息，收藏商品和支付，评价等。</w:t>
+              <w:t>用户（买家），用户（卖家）</w:t>
             </w:r>
           </w:p>
         </w:tc>
@@ -10276,16 +10383,17 @@
       <w:tr>
         <w:tc>
           <w:tcPr>
-            <w:tcW w:w="1252" w:type="dxa"/>
+            <w:tcW w:w="1526" w:type="dxa"/>
           </w:tcPr>
           <w:p>
             <w:pPr>
               <w:ind w:firstLineChars="0" w:firstLine="0"/>
               <w:rPr>
-                <w:rFonts w:ascii="宋体" w:hAnsi="宋体" w:cs="宋体"/>
-                <w:sz w:val="21"/>
-                <w:szCs w:val="21"/>
-                <w:lang w:eastAsia="zh-CN"/>
+                <w:rFonts w:ascii="宋体" w:hAnsi="宋体" w:cs="宋体" w:hint="eastAsia"/>
+                <w:kern w:val="2"/>
+                <w:sz w:val="21"/>
+                <w:szCs w:val="21"/>
+                <w:lang w:eastAsia="zh-CN" w:bidi="ar-SA"/>
               </w:rPr>
             </w:pPr>
             <w:r>
@@ -10295,19 +10403,20 @@
                 <w:szCs w:val="21"/>
                 <w:lang w:eastAsia="zh-CN"/>
               </w:rPr>
-              <w:t>参与人员</w:t>
+              <w:t>前置条件</w:t>
             </w:r>
           </w:p>
         </w:tc>
         <w:tc>
           <w:tcPr>
-            <w:tcW w:w="7270" w:type="dxa"/>
+            <w:tcW w:w="6996" w:type="dxa"/>
           </w:tcPr>
           <w:p>
             <w:pPr>
+              <w:widowControl/>
               <w:ind w:firstLineChars="0" w:firstLine="0"/>
               <w:rPr>
-                <w:rFonts w:ascii="宋体" w:hAnsi="宋体" w:cs="宋体"/>
+                <w:rFonts w:ascii="宋体" w:hAnsi="宋体" w:cs="宋体" w:hint="eastAsia"/>
                 <w:sz w:val="21"/>
                 <w:szCs w:val="21"/>
                 <w:lang w:eastAsia="zh-CN"/>
@@ -10320,7 +10429,28 @@
                 <w:szCs w:val="21"/>
                 <w:lang w:eastAsia="zh-CN"/>
               </w:rPr>
-              <w:t>用户（买家），用户（卖家）</w:t>
+              <w:t>1.买家与卖家都已经登入本系统</w:t>
+            </w:r>
+          </w:p>
+          <w:p>
+            <w:pPr>
+              <w:widowControl/>
+              <w:ind w:firstLineChars="0" w:firstLine="0"/>
+              <w:rPr>
+                <w:rFonts w:ascii="宋体" w:hAnsi="宋体" w:cs="宋体" w:hint="eastAsia"/>
+                <w:sz w:val="21"/>
+                <w:szCs w:val="21"/>
+                <w:lang w:eastAsia="zh-CN"/>
+              </w:rPr>
+            </w:pPr>
+            <w:r>
+              <w:rPr>
+                <w:rFonts w:ascii="宋体" w:hAnsi="宋体" w:cs="宋体" w:hint="eastAsia"/>
+                <w:sz w:val="21"/>
+                <w:szCs w:val="21"/>
+                <w:lang w:eastAsia="zh-CN"/>
+              </w:rPr>
+              <w:t>2.系统能实时访问内部数据库（如商品信息等）。</w:t>
             </w:r>
           </w:p>
         </w:tc>
@@ -10328,13 +10458,13 @@
       <w:tr>
         <w:tc>
           <w:tcPr>
-            <w:tcW w:w="1252" w:type="dxa"/>
+            <w:tcW w:w="1526" w:type="dxa"/>
           </w:tcPr>
           <w:p>
             <w:pPr>
               <w:ind w:firstLineChars="0" w:firstLine="0"/>
               <w:rPr>
-                <w:rFonts w:ascii="宋体" w:hAnsi="宋体" w:cs="宋体"/>
+                <w:rFonts w:ascii="宋体" w:hAnsi="宋体" w:cs="宋体" w:hint="eastAsia"/>
                 <w:kern w:val="2"/>
                 <w:sz w:val="21"/>
                 <w:szCs w:val="21"/>
@@ -10348,94 +10478,19 @@
                 <w:szCs w:val="21"/>
                 <w:lang w:eastAsia="zh-CN"/>
               </w:rPr>
-              <w:t>前置条件</w:t>
+              <w:t>基本路径</w:t>
             </w:r>
           </w:p>
         </w:tc>
         <w:tc>
           <w:tcPr>
-            <w:tcW w:w="7270" w:type="dxa"/>
-          </w:tcPr>
-          <w:p>
-            <w:pPr>
-              <w:widowControl/>
-              <w:ind w:firstLineChars="0" w:firstLine="0"/>
-              <w:rPr>
-                <w:rFonts w:ascii="宋体" w:hAnsi="宋体" w:cs="宋体"/>
-                <w:sz w:val="21"/>
-                <w:szCs w:val="21"/>
-                <w:lang w:eastAsia="zh-CN"/>
-              </w:rPr>
-            </w:pPr>
-            <w:r>
-              <w:rPr>
-                <w:rFonts w:ascii="宋体" w:hAnsi="宋体" w:cs="宋体" w:hint="eastAsia"/>
-                <w:sz w:val="21"/>
-                <w:szCs w:val="21"/>
-                <w:lang w:eastAsia="zh-CN"/>
-              </w:rPr>
-              <w:t>1.买家与卖家都已经登入本系统</w:t>
-            </w:r>
-          </w:p>
-          <w:p>
-            <w:pPr>
-              <w:widowControl/>
-              <w:ind w:firstLineChars="0" w:firstLine="0"/>
-              <w:rPr>
-                <w:rFonts w:ascii="宋体" w:hAnsi="宋体" w:cs="宋体"/>
-                <w:sz w:val="21"/>
-                <w:szCs w:val="21"/>
-                <w:lang w:eastAsia="zh-CN"/>
-              </w:rPr>
-            </w:pPr>
-            <w:r>
-              <w:rPr>
-                <w:rFonts w:ascii="宋体" w:hAnsi="宋体" w:cs="宋体" w:hint="eastAsia"/>
-                <w:sz w:val="21"/>
-                <w:szCs w:val="21"/>
-                <w:lang w:eastAsia="zh-CN"/>
-              </w:rPr>
-              <w:t>2.系统能实时访问内部数据库（如商品信息等）。</w:t>
-            </w:r>
-          </w:p>
-        </w:tc>
-      </w:tr>
-      <w:tr>
-        <w:tc>
-          <w:tcPr>
-            <w:tcW w:w="1252" w:type="dxa"/>
+            <w:tcW w:w="6996" w:type="dxa"/>
           </w:tcPr>
           <w:p>
             <w:pPr>
               <w:ind w:firstLineChars="0" w:firstLine="0"/>
               <w:rPr>
-                <w:rFonts w:ascii="宋体" w:hAnsi="宋体" w:cs="宋体"/>
-                <w:kern w:val="2"/>
-                <w:sz w:val="21"/>
-                <w:szCs w:val="21"/>
-                <w:lang w:eastAsia="zh-CN" w:bidi="ar-SA"/>
-              </w:rPr>
-            </w:pPr>
-            <w:r>
-              <w:rPr>
-                <w:rFonts w:ascii="宋体" w:hAnsi="宋体" w:cs="宋体" w:hint="eastAsia"/>
-                <w:sz w:val="21"/>
-                <w:szCs w:val="21"/>
-                <w:lang w:eastAsia="zh-CN"/>
-              </w:rPr>
-              <w:t>基本路径</w:t>
-            </w:r>
-          </w:p>
-        </w:tc>
-        <w:tc>
-          <w:tcPr>
-            <w:tcW w:w="7270" w:type="dxa"/>
-          </w:tcPr>
-          <w:p>
-            <w:pPr>
-              <w:ind w:firstLineChars="0" w:firstLine="0"/>
-              <w:rPr>
-                <w:rFonts w:ascii="宋体" w:hAnsi="宋体" w:cs="宋体"/>
+                <w:rFonts w:ascii="宋体" w:hAnsi="宋体" w:cs="宋体" w:hint="eastAsia"/>
                 <w:sz w:val="21"/>
                 <w:szCs w:val="21"/>
                 <w:lang w:eastAsia="zh-CN"/>
@@ -10455,7 +10510,7 @@
             <w:pPr>
               <w:ind w:firstLineChars="0" w:firstLine="0"/>
               <w:rPr>
-                <w:rFonts w:ascii="宋体" w:hAnsi="宋体" w:cs="宋体"/>
+                <w:rFonts w:ascii="宋体" w:hAnsi="宋体" w:cs="宋体" w:hint="eastAsia"/>
                 <w:sz w:val="21"/>
                 <w:szCs w:val="21"/>
                 <w:lang w:eastAsia="zh-CN"/>
@@ -10475,7 +10530,7 @@
             <w:pPr>
               <w:ind w:firstLineChars="0" w:firstLine="0"/>
               <w:rPr>
-                <w:rFonts w:ascii="宋体" w:hAnsi="宋体" w:cs="宋体"/>
+                <w:rFonts w:ascii="宋体" w:hAnsi="宋体" w:cs="宋体" w:hint="eastAsia"/>
                 <w:sz w:val="21"/>
                 <w:szCs w:val="21"/>
                 <w:lang w:eastAsia="zh-CN"/>
@@ -10495,7 +10550,7 @@
             <w:pPr>
               <w:ind w:firstLineChars="0" w:firstLine="0"/>
               <w:rPr>
-                <w:rFonts w:ascii="宋体" w:hAnsi="宋体" w:cs="宋体"/>
+                <w:rFonts w:ascii="宋体" w:hAnsi="宋体" w:cs="宋体" w:hint="eastAsia"/>
                 <w:sz w:val="21"/>
                 <w:szCs w:val="21"/>
                 <w:lang w:eastAsia="zh-CN"/>
@@ -10508,7 +10563,27 @@
                 <w:szCs w:val="21"/>
                 <w:lang w:eastAsia="zh-CN"/>
               </w:rPr>
-              <w:t>4.卖家可以在系统上进行上架商品，上传商品基本信息描述，删除商品等操作。</w:t>
+              <w:t>4.卖家可以在系统上进行上架商品，上</w:t>
+            </w:r>
+            <w:proofErr w:type="gramStart"/>
+            <w:r>
+              <w:rPr>
+                <w:rFonts w:ascii="宋体" w:hAnsi="宋体" w:cs="宋体" w:hint="eastAsia"/>
+                <w:sz w:val="21"/>
+                <w:szCs w:val="21"/>
+                <w:lang w:eastAsia="zh-CN"/>
+              </w:rPr>
+              <w:t>传商品</w:t>
+            </w:r>
+            <w:proofErr w:type="gramEnd"/>
+            <w:r>
+              <w:rPr>
+                <w:rFonts w:ascii="宋体" w:hAnsi="宋体" w:cs="宋体" w:hint="eastAsia"/>
+                <w:sz w:val="21"/>
+                <w:szCs w:val="21"/>
+                <w:lang w:eastAsia="zh-CN"/>
+              </w:rPr>
+              <w:t>基本信息描述，删除商品等操作。</w:t>
             </w:r>
           </w:p>
         </w:tc>
@@ -10519,13 +10594,13 @@
         </w:trPr>
         <w:tc>
           <w:tcPr>
-            <w:tcW w:w="1252" w:type="dxa"/>
+            <w:tcW w:w="1526" w:type="dxa"/>
           </w:tcPr>
           <w:p>
             <w:pPr>
               <w:ind w:firstLineChars="0" w:firstLine="0"/>
               <w:rPr>
-                <w:rFonts w:ascii="宋体" w:hAnsi="宋体" w:cs="宋体"/>
+                <w:rFonts w:ascii="宋体" w:hAnsi="宋体" w:cs="宋体" w:hint="eastAsia"/>
                 <w:sz w:val="21"/>
                 <w:szCs w:val="21"/>
                 <w:lang w:eastAsia="zh-CN"/>
@@ -10544,13 +10619,13 @@
         </w:tc>
         <w:tc>
           <w:tcPr>
-            <w:tcW w:w="7270" w:type="dxa"/>
+            <w:tcW w:w="6996" w:type="dxa"/>
           </w:tcPr>
           <w:p>
             <w:pPr>
               <w:ind w:firstLineChars="0" w:firstLine="0"/>
               <w:rPr>
-                <w:rFonts w:ascii="宋体" w:hAnsi="宋体" w:cs="宋体"/>
+                <w:rFonts w:ascii="宋体" w:hAnsi="宋体" w:cs="宋体" w:hint="eastAsia"/>
                 <w:sz w:val="21"/>
                 <w:szCs w:val="21"/>
                 <w:lang w:eastAsia="zh-CN"/>
@@ -10570,7 +10645,7 @@
             <w:pPr>
               <w:ind w:firstLine="420"/>
               <w:rPr>
-                <w:rFonts w:ascii="宋体" w:hAnsi="宋体" w:cs="宋体"/>
+                <w:rFonts w:ascii="宋体" w:hAnsi="宋体" w:cs="宋体" w:hint="eastAsia"/>
                 <w:sz w:val="21"/>
                 <w:szCs w:val="21"/>
                 <w:lang w:eastAsia="zh-CN"/>
@@ -10590,7 +10665,7 @@
             <w:pPr>
               <w:ind w:firstLine="420"/>
               <w:rPr>
-                <w:rFonts w:ascii="宋体" w:hAnsi="宋体" w:cs="宋体"/>
+                <w:rFonts w:ascii="宋体" w:hAnsi="宋体" w:cs="宋体" w:hint="eastAsia"/>
                 <w:sz w:val="21"/>
                 <w:szCs w:val="21"/>
                 <w:lang w:eastAsia="zh-CN"/>
@@ -10610,7 +10685,7 @@
             <w:pPr>
               <w:ind w:firstLine="420"/>
               <w:rPr>
-                <w:rFonts w:ascii="宋体" w:hAnsi="宋体" w:cs="宋体"/>
+                <w:rFonts w:ascii="宋体" w:hAnsi="宋体" w:cs="宋体" w:hint="eastAsia"/>
                 <w:sz w:val="21"/>
                 <w:szCs w:val="21"/>
                 <w:lang w:eastAsia="zh-CN"/>
@@ -10630,7 +10705,7 @@
             <w:pPr>
               <w:ind w:firstLineChars="0" w:firstLine="0"/>
               <w:rPr>
-                <w:rFonts w:ascii="宋体" w:hAnsi="宋体" w:cs="宋体"/>
+                <w:rFonts w:ascii="宋体" w:hAnsi="宋体" w:cs="宋体" w:hint="eastAsia"/>
                 <w:sz w:val="21"/>
                 <w:szCs w:val="21"/>
                 <w:lang w:eastAsia="zh-CN"/>
@@ -10650,7 +10725,7 @@
             <w:pPr>
               <w:ind w:firstLineChars="0" w:firstLine="420"/>
               <w:rPr>
-                <w:rFonts w:ascii="宋体" w:hAnsi="宋体" w:cs="宋体"/>
+                <w:rFonts w:ascii="宋体" w:hAnsi="宋体" w:cs="宋体" w:hint="eastAsia"/>
                 <w:sz w:val="21"/>
                 <w:szCs w:val="21"/>
                 <w:lang w:eastAsia="zh-CN"/>
@@ -10670,7 +10745,7 @@
             <w:pPr>
               <w:ind w:firstLineChars="0" w:firstLine="420"/>
               <w:rPr>
-                <w:rFonts w:ascii="宋体" w:hAnsi="宋体" w:cs="宋体"/>
+                <w:rFonts w:ascii="宋体" w:hAnsi="宋体" w:cs="宋体" w:hint="eastAsia"/>
                 <w:sz w:val="21"/>
                 <w:szCs w:val="21"/>
                 <w:lang w:eastAsia="zh-CN"/>
@@ -10691,13 +10766,13 @@
       <w:tr>
         <w:tc>
           <w:tcPr>
-            <w:tcW w:w="1252" w:type="dxa"/>
+            <w:tcW w:w="1526" w:type="dxa"/>
           </w:tcPr>
           <w:p>
             <w:pPr>
               <w:ind w:firstLineChars="0" w:firstLine="0"/>
               <w:rPr>
-                <w:rFonts w:ascii="宋体" w:hAnsi="宋体" w:cs="宋体"/>
+                <w:rFonts w:ascii="宋体" w:hAnsi="宋体" w:cs="宋体" w:hint="eastAsia"/>
                 <w:sz w:val="21"/>
                 <w:szCs w:val="21"/>
                 <w:lang w:eastAsia="zh-CN"/>
@@ -10716,13 +10791,13 @@
         </w:tc>
         <w:tc>
           <w:tcPr>
-            <w:tcW w:w="7270" w:type="dxa"/>
+            <w:tcW w:w="6996" w:type="dxa"/>
           </w:tcPr>
           <w:p>
             <w:pPr>
               <w:ind w:firstLineChars="0" w:firstLine="0"/>
               <w:rPr>
-                <w:rFonts w:ascii="宋体" w:hAnsi="宋体" w:cs="宋体"/>
+                <w:rFonts w:ascii="宋体" w:hAnsi="宋体" w:cs="宋体" w:hint="eastAsia"/>
                 <w:sz w:val="21"/>
                 <w:szCs w:val="21"/>
                 <w:lang w:eastAsia="zh-CN"/>
@@ -10746,7 +10821,7 @@
         <w:pStyle w:val="ab"/>
         <w:jc w:val="left"/>
         <w:rPr>
-          <w:rFonts w:ascii="宋体" w:eastAsia="宋体" w:hAnsi="宋体" w:cs="宋体"/>
+          <w:rFonts w:ascii="宋体" w:eastAsia="宋体" w:hAnsi="宋体" w:cs="宋体" w:hint="eastAsia"/>
           <w:b w:val="0"/>
           <w:bCs/>
           <w:color w:val="000000" w:themeColor="text1"/>
@@ -10772,7 +10847,7 @@
         <w:jc w:val="left"/>
         <w:outlineLvl w:val="2"/>
         <w:rPr>
-          <w:rFonts w:ascii="TypeLand 康熙字典體" w:hAnsi="TypeLand 康熙字典體"/>
+          <w:rFonts w:ascii="TypeLand 康熙字典體" w:hAnsi="TypeLand 康熙字典體" w:hint="eastAsia"/>
           <w:b w:val="0"/>
           <w:bCs/>
           <w:color w:val="000000" w:themeColor="text1"/>
@@ -10910,7 +10985,7 @@
         <w:pStyle w:val="ab"/>
         <w:jc w:val="left"/>
         <w:rPr>
-          <w:rFonts w:ascii="宋体" w:eastAsia="宋体" w:hAnsi="宋体" w:cs="宋体"/>
+          <w:rFonts w:ascii="宋体" w:eastAsia="宋体" w:hAnsi="宋体" w:cs="宋体" w:hint="eastAsia"/>
           <w:b w:val="0"/>
           <w:bCs/>
           <w:color w:val="000000" w:themeColor="text1"/>
@@ -10959,41 +11034,9 @@
     <w:p>
       <w:pPr>
         <w:pStyle w:val="ab"/>
-        <w:numPr>
-          <w:ilvl w:val="0"/>
-          <w:numId w:val="8"/>
-        </w:numPr>
-        <w:jc w:val="left"/>
-        <w:outlineLvl w:val="1"/>
-        <w:rPr>
-          <w:rFonts w:ascii="宋体" w:eastAsia="宋体" w:hAnsi="宋体" w:cs="宋体"/>
-          <w:b w:val="0"/>
-          <w:bCs/>
-          <w:color w:val="000000" w:themeColor="text1"/>
-          <w:sz w:val="28"/>
-          <w:szCs w:val="28"/>
-          <w:lang w:eastAsia="zh-CN"/>
-        </w:rPr>
-      </w:pPr>
-      <w:r>
-        <w:rPr>
-          <w:rFonts w:ascii="宋体" w:eastAsia="宋体" w:hAnsi="宋体" w:cs="宋体" w:hint="eastAsia"/>
-          <w:b w:val="0"/>
-          <w:bCs/>
-          <w:color w:val="000000" w:themeColor="text1"/>
-          <w:sz w:val="28"/>
-          <w:szCs w:val="28"/>
-          <w:lang w:eastAsia="zh-CN"/>
-        </w:rPr>
-        <w:t>...</w:t>
-      </w:r>
-    </w:p>
-    <w:p>
-      <w:pPr>
-        <w:pStyle w:val="ab"/>
-        <w:jc w:val="left"/>
-        <w:rPr>
-          <w:rFonts w:ascii="宋体" w:eastAsia="宋体" w:hAnsi="宋体" w:cs="宋体"/>
+        <w:jc w:val="left"/>
+        <w:rPr>
+          <w:rFonts w:ascii="宋体" w:eastAsia="宋体" w:hAnsi="宋体" w:cs="宋体" w:hint="eastAsia"/>
           <w:b w:val="0"/>
           <w:bCs/>
           <w:color w:val="000000" w:themeColor="text1"/>
@@ -11007,10 +11050,10 @@
           <w:noProof/>
         </w:rPr>
         <w:drawing>
-          <wp:inline distT="0" distB="0" distL="0" distR="0" wp14:anchorId="7878166B" wp14:editId="584EFAFD">
-            <wp:extent cx="5274310" cy="1962150"/>
-            <wp:effectExtent l="0" t="0" r="2540" b="0"/>
-            <wp:docPr id="23" name="图片 23"/>
+          <wp:inline distT="0" distB="0" distL="0" distR="0" wp14:anchorId="4F7054E8" wp14:editId="2D817EA8">
+            <wp:extent cx="5267325" cy="1962150"/>
+            <wp:effectExtent l="0" t="0" r="9525" b="0"/>
+            <wp:docPr id="506574526" name="图片 4"/>
             <wp:cNvGraphicFramePr>
               <a:graphicFrameLocks xmlns:a="http://schemas.openxmlformats.org/drawingml/2006/main" noChangeAspect="1"/>
             </wp:cNvGraphicFramePr>
@@ -11018,7 +11061,7 @@
               <a:graphicData uri="http://schemas.openxmlformats.org/drawingml/2006/picture">
                 <pic:pic xmlns:pic="http://schemas.openxmlformats.org/drawingml/2006/picture">
                   <pic:nvPicPr>
-                    <pic:cNvPr id="0" name="Picture 16"/>
+                    <pic:cNvPr id="0" name="Picture 3"/>
                     <pic:cNvPicPr>
                       <a:picLocks noChangeAspect="1" noChangeArrowheads="1"/>
                     </pic:cNvPicPr>
@@ -11039,7 +11082,7 @@
                   <pic:spPr bwMode="auto">
                     <a:xfrm>
                       <a:off x="0" y="0"/>
-                      <a:ext cx="5274310" cy="1962150"/>
+                      <a:ext cx="5267325" cy="1962150"/>
                     </a:xfrm>
                     <a:prstGeom prst="rect">
                       <a:avLst/>
@@ -11062,7 +11105,7 @@
         <w:jc w:val="left"/>
         <w:outlineLvl w:val="2"/>
         <w:rPr>
-          <w:rFonts w:ascii="宋体" w:eastAsia="宋体" w:hAnsi="宋体" w:cs="宋体"/>
+          <w:rFonts w:ascii="宋体" w:eastAsia="宋体" w:hAnsi="宋体" w:cs="宋体" w:hint="eastAsia"/>
           <w:b w:val="0"/>
           <w:bCs/>
           <w:color w:val="000000" w:themeColor="text1"/>
@@ -11163,19 +11206,19 @@
         <w:tblLook w:val="04A0" w:firstRow="1" w:lastRow="0" w:firstColumn="1" w:lastColumn="0" w:noHBand="0" w:noVBand="1"/>
       </w:tblPr>
       <w:tblGrid>
-        <w:gridCol w:w="1252"/>
-        <w:gridCol w:w="7270"/>
+        <w:gridCol w:w="1526"/>
+        <w:gridCol w:w="6996"/>
       </w:tblGrid>
       <w:tr>
         <w:tc>
           <w:tcPr>
-            <w:tcW w:w="1252" w:type="dxa"/>
+            <w:tcW w:w="1526" w:type="dxa"/>
           </w:tcPr>
           <w:p>
             <w:pPr>
               <w:ind w:firstLineChars="0" w:firstLine="0"/>
               <w:rPr>
-                <w:rFonts w:ascii="宋体" w:hAnsi="宋体" w:cs="宋体"/>
+                <w:rFonts w:ascii="宋体" w:hAnsi="宋体" w:cs="宋体" w:hint="eastAsia"/>
                 <w:sz w:val="21"/>
                 <w:szCs w:val="21"/>
                 <w:lang w:eastAsia="zh-CN"/>
@@ -11188,19 +11231,19 @@
                 <w:szCs w:val="21"/>
                 <w:lang w:eastAsia="zh-CN"/>
               </w:rPr>
-              <w:t>用例</w:t>
+              <w:t>子系统名称</w:t>
             </w:r>
           </w:p>
         </w:tc>
         <w:tc>
           <w:tcPr>
-            <w:tcW w:w="7270" w:type="dxa"/>
+            <w:tcW w:w="6996" w:type="dxa"/>
           </w:tcPr>
           <w:p>
             <w:pPr>
               <w:ind w:firstLineChars="0" w:firstLine="0"/>
               <w:rPr>
-                <w:rFonts w:ascii="宋体" w:hAnsi="宋体" w:cs="宋体"/>
+                <w:rFonts w:ascii="宋体" w:hAnsi="宋体" w:cs="宋体" w:hint="eastAsia"/>
                 <w:sz w:val="21"/>
                 <w:szCs w:val="21"/>
                 <w:lang w:eastAsia="zh-CN"/>
@@ -11213,7 +11256,7 @@
                 <w:szCs w:val="21"/>
                 <w:lang w:eastAsia="zh-CN"/>
               </w:rPr>
-              <w:t>买家和卖家通过商品租借系统交易</w:t>
+              <w:t>乐器租借子系统</w:t>
             </w:r>
           </w:p>
         </w:tc>
@@ -11221,13 +11264,13 @@
       <w:tr>
         <w:tc>
           <w:tcPr>
-            <w:tcW w:w="1252" w:type="dxa"/>
+            <w:tcW w:w="1526" w:type="dxa"/>
           </w:tcPr>
           <w:p>
             <w:pPr>
               <w:ind w:firstLineChars="0" w:firstLine="0"/>
               <w:rPr>
-                <w:rFonts w:ascii="宋体" w:hAnsi="宋体" w:cs="宋体"/>
+                <w:rFonts w:ascii="宋体" w:hAnsi="宋体" w:cs="宋体" w:hint="eastAsia"/>
                 <w:sz w:val="21"/>
                 <w:szCs w:val="21"/>
                 <w:lang w:eastAsia="zh-CN"/>
@@ -11240,19 +11283,19 @@
                 <w:szCs w:val="21"/>
                 <w:lang w:eastAsia="zh-CN"/>
               </w:rPr>
-              <w:t>ID</w:t>
+              <w:t>概览</w:t>
             </w:r>
           </w:p>
         </w:tc>
         <w:tc>
           <w:tcPr>
-            <w:tcW w:w="7270" w:type="dxa"/>
+            <w:tcW w:w="6996" w:type="dxa"/>
           </w:tcPr>
           <w:p>
             <w:pPr>
               <w:ind w:firstLineChars="0" w:firstLine="0"/>
               <w:rPr>
-                <w:rFonts w:ascii="宋体" w:hAnsi="宋体" w:cs="宋体"/>
+                <w:rFonts w:ascii="宋体" w:hAnsi="宋体" w:cs="宋体" w:hint="eastAsia"/>
                 <w:sz w:val="21"/>
                 <w:szCs w:val="21"/>
                 <w:lang w:eastAsia="zh-CN"/>
@@ -11265,7 +11308,63 @@
                 <w:szCs w:val="21"/>
                 <w:lang w:eastAsia="zh-CN"/>
               </w:rPr>
-              <w:t>UC</w:t>
+              <w:t>买家和卖家可以通过租借系统进行双方交流。对于已经建立起的订单，双方都能查看订单并对此订单进行一些操作，例如评价，发货</w:t>
+            </w:r>
+            <w:r>
+              <w:rPr>
+                <w:rFonts w:ascii="宋体" w:hAnsi="宋体" w:cs="宋体" w:hint="eastAsia"/>
+                <w:sz w:val="21"/>
+                <w:szCs w:val="21"/>
+                <w:lang w:eastAsia="zh-CN"/>
+              </w:rPr>
+              <w:t>（收货）</w:t>
+            </w:r>
+            <w:r>
+              <w:rPr>
+                <w:rFonts w:ascii="宋体" w:hAnsi="宋体" w:cs="宋体" w:hint="eastAsia"/>
+                <w:sz w:val="21"/>
+                <w:szCs w:val="21"/>
+                <w:lang w:eastAsia="zh-CN"/>
+              </w:rPr>
+              <w:t>，归还</w:t>
+            </w:r>
+            <w:r>
+              <w:rPr>
+                <w:rFonts w:ascii="宋体" w:hAnsi="宋体" w:cs="宋体" w:hint="eastAsia"/>
+                <w:sz w:val="21"/>
+                <w:szCs w:val="21"/>
+                <w:lang w:eastAsia="zh-CN"/>
+              </w:rPr>
+              <w:t>（确认归还）</w:t>
+            </w:r>
+            <w:r>
+              <w:rPr>
+                <w:rFonts w:ascii="宋体" w:hAnsi="宋体" w:cs="宋体" w:hint="eastAsia"/>
+                <w:sz w:val="21"/>
+                <w:szCs w:val="21"/>
+                <w:lang w:eastAsia="zh-CN"/>
+              </w:rPr>
+              <w:t>商品等。对于卖家，卖家可以选择性的上架商品，包括填写一些商品的基本描述和</w:t>
+            </w:r>
+            <w:proofErr w:type="gramStart"/>
+            <w:r>
+              <w:rPr>
+                <w:rFonts w:ascii="宋体" w:hAnsi="宋体" w:cs="宋体" w:hint="eastAsia"/>
+                <w:sz w:val="21"/>
+                <w:szCs w:val="21"/>
+                <w:lang w:eastAsia="zh-CN"/>
+              </w:rPr>
+              <w:t>删除此</w:t>
+            </w:r>
+            <w:proofErr w:type="gramEnd"/>
+            <w:r>
+              <w:rPr>
+                <w:rFonts w:ascii="宋体" w:hAnsi="宋体" w:cs="宋体" w:hint="eastAsia"/>
+                <w:sz w:val="21"/>
+                <w:szCs w:val="21"/>
+                <w:lang w:eastAsia="zh-CN"/>
+              </w:rPr>
+              <w:t>商品等。对于买家，卖家可以选择心仪的商品进行租借操作。包括浏览商品信息和支付等。</w:t>
             </w:r>
           </w:p>
         </w:tc>
@@ -11273,13 +11372,13 @@
       <w:tr>
         <w:tc>
           <w:tcPr>
-            <w:tcW w:w="1252" w:type="dxa"/>
+            <w:tcW w:w="1526" w:type="dxa"/>
           </w:tcPr>
           <w:p>
             <w:pPr>
               <w:ind w:firstLineChars="0" w:firstLine="0"/>
               <w:rPr>
-                <w:rFonts w:ascii="宋体" w:hAnsi="宋体" w:cs="宋体"/>
+                <w:rFonts w:ascii="宋体" w:hAnsi="宋体" w:cs="宋体" w:hint="eastAsia"/>
                 <w:sz w:val="21"/>
                 <w:szCs w:val="21"/>
                 <w:lang w:eastAsia="zh-CN"/>
@@ -11292,19 +11391,19 @@
                 <w:szCs w:val="21"/>
                 <w:lang w:eastAsia="zh-CN"/>
               </w:rPr>
-              <w:t>概览</w:t>
+              <w:t>参与人员</w:t>
             </w:r>
           </w:p>
         </w:tc>
         <w:tc>
           <w:tcPr>
-            <w:tcW w:w="7270" w:type="dxa"/>
+            <w:tcW w:w="6996" w:type="dxa"/>
           </w:tcPr>
           <w:p>
             <w:pPr>
               <w:ind w:firstLineChars="0" w:firstLine="0"/>
               <w:rPr>
-                <w:rFonts w:ascii="宋体" w:hAnsi="宋体" w:cs="宋体"/>
+                <w:rFonts w:ascii="宋体" w:hAnsi="宋体" w:cs="宋体" w:hint="eastAsia"/>
                 <w:sz w:val="21"/>
                 <w:szCs w:val="21"/>
                 <w:lang w:eastAsia="zh-CN"/>
@@ -11317,7 +11416,7 @@
                 <w:szCs w:val="21"/>
                 <w:lang w:eastAsia="zh-CN"/>
               </w:rPr>
-              <w:t>买家和卖家可以通过租借系统进行双方交流。对于已经建立起的订单，双方都能查看订单并对此订单进行一些操作，例如评价，发货，归还商品等。对于卖家，卖家可以选择性的上架商品，包括填写一些商品的基本描述和删除此商品等。对于买家，卖家可以选择心仪的商品进行租借操作。包括浏览商品信息和支付等。</w:t>
+              <w:t>用户（买家），用户（卖家）</w:t>
             </w:r>
           </w:p>
         </w:tc>
@@ -11325,16 +11424,17 @@
       <w:tr>
         <w:tc>
           <w:tcPr>
-            <w:tcW w:w="1252" w:type="dxa"/>
+            <w:tcW w:w="1526" w:type="dxa"/>
           </w:tcPr>
           <w:p>
             <w:pPr>
               <w:ind w:firstLineChars="0" w:firstLine="0"/>
               <w:rPr>
-                <w:rFonts w:ascii="宋体" w:hAnsi="宋体" w:cs="宋体"/>
-                <w:sz w:val="21"/>
-                <w:szCs w:val="21"/>
-                <w:lang w:eastAsia="zh-CN"/>
+                <w:rFonts w:ascii="宋体" w:hAnsi="宋体" w:cs="宋体" w:hint="eastAsia"/>
+                <w:kern w:val="2"/>
+                <w:sz w:val="21"/>
+                <w:szCs w:val="21"/>
+                <w:lang w:eastAsia="zh-CN" w:bidi="ar-SA"/>
               </w:rPr>
             </w:pPr>
             <w:r>
@@ -11344,19 +11444,20 @@
                 <w:szCs w:val="21"/>
                 <w:lang w:eastAsia="zh-CN"/>
               </w:rPr>
-              <w:t>参与人员</w:t>
+              <w:t>前置条件</w:t>
             </w:r>
           </w:p>
         </w:tc>
         <w:tc>
           <w:tcPr>
-            <w:tcW w:w="7270" w:type="dxa"/>
+            <w:tcW w:w="6996" w:type="dxa"/>
           </w:tcPr>
           <w:p>
             <w:pPr>
+              <w:widowControl/>
               <w:ind w:firstLineChars="0" w:firstLine="0"/>
               <w:rPr>
-                <w:rFonts w:ascii="宋体" w:hAnsi="宋体" w:cs="宋体"/>
+                <w:rFonts w:ascii="宋体" w:hAnsi="宋体" w:cs="宋体" w:hint="eastAsia"/>
                 <w:sz w:val="21"/>
                 <w:szCs w:val="21"/>
                 <w:lang w:eastAsia="zh-CN"/>
@@ -11369,7 +11470,28 @@
                 <w:szCs w:val="21"/>
                 <w:lang w:eastAsia="zh-CN"/>
               </w:rPr>
-              <w:t>用户（买家），用户（卖家）</w:t>
+              <w:t>1.买家与卖家都已经登入本系统</w:t>
+            </w:r>
+          </w:p>
+          <w:p>
+            <w:pPr>
+              <w:widowControl/>
+              <w:ind w:firstLineChars="0" w:firstLine="0"/>
+              <w:rPr>
+                <w:rFonts w:ascii="宋体" w:hAnsi="宋体" w:cs="宋体" w:hint="eastAsia"/>
+                <w:sz w:val="21"/>
+                <w:szCs w:val="21"/>
+                <w:lang w:eastAsia="zh-CN"/>
+              </w:rPr>
+            </w:pPr>
+            <w:r>
+              <w:rPr>
+                <w:rFonts w:ascii="宋体" w:hAnsi="宋体" w:cs="宋体" w:hint="eastAsia"/>
+                <w:sz w:val="21"/>
+                <w:szCs w:val="21"/>
+                <w:lang w:eastAsia="zh-CN"/>
+              </w:rPr>
+              <w:t>2.系统能实时访问内部数据库（如商品信息等）。</w:t>
             </w:r>
           </w:p>
         </w:tc>
@@ -11377,13 +11499,13 @@
       <w:tr>
         <w:tc>
           <w:tcPr>
-            <w:tcW w:w="1252" w:type="dxa"/>
+            <w:tcW w:w="1526" w:type="dxa"/>
           </w:tcPr>
           <w:p>
             <w:pPr>
               <w:ind w:firstLineChars="0" w:firstLine="0"/>
               <w:rPr>
-                <w:rFonts w:ascii="宋体" w:hAnsi="宋体" w:cs="宋体"/>
+                <w:rFonts w:ascii="宋体" w:hAnsi="宋体" w:cs="宋体" w:hint="eastAsia"/>
                 <w:kern w:val="2"/>
                 <w:sz w:val="21"/>
                 <w:szCs w:val="21"/>
@@ -11397,94 +11519,19 @@
                 <w:szCs w:val="21"/>
                 <w:lang w:eastAsia="zh-CN"/>
               </w:rPr>
-              <w:t>前置条件</w:t>
+              <w:t>基本路径</w:t>
             </w:r>
           </w:p>
         </w:tc>
         <w:tc>
           <w:tcPr>
-            <w:tcW w:w="7270" w:type="dxa"/>
-          </w:tcPr>
-          <w:p>
-            <w:pPr>
-              <w:widowControl/>
-              <w:ind w:firstLineChars="0" w:firstLine="0"/>
-              <w:rPr>
-                <w:rFonts w:ascii="宋体" w:hAnsi="宋体" w:cs="宋体"/>
-                <w:sz w:val="21"/>
-                <w:szCs w:val="21"/>
-                <w:lang w:eastAsia="zh-CN"/>
-              </w:rPr>
-            </w:pPr>
-            <w:r>
-              <w:rPr>
-                <w:rFonts w:ascii="宋体" w:hAnsi="宋体" w:cs="宋体" w:hint="eastAsia"/>
-                <w:sz w:val="21"/>
-                <w:szCs w:val="21"/>
-                <w:lang w:eastAsia="zh-CN"/>
-              </w:rPr>
-              <w:t>1.买家与卖家都已经登入本系统</w:t>
-            </w:r>
-          </w:p>
-          <w:p>
-            <w:pPr>
-              <w:widowControl/>
-              <w:ind w:firstLineChars="0" w:firstLine="0"/>
-              <w:rPr>
-                <w:rFonts w:ascii="宋体" w:hAnsi="宋体" w:cs="宋体"/>
-                <w:sz w:val="21"/>
-                <w:szCs w:val="21"/>
-                <w:lang w:eastAsia="zh-CN"/>
-              </w:rPr>
-            </w:pPr>
-            <w:r>
-              <w:rPr>
-                <w:rFonts w:ascii="宋体" w:hAnsi="宋体" w:cs="宋体" w:hint="eastAsia"/>
-                <w:sz w:val="21"/>
-                <w:szCs w:val="21"/>
-                <w:lang w:eastAsia="zh-CN"/>
-              </w:rPr>
-              <w:t>2.系统能实时访问内部数据库（如商品信息等）。</w:t>
-            </w:r>
-          </w:p>
-        </w:tc>
-      </w:tr>
-      <w:tr>
-        <w:tc>
-          <w:tcPr>
-            <w:tcW w:w="1252" w:type="dxa"/>
+            <w:tcW w:w="6996" w:type="dxa"/>
           </w:tcPr>
           <w:p>
             <w:pPr>
               <w:ind w:firstLineChars="0" w:firstLine="0"/>
               <w:rPr>
-                <w:rFonts w:ascii="宋体" w:hAnsi="宋体" w:cs="宋体"/>
-                <w:kern w:val="2"/>
-                <w:sz w:val="21"/>
-                <w:szCs w:val="21"/>
-                <w:lang w:eastAsia="zh-CN" w:bidi="ar-SA"/>
-              </w:rPr>
-            </w:pPr>
-            <w:r>
-              <w:rPr>
-                <w:rFonts w:ascii="宋体" w:hAnsi="宋体" w:cs="宋体" w:hint="eastAsia"/>
-                <w:sz w:val="21"/>
-                <w:szCs w:val="21"/>
-                <w:lang w:eastAsia="zh-CN"/>
-              </w:rPr>
-              <w:t>基本路径</w:t>
-            </w:r>
-          </w:p>
-        </w:tc>
-        <w:tc>
-          <w:tcPr>
-            <w:tcW w:w="7270" w:type="dxa"/>
-          </w:tcPr>
-          <w:p>
-            <w:pPr>
-              <w:ind w:firstLineChars="0" w:firstLine="0"/>
-              <w:rPr>
-                <w:rFonts w:ascii="宋体" w:hAnsi="宋体" w:cs="宋体"/>
+                <w:rFonts w:ascii="宋体" w:hAnsi="宋体" w:cs="宋体" w:hint="eastAsia"/>
                 <w:sz w:val="21"/>
                 <w:szCs w:val="21"/>
                 <w:lang w:eastAsia="zh-CN"/>
@@ -11504,7 +11551,7 @@
             <w:pPr>
               <w:ind w:firstLineChars="0" w:firstLine="0"/>
               <w:rPr>
-                <w:rFonts w:ascii="宋体" w:hAnsi="宋体" w:cs="宋体"/>
+                <w:rFonts w:ascii="宋体" w:hAnsi="宋体" w:cs="宋体" w:hint="eastAsia"/>
                 <w:sz w:val="21"/>
                 <w:szCs w:val="21"/>
                 <w:lang w:eastAsia="zh-CN"/>
@@ -11524,7 +11571,7 @@
             <w:pPr>
               <w:ind w:firstLineChars="0" w:firstLine="0"/>
               <w:rPr>
-                <w:rFonts w:ascii="宋体" w:hAnsi="宋体" w:cs="宋体"/>
+                <w:rFonts w:ascii="宋体" w:hAnsi="宋体" w:cs="宋体" w:hint="eastAsia"/>
                 <w:sz w:val="21"/>
                 <w:szCs w:val="21"/>
                 <w:lang w:eastAsia="zh-CN"/>
@@ -11544,7 +11591,7 @@
             <w:pPr>
               <w:ind w:firstLineChars="0" w:firstLine="0"/>
               <w:rPr>
-                <w:rFonts w:ascii="宋体" w:hAnsi="宋体" w:cs="宋体"/>
+                <w:rFonts w:ascii="宋体" w:hAnsi="宋体" w:cs="宋体" w:hint="eastAsia"/>
                 <w:sz w:val="21"/>
                 <w:szCs w:val="21"/>
                 <w:lang w:eastAsia="zh-CN"/>
@@ -11557,7 +11604,27 @@
                 <w:szCs w:val="21"/>
                 <w:lang w:eastAsia="zh-CN"/>
               </w:rPr>
-              <w:t>4.卖家可以在系统上进行上架商品，上传商品基本信息描述，删除商品等操作。</w:t>
+              <w:t>4.卖家可以在系统上进行上架商品，上</w:t>
+            </w:r>
+            <w:proofErr w:type="gramStart"/>
+            <w:r>
+              <w:rPr>
+                <w:rFonts w:ascii="宋体" w:hAnsi="宋体" w:cs="宋体" w:hint="eastAsia"/>
+                <w:sz w:val="21"/>
+                <w:szCs w:val="21"/>
+                <w:lang w:eastAsia="zh-CN"/>
+              </w:rPr>
+              <w:t>传商品</w:t>
+            </w:r>
+            <w:proofErr w:type="gramEnd"/>
+            <w:r>
+              <w:rPr>
+                <w:rFonts w:ascii="宋体" w:hAnsi="宋体" w:cs="宋体" w:hint="eastAsia"/>
+                <w:sz w:val="21"/>
+                <w:szCs w:val="21"/>
+                <w:lang w:eastAsia="zh-CN"/>
+              </w:rPr>
+              <w:t>基本信息描述，删除商品等操作。</w:t>
             </w:r>
           </w:p>
         </w:tc>
@@ -11568,13 +11635,13 @@
         </w:trPr>
         <w:tc>
           <w:tcPr>
-            <w:tcW w:w="1252" w:type="dxa"/>
+            <w:tcW w:w="1526" w:type="dxa"/>
           </w:tcPr>
           <w:p>
             <w:pPr>
               <w:ind w:firstLineChars="0" w:firstLine="0"/>
               <w:rPr>
-                <w:rFonts w:ascii="宋体" w:hAnsi="宋体" w:cs="宋体"/>
+                <w:rFonts w:ascii="宋体" w:hAnsi="宋体" w:cs="宋体" w:hint="eastAsia"/>
                 <w:sz w:val="21"/>
                 <w:szCs w:val="21"/>
                 <w:lang w:eastAsia="zh-CN"/>
@@ -11593,13 +11660,13 @@
         </w:tc>
         <w:tc>
           <w:tcPr>
-            <w:tcW w:w="7270" w:type="dxa"/>
+            <w:tcW w:w="6996" w:type="dxa"/>
           </w:tcPr>
           <w:p>
             <w:pPr>
               <w:ind w:firstLineChars="0" w:firstLine="0"/>
               <w:rPr>
-                <w:rFonts w:ascii="宋体" w:hAnsi="宋体" w:cs="宋体"/>
+                <w:rFonts w:ascii="宋体" w:hAnsi="宋体" w:cs="宋体" w:hint="eastAsia"/>
                 <w:sz w:val="21"/>
                 <w:szCs w:val="21"/>
                 <w:lang w:eastAsia="zh-CN"/>
@@ -11619,7 +11686,7 @@
             <w:pPr>
               <w:ind w:firstLine="420"/>
               <w:rPr>
-                <w:rFonts w:ascii="宋体" w:hAnsi="宋体" w:cs="宋体"/>
+                <w:rFonts w:ascii="宋体" w:hAnsi="宋体" w:cs="宋体" w:hint="eastAsia"/>
                 <w:sz w:val="21"/>
                 <w:szCs w:val="21"/>
                 <w:lang w:eastAsia="zh-CN"/>
@@ -11639,7 +11706,7 @@
             <w:pPr>
               <w:ind w:firstLine="420"/>
               <w:rPr>
-                <w:rFonts w:ascii="宋体" w:hAnsi="宋体" w:cs="宋体"/>
+                <w:rFonts w:ascii="宋体" w:hAnsi="宋体" w:cs="宋体" w:hint="eastAsia"/>
                 <w:sz w:val="21"/>
                 <w:szCs w:val="21"/>
                 <w:lang w:eastAsia="zh-CN"/>
@@ -11659,7 +11726,7 @@
             <w:pPr>
               <w:ind w:firstLine="420"/>
               <w:rPr>
-                <w:rFonts w:ascii="宋体" w:hAnsi="宋体" w:cs="宋体"/>
+                <w:rFonts w:ascii="宋体" w:hAnsi="宋体" w:cs="宋体" w:hint="eastAsia"/>
                 <w:sz w:val="21"/>
                 <w:szCs w:val="21"/>
                 <w:lang w:eastAsia="zh-CN"/>
@@ -11679,7 +11746,7 @@
             <w:pPr>
               <w:ind w:firstLineChars="0" w:firstLine="0"/>
               <w:rPr>
-                <w:rFonts w:ascii="宋体" w:hAnsi="宋体" w:cs="宋体"/>
+                <w:rFonts w:ascii="宋体" w:hAnsi="宋体" w:cs="宋体" w:hint="eastAsia"/>
                 <w:sz w:val="21"/>
                 <w:szCs w:val="21"/>
                 <w:lang w:eastAsia="zh-CN"/>
@@ -11699,7 +11766,7 @@
             <w:pPr>
               <w:ind w:firstLineChars="0" w:firstLine="420"/>
               <w:rPr>
-                <w:rFonts w:ascii="宋体" w:hAnsi="宋体" w:cs="宋体"/>
+                <w:rFonts w:ascii="宋体" w:hAnsi="宋体" w:cs="宋体" w:hint="eastAsia"/>
                 <w:sz w:val="21"/>
                 <w:szCs w:val="21"/>
                 <w:lang w:eastAsia="zh-CN"/>
@@ -11719,7 +11786,7 @@
             <w:pPr>
               <w:ind w:firstLineChars="0" w:firstLine="420"/>
               <w:rPr>
-                <w:rFonts w:ascii="宋体" w:hAnsi="宋体" w:cs="宋体"/>
+                <w:rFonts w:ascii="宋体" w:hAnsi="宋体" w:cs="宋体" w:hint="eastAsia"/>
                 <w:sz w:val="21"/>
                 <w:szCs w:val="21"/>
                 <w:lang w:eastAsia="zh-CN"/>
@@ -11740,13 +11807,13 @@
       <w:tr>
         <w:tc>
           <w:tcPr>
-            <w:tcW w:w="1252" w:type="dxa"/>
+            <w:tcW w:w="1526" w:type="dxa"/>
           </w:tcPr>
           <w:p>
             <w:pPr>
               <w:ind w:firstLineChars="0" w:firstLine="0"/>
               <w:rPr>
-                <w:rFonts w:ascii="宋体" w:hAnsi="宋体" w:cs="宋体"/>
+                <w:rFonts w:ascii="宋体" w:hAnsi="宋体" w:cs="宋体" w:hint="eastAsia"/>
                 <w:sz w:val="21"/>
                 <w:szCs w:val="21"/>
                 <w:lang w:eastAsia="zh-CN"/>
@@ -11765,13 +11832,13 @@
         </w:tc>
         <w:tc>
           <w:tcPr>
-            <w:tcW w:w="7270" w:type="dxa"/>
+            <w:tcW w:w="6996" w:type="dxa"/>
           </w:tcPr>
           <w:p>
             <w:pPr>
               <w:ind w:firstLineChars="0" w:firstLine="0"/>
               <w:rPr>
-                <w:rFonts w:ascii="宋体" w:hAnsi="宋体" w:cs="宋体"/>
+                <w:rFonts w:ascii="宋体" w:hAnsi="宋体" w:cs="宋体" w:hint="eastAsia"/>
                 <w:sz w:val="21"/>
                 <w:szCs w:val="21"/>
                 <w:lang w:eastAsia="zh-CN"/>
@@ -11795,22 +11862,22 @@
         <w:pStyle w:val="ab"/>
         <w:jc w:val="left"/>
         <w:rPr>
-          <w:rFonts w:ascii="宋体" w:eastAsia="宋体" w:hAnsi="宋体" w:cs="宋体"/>
-          <w:b w:val="0"/>
-          <w:bCs/>
-          <w:color w:val="000000" w:themeColor="text1"/>
-          <w:sz w:val="24"/>
-          <w:szCs w:val="24"/>
-          <w:lang w:eastAsia="zh-CN"/>
-        </w:rPr>
-      </w:pPr>
-    </w:p>
-    <w:p>
-      <w:pPr>
-        <w:pStyle w:val="ab"/>
-        <w:jc w:val="left"/>
-        <w:rPr>
-          <w:rFonts w:ascii="宋体" w:eastAsia="宋体" w:hAnsi="宋体" w:cs="宋体"/>
+          <w:rFonts w:ascii="宋体" w:eastAsia="宋体" w:hAnsi="宋体" w:cs="宋体" w:hint="eastAsia"/>
+          <w:b w:val="0"/>
+          <w:bCs/>
+          <w:color w:val="000000" w:themeColor="text1"/>
+          <w:sz w:val="24"/>
+          <w:szCs w:val="24"/>
+          <w:lang w:eastAsia="zh-CN"/>
+        </w:rPr>
+      </w:pPr>
+    </w:p>
+    <w:p>
+      <w:pPr>
+        <w:pStyle w:val="ab"/>
+        <w:jc w:val="left"/>
+        <w:rPr>
+          <w:rFonts w:ascii="宋体" w:eastAsia="宋体" w:hAnsi="宋体" w:cs="宋体" w:hint="eastAsia"/>
           <w:b w:val="0"/>
           <w:bCs/>
           <w:color w:val="000000" w:themeColor="text1"/>
@@ -11836,7 +11903,7 @@
         <w:jc w:val="left"/>
         <w:outlineLvl w:val="2"/>
         <w:rPr>
-          <w:rFonts w:ascii="TypeLand 康熙字典體" w:hAnsi="TypeLand 康熙字典體"/>
+          <w:rFonts w:ascii="TypeLand 康熙字典體" w:hAnsi="TypeLand 康熙字典體" w:hint="eastAsia"/>
           <w:b w:val="0"/>
           <w:bCs/>
           <w:color w:val="000000" w:themeColor="text1"/>
@@ -11974,7 +12041,7 @@
         <w:pStyle w:val="ab"/>
         <w:jc w:val="left"/>
         <w:rPr>
-          <w:rFonts w:ascii="宋体" w:eastAsia="宋体" w:hAnsi="宋体" w:cs="宋体"/>
+          <w:rFonts w:ascii="宋体" w:eastAsia="宋体" w:hAnsi="宋体" w:cs="宋体" w:hint="eastAsia"/>
           <w:b w:val="0"/>
           <w:bCs/>
           <w:color w:val="000000" w:themeColor="text1"/>
@@ -12023,41 +12090,9 @@
     <w:p>
       <w:pPr>
         <w:pStyle w:val="ab"/>
-        <w:numPr>
-          <w:ilvl w:val="0"/>
-          <w:numId w:val="9"/>
-        </w:numPr>
-        <w:jc w:val="left"/>
-        <w:outlineLvl w:val="1"/>
-        <w:rPr>
-          <w:rFonts w:ascii="宋体" w:eastAsia="宋体" w:hAnsi="宋体" w:cs="宋体"/>
-          <w:b w:val="0"/>
-          <w:bCs/>
-          <w:color w:val="000000" w:themeColor="text1"/>
-          <w:sz w:val="28"/>
-          <w:szCs w:val="28"/>
-          <w:lang w:eastAsia="zh-CN"/>
-        </w:rPr>
-      </w:pPr>
-      <w:r>
-        <w:rPr>
-          <w:rFonts w:ascii="宋体" w:eastAsia="宋体" w:hAnsi="宋体" w:cs="宋体" w:hint="eastAsia"/>
-          <w:b w:val="0"/>
-          <w:bCs/>
-          <w:color w:val="000000" w:themeColor="text1"/>
-          <w:sz w:val="28"/>
-          <w:szCs w:val="28"/>
-          <w:lang w:eastAsia="zh-CN"/>
-        </w:rPr>
-        <w:t>...</w:t>
-      </w:r>
-    </w:p>
-    <w:p>
-      <w:pPr>
-        <w:pStyle w:val="ab"/>
-        <w:jc w:val="left"/>
-        <w:rPr>
-          <w:rFonts w:ascii="TypeLand 康熙字典體" w:hAnsi="TypeLand 康熙字典體"/>
+        <w:jc w:val="left"/>
+        <w:rPr>
+          <w:rFonts w:ascii="TypeLand 康熙字典體" w:hAnsi="TypeLand 康熙字典體" w:hint="eastAsia"/>
           <w:b w:val="0"/>
           <w:bCs/>
           <w:color w:val="000000" w:themeColor="text1"/>
@@ -12092,10 +12127,10 @@
           <w:noProof/>
         </w:rPr>
         <w:drawing>
-          <wp:inline distT="0" distB="0" distL="0" distR="0" wp14:anchorId="23FFAF93" wp14:editId="4B202581">
-            <wp:extent cx="5274310" cy="1483360"/>
-            <wp:effectExtent l="0" t="0" r="2540" b="2540"/>
-            <wp:docPr id="24" name="图片 24"/>
+          <wp:inline distT="0" distB="0" distL="0" distR="0" wp14:anchorId="1FDC76E9" wp14:editId="3E390BAB">
+            <wp:extent cx="5267325" cy="1476375"/>
+            <wp:effectExtent l="0" t="0" r="9525" b="9525"/>
+            <wp:docPr id="1265679770" name="图片 5"/>
             <wp:cNvGraphicFramePr>
               <a:graphicFrameLocks xmlns:a="http://schemas.openxmlformats.org/drawingml/2006/main" noChangeAspect="1"/>
             </wp:cNvGraphicFramePr>
@@ -12103,7 +12138,7 @@
               <a:graphicData uri="http://schemas.openxmlformats.org/drawingml/2006/picture">
                 <pic:pic xmlns:pic="http://schemas.openxmlformats.org/drawingml/2006/picture">
                   <pic:nvPicPr>
-                    <pic:cNvPr id="0" name="Picture 18"/>
+                    <pic:cNvPr id="0" name="Picture 4"/>
                     <pic:cNvPicPr>
                       <a:picLocks noChangeAspect="1" noChangeArrowheads="1"/>
                     </pic:cNvPicPr>
@@ -12124,7 +12159,7 @@
                   <pic:spPr bwMode="auto">
                     <a:xfrm>
                       <a:off x="0" y="0"/>
-                      <a:ext cx="5274310" cy="1483360"/>
+                      <a:ext cx="5267325" cy="1476375"/>
                     </a:xfrm>
                     <a:prstGeom prst="rect">
                       <a:avLst/>
@@ -12146,7 +12181,7 @@
         <w:pStyle w:val="ab"/>
         <w:jc w:val="left"/>
         <w:rPr>
-          <w:rFonts w:ascii="宋体" w:eastAsia="宋体" w:hAnsi="宋体" w:cs="宋体"/>
+          <w:rFonts w:ascii="宋体" w:eastAsia="宋体" w:hAnsi="宋体" w:cs="宋体" w:hint="eastAsia"/>
           <w:b w:val="0"/>
           <w:bCs/>
           <w:color w:val="000000" w:themeColor="text1"/>
@@ -12162,7 +12197,7 @@
         <w:jc w:val="left"/>
         <w:outlineLvl w:val="0"/>
         <w:rPr>
-          <w:rFonts w:ascii="宋体" w:eastAsia="宋体" w:hAnsi="宋体" w:cs="宋体"/>
+          <w:rFonts w:ascii="宋体" w:eastAsia="宋体" w:hAnsi="宋体" w:cs="宋体" w:hint="eastAsia"/>
           <w:b w:val="0"/>
           <w:bCs/>
           <w:color w:val="000000" w:themeColor="text1"/>
@@ -12263,19 +12298,19 @@
         <w:tblLook w:val="04A0" w:firstRow="1" w:lastRow="0" w:firstColumn="1" w:lastColumn="0" w:noHBand="0" w:noVBand="1"/>
       </w:tblPr>
       <w:tblGrid>
-        <w:gridCol w:w="1252"/>
-        <w:gridCol w:w="7270"/>
+        <w:gridCol w:w="1526"/>
+        <w:gridCol w:w="6996"/>
       </w:tblGrid>
       <w:tr>
         <w:tc>
           <w:tcPr>
-            <w:tcW w:w="1252" w:type="dxa"/>
+            <w:tcW w:w="1526" w:type="dxa"/>
           </w:tcPr>
           <w:p>
             <w:pPr>
               <w:ind w:firstLineChars="0" w:firstLine="0"/>
               <w:rPr>
-                <w:rFonts w:ascii="宋体" w:hAnsi="宋体" w:cs="宋体"/>
+                <w:rFonts w:ascii="宋体" w:hAnsi="宋体" w:cs="宋体" w:hint="eastAsia"/>
                 <w:sz w:val="21"/>
                 <w:szCs w:val="21"/>
                 <w:lang w:eastAsia="zh-CN"/>
@@ -12288,19 +12323,19 @@
                 <w:szCs w:val="21"/>
                 <w:lang w:eastAsia="zh-CN"/>
               </w:rPr>
-              <w:t>用例</w:t>
+              <w:t>子系统名称</w:t>
             </w:r>
           </w:p>
         </w:tc>
         <w:tc>
           <w:tcPr>
-            <w:tcW w:w="7270" w:type="dxa"/>
+            <w:tcW w:w="6996" w:type="dxa"/>
           </w:tcPr>
           <w:p>
             <w:pPr>
               <w:ind w:firstLineChars="0" w:firstLine="0"/>
               <w:rPr>
-                <w:rFonts w:ascii="宋体" w:hAnsi="宋体" w:cs="宋体"/>
+                <w:rFonts w:ascii="宋体" w:hAnsi="宋体" w:cs="宋体" w:hint="eastAsia"/>
                 <w:sz w:val="21"/>
                 <w:szCs w:val="21"/>
                 <w:lang w:eastAsia="zh-CN"/>
@@ -12313,7 +12348,16 @@
                 <w:szCs w:val="21"/>
                 <w:lang w:eastAsia="zh-CN"/>
               </w:rPr>
-              <w:t>用户可以在信息管理系统中修改个人信息</w:t>
+              <w:t>用户</w:t>
+            </w:r>
+            <w:r>
+              <w:rPr>
+                <w:rFonts w:ascii="宋体" w:hAnsi="宋体" w:cs="宋体" w:hint="eastAsia"/>
+                <w:sz w:val="21"/>
+                <w:szCs w:val="21"/>
+                <w:lang w:eastAsia="zh-CN"/>
+              </w:rPr>
+              <w:t>信息管理子系统</w:t>
             </w:r>
           </w:p>
         </w:tc>
@@ -12321,13 +12365,13 @@
       <w:tr>
         <w:tc>
           <w:tcPr>
-            <w:tcW w:w="1252" w:type="dxa"/>
+            <w:tcW w:w="1526" w:type="dxa"/>
           </w:tcPr>
           <w:p>
             <w:pPr>
               <w:ind w:firstLineChars="0" w:firstLine="0"/>
               <w:rPr>
-                <w:rFonts w:ascii="宋体" w:hAnsi="宋体" w:cs="宋体"/>
+                <w:rFonts w:ascii="宋体" w:hAnsi="宋体" w:cs="宋体" w:hint="eastAsia"/>
                 <w:sz w:val="21"/>
                 <w:szCs w:val="21"/>
                 <w:lang w:eastAsia="zh-CN"/>
@@ -12340,32 +12384,50 @@
                 <w:szCs w:val="21"/>
                 <w:lang w:eastAsia="zh-CN"/>
               </w:rPr>
-              <w:t>ID</w:t>
+              <w:t>概览</w:t>
             </w:r>
           </w:p>
         </w:tc>
         <w:tc>
           <w:tcPr>
-            <w:tcW w:w="7270" w:type="dxa"/>
+            <w:tcW w:w="6996" w:type="dxa"/>
           </w:tcPr>
           <w:p>
             <w:pPr>
               <w:ind w:firstLineChars="0" w:firstLine="0"/>
               <w:rPr>
+                <w:rFonts w:ascii="宋体" w:hAnsi="宋体" w:cs="宋体" w:hint="eastAsia"/>
+                <w:sz w:val="21"/>
+                <w:szCs w:val="21"/>
+                <w:lang w:eastAsia="zh-CN"/>
+              </w:rPr>
+            </w:pPr>
+            <w:r>
+              <w:rPr>
+                <w:rFonts w:ascii="宋体" w:hAnsi="宋体" w:cs="宋体" w:hint="eastAsia"/>
+                <w:sz w:val="21"/>
+                <w:szCs w:val="21"/>
+                <w:lang w:eastAsia="zh-CN"/>
+              </w:rPr>
+              <w:t>用户（卖家）和用户（买家）可以在信息管理系统中进行包括修改个人信息在内的一些操作。对于用户（买家），可以查看已经进行的订单，包括购买订单与租借订单等，还可以查看商品收藏。对于用户（卖家），他也可以查看已经进行的订单，包括查看上架商品的信息，评价，也可以查看已经出租或者已经售出的订单。用户还可以与</w:t>
+            </w:r>
+            <w:r>
+              <w:rPr>
                 <w:rFonts w:ascii="宋体" w:hAnsi="宋体" w:cs="宋体"/>
                 <w:sz w:val="21"/>
                 <w:szCs w:val="21"/>
                 <w:lang w:eastAsia="zh-CN"/>
               </w:rPr>
-            </w:pPr>
-            <w:r>
-              <w:rPr>
-                <w:rFonts w:ascii="宋体" w:hAnsi="宋体" w:cs="宋体" w:hint="eastAsia"/>
-                <w:sz w:val="21"/>
-                <w:szCs w:val="21"/>
-                <w:lang w:eastAsia="zh-CN"/>
-              </w:rPr>
-              <w:t>UC</w:t>
+              <w:t>AI</w:t>
+            </w:r>
+            <w:r>
+              <w:rPr>
+                <w:rFonts w:ascii="宋体" w:hAnsi="宋体" w:cs="宋体" w:hint="eastAsia"/>
+                <w:sz w:val="21"/>
+                <w:szCs w:val="21"/>
+                <w:lang w:eastAsia="zh-CN"/>
+              </w:rPr>
+              <w:t>进行对话，获取选择乐器，乐器练习等指导。</w:t>
             </w:r>
           </w:p>
         </w:tc>
@@ -12373,13 +12435,13 @@
       <w:tr>
         <w:tc>
           <w:tcPr>
-            <w:tcW w:w="1252" w:type="dxa"/>
+            <w:tcW w:w="1526" w:type="dxa"/>
           </w:tcPr>
           <w:p>
             <w:pPr>
               <w:ind w:firstLineChars="0" w:firstLine="0"/>
               <w:rPr>
-                <w:rFonts w:ascii="宋体" w:hAnsi="宋体" w:cs="宋体"/>
+                <w:rFonts w:ascii="宋体" w:hAnsi="宋体" w:cs="宋体" w:hint="eastAsia"/>
                 <w:sz w:val="21"/>
                 <w:szCs w:val="21"/>
                 <w:lang w:eastAsia="zh-CN"/>
@@ -12392,19 +12454,19 @@
                 <w:szCs w:val="21"/>
                 <w:lang w:eastAsia="zh-CN"/>
               </w:rPr>
-              <w:t>概览</w:t>
+              <w:t>参与人员</w:t>
             </w:r>
           </w:p>
         </w:tc>
         <w:tc>
           <w:tcPr>
-            <w:tcW w:w="7270" w:type="dxa"/>
+            <w:tcW w:w="6996" w:type="dxa"/>
           </w:tcPr>
           <w:p>
             <w:pPr>
               <w:ind w:firstLineChars="0" w:firstLine="0"/>
               <w:rPr>
-                <w:rFonts w:ascii="宋体" w:hAnsi="宋体" w:cs="宋体"/>
+                <w:rFonts w:ascii="宋体" w:hAnsi="宋体" w:cs="宋体" w:hint="eastAsia"/>
                 <w:sz w:val="21"/>
                 <w:szCs w:val="21"/>
                 <w:lang w:eastAsia="zh-CN"/>
@@ -12417,25 +12479,7 @@
                 <w:szCs w:val="21"/>
                 <w:lang w:eastAsia="zh-CN"/>
               </w:rPr>
-              <w:t>用户（卖家）和用户（买家）可以在信息管理系统中进行包括修改个人信息在内的一些操作。对于用户（买家），可以查看已经进行的订单，包括购买订单与租借订单等，还可以查看商品收藏。对于用户（卖家），他也可以查看已经进行的订单，包括查看上架商品的信息，评价，也可以查看已经出租或者已经售出的订单。用户还可以与</w:t>
-            </w:r>
-            <w:r>
-              <w:rPr>
-                <w:rFonts w:ascii="宋体" w:hAnsi="宋体" w:cs="宋体"/>
-                <w:sz w:val="21"/>
-                <w:szCs w:val="21"/>
-                <w:lang w:eastAsia="zh-CN"/>
-              </w:rPr>
-              <w:t>AI</w:t>
-            </w:r>
-            <w:r>
-              <w:rPr>
-                <w:rFonts w:ascii="宋体" w:hAnsi="宋体" w:cs="宋体" w:hint="eastAsia"/>
-                <w:sz w:val="21"/>
-                <w:szCs w:val="21"/>
-                <w:lang w:eastAsia="zh-CN"/>
-              </w:rPr>
-              <w:t>进行对话，获取选择乐器，乐器练习等指导。</w:t>
+              <w:t>用户（买家），用户（卖家）</w:t>
             </w:r>
           </w:p>
         </w:tc>
@@ -12443,16 +12487,17 @@
       <w:tr>
         <w:tc>
           <w:tcPr>
-            <w:tcW w:w="1252" w:type="dxa"/>
+            <w:tcW w:w="1526" w:type="dxa"/>
           </w:tcPr>
           <w:p>
             <w:pPr>
               <w:ind w:firstLineChars="0" w:firstLine="0"/>
               <w:rPr>
-                <w:rFonts w:ascii="宋体" w:hAnsi="宋体" w:cs="宋体"/>
-                <w:sz w:val="21"/>
-                <w:szCs w:val="21"/>
-                <w:lang w:eastAsia="zh-CN"/>
+                <w:rFonts w:ascii="宋体" w:hAnsi="宋体" w:cs="宋体" w:hint="eastAsia"/>
+                <w:kern w:val="2"/>
+                <w:sz w:val="21"/>
+                <w:szCs w:val="21"/>
+                <w:lang w:eastAsia="zh-CN" w:bidi="ar-SA"/>
               </w:rPr>
             </w:pPr>
             <w:r>
@@ -12462,19 +12507,20 @@
                 <w:szCs w:val="21"/>
                 <w:lang w:eastAsia="zh-CN"/>
               </w:rPr>
-              <w:t>参与人员</w:t>
+              <w:t>前置条件</w:t>
             </w:r>
           </w:p>
         </w:tc>
         <w:tc>
           <w:tcPr>
-            <w:tcW w:w="7270" w:type="dxa"/>
+            <w:tcW w:w="6996" w:type="dxa"/>
           </w:tcPr>
           <w:p>
             <w:pPr>
+              <w:widowControl/>
               <w:ind w:firstLineChars="0" w:firstLine="0"/>
               <w:rPr>
-                <w:rFonts w:ascii="宋体" w:hAnsi="宋体" w:cs="宋体"/>
+                <w:rFonts w:ascii="宋体" w:hAnsi="宋体" w:cs="宋体" w:hint="eastAsia"/>
                 <w:sz w:val="21"/>
                 <w:szCs w:val="21"/>
                 <w:lang w:eastAsia="zh-CN"/>
@@ -12487,7 +12533,28 @@
                 <w:szCs w:val="21"/>
                 <w:lang w:eastAsia="zh-CN"/>
               </w:rPr>
-              <w:t>用户（买家），用户（卖家）</w:t>
+              <w:t>1.用户都已经登入本系统</w:t>
+            </w:r>
+          </w:p>
+          <w:p>
+            <w:pPr>
+              <w:widowControl/>
+              <w:ind w:firstLineChars="0" w:firstLine="0"/>
+              <w:rPr>
+                <w:rFonts w:ascii="宋体" w:hAnsi="宋体" w:cs="宋体" w:hint="eastAsia"/>
+                <w:sz w:val="21"/>
+                <w:szCs w:val="21"/>
+                <w:lang w:eastAsia="zh-CN"/>
+              </w:rPr>
+            </w:pPr>
+            <w:r>
+              <w:rPr>
+                <w:rFonts w:ascii="宋体" w:hAnsi="宋体" w:cs="宋体" w:hint="eastAsia"/>
+                <w:sz w:val="21"/>
+                <w:szCs w:val="21"/>
+                <w:lang w:eastAsia="zh-CN"/>
+              </w:rPr>
+              <w:t>2.系统能实时访问内部数据库（如商品信息，个人信息等）。</w:t>
             </w:r>
           </w:p>
         </w:tc>
@@ -12495,13 +12562,13 @@
       <w:tr>
         <w:tc>
           <w:tcPr>
-            <w:tcW w:w="1252" w:type="dxa"/>
+            <w:tcW w:w="1526" w:type="dxa"/>
           </w:tcPr>
           <w:p>
             <w:pPr>
               <w:ind w:firstLineChars="0" w:firstLine="0"/>
               <w:rPr>
-                <w:rFonts w:ascii="宋体" w:hAnsi="宋体" w:cs="宋体"/>
+                <w:rFonts w:ascii="宋体" w:hAnsi="宋体" w:cs="宋体" w:hint="eastAsia"/>
                 <w:kern w:val="2"/>
                 <w:sz w:val="21"/>
                 <w:szCs w:val="21"/>
@@ -12515,94 +12582,19 @@
                 <w:szCs w:val="21"/>
                 <w:lang w:eastAsia="zh-CN"/>
               </w:rPr>
-              <w:t>前置条件</w:t>
+              <w:t>基本路径</w:t>
             </w:r>
           </w:p>
         </w:tc>
         <w:tc>
           <w:tcPr>
-            <w:tcW w:w="7270" w:type="dxa"/>
-          </w:tcPr>
-          <w:p>
-            <w:pPr>
-              <w:widowControl/>
-              <w:ind w:firstLineChars="0" w:firstLine="0"/>
-              <w:rPr>
-                <w:rFonts w:ascii="宋体" w:hAnsi="宋体" w:cs="宋体"/>
-                <w:sz w:val="21"/>
-                <w:szCs w:val="21"/>
-                <w:lang w:eastAsia="zh-CN"/>
-              </w:rPr>
-            </w:pPr>
-            <w:r>
-              <w:rPr>
-                <w:rFonts w:ascii="宋体" w:hAnsi="宋体" w:cs="宋体" w:hint="eastAsia"/>
-                <w:sz w:val="21"/>
-                <w:szCs w:val="21"/>
-                <w:lang w:eastAsia="zh-CN"/>
-              </w:rPr>
-              <w:t>1.用户都已经登入本系统</w:t>
-            </w:r>
-          </w:p>
-          <w:p>
-            <w:pPr>
-              <w:widowControl/>
-              <w:ind w:firstLineChars="0" w:firstLine="0"/>
-              <w:rPr>
-                <w:rFonts w:ascii="宋体" w:hAnsi="宋体" w:cs="宋体"/>
-                <w:sz w:val="21"/>
-                <w:szCs w:val="21"/>
-                <w:lang w:eastAsia="zh-CN"/>
-              </w:rPr>
-            </w:pPr>
-            <w:r>
-              <w:rPr>
-                <w:rFonts w:ascii="宋体" w:hAnsi="宋体" w:cs="宋体" w:hint="eastAsia"/>
-                <w:sz w:val="21"/>
-                <w:szCs w:val="21"/>
-                <w:lang w:eastAsia="zh-CN"/>
-              </w:rPr>
-              <w:t>2.系统能实时访问内部数据库（如商品信息，个人信息等）。</w:t>
-            </w:r>
-          </w:p>
-        </w:tc>
-      </w:tr>
-      <w:tr>
-        <w:tc>
-          <w:tcPr>
-            <w:tcW w:w="1252" w:type="dxa"/>
+            <w:tcW w:w="6996" w:type="dxa"/>
           </w:tcPr>
           <w:p>
             <w:pPr>
               <w:ind w:firstLineChars="0" w:firstLine="0"/>
               <w:rPr>
-                <w:rFonts w:ascii="宋体" w:hAnsi="宋体" w:cs="宋体"/>
-                <w:kern w:val="2"/>
-                <w:sz w:val="21"/>
-                <w:szCs w:val="21"/>
-                <w:lang w:eastAsia="zh-CN" w:bidi="ar-SA"/>
-              </w:rPr>
-            </w:pPr>
-            <w:r>
-              <w:rPr>
-                <w:rFonts w:ascii="宋体" w:hAnsi="宋体" w:cs="宋体" w:hint="eastAsia"/>
-                <w:sz w:val="21"/>
-                <w:szCs w:val="21"/>
-                <w:lang w:eastAsia="zh-CN"/>
-              </w:rPr>
-              <w:t>基本路径</w:t>
-            </w:r>
-          </w:p>
-        </w:tc>
-        <w:tc>
-          <w:tcPr>
-            <w:tcW w:w="7270" w:type="dxa"/>
-          </w:tcPr>
-          <w:p>
-            <w:pPr>
-              <w:ind w:firstLineChars="0" w:firstLine="0"/>
-              <w:rPr>
-                <w:rFonts w:ascii="宋体" w:hAnsi="宋体" w:cs="宋体"/>
+                <w:rFonts w:ascii="宋体" w:hAnsi="宋体" w:cs="宋体" w:hint="eastAsia"/>
                 <w:sz w:val="21"/>
                 <w:szCs w:val="21"/>
                 <w:lang w:eastAsia="zh-CN"/>
@@ -12622,7 +12614,7 @@
             <w:pPr>
               <w:ind w:firstLineChars="0" w:firstLine="0"/>
               <w:rPr>
-                <w:rFonts w:ascii="宋体" w:hAnsi="宋体" w:cs="宋体"/>
+                <w:rFonts w:ascii="宋体" w:hAnsi="宋体" w:cs="宋体" w:hint="eastAsia"/>
                 <w:sz w:val="21"/>
                 <w:szCs w:val="21"/>
                 <w:lang w:eastAsia="zh-CN"/>
@@ -12642,7 +12634,7 @@
             <w:pPr>
               <w:ind w:firstLineChars="0" w:firstLine="0"/>
               <w:rPr>
-                <w:rFonts w:ascii="宋体" w:hAnsi="宋体" w:cs="宋体"/>
+                <w:rFonts w:ascii="宋体" w:hAnsi="宋体" w:cs="宋体" w:hint="eastAsia"/>
                 <w:sz w:val="21"/>
                 <w:szCs w:val="21"/>
                 <w:lang w:eastAsia="zh-CN"/>
@@ -12662,7 +12654,7 @@
             <w:pPr>
               <w:ind w:firstLineChars="0" w:firstLine="0"/>
               <w:rPr>
-                <w:rFonts w:ascii="宋体" w:hAnsi="宋体" w:cs="宋体"/>
+                <w:rFonts w:ascii="宋体" w:hAnsi="宋体" w:cs="宋体" w:hint="eastAsia"/>
                 <w:sz w:val="21"/>
                 <w:szCs w:val="21"/>
                 <w:lang w:eastAsia="zh-CN"/>
@@ -12682,7 +12674,7 @@
             <w:pPr>
               <w:ind w:firstLineChars="0" w:firstLine="0"/>
               <w:rPr>
-                <w:rFonts w:ascii="宋体" w:hAnsi="宋体" w:cs="宋体"/>
+                <w:rFonts w:ascii="宋体" w:hAnsi="宋体" w:cs="宋体" w:hint="eastAsia"/>
                 <w:sz w:val="21"/>
                 <w:szCs w:val="21"/>
                 <w:lang w:eastAsia="zh-CN"/>
@@ -12742,13 +12734,13 @@
         </w:trPr>
         <w:tc>
           <w:tcPr>
-            <w:tcW w:w="1252" w:type="dxa"/>
+            <w:tcW w:w="1526" w:type="dxa"/>
           </w:tcPr>
           <w:p>
             <w:pPr>
               <w:ind w:firstLineChars="0" w:firstLine="0"/>
               <w:rPr>
-                <w:rFonts w:ascii="宋体" w:hAnsi="宋体" w:cs="宋体"/>
+                <w:rFonts w:ascii="宋体" w:hAnsi="宋体" w:cs="宋体" w:hint="eastAsia"/>
                 <w:sz w:val="21"/>
                 <w:szCs w:val="21"/>
                 <w:lang w:eastAsia="zh-CN"/>
@@ -12767,13 +12759,13 @@
         </w:tc>
         <w:tc>
           <w:tcPr>
-            <w:tcW w:w="7270" w:type="dxa"/>
+            <w:tcW w:w="6996" w:type="dxa"/>
           </w:tcPr>
           <w:p>
             <w:pPr>
               <w:ind w:firstLineChars="0" w:firstLine="0"/>
               <w:rPr>
-                <w:rFonts w:ascii="宋体" w:hAnsi="宋体" w:cs="宋体"/>
+                <w:rFonts w:ascii="宋体" w:hAnsi="宋体" w:cs="宋体" w:hint="eastAsia"/>
                 <w:sz w:val="21"/>
                 <w:szCs w:val="21"/>
                 <w:lang w:eastAsia="zh-CN"/>
@@ -12793,7 +12785,7 @@
             <w:pPr>
               <w:ind w:firstLine="420"/>
               <w:rPr>
-                <w:rFonts w:ascii="宋体" w:hAnsi="宋体" w:cs="宋体"/>
+                <w:rFonts w:ascii="宋体" w:hAnsi="宋体" w:cs="宋体" w:hint="eastAsia"/>
                 <w:sz w:val="21"/>
                 <w:szCs w:val="21"/>
                 <w:lang w:eastAsia="zh-CN"/>
@@ -12813,7 +12805,7 @@
             <w:pPr>
               <w:ind w:firstLine="420"/>
               <w:rPr>
-                <w:rFonts w:ascii="宋体" w:hAnsi="宋体" w:cs="宋体"/>
+                <w:rFonts w:ascii="宋体" w:hAnsi="宋体" w:cs="宋体" w:hint="eastAsia"/>
                 <w:sz w:val="21"/>
                 <w:szCs w:val="21"/>
                 <w:lang w:eastAsia="zh-CN"/>
@@ -12834,13 +12826,13 @@
       <w:tr>
         <w:tc>
           <w:tcPr>
-            <w:tcW w:w="1252" w:type="dxa"/>
+            <w:tcW w:w="1526" w:type="dxa"/>
           </w:tcPr>
           <w:p>
             <w:pPr>
               <w:ind w:firstLineChars="0" w:firstLine="0"/>
               <w:rPr>
-                <w:rFonts w:ascii="宋体" w:hAnsi="宋体" w:cs="宋体"/>
+                <w:rFonts w:ascii="宋体" w:hAnsi="宋体" w:cs="宋体" w:hint="eastAsia"/>
                 <w:sz w:val="21"/>
                 <w:szCs w:val="21"/>
                 <w:lang w:eastAsia="zh-CN"/>
@@ -12859,13 +12851,13 @@
         </w:tc>
         <w:tc>
           <w:tcPr>
-            <w:tcW w:w="7270" w:type="dxa"/>
+            <w:tcW w:w="6996" w:type="dxa"/>
           </w:tcPr>
           <w:p>
             <w:pPr>
               <w:ind w:firstLineChars="0" w:firstLine="0"/>
               <w:rPr>
-                <w:rFonts w:ascii="宋体" w:hAnsi="宋体" w:cs="宋体"/>
+                <w:rFonts w:ascii="宋体" w:hAnsi="宋体" w:cs="宋体" w:hint="eastAsia"/>
                 <w:sz w:val="21"/>
                 <w:szCs w:val="21"/>
                 <w:lang w:eastAsia="zh-CN"/>
@@ -12889,7 +12881,7 @@
         <w:pStyle w:val="ab"/>
         <w:jc w:val="left"/>
         <w:rPr>
-          <w:rFonts w:ascii="宋体" w:eastAsia="宋体" w:hAnsi="宋体" w:cs="宋体"/>
+          <w:rFonts w:ascii="宋体" w:eastAsia="宋体" w:hAnsi="宋体" w:cs="宋体" w:hint="eastAsia"/>
           <w:b w:val="0"/>
           <w:bCs/>
           <w:color w:val="000000" w:themeColor="text1"/>
@@ -12910,7 +12902,7 @@
         <w:pStyle w:val="ab"/>
         <w:jc w:val="left"/>
         <w:rPr>
-          <w:rFonts w:ascii="宋体" w:eastAsia="宋体" w:hAnsi="宋体" w:cs="宋体"/>
+          <w:rFonts w:ascii="宋体" w:eastAsia="宋体" w:hAnsi="宋体" w:cs="宋体" w:hint="eastAsia"/>
           <w:b w:val="0"/>
           <w:bCs/>
           <w:color w:val="000000" w:themeColor="text1"/>
@@ -12930,7 +12922,7 @@
         <w:jc w:val="left"/>
         <w:outlineLvl w:val="0"/>
         <w:rPr>
-          <w:rFonts w:ascii="TypeLand 康熙字典體" w:hAnsi="TypeLand 康熙字典體"/>
+          <w:rFonts w:ascii="TypeLand 康熙字典體" w:hAnsi="TypeLand 康熙字典體" w:hint="eastAsia"/>
           <w:b w:val="0"/>
           <w:bCs/>
           <w:color w:val="000000" w:themeColor="text1"/>
@@ -13001,7 +12993,7 @@
         <w:pStyle w:val="ab"/>
         <w:jc w:val="left"/>
         <w:rPr>
-          <w:rFonts w:ascii="TypeLand 康熙字典體" w:hAnsi="TypeLand 康熙字典體"/>
+          <w:rFonts w:ascii="TypeLand 康熙字典體" w:hAnsi="TypeLand 康熙字典體" w:hint="eastAsia"/>
           <w:b w:val="0"/>
           <w:bCs/>
           <w:color w:val="000000" w:themeColor="text1"/>
@@ -13042,7 +13034,7 @@
         <w:jc w:val="left"/>
         <w:outlineLvl w:val="1"/>
         <w:rPr>
-          <w:rFonts w:ascii="TypeLand 康熙字典體" w:hAnsi="TypeLand 康熙字典體"/>
+          <w:rFonts w:ascii="TypeLand 康熙字典體" w:hAnsi="TypeLand 康熙字典體" w:hint="eastAsia"/>
           <w:b w:val="0"/>
           <w:bCs/>
           <w:color w:val="000000" w:themeColor="text1"/>
@@ -13113,7 +13105,7 @@
         <w:pStyle w:val="ab"/>
         <w:jc w:val="left"/>
         <w:rPr>
-          <w:rFonts w:ascii="TypeLand 康熙字典體" w:hAnsi="TypeLand 康熙字典體"/>
+          <w:rFonts w:ascii="TypeLand 康熙字典體" w:hAnsi="TypeLand 康熙字典體" w:hint="eastAsia"/>
           <w:b w:val="0"/>
           <w:bCs/>
           <w:color w:val="000000" w:themeColor="text1"/>
@@ -13149,7 +13141,7 @@
         <w:pStyle w:val="ab"/>
         <w:jc w:val="left"/>
         <w:rPr>
-          <w:rFonts w:ascii="宋体" w:eastAsia="宋体" w:hAnsi="宋体" w:cs="宋体"/>
+          <w:rFonts w:ascii="宋体" w:eastAsia="宋体" w:hAnsi="宋体" w:cs="宋体" w:hint="eastAsia"/>
           <w:color w:val="000000" w:themeColor="text1"/>
           <w:sz w:val="28"/>
           <w:szCs w:val="28"/>
@@ -13173,7 +13165,7 @@
         <w:ind w:firstLineChars="200" w:firstLine="480"/>
         <w:jc w:val="left"/>
         <w:rPr>
-          <w:rFonts w:ascii="宋体" w:eastAsia="宋体" w:hAnsi="宋体" w:cs="宋体"/>
+          <w:rFonts w:ascii="宋体" w:eastAsia="宋体" w:hAnsi="宋体" w:cs="宋体" w:hint="eastAsia"/>
           <w:b w:val="0"/>
           <w:bCs/>
           <w:color w:val="000000" w:themeColor="text1"/>
@@ -13201,22 +13193,22 @@
         <w:ind w:firstLineChars="200" w:firstLine="480"/>
         <w:jc w:val="left"/>
         <w:rPr>
-          <w:rFonts w:ascii="宋体" w:eastAsia="宋体" w:hAnsi="宋体" w:cs="宋体"/>
-          <w:b w:val="0"/>
-          <w:bCs/>
-          <w:color w:val="000000" w:themeColor="text1"/>
-          <w:sz w:val="24"/>
-          <w:szCs w:val="24"/>
-          <w:lang w:eastAsia="zh-CN"/>
-        </w:rPr>
-      </w:pPr>
-    </w:p>
-    <w:p>
-      <w:pPr>
-        <w:pStyle w:val="ab"/>
-        <w:jc w:val="left"/>
-        <w:rPr>
-          <w:rFonts w:ascii="宋体" w:eastAsia="宋体" w:hAnsi="宋体" w:cs="宋体"/>
+          <w:rFonts w:ascii="宋体" w:eastAsia="宋体" w:hAnsi="宋体" w:cs="宋体" w:hint="eastAsia"/>
+          <w:b w:val="0"/>
+          <w:bCs/>
+          <w:color w:val="000000" w:themeColor="text1"/>
+          <w:sz w:val="24"/>
+          <w:szCs w:val="24"/>
+          <w:lang w:eastAsia="zh-CN"/>
+        </w:rPr>
+      </w:pPr>
+    </w:p>
+    <w:p>
+      <w:pPr>
+        <w:pStyle w:val="ab"/>
+        <w:jc w:val="left"/>
+        <w:rPr>
+          <w:rFonts w:ascii="宋体" w:eastAsia="宋体" w:hAnsi="宋体" w:cs="宋体" w:hint="eastAsia"/>
           <w:color w:val="000000" w:themeColor="text1"/>
           <w:sz w:val="28"/>
           <w:szCs w:val="28"/>
@@ -13240,7 +13232,7 @@
         <w:ind w:firstLineChars="200" w:firstLine="480"/>
         <w:jc w:val="left"/>
         <w:rPr>
-          <w:rFonts w:ascii="宋体" w:eastAsia="宋体" w:hAnsi="宋体" w:cs="宋体"/>
+          <w:rFonts w:ascii="宋体" w:eastAsia="宋体" w:hAnsi="宋体" w:cs="宋体" w:hint="eastAsia"/>
           <w:b w:val="0"/>
           <w:bCs/>
           <w:color w:val="000000" w:themeColor="text1"/>
@@ -13268,7 +13260,7 @@
         <w:ind w:firstLineChars="200" w:firstLine="480"/>
         <w:jc w:val="left"/>
         <w:rPr>
-          <w:rFonts w:ascii="宋体" w:eastAsia="宋体" w:hAnsi="宋体" w:cs="宋体"/>
+          <w:rFonts w:ascii="宋体" w:eastAsia="宋体" w:hAnsi="宋体" w:cs="宋体" w:hint="eastAsia"/>
           <w:b w:val="0"/>
           <w:bCs/>
           <w:color w:val="000000" w:themeColor="text1"/>
@@ -13288,7 +13280,7 @@
         <w:jc w:val="left"/>
         <w:outlineLvl w:val="1"/>
         <w:rPr>
-          <w:rFonts w:ascii="TypeLand 康熙字典體" w:hAnsi="TypeLand 康熙字典體"/>
+          <w:rFonts w:ascii="TypeLand 康熙字典體" w:hAnsi="TypeLand 康熙字典體" w:hint="eastAsia"/>
           <w:b w:val="0"/>
           <w:bCs/>
           <w:color w:val="000000" w:themeColor="text1"/>
@@ -13359,7 +13351,7 @@
         <w:pStyle w:val="ab"/>
         <w:jc w:val="left"/>
         <w:rPr>
-          <w:rFonts w:ascii="TypeLand 康熙字典體" w:hAnsi="TypeLand 康熙字典體"/>
+          <w:rFonts w:ascii="TypeLand 康熙字典體" w:hAnsi="TypeLand 康熙字典體" w:hint="eastAsia"/>
           <w:b w:val="0"/>
           <w:bCs/>
           <w:color w:val="000000" w:themeColor="text1"/>
@@ -13395,7 +13387,7 @@
         <w:pStyle w:val="ab"/>
         <w:jc w:val="left"/>
         <w:rPr>
-          <w:rFonts w:ascii="宋体" w:eastAsia="宋体" w:hAnsi="宋体" w:cs="宋体"/>
+          <w:rFonts w:ascii="宋体" w:eastAsia="宋体" w:hAnsi="宋体" w:cs="宋体" w:hint="eastAsia"/>
           <w:color w:val="000000" w:themeColor="text1"/>
           <w:sz w:val="28"/>
           <w:szCs w:val="28"/>
@@ -13419,7 +13411,7 @@
         <w:ind w:firstLineChars="200" w:firstLine="480"/>
         <w:jc w:val="left"/>
         <w:rPr>
-          <w:rFonts w:ascii="宋体" w:eastAsia="宋体" w:hAnsi="宋体" w:cs="宋体"/>
+          <w:rFonts w:ascii="宋体" w:eastAsia="宋体" w:hAnsi="宋体" w:cs="宋体" w:hint="eastAsia"/>
           <w:b w:val="0"/>
           <w:bCs/>
           <w:color w:val="000000" w:themeColor="text1"/>
@@ -13447,22 +13439,22 @@
         <w:ind w:firstLineChars="200" w:firstLine="480"/>
         <w:jc w:val="left"/>
         <w:rPr>
-          <w:rFonts w:ascii="宋体" w:eastAsia="宋体" w:hAnsi="宋体" w:cs="宋体"/>
-          <w:b w:val="0"/>
-          <w:bCs/>
-          <w:color w:val="000000" w:themeColor="text1"/>
-          <w:sz w:val="24"/>
-          <w:szCs w:val="24"/>
-          <w:lang w:eastAsia="zh-CN"/>
-        </w:rPr>
-      </w:pPr>
-    </w:p>
-    <w:p>
-      <w:pPr>
-        <w:pStyle w:val="ab"/>
-        <w:jc w:val="left"/>
-        <w:rPr>
-          <w:rFonts w:ascii="宋体" w:eastAsia="宋体" w:hAnsi="宋体" w:cs="宋体"/>
+          <w:rFonts w:ascii="宋体" w:eastAsia="宋体" w:hAnsi="宋体" w:cs="宋体" w:hint="eastAsia"/>
+          <w:b w:val="0"/>
+          <w:bCs/>
+          <w:color w:val="000000" w:themeColor="text1"/>
+          <w:sz w:val="24"/>
+          <w:szCs w:val="24"/>
+          <w:lang w:eastAsia="zh-CN"/>
+        </w:rPr>
+      </w:pPr>
+    </w:p>
+    <w:p>
+      <w:pPr>
+        <w:pStyle w:val="ab"/>
+        <w:jc w:val="left"/>
+        <w:rPr>
+          <w:rFonts w:ascii="宋体" w:eastAsia="宋体" w:hAnsi="宋体" w:cs="宋体" w:hint="eastAsia"/>
           <w:color w:val="000000" w:themeColor="text1"/>
           <w:sz w:val="28"/>
           <w:szCs w:val="28"/>
@@ -13486,7 +13478,7 @@
         <w:ind w:firstLineChars="200" w:firstLine="480"/>
         <w:jc w:val="left"/>
         <w:rPr>
-          <w:rFonts w:ascii="宋体" w:eastAsia="宋体" w:hAnsi="宋体" w:cs="宋体"/>
+          <w:rFonts w:ascii="宋体" w:eastAsia="宋体" w:hAnsi="宋体" w:cs="宋体" w:hint="eastAsia"/>
           <w:b w:val="0"/>
           <w:bCs/>
           <w:color w:val="000000" w:themeColor="text1"/>
@@ -13513,7 +13505,7 @@
         <w:pStyle w:val="ab"/>
         <w:jc w:val="left"/>
         <w:rPr>
-          <w:rFonts w:ascii="TypeLand 康熙字典體" w:hAnsi="TypeLand 康熙字典體"/>
+          <w:rFonts w:ascii="TypeLand 康熙字典體" w:hAnsi="TypeLand 康熙字典體" w:hint="eastAsia"/>
           <w:b w:val="0"/>
           <w:bCs/>
           <w:color w:val="000000" w:themeColor="text1"/>
@@ -13554,7 +13546,7 @@
         <w:jc w:val="left"/>
         <w:outlineLvl w:val="1"/>
         <w:rPr>
-          <w:rFonts w:ascii="TypeLand 康熙字典體" w:hAnsi="TypeLand 康熙字典體"/>
+          <w:rFonts w:ascii="TypeLand 康熙字典體" w:hAnsi="TypeLand 康熙字典體" w:hint="eastAsia"/>
           <w:b w:val="0"/>
           <w:bCs/>
           <w:color w:val="000000" w:themeColor="text1"/>
@@ -13625,7 +13617,7 @@
         <w:pStyle w:val="ab"/>
         <w:jc w:val="left"/>
         <w:rPr>
-          <w:rFonts w:ascii="TypeLand 康熙字典體" w:hAnsi="TypeLand 康熙字典體"/>
+          <w:rFonts w:ascii="TypeLand 康熙字典體" w:hAnsi="TypeLand 康熙字典體" w:hint="eastAsia"/>
           <w:b w:val="0"/>
           <w:bCs/>
           <w:color w:val="000000" w:themeColor="text1"/>
@@ -13662,7 +13654,7 @@
         <w:jc w:val="left"/>
         <w:outlineLvl w:val="2"/>
         <w:rPr>
-          <w:rFonts w:ascii="宋体" w:eastAsia="宋体" w:hAnsi="宋体" w:cs="宋体"/>
+          <w:rFonts w:ascii="宋体" w:eastAsia="宋体" w:hAnsi="宋体" w:cs="宋体" w:hint="eastAsia"/>
           <w:color w:val="000000" w:themeColor="text1"/>
           <w:sz w:val="28"/>
           <w:szCs w:val="28"/>
@@ -13686,7 +13678,7 @@
         <w:ind w:firstLineChars="200" w:firstLine="480"/>
         <w:jc w:val="left"/>
         <w:rPr>
-          <w:rFonts w:ascii="宋体" w:eastAsia="宋体" w:hAnsi="宋体" w:cs="宋体"/>
+          <w:rFonts w:ascii="宋体" w:eastAsia="宋体" w:hAnsi="宋体" w:cs="宋体" w:hint="eastAsia"/>
           <w:b w:val="0"/>
           <w:bCs/>
           <w:color w:val="000000" w:themeColor="text1"/>
@@ -13714,7 +13706,7 @@
         <w:ind w:firstLineChars="200" w:firstLine="480"/>
         <w:jc w:val="left"/>
         <w:rPr>
-          <w:rFonts w:ascii="宋体" w:eastAsia="宋体" w:hAnsi="宋体" w:cs="宋体"/>
+          <w:rFonts w:ascii="宋体" w:eastAsia="宋体" w:hAnsi="宋体" w:cs="宋体" w:hint="eastAsia"/>
           <w:b w:val="0"/>
           <w:bCs/>
           <w:color w:val="000000" w:themeColor="text1"/>
@@ -13730,22 +13722,22 @@
         <w:ind w:firstLineChars="200" w:firstLine="480"/>
         <w:jc w:val="left"/>
         <w:rPr>
-          <w:rFonts w:ascii="宋体" w:eastAsia="宋体" w:hAnsi="宋体" w:cs="宋体"/>
-          <w:b w:val="0"/>
-          <w:bCs/>
-          <w:color w:val="000000" w:themeColor="text1"/>
-          <w:sz w:val="24"/>
-          <w:szCs w:val="24"/>
-          <w:lang w:eastAsia="zh-CN"/>
-        </w:rPr>
-      </w:pPr>
-    </w:p>
-    <w:p>
-      <w:pPr>
-        <w:pStyle w:val="ab"/>
-        <w:jc w:val="left"/>
-        <w:rPr>
-          <w:rFonts w:ascii="宋体" w:eastAsia="宋体" w:hAnsi="宋体" w:cs="宋体"/>
+          <w:rFonts w:ascii="宋体" w:eastAsia="宋体" w:hAnsi="宋体" w:cs="宋体" w:hint="eastAsia"/>
+          <w:b w:val="0"/>
+          <w:bCs/>
+          <w:color w:val="000000" w:themeColor="text1"/>
+          <w:sz w:val="24"/>
+          <w:szCs w:val="24"/>
+          <w:lang w:eastAsia="zh-CN"/>
+        </w:rPr>
+      </w:pPr>
+    </w:p>
+    <w:p>
+      <w:pPr>
+        <w:pStyle w:val="ab"/>
+        <w:jc w:val="left"/>
+        <w:rPr>
+          <w:rFonts w:ascii="宋体" w:eastAsia="宋体" w:hAnsi="宋体" w:cs="宋体" w:hint="eastAsia"/>
           <w:color w:val="000000" w:themeColor="text1"/>
           <w:sz w:val="28"/>
           <w:szCs w:val="28"/>
@@ -13769,7 +13761,7 @@
         <w:ind w:firstLineChars="200" w:firstLine="480"/>
         <w:jc w:val="left"/>
         <w:rPr>
-          <w:rFonts w:ascii="宋体" w:eastAsia="宋体" w:hAnsi="宋体" w:cs="宋体"/>
+          <w:rFonts w:ascii="宋体" w:eastAsia="宋体" w:hAnsi="宋体" w:cs="宋体" w:hint="eastAsia"/>
           <w:b w:val="0"/>
           <w:bCs/>
           <w:color w:val="000000" w:themeColor="text1"/>
@@ -13797,22 +13789,22 @@
         <w:ind w:firstLineChars="200" w:firstLine="480"/>
         <w:jc w:val="left"/>
         <w:rPr>
-          <w:rFonts w:ascii="宋体" w:eastAsia="宋体" w:hAnsi="宋体" w:cs="宋体"/>
-          <w:b w:val="0"/>
-          <w:bCs/>
-          <w:color w:val="000000" w:themeColor="text1"/>
-          <w:sz w:val="24"/>
-          <w:szCs w:val="24"/>
-          <w:lang w:eastAsia="zh-CN"/>
-        </w:rPr>
-      </w:pPr>
-    </w:p>
-    <w:p>
-      <w:pPr>
-        <w:pStyle w:val="ab"/>
-        <w:jc w:val="left"/>
-        <w:rPr>
-          <w:rFonts w:ascii="宋体" w:eastAsia="宋体" w:hAnsi="宋体" w:cs="宋体"/>
+          <w:rFonts w:ascii="宋体" w:eastAsia="宋体" w:hAnsi="宋体" w:cs="宋体" w:hint="eastAsia"/>
+          <w:b w:val="0"/>
+          <w:bCs/>
+          <w:color w:val="000000" w:themeColor="text1"/>
+          <w:sz w:val="24"/>
+          <w:szCs w:val="24"/>
+          <w:lang w:eastAsia="zh-CN"/>
+        </w:rPr>
+      </w:pPr>
+    </w:p>
+    <w:p>
+      <w:pPr>
+        <w:pStyle w:val="ab"/>
+        <w:jc w:val="left"/>
+        <w:rPr>
+          <w:rFonts w:ascii="宋体" w:eastAsia="宋体" w:hAnsi="宋体" w:cs="宋体" w:hint="eastAsia"/>
           <w:color w:val="000000" w:themeColor="text1"/>
           <w:sz w:val="28"/>
           <w:szCs w:val="28"/>
@@ -13836,7 +13828,7 @@
         <w:ind w:firstLineChars="200" w:firstLine="480"/>
         <w:jc w:val="left"/>
         <w:rPr>
-          <w:rFonts w:ascii="宋体" w:eastAsia="宋体" w:hAnsi="宋体" w:cs="宋体"/>
+          <w:rFonts w:ascii="宋体" w:eastAsia="宋体" w:hAnsi="宋体" w:cs="宋体" w:hint="eastAsia"/>
           <w:b w:val="0"/>
           <w:bCs/>
           <w:color w:val="000000" w:themeColor="text1"/>
@@ -13863,22 +13855,22 @@
         <w:pStyle w:val="ab"/>
         <w:jc w:val="left"/>
         <w:rPr>
-          <w:rFonts w:ascii="宋体" w:eastAsia="宋体" w:hAnsi="宋体" w:cs="宋体"/>
-          <w:b w:val="0"/>
-          <w:bCs/>
-          <w:color w:val="000000" w:themeColor="text1"/>
-          <w:sz w:val="24"/>
-          <w:szCs w:val="24"/>
-          <w:lang w:eastAsia="zh-CN"/>
-        </w:rPr>
-      </w:pPr>
-    </w:p>
-    <w:p>
-      <w:pPr>
-        <w:pStyle w:val="ab"/>
-        <w:jc w:val="left"/>
-        <w:rPr>
-          <w:rFonts w:ascii="宋体" w:eastAsia="宋体" w:hAnsi="宋体" w:cs="宋体"/>
+          <w:rFonts w:ascii="宋体" w:eastAsia="宋体" w:hAnsi="宋体" w:cs="宋体" w:hint="eastAsia"/>
+          <w:b w:val="0"/>
+          <w:bCs/>
+          <w:color w:val="000000" w:themeColor="text1"/>
+          <w:sz w:val="24"/>
+          <w:szCs w:val="24"/>
+          <w:lang w:eastAsia="zh-CN"/>
+        </w:rPr>
+      </w:pPr>
+    </w:p>
+    <w:p>
+      <w:pPr>
+        <w:pStyle w:val="ab"/>
+        <w:jc w:val="left"/>
+        <w:rPr>
+          <w:rFonts w:ascii="宋体" w:eastAsia="宋体" w:hAnsi="宋体" w:cs="宋体" w:hint="eastAsia"/>
           <w:b w:val="0"/>
           <w:bCs/>
           <w:color w:val="000000" w:themeColor="text1"/>
@@ -13898,7 +13890,7 @@
         <w:jc w:val="left"/>
         <w:outlineLvl w:val="1"/>
         <w:rPr>
-          <w:rFonts w:ascii="TypeLand 康熙字典體" w:hAnsi="TypeLand 康熙字典體"/>
+          <w:rFonts w:ascii="TypeLand 康熙字典體" w:hAnsi="TypeLand 康熙字典體" w:hint="eastAsia"/>
           <w:b w:val="0"/>
           <w:bCs/>
           <w:color w:val="000000" w:themeColor="text1"/>
@@ -13969,7 +13961,7 @@
         <w:pStyle w:val="ab"/>
         <w:jc w:val="left"/>
         <w:rPr>
-          <w:rFonts w:ascii="TypeLand 康熙字典體" w:hAnsi="TypeLand 康熙字典體"/>
+          <w:rFonts w:ascii="TypeLand 康熙字典體" w:hAnsi="TypeLand 康熙字典體" w:hint="eastAsia"/>
           <w:b w:val="0"/>
           <w:bCs/>
           <w:color w:val="000000" w:themeColor="text1"/>
@@ -14005,7 +13997,7 @@
         <w:pStyle w:val="ab"/>
         <w:jc w:val="left"/>
         <w:rPr>
-          <w:rFonts w:ascii="宋体" w:eastAsia="宋体" w:hAnsi="宋体" w:cs="宋体"/>
+          <w:rFonts w:ascii="宋体" w:eastAsia="宋体" w:hAnsi="宋体" w:cs="宋体" w:hint="eastAsia"/>
           <w:color w:val="000000" w:themeColor="text1"/>
           <w:sz w:val="28"/>
           <w:szCs w:val="28"/>
@@ -14029,7 +14021,7 @@
         <w:ind w:firstLineChars="200" w:firstLine="480"/>
         <w:jc w:val="left"/>
         <w:rPr>
-          <w:rFonts w:ascii="宋体" w:eastAsia="宋体" w:hAnsi="宋体" w:cs="宋体"/>
+          <w:rFonts w:ascii="宋体" w:eastAsia="宋体" w:hAnsi="宋体" w:cs="宋体" w:hint="eastAsia"/>
           <w:b w:val="0"/>
           <w:bCs/>
           <w:color w:val="000000" w:themeColor="text1"/>
@@ -14057,22 +14049,22 @@
         <w:ind w:firstLineChars="200" w:firstLine="480"/>
         <w:jc w:val="left"/>
         <w:rPr>
-          <w:rFonts w:ascii="宋体" w:eastAsia="宋体" w:hAnsi="宋体" w:cs="宋体"/>
-          <w:b w:val="0"/>
-          <w:bCs/>
-          <w:color w:val="000000" w:themeColor="text1"/>
-          <w:sz w:val="24"/>
-          <w:szCs w:val="24"/>
-          <w:lang w:eastAsia="zh-CN"/>
-        </w:rPr>
-      </w:pPr>
-    </w:p>
-    <w:p>
-      <w:pPr>
-        <w:pStyle w:val="ab"/>
-        <w:jc w:val="left"/>
-        <w:rPr>
-          <w:rFonts w:ascii="宋体" w:eastAsia="宋体" w:hAnsi="宋体" w:cs="宋体"/>
+          <w:rFonts w:ascii="宋体" w:eastAsia="宋体" w:hAnsi="宋体" w:cs="宋体" w:hint="eastAsia"/>
+          <w:b w:val="0"/>
+          <w:bCs/>
+          <w:color w:val="000000" w:themeColor="text1"/>
+          <w:sz w:val="24"/>
+          <w:szCs w:val="24"/>
+          <w:lang w:eastAsia="zh-CN"/>
+        </w:rPr>
+      </w:pPr>
+    </w:p>
+    <w:p>
+      <w:pPr>
+        <w:pStyle w:val="ab"/>
+        <w:jc w:val="left"/>
+        <w:rPr>
+          <w:rFonts w:ascii="宋体" w:eastAsia="宋体" w:hAnsi="宋体" w:cs="宋体" w:hint="eastAsia"/>
           <w:color w:val="000000" w:themeColor="text1"/>
           <w:sz w:val="28"/>
           <w:szCs w:val="28"/>
@@ -14096,26 +14088,52 @@
         <w:ind w:firstLineChars="200" w:firstLine="480"/>
         <w:jc w:val="left"/>
         <w:rPr>
-          <w:rFonts w:ascii="宋体" w:eastAsia="宋体" w:hAnsi="宋体" w:cs="宋体"/>
-          <w:b w:val="0"/>
-          <w:bCs/>
-          <w:color w:val="000000" w:themeColor="text1"/>
-          <w:sz w:val="24"/>
-          <w:szCs w:val="24"/>
-          <w:lang w:eastAsia="zh-CN"/>
-        </w:rPr>
-      </w:pPr>
-      <w:r>
-        <w:rPr>
-          <w:rFonts w:ascii="宋体" w:eastAsia="宋体" w:hAnsi="宋体" w:cs="宋体" w:hint="eastAsia"/>
-          <w:b w:val="0"/>
-          <w:bCs/>
-          <w:color w:val="000000" w:themeColor="text1"/>
-          <w:sz w:val="24"/>
-          <w:szCs w:val="24"/>
-          <w:lang w:eastAsia="zh-CN"/>
-        </w:rPr>
-        <w:t>开发过程中，小组成员会利用Git进行代码的版本控制，已实现代码的记录和回滚操作。</w:t>
+          <w:rFonts w:ascii="宋体" w:eastAsia="宋体" w:hAnsi="宋体" w:cs="宋体" w:hint="eastAsia"/>
+          <w:b w:val="0"/>
+          <w:bCs/>
+          <w:color w:val="000000" w:themeColor="text1"/>
+          <w:sz w:val="24"/>
+          <w:szCs w:val="24"/>
+          <w:lang w:eastAsia="zh-CN"/>
+        </w:rPr>
+      </w:pPr>
+      <w:r>
+        <w:rPr>
+          <w:rFonts w:ascii="宋体" w:eastAsia="宋体" w:hAnsi="宋体" w:cs="宋体" w:hint="eastAsia"/>
+          <w:b w:val="0"/>
+          <w:bCs/>
+          <w:color w:val="000000" w:themeColor="text1"/>
+          <w:sz w:val="24"/>
+          <w:szCs w:val="24"/>
+          <w:lang w:eastAsia="zh-CN"/>
+        </w:rPr>
+        <w:t>开发过程中，小组成员会利用Git进行代码的版本控制，已实现代码的记录</w:t>
+      </w:r>
+      <w:proofErr w:type="gramStart"/>
+      <w:r>
+        <w:rPr>
+          <w:rFonts w:ascii="宋体" w:eastAsia="宋体" w:hAnsi="宋体" w:cs="宋体" w:hint="eastAsia"/>
+          <w:b w:val="0"/>
+          <w:bCs/>
+          <w:color w:val="000000" w:themeColor="text1"/>
+          <w:sz w:val="24"/>
+          <w:szCs w:val="24"/>
+          <w:lang w:eastAsia="zh-CN"/>
+        </w:rPr>
+        <w:t>和回滚操作</w:t>
+      </w:r>
+      <w:proofErr w:type="gramEnd"/>
+      <w:r>
+        <w:rPr>
+          <w:rFonts w:ascii="宋体" w:eastAsia="宋体" w:hAnsi="宋体" w:cs="宋体" w:hint="eastAsia"/>
+          <w:b w:val="0"/>
+          <w:bCs/>
+          <w:color w:val="000000" w:themeColor="text1"/>
+          <w:sz w:val="24"/>
+          <w:szCs w:val="24"/>
+          <w:lang w:eastAsia="zh-CN"/>
+        </w:rPr>
+        <w:t>。</w:t>
       </w:r>
     </w:p>
     <w:p>
@@ -14124,7 +14142,7 @@
         <w:ind w:firstLineChars="200" w:firstLine="480"/>
         <w:jc w:val="left"/>
         <w:rPr>
-          <w:rFonts w:ascii="宋体" w:eastAsia="宋体" w:hAnsi="宋体" w:cs="宋体"/>
+          <w:rFonts w:ascii="宋体" w:eastAsia="宋体" w:hAnsi="宋体" w:cs="宋体" w:hint="eastAsia"/>
           <w:b w:val="0"/>
           <w:bCs/>
           <w:color w:val="000000" w:themeColor="text1"/>
@@ -14144,7 +14162,7 @@
         <w:jc w:val="left"/>
         <w:outlineLvl w:val="1"/>
         <w:rPr>
-          <w:rFonts w:ascii="TypeLand 康熙字典體" w:hAnsi="TypeLand 康熙字典體"/>
+          <w:rFonts w:ascii="TypeLand 康熙字典體" w:hAnsi="TypeLand 康熙字典體" w:hint="eastAsia"/>
           <w:b w:val="0"/>
           <w:bCs/>
           <w:color w:val="000000" w:themeColor="text1"/>
@@ -14215,7 +14233,7 @@
         <w:pStyle w:val="ab"/>
         <w:jc w:val="left"/>
         <w:rPr>
-          <w:rFonts w:ascii="TypeLand 康熙字典體" w:hAnsi="TypeLand 康熙字典體"/>
+          <w:rFonts w:ascii="TypeLand 康熙字典體" w:hAnsi="TypeLand 康熙字典體" w:hint="eastAsia"/>
           <w:b w:val="0"/>
           <w:bCs/>
           <w:color w:val="000000" w:themeColor="text1"/>
@@ -14251,7 +14269,7 @@
         <w:pStyle w:val="ab"/>
         <w:jc w:val="left"/>
         <w:rPr>
-          <w:rFonts w:ascii="宋体" w:eastAsia="宋体" w:hAnsi="宋体" w:cs="宋体"/>
+          <w:rFonts w:ascii="宋体" w:eastAsia="宋体" w:hAnsi="宋体" w:cs="宋体" w:hint="eastAsia"/>
           <w:color w:val="000000" w:themeColor="text1"/>
           <w:sz w:val="28"/>
           <w:szCs w:val="28"/>
@@ -14275,7 +14293,7 @@
         <w:ind w:firstLineChars="200" w:firstLine="480"/>
         <w:jc w:val="left"/>
         <w:rPr>
-          <w:rFonts w:ascii="宋体" w:eastAsia="宋体" w:hAnsi="宋体" w:cs="宋体"/>
+          <w:rFonts w:ascii="宋体" w:eastAsia="宋体" w:hAnsi="宋体" w:cs="宋体" w:hint="eastAsia"/>
           <w:b w:val="0"/>
           <w:bCs/>
           <w:color w:val="000000" w:themeColor="text1"/>
@@ -14302,7 +14320,7 @@
         <w:pStyle w:val="ab"/>
         <w:jc w:val="left"/>
         <w:rPr>
-          <w:rFonts w:ascii="TypeLand 康熙字典體" w:hAnsi="TypeLand 康熙字典體"/>
+          <w:rFonts w:ascii="TypeLand 康熙字典體" w:hAnsi="TypeLand 康熙字典體" w:hint="eastAsia"/>
           <w:b w:val="0"/>
           <w:bCs/>
           <w:color w:val="000000" w:themeColor="text1"/>
@@ -14343,7 +14361,7 @@
         <w:jc w:val="left"/>
         <w:outlineLvl w:val="1"/>
         <w:rPr>
-          <w:rFonts w:ascii="TypeLand 康熙字典體" w:hAnsi="TypeLand 康熙字典體"/>
+          <w:rFonts w:ascii="TypeLand 康熙字典體" w:hAnsi="TypeLand 康熙字典體" w:hint="eastAsia"/>
           <w:b w:val="0"/>
           <w:bCs/>
           <w:color w:val="000000" w:themeColor="text1"/>
@@ -14414,7 +14432,7 @@
         <w:pStyle w:val="ab"/>
         <w:jc w:val="left"/>
         <w:rPr>
-          <w:rFonts w:ascii="TypeLand 康熙字典體" w:hAnsi="TypeLand 康熙字典體"/>
+          <w:rFonts w:ascii="TypeLand 康熙字典體" w:hAnsi="TypeLand 康熙字典體" w:hint="eastAsia"/>
           <w:b w:val="0"/>
           <w:bCs/>
           <w:color w:val="000000" w:themeColor="text1"/>
@@ -14450,7 +14468,7 @@
         <w:pStyle w:val="ab"/>
         <w:jc w:val="left"/>
         <w:rPr>
-          <w:rFonts w:ascii="宋体" w:eastAsia="宋体" w:hAnsi="宋体" w:cs="宋体"/>
+          <w:rFonts w:ascii="宋体" w:eastAsia="宋体" w:hAnsi="宋体" w:cs="宋体" w:hint="eastAsia"/>
           <w:color w:val="000000" w:themeColor="text1"/>
           <w:sz w:val="28"/>
           <w:szCs w:val="28"/>
@@ -14474,7 +14492,7 @@
         <w:ind w:firstLineChars="200" w:firstLine="480"/>
         <w:jc w:val="left"/>
         <w:rPr>
-          <w:rFonts w:ascii="宋体" w:eastAsia="宋体" w:hAnsi="宋体" w:cs="宋体"/>
+          <w:rFonts w:ascii="宋体" w:eastAsia="宋体" w:hAnsi="宋体" w:cs="宋体" w:hint="eastAsia"/>
           <w:b w:val="0"/>
           <w:bCs/>
           <w:color w:val="000000" w:themeColor="text1"/>
@@ -14502,7 +14520,7 @@
         <w:ind w:firstLineChars="200" w:firstLine="480"/>
         <w:jc w:val="left"/>
         <w:rPr>
-          <w:rFonts w:ascii="宋体" w:eastAsia="宋体" w:hAnsi="宋体" w:cs="宋体"/>
+          <w:rFonts w:ascii="宋体" w:eastAsia="宋体" w:hAnsi="宋体" w:cs="宋体" w:hint="eastAsia"/>
           <w:b w:val="0"/>
           <w:bCs/>
           <w:color w:val="000000" w:themeColor="text1"/>
@@ -14518,22 +14536,22 @@
         <w:ind w:firstLineChars="200" w:firstLine="480"/>
         <w:jc w:val="left"/>
         <w:rPr>
-          <w:rFonts w:ascii="宋体" w:eastAsia="宋体" w:hAnsi="宋体" w:cs="宋体"/>
-          <w:b w:val="0"/>
-          <w:bCs/>
-          <w:color w:val="000000" w:themeColor="text1"/>
-          <w:sz w:val="24"/>
-          <w:szCs w:val="24"/>
-          <w:lang w:eastAsia="zh-CN"/>
-        </w:rPr>
-      </w:pPr>
-    </w:p>
-    <w:p>
-      <w:pPr>
-        <w:pStyle w:val="ab"/>
-        <w:jc w:val="left"/>
-        <w:rPr>
-          <w:rFonts w:ascii="宋体" w:eastAsia="宋体" w:hAnsi="宋体" w:cs="宋体"/>
+          <w:rFonts w:ascii="宋体" w:eastAsia="宋体" w:hAnsi="宋体" w:cs="宋体" w:hint="eastAsia"/>
+          <w:b w:val="0"/>
+          <w:bCs/>
+          <w:color w:val="000000" w:themeColor="text1"/>
+          <w:sz w:val="24"/>
+          <w:szCs w:val="24"/>
+          <w:lang w:eastAsia="zh-CN"/>
+        </w:rPr>
+      </w:pPr>
+    </w:p>
+    <w:p>
+      <w:pPr>
+        <w:pStyle w:val="ab"/>
+        <w:jc w:val="left"/>
+        <w:rPr>
+          <w:rFonts w:ascii="宋体" w:eastAsia="宋体" w:hAnsi="宋体" w:cs="宋体" w:hint="eastAsia"/>
           <w:color w:val="000000" w:themeColor="text1"/>
           <w:sz w:val="28"/>
           <w:szCs w:val="28"/>
@@ -14557,7 +14575,7 @@
         <w:ind w:firstLineChars="200" w:firstLine="480"/>
         <w:jc w:val="left"/>
         <w:rPr>
-          <w:rFonts w:ascii="宋体" w:eastAsia="宋体" w:hAnsi="宋体" w:cs="宋体"/>
+          <w:rFonts w:ascii="宋体" w:eastAsia="宋体" w:hAnsi="宋体" w:cs="宋体" w:hint="eastAsia"/>
           <w:b w:val="0"/>
           <w:bCs/>
           <w:color w:val="000000" w:themeColor="text1"/>
@@ -14585,22 +14603,22 @@
         <w:ind w:firstLineChars="200" w:firstLine="480"/>
         <w:jc w:val="left"/>
         <w:rPr>
-          <w:rFonts w:ascii="宋体" w:eastAsia="宋体" w:hAnsi="宋体" w:cs="宋体"/>
-          <w:b w:val="0"/>
-          <w:bCs/>
-          <w:color w:val="000000" w:themeColor="text1"/>
-          <w:sz w:val="24"/>
-          <w:szCs w:val="24"/>
-          <w:lang w:eastAsia="zh-CN"/>
-        </w:rPr>
-      </w:pPr>
-    </w:p>
-    <w:p>
-      <w:pPr>
-        <w:pStyle w:val="ab"/>
-        <w:jc w:val="left"/>
-        <w:rPr>
-          <w:rFonts w:ascii="TypeLand 康熙字典體" w:hAnsi="TypeLand 康熙字典體"/>
+          <w:rFonts w:ascii="宋体" w:eastAsia="宋体" w:hAnsi="宋体" w:cs="宋体" w:hint="eastAsia"/>
+          <w:b w:val="0"/>
+          <w:bCs/>
+          <w:color w:val="000000" w:themeColor="text1"/>
+          <w:sz w:val="24"/>
+          <w:szCs w:val="24"/>
+          <w:lang w:eastAsia="zh-CN"/>
+        </w:rPr>
+      </w:pPr>
+    </w:p>
+    <w:p>
+      <w:pPr>
+        <w:pStyle w:val="ab"/>
+        <w:jc w:val="left"/>
+        <w:rPr>
+          <w:rFonts w:ascii="TypeLand 康熙字典體" w:hAnsi="TypeLand 康熙字典體" w:hint="eastAsia"/>
           <w:b w:val="0"/>
           <w:bCs/>
           <w:color w:val="000000" w:themeColor="text1"/>
@@ -14636,7 +14654,7 @@
         <w:pStyle w:val="ab"/>
         <w:jc w:val="left"/>
         <w:rPr>
-          <w:rFonts w:ascii="TypeLand 康熙字典體" w:hAnsi="TypeLand 康熙字典體"/>
+          <w:rFonts w:ascii="TypeLand 康熙字典體" w:hAnsi="TypeLand 康熙字典體" w:hint="eastAsia"/>
           <w:b w:val="0"/>
           <w:bCs/>
           <w:color w:val="000000" w:themeColor="text1"/>
@@ -14677,7 +14695,7 @@
         <w:jc w:val="left"/>
         <w:outlineLvl w:val="0"/>
         <w:rPr>
-          <w:rFonts w:ascii="TypeLand 康熙字典體" w:hAnsi="TypeLand 康熙字典體"/>
+          <w:rFonts w:ascii="TypeLand 康熙字典體" w:hAnsi="TypeLand 康熙字典體" w:hint="eastAsia"/>
           <w:b w:val="0"/>
           <w:bCs/>
           <w:color w:val="000000" w:themeColor="text1"/>
@@ -14748,7 +14766,7 @@
         <w:pStyle w:val="ab"/>
         <w:jc w:val="left"/>
         <w:rPr>
-          <w:rFonts w:ascii="TypeLand 康熙字典體" w:hAnsi="TypeLand 康熙字典體"/>
+          <w:rFonts w:ascii="TypeLand 康熙字典體" w:hAnsi="TypeLand 康熙字典體" w:hint="eastAsia"/>
           <w:b w:val="0"/>
           <w:bCs/>
           <w:color w:val="000000" w:themeColor="text1"/>
@@ -14789,7 +14807,7 @@
         <w:jc w:val="left"/>
         <w:outlineLvl w:val="1"/>
         <w:rPr>
-          <w:rFonts w:ascii="TypeLand 康熙字典體" w:hAnsi="TypeLand 康熙字典體"/>
+          <w:rFonts w:ascii="TypeLand 康熙字典體" w:hAnsi="TypeLand 康熙字典體" w:hint="eastAsia"/>
           <w:b w:val="0"/>
           <w:bCs/>
           <w:color w:val="000000" w:themeColor="text1"/>
@@ -14860,7 +14878,7 @@
         <w:pStyle w:val="ab"/>
         <w:jc w:val="left"/>
         <w:rPr>
-          <w:rFonts w:ascii="TypeLand 康熙字典體" w:hAnsi="TypeLand 康熙字典體"/>
+          <w:rFonts w:ascii="TypeLand 康熙字典體" w:hAnsi="TypeLand 康熙字典體" w:hint="eastAsia"/>
           <w:b w:val="0"/>
           <w:bCs/>
           <w:color w:val="000000" w:themeColor="text1"/>
@@ -14896,7 +14914,7 @@
         <w:pStyle w:val="ab"/>
         <w:jc w:val="left"/>
         <w:rPr>
-          <w:rFonts w:ascii="宋体" w:eastAsia="宋体" w:hAnsi="宋体" w:cs="宋体"/>
+          <w:rFonts w:ascii="宋体" w:eastAsia="宋体" w:hAnsi="宋体" w:cs="宋体" w:hint="eastAsia"/>
           <w:color w:val="000000" w:themeColor="text1"/>
           <w:sz w:val="28"/>
           <w:szCs w:val="28"/>
@@ -14920,26 +14938,52 @@
         <w:ind w:firstLineChars="200" w:firstLine="480"/>
         <w:jc w:val="left"/>
         <w:rPr>
-          <w:rFonts w:ascii="宋体" w:eastAsia="宋体" w:hAnsi="宋体" w:cs="宋体"/>
-          <w:b w:val="0"/>
-          <w:bCs/>
-          <w:color w:val="000000" w:themeColor="text1"/>
-          <w:sz w:val="24"/>
-          <w:szCs w:val="24"/>
-          <w:lang w:eastAsia="zh-CN"/>
-        </w:rPr>
-      </w:pPr>
-      <w:r>
-        <w:rPr>
-          <w:rFonts w:ascii="宋体" w:eastAsia="宋体" w:hAnsi="宋体" w:cs="宋体" w:hint="eastAsia"/>
-          <w:b w:val="0"/>
-          <w:bCs/>
-          <w:color w:val="000000" w:themeColor="text1"/>
-          <w:sz w:val="24"/>
-          <w:szCs w:val="24"/>
-          <w:lang w:eastAsia="zh-CN"/>
-        </w:rPr>
-        <w:t>该软件是开发在Web端口的，因此需要兼容主流的浏览器（例如谷歌浏览器、Edge浏览器等）</w:t>
+          <w:rFonts w:ascii="宋体" w:eastAsia="宋体" w:hAnsi="宋体" w:cs="宋体" w:hint="eastAsia"/>
+          <w:b w:val="0"/>
+          <w:bCs/>
+          <w:color w:val="000000" w:themeColor="text1"/>
+          <w:sz w:val="24"/>
+          <w:szCs w:val="24"/>
+          <w:lang w:eastAsia="zh-CN"/>
+        </w:rPr>
+      </w:pPr>
+      <w:r>
+        <w:rPr>
+          <w:rFonts w:ascii="宋体" w:eastAsia="宋体" w:hAnsi="宋体" w:cs="宋体" w:hint="eastAsia"/>
+          <w:b w:val="0"/>
+          <w:bCs/>
+          <w:color w:val="000000" w:themeColor="text1"/>
+          <w:sz w:val="24"/>
+          <w:szCs w:val="24"/>
+          <w:lang w:eastAsia="zh-CN"/>
+        </w:rPr>
+        <w:t>该软件是开发在Web端口的，因此需要兼容主流的浏览器（</w:t>
+      </w:r>
+      <w:proofErr w:type="gramStart"/>
+      <w:r>
+        <w:rPr>
+          <w:rFonts w:ascii="宋体" w:eastAsia="宋体" w:hAnsi="宋体" w:cs="宋体" w:hint="eastAsia"/>
+          <w:b w:val="0"/>
+          <w:bCs/>
+          <w:color w:val="000000" w:themeColor="text1"/>
+          <w:sz w:val="24"/>
+          <w:szCs w:val="24"/>
+          <w:lang w:eastAsia="zh-CN"/>
+        </w:rPr>
+        <w:t>例如谷歌浏览器</w:t>
+      </w:r>
+      <w:proofErr w:type="gramEnd"/>
+      <w:r>
+        <w:rPr>
+          <w:rFonts w:ascii="宋体" w:eastAsia="宋体" w:hAnsi="宋体" w:cs="宋体" w:hint="eastAsia"/>
+          <w:b w:val="0"/>
+          <w:bCs/>
+          <w:color w:val="000000" w:themeColor="text1"/>
+          <w:sz w:val="24"/>
+          <w:szCs w:val="24"/>
+          <w:lang w:eastAsia="zh-CN"/>
+        </w:rPr>
+        <w:t>、Edge浏览器等）</w:t>
       </w:r>
     </w:p>
     <w:p>
@@ -14948,22 +14992,22 @@
         <w:ind w:firstLineChars="200" w:firstLine="480"/>
         <w:jc w:val="left"/>
         <w:rPr>
-          <w:rFonts w:ascii="宋体" w:eastAsia="宋体" w:hAnsi="宋体" w:cs="宋体"/>
-          <w:b w:val="0"/>
-          <w:bCs/>
-          <w:color w:val="000000" w:themeColor="text1"/>
-          <w:sz w:val="24"/>
-          <w:szCs w:val="24"/>
-          <w:lang w:eastAsia="zh-CN"/>
-        </w:rPr>
-      </w:pPr>
-    </w:p>
-    <w:p>
-      <w:pPr>
-        <w:pStyle w:val="ab"/>
-        <w:jc w:val="left"/>
-        <w:rPr>
-          <w:rFonts w:ascii="宋体" w:eastAsia="宋体" w:hAnsi="宋体" w:cs="宋体"/>
+          <w:rFonts w:ascii="宋体" w:eastAsia="宋体" w:hAnsi="宋体" w:cs="宋体" w:hint="eastAsia"/>
+          <w:b w:val="0"/>
+          <w:bCs/>
+          <w:color w:val="000000" w:themeColor="text1"/>
+          <w:sz w:val="24"/>
+          <w:szCs w:val="24"/>
+          <w:lang w:eastAsia="zh-CN"/>
+        </w:rPr>
+      </w:pPr>
+    </w:p>
+    <w:p>
+      <w:pPr>
+        <w:pStyle w:val="ab"/>
+        <w:jc w:val="left"/>
+        <w:rPr>
+          <w:rFonts w:ascii="宋体" w:eastAsia="宋体" w:hAnsi="宋体" w:cs="宋体" w:hint="eastAsia"/>
           <w:color w:val="000000" w:themeColor="text1"/>
           <w:sz w:val="28"/>
           <w:szCs w:val="28"/>
@@ -14987,7 +15031,7 @@
         <w:ind w:firstLineChars="200" w:firstLine="480"/>
         <w:jc w:val="left"/>
         <w:rPr>
-          <w:rFonts w:ascii="宋体" w:eastAsia="宋体" w:hAnsi="宋体" w:cs="宋体"/>
+          <w:rFonts w:ascii="宋体" w:eastAsia="宋体" w:hAnsi="宋体" w:cs="宋体" w:hint="eastAsia"/>
           <w:b w:val="0"/>
           <w:bCs/>
           <w:color w:val="000000" w:themeColor="text1"/>
@@ -15015,7 +15059,7 @@
         <w:ind w:firstLineChars="200" w:firstLine="480"/>
         <w:jc w:val="left"/>
         <w:rPr>
-          <w:rFonts w:ascii="宋体" w:eastAsia="宋体" w:hAnsi="宋体" w:cs="宋体"/>
+          <w:rFonts w:ascii="宋体" w:eastAsia="宋体" w:hAnsi="宋体" w:cs="宋体" w:hint="eastAsia"/>
           <w:b w:val="0"/>
           <w:bCs/>
           <w:color w:val="000000" w:themeColor="text1"/>
@@ -15035,7 +15079,7 @@
         <w:jc w:val="left"/>
         <w:outlineLvl w:val="1"/>
         <w:rPr>
-          <w:rFonts w:ascii="TypeLand 康熙字典體" w:hAnsi="TypeLand 康熙字典體"/>
+          <w:rFonts w:ascii="TypeLand 康熙字典體" w:hAnsi="TypeLand 康熙字典體" w:hint="eastAsia"/>
           <w:b w:val="0"/>
           <w:bCs/>
           <w:color w:val="000000" w:themeColor="text1"/>
@@ -15097,16 +15141,12 @@
             </w14:gradFill>
           </w14:textFill>
         </w:rPr>
-        <w:t>合法合规性</w:t>
-      </w:r>
-    </w:p>
-    <w:bookmarkEnd w:id="22"/>
-    <w:p>
-      <w:pPr>
-        <w:pStyle w:val="ab"/>
-        <w:jc w:val="left"/>
-        <w:rPr>
-          <w:rFonts w:ascii="TypeLand 康熙字典體" w:hAnsi="TypeLand 康熙字典體"/>
+        <w:t>合法合</w:t>
+      </w:r>
+      <w:proofErr w:type="gramStart"/>
+      <w:r>
+        <w:rPr>
+          <w:rFonts w:ascii="TypeLand 康熙字典體" w:hAnsi="TypeLand 康熙字典體" w:hint="eastAsia"/>
           <w:b w:val="0"/>
           <w:bCs/>
           <w:color w:val="000000" w:themeColor="text1"/>
@@ -15135,14 +15175,86 @@
             </w14:gradFill>
           </w14:textFill>
         </w:rPr>
-      </w:pPr>
-    </w:p>
-    <w:p>
-      <w:pPr>
-        <w:pStyle w:val="ab"/>
-        <w:jc w:val="left"/>
-        <w:rPr>
-          <w:rFonts w:ascii="宋体" w:eastAsia="宋体" w:hAnsi="宋体" w:cs="宋体"/>
+        <w:t>规</w:t>
+      </w:r>
+      <w:proofErr w:type="gramEnd"/>
+      <w:r>
+        <w:rPr>
+          <w:rFonts w:ascii="TypeLand 康熙字典體" w:hAnsi="TypeLand 康熙字典體" w:hint="eastAsia"/>
+          <w:b w:val="0"/>
+          <w:bCs/>
+          <w:color w:val="000000" w:themeColor="text1"/>
+          <w:sz w:val="30"/>
+          <w:szCs w:val="30"/>
+          <w:lang w:eastAsia="zh-CN"/>
+          <w14:textFill>
+            <w14:gradFill>
+              <w14:gsLst>
+                <w14:gs w14:pos="50000">
+                  <w14:schemeClr w14:val="tx1"/>
+                </w14:gs>
+                <w14:gs w14:pos="0">
+                  <w14:schemeClr w14:val="tx1">
+                    <w14:lumMod w14:val="25000"/>
+                    <w14:lumOff w14:val="75000"/>
+                  </w14:schemeClr>
+                </w14:gs>
+                <w14:gs w14:pos="100000">
+                  <w14:schemeClr w14:val="tx1">
+                    <w14:lumMod w14:val="85000"/>
+                  </w14:schemeClr>
+                </w14:gs>
+              </w14:gsLst>
+              <w14:lin w14:ang="5400000" w14:scaled="1"/>
+            </w14:gradFill>
+          </w14:textFill>
+        </w:rPr>
+        <w:t>性</w:t>
+      </w:r>
+    </w:p>
+    <w:bookmarkEnd w:id="22"/>
+    <w:p>
+      <w:pPr>
+        <w:pStyle w:val="ab"/>
+        <w:jc w:val="left"/>
+        <w:rPr>
+          <w:rFonts w:ascii="TypeLand 康熙字典體" w:hAnsi="TypeLand 康熙字典體" w:hint="eastAsia"/>
+          <w:b w:val="0"/>
+          <w:bCs/>
+          <w:color w:val="000000" w:themeColor="text1"/>
+          <w:sz w:val="30"/>
+          <w:szCs w:val="30"/>
+          <w:lang w:eastAsia="zh-CN"/>
+          <w14:textFill>
+            <w14:gradFill>
+              <w14:gsLst>
+                <w14:gs w14:pos="50000">
+                  <w14:schemeClr w14:val="tx1"/>
+                </w14:gs>
+                <w14:gs w14:pos="0">
+                  <w14:schemeClr w14:val="tx1">
+                    <w14:lumMod w14:val="25000"/>
+                    <w14:lumOff w14:val="75000"/>
+                  </w14:schemeClr>
+                </w14:gs>
+                <w14:gs w14:pos="100000">
+                  <w14:schemeClr w14:val="tx1">
+                    <w14:lumMod w14:val="85000"/>
+                  </w14:schemeClr>
+                </w14:gs>
+              </w14:gsLst>
+              <w14:lin w14:ang="5400000" w14:scaled="1"/>
+            </w14:gradFill>
+          </w14:textFill>
+        </w:rPr>
+      </w:pPr>
+    </w:p>
+    <w:p>
+      <w:pPr>
+        <w:pStyle w:val="ab"/>
+        <w:jc w:val="left"/>
+        <w:rPr>
+          <w:rFonts w:ascii="宋体" w:eastAsia="宋体" w:hAnsi="宋体" w:cs="宋体" w:hint="eastAsia"/>
           <w:color w:val="000000" w:themeColor="text1"/>
           <w:sz w:val="28"/>
           <w:szCs w:val="28"/>
@@ -15166,7 +15278,7 @@
         <w:ind w:firstLineChars="200" w:firstLine="480"/>
         <w:jc w:val="left"/>
         <w:rPr>
-          <w:rFonts w:ascii="宋体" w:eastAsia="宋体" w:hAnsi="宋体" w:cs="宋体"/>
+          <w:rFonts w:ascii="宋体" w:eastAsia="宋体" w:hAnsi="宋体" w:cs="宋体" w:hint="eastAsia"/>
           <w:b w:val="0"/>
           <w:bCs/>
           <w:color w:val="000000" w:themeColor="text1"/>
@@ -15194,22 +15306,22 @@
         <w:ind w:firstLineChars="200" w:firstLine="480"/>
         <w:jc w:val="left"/>
         <w:rPr>
-          <w:rFonts w:ascii="宋体" w:eastAsia="宋体" w:hAnsi="宋体" w:cs="宋体"/>
-          <w:b w:val="0"/>
-          <w:bCs/>
-          <w:color w:val="000000" w:themeColor="text1"/>
-          <w:sz w:val="24"/>
-          <w:szCs w:val="24"/>
-          <w:lang w:eastAsia="zh-CN"/>
-        </w:rPr>
-      </w:pPr>
-    </w:p>
-    <w:p>
-      <w:pPr>
-        <w:pStyle w:val="ab"/>
-        <w:jc w:val="left"/>
-        <w:rPr>
-          <w:rFonts w:ascii="宋体" w:eastAsia="宋体" w:hAnsi="宋体" w:cs="宋体"/>
+          <w:rFonts w:ascii="宋体" w:eastAsia="宋体" w:hAnsi="宋体" w:cs="宋体" w:hint="eastAsia"/>
+          <w:b w:val="0"/>
+          <w:bCs/>
+          <w:color w:val="000000" w:themeColor="text1"/>
+          <w:sz w:val="24"/>
+          <w:szCs w:val="24"/>
+          <w:lang w:eastAsia="zh-CN"/>
+        </w:rPr>
+      </w:pPr>
+    </w:p>
+    <w:p>
+      <w:pPr>
+        <w:pStyle w:val="ab"/>
+        <w:jc w:val="left"/>
+        <w:rPr>
+          <w:rFonts w:ascii="宋体" w:eastAsia="宋体" w:hAnsi="宋体" w:cs="宋体" w:hint="eastAsia"/>
           <w:color w:val="000000" w:themeColor="text1"/>
           <w:sz w:val="28"/>
           <w:szCs w:val="28"/>
@@ -15233,7 +15345,7 @@
         <w:ind w:firstLineChars="200" w:firstLine="480"/>
         <w:jc w:val="left"/>
         <w:rPr>
-          <w:rFonts w:ascii="宋体" w:eastAsia="宋体" w:hAnsi="宋体" w:cs="宋体"/>
+          <w:rFonts w:ascii="宋体" w:eastAsia="宋体" w:hAnsi="宋体" w:cs="宋体" w:hint="eastAsia"/>
           <w:b w:val="0"/>
           <w:bCs/>
           <w:color w:val="000000" w:themeColor="text1"/>
@@ -15261,22 +15373,22 @@
         <w:ind w:firstLineChars="200" w:firstLine="480"/>
         <w:jc w:val="left"/>
         <w:rPr>
-          <w:rFonts w:ascii="宋体" w:eastAsia="宋体" w:hAnsi="宋体" w:cs="宋体"/>
-          <w:b w:val="0"/>
-          <w:bCs/>
-          <w:color w:val="000000" w:themeColor="text1"/>
-          <w:sz w:val="24"/>
-          <w:szCs w:val="24"/>
-          <w:lang w:eastAsia="zh-CN"/>
-        </w:rPr>
-      </w:pPr>
-    </w:p>
-    <w:p>
-      <w:pPr>
-        <w:pStyle w:val="ab"/>
-        <w:jc w:val="left"/>
-        <w:rPr>
-          <w:rFonts w:ascii="宋体" w:eastAsia="宋体" w:hAnsi="宋体" w:cs="宋体"/>
+          <w:rFonts w:ascii="宋体" w:eastAsia="宋体" w:hAnsi="宋体" w:cs="宋体" w:hint="eastAsia"/>
+          <w:b w:val="0"/>
+          <w:bCs/>
+          <w:color w:val="000000" w:themeColor="text1"/>
+          <w:sz w:val="24"/>
+          <w:szCs w:val="24"/>
+          <w:lang w:eastAsia="zh-CN"/>
+        </w:rPr>
+      </w:pPr>
+    </w:p>
+    <w:p>
+      <w:pPr>
+        <w:pStyle w:val="ab"/>
+        <w:jc w:val="left"/>
+        <w:rPr>
+          <w:rFonts w:ascii="宋体" w:eastAsia="宋体" w:hAnsi="宋体" w:cs="宋体" w:hint="eastAsia"/>
           <w:color w:val="000000" w:themeColor="text1"/>
           <w:sz w:val="28"/>
           <w:szCs w:val="28"/>
@@ -15300,7 +15412,7 @@
         <w:ind w:firstLineChars="200" w:firstLine="480"/>
         <w:jc w:val="left"/>
         <w:rPr>
-          <w:rFonts w:ascii="宋体" w:eastAsia="宋体" w:hAnsi="宋体" w:cs="宋体"/>
+          <w:rFonts w:ascii="宋体" w:eastAsia="宋体" w:hAnsi="宋体" w:cs="宋体" w:hint="eastAsia"/>
           <w:b w:val="0"/>
           <w:bCs/>
           <w:color w:val="000000" w:themeColor="text1"/>
@@ -15327,7 +15439,7 @@
         <w:pStyle w:val="ab"/>
         <w:jc w:val="left"/>
         <w:rPr>
-          <w:rFonts w:ascii="宋体" w:eastAsia="宋体" w:hAnsi="宋体" w:cs="宋体"/>
+          <w:rFonts w:ascii="宋体" w:eastAsia="宋体" w:hAnsi="宋体" w:cs="宋体" w:hint="eastAsia"/>
           <w:b w:val="0"/>
           <w:bCs/>
           <w:color w:val="000000" w:themeColor="text1"/>
@@ -15348,7 +15460,7 @@
 </file>
 
 <file path=word/endnotes.xml><?xml version="1.0" encoding="utf-8"?>
-<w:endnotes xmlns:wpc="http://schemas.microsoft.com/office/word/2010/wordprocessingCanvas" xmlns:cx="http://schemas.microsoft.com/office/drawing/2014/chartex" xmlns:cx1="http://schemas.microsoft.com/office/drawing/2015/9/8/chartex" xmlns:cx2="http://schemas.microsoft.com/office/drawing/2015/10/21/chartex" xmlns:cx3="http://schemas.microsoft.com/office/drawing/2016/5/9/chartex" xmlns:cx4="http://schemas.microsoft.com/office/drawing/2016/5/10/chartex" xmlns:cx5="http://schemas.microsoft.com/office/drawing/2016/5/11/chartex" xmlns:cx6="http://schemas.microsoft.com/office/drawing/2016/5/12/chartex" xmlns:cx7="http://schemas.microsoft.com/office/drawing/2016/5/13/chartex" xmlns:cx8="http://schemas.microsoft.com/office/drawing/2016/5/14/chartex" xmlns:mc="http://schemas.openxmlformats.org/markup-compatibility/2006" xmlns:aink="http://schemas.microsoft.com/office/drawing/2016/ink" xmlns:am3d="http://schemas.microsoft.com/office/drawing/2017/model3d" xmlns:o="urn:schemas-microsoft-com:office:office" xmlns:r="http://schemas.openxmlformats.org/officeDocument/2006/relationships" xmlns:m="http://schemas.openxmlformats.org/officeDocument/2006/math" xmlns:v="urn:schemas-microsoft-com:vml" xmlns:wp14="http://schemas.microsoft.com/office/word/2010/wordprocessingDrawing" xmlns:wp="http://schemas.openxmlformats.org/drawingml/2006/wordprocessingDrawing" xmlns:w10="urn:schemas-microsoft-com:office:word" xmlns:w="http://schemas.openxmlformats.org/wordprocessingml/2006/main" xmlns:w14="http://schemas.microsoft.com/office/word/2010/wordml" xmlns:w15="http://schemas.microsoft.com/office/word/2012/wordml" xmlns:w16cex="http://schemas.microsoft.com/office/word/2018/wordml/cex" xmlns:w16cid="http://schemas.microsoft.com/office/word/2016/wordml/cid" xmlns:w16="http://schemas.microsoft.com/office/word/2018/wordml" xmlns:w16sdtdh="http://schemas.microsoft.com/office/word/2020/wordml/sdtdatahash" xmlns:w16se="http://schemas.microsoft.com/office/word/2015/wordml/symex" xmlns:wpg="http://schemas.microsoft.com/office/word/2010/wordprocessingGroup" xmlns:wpi="http://schemas.microsoft.com/office/word/2010/wordprocessingInk" xmlns:wne="http://schemas.microsoft.com/office/word/2006/wordml" xmlns:wps="http://schemas.microsoft.com/office/word/2010/wordprocessingShape" mc:Ignorable="w14 w15 w16se w16cid w16 w16cex w16sdtdh wp14">
+<w:endnotes xmlns:wpc="http://schemas.microsoft.com/office/word/2010/wordprocessingCanvas" xmlns:cx="http://schemas.microsoft.com/office/drawing/2014/chartex" xmlns:cx1="http://schemas.microsoft.com/office/drawing/2015/9/8/chartex" xmlns:cx2="http://schemas.microsoft.com/office/drawing/2015/10/21/chartex" xmlns:cx3="http://schemas.microsoft.com/office/drawing/2016/5/9/chartex" xmlns:cx4="http://schemas.microsoft.com/office/drawing/2016/5/10/chartex" xmlns:cx5="http://schemas.microsoft.com/office/drawing/2016/5/11/chartex" xmlns:cx6="http://schemas.microsoft.com/office/drawing/2016/5/12/chartex" xmlns:cx7="http://schemas.microsoft.com/office/drawing/2016/5/13/chartex" xmlns:cx8="http://schemas.microsoft.com/office/drawing/2016/5/14/chartex" xmlns:mc="http://schemas.openxmlformats.org/markup-compatibility/2006" xmlns:aink="http://schemas.microsoft.com/office/drawing/2016/ink" xmlns:am3d="http://schemas.microsoft.com/office/drawing/2017/model3d" xmlns:o="urn:schemas-microsoft-com:office:office" xmlns:oel="http://schemas.microsoft.com/office/2019/extlst" xmlns:r="http://schemas.openxmlformats.org/officeDocument/2006/relationships" xmlns:m="http://schemas.openxmlformats.org/officeDocument/2006/math" xmlns:v="urn:schemas-microsoft-com:vml" xmlns:wp14="http://schemas.microsoft.com/office/word/2010/wordprocessingDrawing" xmlns:wp="http://schemas.openxmlformats.org/drawingml/2006/wordprocessingDrawing" xmlns:w10="urn:schemas-microsoft-com:office:word" xmlns:w="http://schemas.openxmlformats.org/wordprocessingml/2006/main" xmlns:w14="http://schemas.microsoft.com/office/word/2010/wordml" xmlns:w15="http://schemas.microsoft.com/office/word/2012/wordml" xmlns:w16cex="http://schemas.microsoft.com/office/word/2018/wordml/cex" xmlns:w16cid="http://schemas.microsoft.com/office/word/2016/wordml/cid" xmlns:w16="http://schemas.microsoft.com/office/word/2018/wordml" xmlns:w16du="http://schemas.microsoft.com/office/word/2023/wordml/word16du" xmlns:w16sdtdh="http://schemas.microsoft.com/office/word/2020/wordml/sdtdatahash" xmlns:w16se="http://schemas.microsoft.com/office/word/2015/wordml/symex" xmlns:wpg="http://schemas.microsoft.com/office/word/2010/wordprocessingGroup" xmlns:wpi="http://schemas.microsoft.com/office/word/2010/wordprocessingInk" xmlns:wne="http://schemas.microsoft.com/office/word/2006/wordml" xmlns:wps="http://schemas.microsoft.com/office/word/2010/wordprocessingShape" mc:Ignorable="w14 w15 w16se w16cid w16 w16cex w16sdtdh w16du wp14">
   <w:endnote w:type="separator" w:id="-1">
     <w:p>
       <w:pPr>
@@ -15373,7 +15485,7 @@
 </file>
 
 <file path=word/footer1.xml><?xml version="1.0" encoding="utf-8"?>
-<w:ftr xmlns:wpc="http://schemas.microsoft.com/office/word/2010/wordprocessingCanvas" xmlns:cx="http://schemas.microsoft.com/office/drawing/2014/chartex" xmlns:cx1="http://schemas.microsoft.com/office/drawing/2015/9/8/chartex" xmlns:cx2="http://schemas.microsoft.com/office/drawing/2015/10/21/chartex" xmlns:cx3="http://schemas.microsoft.com/office/drawing/2016/5/9/chartex" xmlns:cx4="http://schemas.microsoft.com/office/drawing/2016/5/10/chartex" xmlns:cx5="http://schemas.microsoft.com/office/drawing/2016/5/11/chartex" xmlns:cx6="http://schemas.microsoft.com/office/drawing/2016/5/12/chartex" xmlns:cx7="http://schemas.microsoft.com/office/drawing/2016/5/13/chartex" xmlns:cx8="http://schemas.microsoft.com/office/drawing/2016/5/14/chartex" xmlns:mc="http://schemas.openxmlformats.org/markup-compatibility/2006" xmlns:aink="http://schemas.microsoft.com/office/drawing/2016/ink" xmlns:am3d="http://schemas.microsoft.com/office/drawing/2017/model3d" xmlns:o="urn:schemas-microsoft-com:office:office" xmlns:r="http://schemas.openxmlformats.org/officeDocument/2006/relationships" xmlns:m="http://schemas.openxmlformats.org/officeDocument/2006/math" xmlns:v="urn:schemas-microsoft-com:vml" xmlns:wp14="http://schemas.microsoft.com/office/word/2010/wordprocessingDrawing" xmlns:wp="http://schemas.openxmlformats.org/drawingml/2006/wordprocessingDrawing" xmlns:w10="urn:schemas-microsoft-com:office:word" xmlns:w="http://schemas.openxmlformats.org/wordprocessingml/2006/main" xmlns:w14="http://schemas.microsoft.com/office/word/2010/wordml" xmlns:w15="http://schemas.microsoft.com/office/word/2012/wordml" xmlns:w16cex="http://schemas.microsoft.com/office/word/2018/wordml/cex" xmlns:w16cid="http://schemas.microsoft.com/office/word/2016/wordml/cid" xmlns:w16="http://schemas.microsoft.com/office/word/2018/wordml" xmlns:w16sdtdh="http://schemas.microsoft.com/office/word/2020/wordml/sdtdatahash" xmlns:w16se="http://schemas.microsoft.com/office/word/2015/wordml/symex" xmlns:wpg="http://schemas.microsoft.com/office/word/2010/wordprocessingGroup" xmlns:wpi="http://schemas.microsoft.com/office/word/2010/wordprocessingInk" xmlns:wne="http://schemas.microsoft.com/office/word/2006/wordml" xmlns:wps="http://schemas.microsoft.com/office/word/2010/wordprocessingShape" mc:Ignorable="w14 w15 w16se w16cid w16 w16cex w16sdtdh wp14">
+<w:ftr xmlns:wpc="http://schemas.microsoft.com/office/word/2010/wordprocessingCanvas" xmlns:cx="http://schemas.microsoft.com/office/drawing/2014/chartex" xmlns:cx1="http://schemas.microsoft.com/office/drawing/2015/9/8/chartex" xmlns:cx2="http://schemas.microsoft.com/office/drawing/2015/10/21/chartex" xmlns:cx3="http://schemas.microsoft.com/office/drawing/2016/5/9/chartex" xmlns:cx4="http://schemas.microsoft.com/office/drawing/2016/5/10/chartex" xmlns:cx5="http://schemas.microsoft.com/office/drawing/2016/5/11/chartex" xmlns:cx6="http://schemas.microsoft.com/office/drawing/2016/5/12/chartex" xmlns:cx7="http://schemas.microsoft.com/office/drawing/2016/5/13/chartex" xmlns:cx8="http://schemas.microsoft.com/office/drawing/2016/5/14/chartex" xmlns:mc="http://schemas.openxmlformats.org/markup-compatibility/2006" xmlns:aink="http://schemas.microsoft.com/office/drawing/2016/ink" xmlns:am3d="http://schemas.microsoft.com/office/drawing/2017/model3d" xmlns:o="urn:schemas-microsoft-com:office:office" xmlns:oel="http://schemas.microsoft.com/office/2019/extlst" xmlns:r="http://schemas.openxmlformats.org/officeDocument/2006/relationships" xmlns:m="http://schemas.openxmlformats.org/officeDocument/2006/math" xmlns:v="urn:schemas-microsoft-com:vml" xmlns:wp14="http://schemas.microsoft.com/office/word/2010/wordprocessingDrawing" xmlns:wp="http://schemas.openxmlformats.org/drawingml/2006/wordprocessingDrawing" xmlns:w10="urn:schemas-microsoft-com:office:word" xmlns:w="http://schemas.openxmlformats.org/wordprocessingml/2006/main" xmlns:w14="http://schemas.microsoft.com/office/word/2010/wordml" xmlns:w15="http://schemas.microsoft.com/office/word/2012/wordml" xmlns:w16cex="http://schemas.microsoft.com/office/word/2018/wordml/cex" xmlns:w16cid="http://schemas.microsoft.com/office/word/2016/wordml/cid" xmlns:w16="http://schemas.microsoft.com/office/word/2018/wordml" xmlns:w16du="http://schemas.microsoft.com/office/word/2023/wordml/word16du" xmlns:w16sdtdh="http://schemas.microsoft.com/office/word/2020/wordml/sdtdatahash" xmlns:w16se="http://schemas.microsoft.com/office/word/2015/wordml/symex" xmlns:wpg="http://schemas.microsoft.com/office/word/2010/wordprocessingGroup" xmlns:wpi="http://schemas.microsoft.com/office/word/2010/wordprocessingInk" xmlns:wne="http://schemas.microsoft.com/office/word/2006/wordml" xmlns:wps="http://schemas.microsoft.com/office/word/2010/wordprocessingShape" mc:Ignorable="w14 w15 w16se w16cid w16 w16cex w16sdtdh w16du wp14">
   <w:p>
     <w:pPr>
       <w:pStyle w:val="a3"/>
@@ -15384,7 +15496,7 @@
 </file>
 
 <file path=word/footer2.xml><?xml version="1.0" encoding="utf-8"?>
-<w:ftr xmlns:wpc="http://schemas.microsoft.com/office/word/2010/wordprocessingCanvas" xmlns:cx="http://schemas.microsoft.com/office/drawing/2014/chartex" xmlns:cx1="http://schemas.microsoft.com/office/drawing/2015/9/8/chartex" xmlns:cx2="http://schemas.microsoft.com/office/drawing/2015/10/21/chartex" xmlns:cx3="http://schemas.microsoft.com/office/drawing/2016/5/9/chartex" xmlns:cx4="http://schemas.microsoft.com/office/drawing/2016/5/10/chartex" xmlns:cx5="http://schemas.microsoft.com/office/drawing/2016/5/11/chartex" xmlns:cx6="http://schemas.microsoft.com/office/drawing/2016/5/12/chartex" xmlns:cx7="http://schemas.microsoft.com/office/drawing/2016/5/13/chartex" xmlns:cx8="http://schemas.microsoft.com/office/drawing/2016/5/14/chartex" xmlns:mc="http://schemas.openxmlformats.org/markup-compatibility/2006" xmlns:aink="http://schemas.microsoft.com/office/drawing/2016/ink" xmlns:am3d="http://schemas.microsoft.com/office/drawing/2017/model3d" xmlns:o="urn:schemas-microsoft-com:office:office" xmlns:r="http://schemas.openxmlformats.org/officeDocument/2006/relationships" xmlns:m="http://schemas.openxmlformats.org/officeDocument/2006/math" xmlns:v="urn:schemas-microsoft-com:vml" xmlns:wp14="http://schemas.microsoft.com/office/word/2010/wordprocessingDrawing" xmlns:wp="http://schemas.openxmlformats.org/drawingml/2006/wordprocessingDrawing" xmlns:w10="urn:schemas-microsoft-com:office:word" xmlns:w="http://schemas.openxmlformats.org/wordprocessingml/2006/main" xmlns:w14="http://schemas.microsoft.com/office/word/2010/wordml" xmlns:w15="http://schemas.microsoft.com/office/word/2012/wordml" xmlns:w16cex="http://schemas.microsoft.com/office/word/2018/wordml/cex" xmlns:w16cid="http://schemas.microsoft.com/office/word/2016/wordml/cid" xmlns:w16="http://schemas.microsoft.com/office/word/2018/wordml" xmlns:w16sdtdh="http://schemas.microsoft.com/office/word/2020/wordml/sdtdatahash" xmlns:w16se="http://schemas.microsoft.com/office/word/2015/wordml/symex" xmlns:wpg="http://schemas.microsoft.com/office/word/2010/wordprocessingGroup" xmlns:wpi="http://schemas.microsoft.com/office/word/2010/wordprocessingInk" xmlns:wne="http://schemas.microsoft.com/office/word/2006/wordml" xmlns:wps="http://schemas.microsoft.com/office/word/2010/wordprocessingShape" mc:Ignorable="w14 w15 w16se w16cid w16 w16cex w16sdtdh wp14">
+<w:ftr xmlns:wpc="http://schemas.microsoft.com/office/word/2010/wordprocessingCanvas" xmlns:cx="http://schemas.microsoft.com/office/drawing/2014/chartex" xmlns:cx1="http://schemas.microsoft.com/office/drawing/2015/9/8/chartex" xmlns:cx2="http://schemas.microsoft.com/office/drawing/2015/10/21/chartex" xmlns:cx3="http://schemas.microsoft.com/office/drawing/2016/5/9/chartex" xmlns:cx4="http://schemas.microsoft.com/office/drawing/2016/5/10/chartex" xmlns:cx5="http://schemas.microsoft.com/office/drawing/2016/5/11/chartex" xmlns:cx6="http://schemas.microsoft.com/office/drawing/2016/5/12/chartex" xmlns:cx7="http://schemas.microsoft.com/office/drawing/2016/5/13/chartex" xmlns:cx8="http://schemas.microsoft.com/office/drawing/2016/5/14/chartex" xmlns:mc="http://schemas.openxmlformats.org/markup-compatibility/2006" xmlns:aink="http://schemas.microsoft.com/office/drawing/2016/ink" xmlns:am3d="http://schemas.microsoft.com/office/drawing/2017/model3d" xmlns:o="urn:schemas-microsoft-com:office:office" xmlns:oel="http://schemas.microsoft.com/office/2019/extlst" xmlns:r="http://schemas.openxmlformats.org/officeDocument/2006/relationships" xmlns:m="http://schemas.openxmlformats.org/officeDocument/2006/math" xmlns:v="urn:schemas-microsoft-com:vml" xmlns:wp14="http://schemas.microsoft.com/office/word/2010/wordprocessingDrawing" xmlns:wp="http://schemas.openxmlformats.org/drawingml/2006/wordprocessingDrawing" xmlns:w10="urn:schemas-microsoft-com:office:word" xmlns:w="http://schemas.openxmlformats.org/wordprocessingml/2006/main" xmlns:w14="http://schemas.microsoft.com/office/word/2010/wordml" xmlns:w15="http://schemas.microsoft.com/office/word/2012/wordml" xmlns:w16cex="http://schemas.microsoft.com/office/word/2018/wordml/cex" xmlns:w16cid="http://schemas.microsoft.com/office/word/2016/wordml/cid" xmlns:w16="http://schemas.microsoft.com/office/word/2018/wordml" xmlns:w16du="http://schemas.microsoft.com/office/word/2023/wordml/word16du" xmlns:w16sdtdh="http://schemas.microsoft.com/office/word/2020/wordml/sdtdatahash" xmlns:w16se="http://schemas.microsoft.com/office/word/2015/wordml/symex" xmlns:wpg="http://schemas.microsoft.com/office/word/2010/wordprocessingGroup" xmlns:wpi="http://schemas.microsoft.com/office/word/2010/wordprocessingInk" xmlns:wne="http://schemas.microsoft.com/office/word/2006/wordml" xmlns:wps="http://schemas.microsoft.com/office/word/2010/wordprocessingShape" mc:Ignorable="w14 w15 w16se w16cid w16 w16cex w16sdtdh w16du wp14">
   <w:p>
     <w:pPr>
       <w:pStyle w:val="a3"/>
@@ -15395,7 +15507,7 @@
 </file>
 
 <file path=word/footer3.xml><?xml version="1.0" encoding="utf-8"?>
-<w:ftr xmlns:wpc="http://schemas.microsoft.com/office/word/2010/wordprocessingCanvas" xmlns:cx="http://schemas.microsoft.com/office/drawing/2014/chartex" xmlns:cx1="http://schemas.microsoft.com/office/drawing/2015/9/8/chartex" xmlns:cx2="http://schemas.microsoft.com/office/drawing/2015/10/21/chartex" xmlns:cx3="http://schemas.microsoft.com/office/drawing/2016/5/9/chartex" xmlns:cx4="http://schemas.microsoft.com/office/drawing/2016/5/10/chartex" xmlns:cx5="http://schemas.microsoft.com/office/drawing/2016/5/11/chartex" xmlns:cx6="http://schemas.microsoft.com/office/drawing/2016/5/12/chartex" xmlns:cx7="http://schemas.microsoft.com/office/drawing/2016/5/13/chartex" xmlns:cx8="http://schemas.microsoft.com/office/drawing/2016/5/14/chartex" xmlns:mc="http://schemas.openxmlformats.org/markup-compatibility/2006" xmlns:aink="http://schemas.microsoft.com/office/drawing/2016/ink" xmlns:am3d="http://schemas.microsoft.com/office/drawing/2017/model3d" xmlns:o="urn:schemas-microsoft-com:office:office" xmlns:r="http://schemas.openxmlformats.org/officeDocument/2006/relationships" xmlns:m="http://schemas.openxmlformats.org/officeDocument/2006/math" xmlns:v="urn:schemas-microsoft-com:vml" xmlns:wp14="http://schemas.microsoft.com/office/word/2010/wordprocessingDrawing" xmlns:wp="http://schemas.openxmlformats.org/drawingml/2006/wordprocessingDrawing" xmlns:w10="urn:schemas-microsoft-com:office:word" xmlns:w="http://schemas.openxmlformats.org/wordprocessingml/2006/main" xmlns:w14="http://schemas.microsoft.com/office/word/2010/wordml" xmlns:w15="http://schemas.microsoft.com/office/word/2012/wordml" xmlns:w16cex="http://schemas.microsoft.com/office/word/2018/wordml/cex" xmlns:w16cid="http://schemas.microsoft.com/office/word/2016/wordml/cid" xmlns:w16="http://schemas.microsoft.com/office/word/2018/wordml" xmlns:w16sdtdh="http://schemas.microsoft.com/office/word/2020/wordml/sdtdatahash" xmlns:w16se="http://schemas.microsoft.com/office/word/2015/wordml/symex" xmlns:wpg="http://schemas.microsoft.com/office/word/2010/wordprocessingGroup" xmlns:wpi="http://schemas.microsoft.com/office/word/2010/wordprocessingInk" xmlns:wne="http://schemas.microsoft.com/office/word/2006/wordml" xmlns:wps="http://schemas.microsoft.com/office/word/2010/wordprocessingShape" mc:Ignorable="w14 w15 w16se w16cid w16 w16cex w16sdtdh wp14">
+<w:ftr xmlns:wpc="http://schemas.microsoft.com/office/word/2010/wordprocessingCanvas" xmlns:cx="http://schemas.microsoft.com/office/drawing/2014/chartex" xmlns:cx1="http://schemas.microsoft.com/office/drawing/2015/9/8/chartex" xmlns:cx2="http://schemas.microsoft.com/office/drawing/2015/10/21/chartex" xmlns:cx3="http://schemas.microsoft.com/office/drawing/2016/5/9/chartex" xmlns:cx4="http://schemas.microsoft.com/office/drawing/2016/5/10/chartex" xmlns:cx5="http://schemas.microsoft.com/office/drawing/2016/5/11/chartex" xmlns:cx6="http://schemas.microsoft.com/office/drawing/2016/5/12/chartex" xmlns:cx7="http://schemas.microsoft.com/office/drawing/2016/5/13/chartex" xmlns:cx8="http://schemas.microsoft.com/office/drawing/2016/5/14/chartex" xmlns:mc="http://schemas.openxmlformats.org/markup-compatibility/2006" xmlns:aink="http://schemas.microsoft.com/office/drawing/2016/ink" xmlns:am3d="http://schemas.microsoft.com/office/drawing/2017/model3d" xmlns:o="urn:schemas-microsoft-com:office:office" xmlns:oel="http://schemas.microsoft.com/office/2019/extlst" xmlns:r="http://schemas.openxmlformats.org/officeDocument/2006/relationships" xmlns:m="http://schemas.openxmlformats.org/officeDocument/2006/math" xmlns:v="urn:schemas-microsoft-com:vml" xmlns:wp14="http://schemas.microsoft.com/office/word/2010/wordprocessingDrawing" xmlns:wp="http://schemas.openxmlformats.org/drawingml/2006/wordprocessingDrawing" xmlns:w10="urn:schemas-microsoft-com:office:word" xmlns:w="http://schemas.openxmlformats.org/wordprocessingml/2006/main" xmlns:w14="http://schemas.microsoft.com/office/word/2010/wordml" xmlns:w15="http://schemas.microsoft.com/office/word/2012/wordml" xmlns:w16cex="http://schemas.microsoft.com/office/word/2018/wordml/cex" xmlns:w16cid="http://schemas.microsoft.com/office/word/2016/wordml/cid" xmlns:w16="http://schemas.microsoft.com/office/word/2018/wordml" xmlns:w16du="http://schemas.microsoft.com/office/word/2023/wordml/word16du" xmlns:w16sdtdh="http://schemas.microsoft.com/office/word/2020/wordml/sdtdatahash" xmlns:w16se="http://schemas.microsoft.com/office/word/2015/wordml/symex" xmlns:wpg="http://schemas.microsoft.com/office/word/2010/wordprocessingGroup" xmlns:wpi="http://schemas.microsoft.com/office/word/2010/wordprocessingInk" xmlns:wne="http://schemas.microsoft.com/office/word/2006/wordml" xmlns:wps="http://schemas.microsoft.com/office/word/2010/wordprocessingShape" mc:Ignorable="w14 w15 w16se w16cid w16 w16cex w16sdtdh w16du wp14">
   <w:p>
     <w:pPr>
       <w:pStyle w:val="a3"/>
@@ -15406,7 +15518,7 @@
 </file>
 
 <file path=word/footer4.xml><?xml version="1.0" encoding="utf-8"?>
-<w:ftr xmlns:wpc="http://schemas.microsoft.com/office/word/2010/wordprocessingCanvas" xmlns:cx="http://schemas.microsoft.com/office/drawing/2014/chartex" xmlns:cx1="http://schemas.microsoft.com/office/drawing/2015/9/8/chartex" xmlns:cx2="http://schemas.microsoft.com/office/drawing/2015/10/21/chartex" xmlns:cx3="http://schemas.microsoft.com/office/drawing/2016/5/9/chartex" xmlns:cx4="http://schemas.microsoft.com/office/drawing/2016/5/10/chartex" xmlns:cx5="http://schemas.microsoft.com/office/drawing/2016/5/11/chartex" xmlns:cx6="http://schemas.microsoft.com/office/drawing/2016/5/12/chartex" xmlns:cx7="http://schemas.microsoft.com/office/drawing/2016/5/13/chartex" xmlns:cx8="http://schemas.microsoft.com/office/drawing/2016/5/14/chartex" xmlns:mc="http://schemas.openxmlformats.org/markup-compatibility/2006" xmlns:aink="http://schemas.microsoft.com/office/drawing/2016/ink" xmlns:am3d="http://schemas.microsoft.com/office/drawing/2017/model3d" xmlns:o="urn:schemas-microsoft-com:office:office" xmlns:r="http://schemas.openxmlformats.org/officeDocument/2006/relationships" xmlns:m="http://schemas.openxmlformats.org/officeDocument/2006/math" xmlns:v="urn:schemas-microsoft-com:vml" xmlns:wp14="http://schemas.microsoft.com/office/word/2010/wordprocessingDrawing" xmlns:wp="http://schemas.openxmlformats.org/drawingml/2006/wordprocessingDrawing" xmlns:w10="urn:schemas-microsoft-com:office:word" xmlns:w="http://schemas.openxmlformats.org/wordprocessingml/2006/main" xmlns:w14="http://schemas.microsoft.com/office/word/2010/wordml" xmlns:w15="http://schemas.microsoft.com/office/word/2012/wordml" xmlns:w16cex="http://schemas.microsoft.com/office/word/2018/wordml/cex" xmlns:w16cid="http://schemas.microsoft.com/office/word/2016/wordml/cid" xmlns:w16="http://schemas.microsoft.com/office/word/2018/wordml" xmlns:w16sdtdh="http://schemas.microsoft.com/office/word/2020/wordml/sdtdatahash" xmlns:w16se="http://schemas.microsoft.com/office/word/2015/wordml/symex" xmlns:wpg="http://schemas.microsoft.com/office/word/2010/wordprocessingGroup" xmlns:wpi="http://schemas.microsoft.com/office/word/2010/wordprocessingInk" xmlns:wne="http://schemas.microsoft.com/office/word/2006/wordml" xmlns:wps="http://schemas.microsoft.com/office/word/2010/wordprocessingShape" mc:Ignorable="w14 w15 w16se w16cid w16 w16cex w16sdtdh wp14">
+<w:ftr xmlns:wpc="http://schemas.microsoft.com/office/word/2010/wordprocessingCanvas" xmlns:cx="http://schemas.microsoft.com/office/drawing/2014/chartex" xmlns:cx1="http://schemas.microsoft.com/office/drawing/2015/9/8/chartex" xmlns:cx2="http://schemas.microsoft.com/office/drawing/2015/10/21/chartex" xmlns:cx3="http://schemas.microsoft.com/office/drawing/2016/5/9/chartex" xmlns:cx4="http://schemas.microsoft.com/office/drawing/2016/5/10/chartex" xmlns:cx5="http://schemas.microsoft.com/office/drawing/2016/5/11/chartex" xmlns:cx6="http://schemas.microsoft.com/office/drawing/2016/5/12/chartex" xmlns:cx7="http://schemas.microsoft.com/office/drawing/2016/5/13/chartex" xmlns:cx8="http://schemas.microsoft.com/office/drawing/2016/5/14/chartex" xmlns:mc="http://schemas.openxmlformats.org/markup-compatibility/2006" xmlns:aink="http://schemas.microsoft.com/office/drawing/2016/ink" xmlns:am3d="http://schemas.microsoft.com/office/drawing/2017/model3d" xmlns:o="urn:schemas-microsoft-com:office:office" xmlns:oel="http://schemas.microsoft.com/office/2019/extlst" xmlns:r="http://schemas.openxmlformats.org/officeDocument/2006/relationships" xmlns:m="http://schemas.openxmlformats.org/officeDocument/2006/math" xmlns:v="urn:schemas-microsoft-com:vml" xmlns:wp14="http://schemas.microsoft.com/office/word/2010/wordprocessingDrawing" xmlns:wp="http://schemas.openxmlformats.org/drawingml/2006/wordprocessingDrawing" xmlns:w10="urn:schemas-microsoft-com:office:word" xmlns:w="http://schemas.openxmlformats.org/wordprocessingml/2006/main" xmlns:w14="http://schemas.microsoft.com/office/word/2010/wordml" xmlns:w15="http://schemas.microsoft.com/office/word/2012/wordml" xmlns:w16cex="http://schemas.microsoft.com/office/word/2018/wordml/cex" xmlns:w16cid="http://schemas.microsoft.com/office/word/2016/wordml/cid" xmlns:w16="http://schemas.microsoft.com/office/word/2018/wordml" xmlns:w16du="http://schemas.microsoft.com/office/word/2023/wordml/word16du" xmlns:w16sdtdh="http://schemas.microsoft.com/office/word/2020/wordml/sdtdatahash" xmlns:w16se="http://schemas.microsoft.com/office/word/2015/wordml/symex" xmlns:wpg="http://schemas.microsoft.com/office/word/2010/wordprocessingGroup" xmlns:wpi="http://schemas.microsoft.com/office/word/2010/wordprocessingInk" xmlns:wne="http://schemas.microsoft.com/office/word/2006/wordml" xmlns:wps="http://schemas.microsoft.com/office/word/2010/wordprocessingShape" mc:Ignorable="w14 w15 w16se w16cid w16 w16cex w16sdtdh w16du wp14">
   <w:p>
     <w:pPr>
       <w:pStyle w:val="a3"/>
@@ -15506,7 +15618,7 @@
               <v:stroke joinstyle="miter"/>
               <v:path gradientshapeok="t" o:connecttype="rect"/>
             </v:shapetype>
-            <v:shape id="文本框 3" o:spid="_x0000_s1026" type="#_x0000_t202" style="position:absolute;left:0;text-align:left;margin-left:0;margin-top:0;width:2in;height:2in;z-index:251659264;visibility:visible;mso-wrap-style:none;mso-wrap-distance-left:9pt;mso-wrap-distance-top:0;mso-wrap-distance-right:9pt;mso-wrap-distance-bottom:0;mso-position-horizontal:center;mso-position-horizontal-relative:margin;mso-position-vertical:absolute;mso-position-vertical-relative:text;v-text-anchor:top" o:gfxdata="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" filled="f" stroked="f" strokeweight=".5pt">
+            <v:shape id="文本框 3" o:spid="_x0000_s1026" type="#_x0000_t202" style="position:absolute;left:0;text-align:left;margin-left:0;margin-top:0;width:2in;height:2in;z-index:251659264;visibility:visible;mso-wrap-style:none;mso-wrap-distance-left:9pt;mso-wrap-distance-top:0;mso-wrap-distance-right:9pt;mso-wrap-distance-bottom:0;mso-position-horizontal:center;mso-position-horizontal-relative:margin;mso-position-vertical:absolute;mso-position-vertical-relative:text;v-text-anchor:top" o:gfxdata="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" filled="f" stroked="f" strokeweight=".5pt">
               <v:textbox style="mso-fit-shape-to-text:t" inset="0,0,0,0">
                 <w:txbxContent>
                   <w:p>
@@ -15543,7 +15655,7 @@
 </file>
 
 <file path=word/footnotes.xml><?xml version="1.0" encoding="utf-8"?>
-<w:footnotes xmlns:wpc="http://schemas.microsoft.com/office/word/2010/wordprocessingCanvas" xmlns:cx="http://schemas.microsoft.com/office/drawing/2014/chartex" xmlns:cx1="http://schemas.microsoft.com/office/drawing/2015/9/8/chartex" xmlns:cx2="http://schemas.microsoft.com/office/drawing/2015/10/21/chartex" xmlns:cx3="http://schemas.microsoft.com/office/drawing/2016/5/9/chartex" xmlns:cx4="http://schemas.microsoft.com/office/drawing/2016/5/10/chartex" xmlns:cx5="http://schemas.microsoft.com/office/drawing/2016/5/11/chartex" xmlns:cx6="http://schemas.microsoft.com/office/drawing/2016/5/12/chartex" xmlns:cx7="http://schemas.microsoft.com/office/drawing/2016/5/13/chartex" xmlns:cx8="http://schemas.microsoft.com/office/drawing/2016/5/14/chartex" xmlns:mc="http://schemas.openxmlformats.org/markup-compatibility/2006" xmlns:aink="http://schemas.microsoft.com/office/drawing/2016/ink" xmlns:am3d="http://schemas.microsoft.com/office/drawing/2017/model3d" xmlns:o="urn:schemas-microsoft-com:office:office" xmlns:r="http://schemas.openxmlformats.org/officeDocument/2006/relationships" xmlns:m="http://schemas.openxmlformats.org/officeDocument/2006/math" xmlns:v="urn:schemas-microsoft-com:vml" xmlns:wp14="http://schemas.microsoft.com/office/word/2010/wordprocessingDrawing" xmlns:wp="http://schemas.openxmlformats.org/drawingml/2006/wordprocessingDrawing" xmlns:w10="urn:schemas-microsoft-com:office:word" xmlns:w="http://schemas.openxmlformats.org/wordprocessingml/2006/main" xmlns:w14="http://schemas.microsoft.com/office/word/2010/wordml" xmlns:w15="http://schemas.microsoft.com/office/word/2012/wordml" xmlns:w16cex="http://schemas.microsoft.com/office/word/2018/wordml/cex" xmlns:w16cid="http://schemas.microsoft.com/office/word/2016/wordml/cid" xmlns:w16="http://schemas.microsoft.com/office/word/2018/wordml" xmlns:w16sdtdh="http://schemas.microsoft.com/office/word/2020/wordml/sdtdatahash" xmlns:w16se="http://schemas.microsoft.com/office/word/2015/wordml/symex" xmlns:wpg="http://schemas.microsoft.com/office/word/2010/wordprocessingGroup" xmlns:wpi="http://schemas.microsoft.com/office/word/2010/wordprocessingInk" xmlns:wne="http://schemas.microsoft.com/office/word/2006/wordml" xmlns:wps="http://schemas.microsoft.com/office/word/2010/wordprocessingShape" mc:Ignorable="w14 w15 w16se w16cid w16 w16cex w16sdtdh wp14">
+<w:footnotes xmlns:wpc="http://schemas.microsoft.com/office/word/2010/wordprocessingCanvas" xmlns:cx="http://schemas.microsoft.com/office/drawing/2014/chartex" xmlns:cx1="http://schemas.microsoft.com/office/drawing/2015/9/8/chartex" xmlns:cx2="http://schemas.microsoft.com/office/drawing/2015/10/21/chartex" xmlns:cx3="http://schemas.microsoft.com/office/drawing/2016/5/9/chartex" xmlns:cx4="http://schemas.microsoft.com/office/drawing/2016/5/10/chartex" xmlns:cx5="http://schemas.microsoft.com/office/drawing/2016/5/11/chartex" xmlns:cx6="http://schemas.microsoft.com/office/drawing/2016/5/12/chartex" xmlns:cx7="http://schemas.microsoft.com/office/drawing/2016/5/13/chartex" xmlns:cx8="http://schemas.microsoft.com/office/drawing/2016/5/14/chartex" xmlns:mc="http://schemas.openxmlformats.org/markup-compatibility/2006" xmlns:aink="http://schemas.microsoft.com/office/drawing/2016/ink" xmlns:am3d="http://schemas.microsoft.com/office/drawing/2017/model3d" xmlns:o="urn:schemas-microsoft-com:office:office" xmlns:oel="http://schemas.microsoft.com/office/2019/extlst" xmlns:r="http://schemas.openxmlformats.org/officeDocument/2006/relationships" xmlns:m="http://schemas.openxmlformats.org/officeDocument/2006/math" xmlns:v="urn:schemas-microsoft-com:vml" xmlns:wp14="http://schemas.microsoft.com/office/word/2010/wordprocessingDrawing" xmlns:wp="http://schemas.openxmlformats.org/drawingml/2006/wordprocessingDrawing" xmlns:w10="urn:schemas-microsoft-com:office:word" xmlns:w="http://schemas.openxmlformats.org/wordprocessingml/2006/main" xmlns:w14="http://schemas.microsoft.com/office/word/2010/wordml" xmlns:w15="http://schemas.microsoft.com/office/word/2012/wordml" xmlns:w16cex="http://schemas.microsoft.com/office/word/2018/wordml/cex" xmlns:w16cid="http://schemas.microsoft.com/office/word/2016/wordml/cid" xmlns:w16="http://schemas.microsoft.com/office/word/2018/wordml" xmlns:w16du="http://schemas.microsoft.com/office/word/2023/wordml/word16du" xmlns:w16sdtdh="http://schemas.microsoft.com/office/word/2020/wordml/sdtdatahash" xmlns:w16se="http://schemas.microsoft.com/office/word/2015/wordml/symex" xmlns:wpg="http://schemas.microsoft.com/office/word/2010/wordprocessingGroup" xmlns:wpi="http://schemas.microsoft.com/office/word/2010/wordprocessingInk" xmlns:wne="http://schemas.microsoft.com/office/word/2006/wordml" xmlns:wps="http://schemas.microsoft.com/office/word/2010/wordprocessingShape" mc:Ignorable="w14 w15 w16se w16cid w16 w16cex w16sdtdh w16du wp14">
   <w:footnote w:type="separator" w:id="-1">
     <w:p>
       <w:r>
@@ -15562,7 +15674,7 @@
 </file>
 
 <file path=word/header1.xml><?xml version="1.0" encoding="utf-8"?>
-<w:hdr xmlns:wpc="http://schemas.microsoft.com/office/word/2010/wordprocessingCanvas" xmlns:cx="http://schemas.microsoft.com/office/drawing/2014/chartex" xmlns:cx1="http://schemas.microsoft.com/office/drawing/2015/9/8/chartex" xmlns:cx2="http://schemas.microsoft.com/office/drawing/2015/10/21/chartex" xmlns:cx3="http://schemas.microsoft.com/office/drawing/2016/5/9/chartex" xmlns:cx4="http://schemas.microsoft.com/office/drawing/2016/5/10/chartex" xmlns:cx5="http://schemas.microsoft.com/office/drawing/2016/5/11/chartex" xmlns:cx6="http://schemas.microsoft.com/office/drawing/2016/5/12/chartex" xmlns:cx7="http://schemas.microsoft.com/office/drawing/2016/5/13/chartex" xmlns:cx8="http://schemas.microsoft.com/office/drawing/2016/5/14/chartex" xmlns:mc="http://schemas.openxmlformats.org/markup-compatibility/2006" xmlns:aink="http://schemas.microsoft.com/office/drawing/2016/ink" xmlns:am3d="http://schemas.microsoft.com/office/drawing/2017/model3d" xmlns:o="urn:schemas-microsoft-com:office:office" xmlns:r="http://schemas.openxmlformats.org/officeDocument/2006/relationships" xmlns:m="http://schemas.openxmlformats.org/officeDocument/2006/math" xmlns:v="urn:schemas-microsoft-com:vml" xmlns:wp14="http://schemas.microsoft.com/office/word/2010/wordprocessingDrawing" xmlns:wp="http://schemas.openxmlformats.org/drawingml/2006/wordprocessingDrawing" xmlns:w10="urn:schemas-microsoft-com:office:word" xmlns:w="http://schemas.openxmlformats.org/wordprocessingml/2006/main" xmlns:w14="http://schemas.microsoft.com/office/word/2010/wordml" xmlns:w15="http://schemas.microsoft.com/office/word/2012/wordml" xmlns:w16cex="http://schemas.microsoft.com/office/word/2018/wordml/cex" xmlns:w16cid="http://schemas.microsoft.com/office/word/2016/wordml/cid" xmlns:w16="http://schemas.microsoft.com/office/word/2018/wordml" xmlns:w16sdtdh="http://schemas.microsoft.com/office/word/2020/wordml/sdtdatahash" xmlns:w16se="http://schemas.microsoft.com/office/word/2015/wordml/symex" xmlns:wpg="http://schemas.microsoft.com/office/word/2010/wordprocessingGroup" xmlns:wpi="http://schemas.microsoft.com/office/word/2010/wordprocessingInk" xmlns:wne="http://schemas.microsoft.com/office/word/2006/wordml" xmlns:wps="http://schemas.microsoft.com/office/word/2010/wordprocessingShape" mc:Ignorable="w14 w15 w16se w16cid w16 w16cex w16sdtdh wp14">
+<w:hdr xmlns:wpc="http://schemas.microsoft.com/office/word/2010/wordprocessingCanvas" xmlns:cx="http://schemas.microsoft.com/office/drawing/2014/chartex" xmlns:cx1="http://schemas.microsoft.com/office/drawing/2015/9/8/chartex" xmlns:cx2="http://schemas.microsoft.com/office/drawing/2015/10/21/chartex" xmlns:cx3="http://schemas.microsoft.com/office/drawing/2016/5/9/chartex" xmlns:cx4="http://schemas.microsoft.com/office/drawing/2016/5/10/chartex" xmlns:cx5="http://schemas.microsoft.com/office/drawing/2016/5/11/chartex" xmlns:cx6="http://schemas.microsoft.com/office/drawing/2016/5/12/chartex" xmlns:cx7="http://schemas.microsoft.com/office/drawing/2016/5/13/chartex" xmlns:cx8="http://schemas.microsoft.com/office/drawing/2016/5/14/chartex" xmlns:mc="http://schemas.openxmlformats.org/markup-compatibility/2006" xmlns:aink="http://schemas.microsoft.com/office/drawing/2016/ink" xmlns:am3d="http://schemas.microsoft.com/office/drawing/2017/model3d" xmlns:o="urn:schemas-microsoft-com:office:office" xmlns:oel="http://schemas.microsoft.com/office/2019/extlst" xmlns:r="http://schemas.openxmlformats.org/officeDocument/2006/relationships" xmlns:m="http://schemas.openxmlformats.org/officeDocument/2006/math" xmlns:v="urn:schemas-microsoft-com:vml" xmlns:wp14="http://schemas.microsoft.com/office/word/2010/wordprocessingDrawing" xmlns:wp="http://schemas.openxmlformats.org/drawingml/2006/wordprocessingDrawing" xmlns:w10="urn:schemas-microsoft-com:office:word" xmlns:w="http://schemas.openxmlformats.org/wordprocessingml/2006/main" xmlns:w14="http://schemas.microsoft.com/office/word/2010/wordml" xmlns:w15="http://schemas.microsoft.com/office/word/2012/wordml" xmlns:w16cex="http://schemas.microsoft.com/office/word/2018/wordml/cex" xmlns:w16cid="http://schemas.microsoft.com/office/word/2016/wordml/cid" xmlns:w16="http://schemas.microsoft.com/office/word/2018/wordml" xmlns:w16du="http://schemas.microsoft.com/office/word/2023/wordml/word16du" xmlns:w16sdtdh="http://schemas.microsoft.com/office/word/2020/wordml/sdtdatahash" xmlns:w16se="http://schemas.microsoft.com/office/word/2015/wordml/symex" xmlns:wpg="http://schemas.microsoft.com/office/word/2010/wordprocessingGroup" xmlns:wpi="http://schemas.microsoft.com/office/word/2010/wordprocessingInk" xmlns:wne="http://schemas.microsoft.com/office/word/2006/wordml" xmlns:wps="http://schemas.microsoft.com/office/word/2010/wordprocessingShape" mc:Ignorable="w14 w15 w16se w16cid w16 w16cex w16sdtdh w16du wp14">
   <w:p>
     <w:pPr>
       <w:pStyle w:val="a4"/>
@@ -15573,7 +15685,7 @@
 </file>
 
 <file path=word/header2.xml><?xml version="1.0" encoding="utf-8"?>
-<w:hdr xmlns:wpc="http://schemas.microsoft.com/office/word/2010/wordprocessingCanvas" xmlns:cx="http://schemas.microsoft.com/office/drawing/2014/chartex" xmlns:cx1="http://schemas.microsoft.com/office/drawing/2015/9/8/chartex" xmlns:cx2="http://schemas.microsoft.com/office/drawing/2015/10/21/chartex" xmlns:cx3="http://schemas.microsoft.com/office/drawing/2016/5/9/chartex" xmlns:cx4="http://schemas.microsoft.com/office/drawing/2016/5/10/chartex" xmlns:cx5="http://schemas.microsoft.com/office/drawing/2016/5/11/chartex" xmlns:cx6="http://schemas.microsoft.com/office/drawing/2016/5/12/chartex" xmlns:cx7="http://schemas.microsoft.com/office/drawing/2016/5/13/chartex" xmlns:cx8="http://schemas.microsoft.com/office/drawing/2016/5/14/chartex" xmlns:mc="http://schemas.openxmlformats.org/markup-compatibility/2006" xmlns:aink="http://schemas.microsoft.com/office/drawing/2016/ink" xmlns:am3d="http://schemas.microsoft.com/office/drawing/2017/model3d" xmlns:o="urn:schemas-microsoft-com:office:office" xmlns:r="http://schemas.openxmlformats.org/officeDocument/2006/relationships" xmlns:m="http://schemas.openxmlformats.org/officeDocument/2006/math" xmlns:v="urn:schemas-microsoft-com:vml" xmlns:wp14="http://schemas.microsoft.com/office/word/2010/wordprocessingDrawing" xmlns:wp="http://schemas.openxmlformats.org/drawingml/2006/wordprocessingDrawing" xmlns:w10="urn:schemas-microsoft-com:office:word" xmlns:w="http://schemas.openxmlformats.org/wordprocessingml/2006/main" xmlns:w14="http://schemas.microsoft.com/office/word/2010/wordml" xmlns:w15="http://schemas.microsoft.com/office/word/2012/wordml" xmlns:w16cex="http://schemas.microsoft.com/office/word/2018/wordml/cex" xmlns:w16cid="http://schemas.microsoft.com/office/word/2016/wordml/cid" xmlns:w16="http://schemas.microsoft.com/office/word/2018/wordml" xmlns:w16sdtdh="http://schemas.microsoft.com/office/word/2020/wordml/sdtdatahash" xmlns:w16se="http://schemas.microsoft.com/office/word/2015/wordml/symex" xmlns:wpg="http://schemas.microsoft.com/office/word/2010/wordprocessingGroup" xmlns:wpi="http://schemas.microsoft.com/office/word/2010/wordprocessingInk" xmlns:wne="http://schemas.microsoft.com/office/word/2006/wordml" xmlns:wps="http://schemas.microsoft.com/office/word/2010/wordprocessingShape" mc:Ignorable="w14 w15 w16se w16cid w16 w16cex w16sdtdh wp14">
+<w:hdr xmlns:wpc="http://schemas.microsoft.com/office/word/2010/wordprocessingCanvas" xmlns:cx="http://schemas.microsoft.com/office/drawing/2014/chartex" xmlns:cx1="http://schemas.microsoft.com/office/drawing/2015/9/8/chartex" xmlns:cx2="http://schemas.microsoft.com/office/drawing/2015/10/21/chartex" xmlns:cx3="http://schemas.microsoft.com/office/drawing/2016/5/9/chartex" xmlns:cx4="http://schemas.microsoft.com/office/drawing/2016/5/10/chartex" xmlns:cx5="http://schemas.microsoft.com/office/drawing/2016/5/11/chartex" xmlns:cx6="http://schemas.microsoft.com/office/drawing/2016/5/12/chartex" xmlns:cx7="http://schemas.microsoft.com/office/drawing/2016/5/13/chartex" xmlns:cx8="http://schemas.microsoft.com/office/drawing/2016/5/14/chartex" xmlns:mc="http://schemas.openxmlformats.org/markup-compatibility/2006" xmlns:aink="http://schemas.microsoft.com/office/drawing/2016/ink" xmlns:am3d="http://schemas.microsoft.com/office/drawing/2017/model3d" xmlns:o="urn:schemas-microsoft-com:office:office" xmlns:oel="http://schemas.microsoft.com/office/2019/extlst" xmlns:r="http://schemas.openxmlformats.org/officeDocument/2006/relationships" xmlns:m="http://schemas.openxmlformats.org/officeDocument/2006/math" xmlns:v="urn:schemas-microsoft-com:vml" xmlns:wp14="http://schemas.microsoft.com/office/word/2010/wordprocessingDrawing" xmlns:wp="http://schemas.openxmlformats.org/drawingml/2006/wordprocessingDrawing" xmlns:w10="urn:schemas-microsoft-com:office:word" xmlns:w="http://schemas.openxmlformats.org/wordprocessingml/2006/main" xmlns:w14="http://schemas.microsoft.com/office/word/2010/wordml" xmlns:w15="http://schemas.microsoft.com/office/word/2012/wordml" xmlns:w16cex="http://schemas.microsoft.com/office/word/2018/wordml/cex" xmlns:w16cid="http://schemas.microsoft.com/office/word/2016/wordml/cid" xmlns:w16="http://schemas.microsoft.com/office/word/2018/wordml" xmlns:w16du="http://schemas.microsoft.com/office/word/2023/wordml/word16du" xmlns:w16sdtdh="http://schemas.microsoft.com/office/word/2020/wordml/sdtdatahash" xmlns:w16se="http://schemas.microsoft.com/office/word/2015/wordml/symex" xmlns:wpg="http://schemas.microsoft.com/office/word/2010/wordprocessingGroup" xmlns:wpi="http://schemas.microsoft.com/office/word/2010/wordprocessingInk" xmlns:wne="http://schemas.microsoft.com/office/word/2006/wordml" xmlns:wps="http://schemas.microsoft.com/office/word/2010/wordprocessingShape" mc:Ignorable="w14 w15 w16se w16cid w16 w16cex w16sdtdh w16du wp14">
   <w:p>
     <w:pPr>
       <w:pStyle w:val="a4"/>
@@ -15587,7 +15699,7 @@
 </file>
 
 <file path=word/header3.xml><?xml version="1.0" encoding="utf-8"?>
-<w:hdr xmlns:wpc="http://schemas.microsoft.com/office/word/2010/wordprocessingCanvas" xmlns:cx="http://schemas.microsoft.com/office/drawing/2014/chartex" xmlns:cx1="http://schemas.microsoft.com/office/drawing/2015/9/8/chartex" xmlns:cx2="http://schemas.microsoft.com/office/drawing/2015/10/21/chartex" xmlns:cx3="http://schemas.microsoft.com/office/drawing/2016/5/9/chartex" xmlns:cx4="http://schemas.microsoft.com/office/drawing/2016/5/10/chartex" xmlns:cx5="http://schemas.microsoft.com/office/drawing/2016/5/11/chartex" xmlns:cx6="http://schemas.microsoft.com/office/drawing/2016/5/12/chartex" xmlns:cx7="http://schemas.microsoft.com/office/drawing/2016/5/13/chartex" xmlns:cx8="http://schemas.microsoft.com/office/drawing/2016/5/14/chartex" xmlns:mc="http://schemas.openxmlformats.org/markup-compatibility/2006" xmlns:aink="http://schemas.microsoft.com/office/drawing/2016/ink" xmlns:am3d="http://schemas.microsoft.com/office/drawing/2017/model3d" xmlns:o="urn:schemas-microsoft-com:office:office" xmlns:r="http://schemas.openxmlformats.org/officeDocument/2006/relationships" xmlns:m="http://schemas.openxmlformats.org/officeDocument/2006/math" xmlns:v="urn:schemas-microsoft-com:vml" xmlns:wp14="http://schemas.microsoft.com/office/word/2010/wordprocessingDrawing" xmlns:wp="http://schemas.openxmlformats.org/drawingml/2006/wordprocessingDrawing" xmlns:w10="urn:schemas-microsoft-com:office:word" xmlns:w="http://schemas.openxmlformats.org/wordprocessingml/2006/main" xmlns:w14="http://schemas.microsoft.com/office/word/2010/wordml" xmlns:w15="http://schemas.microsoft.com/office/word/2012/wordml" xmlns:w16cex="http://schemas.microsoft.com/office/word/2018/wordml/cex" xmlns:w16cid="http://schemas.microsoft.com/office/word/2016/wordml/cid" xmlns:w16="http://schemas.microsoft.com/office/word/2018/wordml" xmlns:w16sdtdh="http://schemas.microsoft.com/office/word/2020/wordml/sdtdatahash" xmlns:w16se="http://schemas.microsoft.com/office/word/2015/wordml/symex" xmlns:wpg="http://schemas.microsoft.com/office/word/2010/wordprocessingGroup" xmlns:wpi="http://schemas.microsoft.com/office/word/2010/wordprocessingInk" xmlns:wne="http://schemas.microsoft.com/office/word/2006/wordml" xmlns:wps="http://schemas.microsoft.com/office/word/2010/wordprocessingShape" mc:Ignorable="w14 w15 w16se w16cid w16 w16cex w16sdtdh wp14">
+<w:hdr xmlns:wpc="http://schemas.microsoft.com/office/word/2010/wordprocessingCanvas" xmlns:cx="http://schemas.microsoft.com/office/drawing/2014/chartex" xmlns:cx1="http://schemas.microsoft.com/office/drawing/2015/9/8/chartex" xmlns:cx2="http://schemas.microsoft.com/office/drawing/2015/10/21/chartex" xmlns:cx3="http://schemas.microsoft.com/office/drawing/2016/5/9/chartex" xmlns:cx4="http://schemas.microsoft.com/office/drawing/2016/5/10/chartex" xmlns:cx5="http://schemas.microsoft.com/office/drawing/2016/5/11/chartex" xmlns:cx6="http://schemas.microsoft.com/office/drawing/2016/5/12/chartex" xmlns:cx7="http://schemas.microsoft.com/office/drawing/2016/5/13/chartex" xmlns:cx8="http://schemas.microsoft.com/office/drawing/2016/5/14/chartex" xmlns:mc="http://schemas.openxmlformats.org/markup-compatibility/2006" xmlns:aink="http://schemas.microsoft.com/office/drawing/2016/ink" xmlns:am3d="http://schemas.microsoft.com/office/drawing/2017/model3d" xmlns:o="urn:schemas-microsoft-com:office:office" xmlns:oel="http://schemas.microsoft.com/office/2019/extlst" xmlns:r="http://schemas.openxmlformats.org/officeDocument/2006/relationships" xmlns:m="http://schemas.openxmlformats.org/officeDocument/2006/math" xmlns:v="urn:schemas-microsoft-com:vml" xmlns:wp14="http://schemas.microsoft.com/office/word/2010/wordprocessingDrawing" xmlns:wp="http://schemas.openxmlformats.org/drawingml/2006/wordprocessingDrawing" xmlns:w10="urn:schemas-microsoft-com:office:word" xmlns:w="http://schemas.openxmlformats.org/wordprocessingml/2006/main" xmlns:w14="http://schemas.microsoft.com/office/word/2010/wordml" xmlns:w15="http://schemas.microsoft.com/office/word/2012/wordml" xmlns:w16cex="http://schemas.microsoft.com/office/word/2018/wordml/cex" xmlns:w16cid="http://schemas.microsoft.com/office/word/2016/wordml/cid" xmlns:w16="http://schemas.microsoft.com/office/word/2018/wordml" xmlns:w16du="http://schemas.microsoft.com/office/word/2023/wordml/word16du" xmlns:w16sdtdh="http://schemas.microsoft.com/office/word/2020/wordml/sdtdatahash" xmlns:w16se="http://schemas.microsoft.com/office/word/2015/wordml/symex" xmlns:wpg="http://schemas.microsoft.com/office/word/2010/wordprocessingGroup" xmlns:wpi="http://schemas.microsoft.com/office/word/2010/wordprocessingInk" xmlns:wne="http://schemas.microsoft.com/office/word/2006/wordml" xmlns:wps="http://schemas.microsoft.com/office/word/2010/wordprocessingShape" mc:Ignorable="w14 w15 w16se w16cid w16 w16cex w16sdtdh w16du wp14">
   <w:p>
     <w:pPr>
       <w:pStyle w:val="a4"/>
@@ -15598,7 +15710,7 @@
 </file>
 
 <file path=word/numbering.xml><?xml version="1.0" encoding="utf-8"?>
-<w:numbering xmlns:wpc="http://schemas.microsoft.com/office/word/2010/wordprocessingCanvas" xmlns:cx="http://schemas.microsoft.com/office/drawing/2014/chartex" xmlns:cx1="http://schemas.microsoft.com/office/drawing/2015/9/8/chartex" xmlns:cx2="http://schemas.microsoft.com/office/drawing/2015/10/21/chartex" xmlns:cx3="http://schemas.microsoft.com/office/drawing/2016/5/9/chartex" xmlns:cx4="http://schemas.microsoft.com/office/drawing/2016/5/10/chartex" xmlns:cx5="http://schemas.microsoft.com/office/drawing/2016/5/11/chartex" xmlns:cx6="http://schemas.microsoft.com/office/drawing/2016/5/12/chartex" xmlns:cx7="http://schemas.microsoft.com/office/drawing/2016/5/13/chartex" xmlns:cx8="http://schemas.microsoft.com/office/drawing/2016/5/14/chartex" xmlns:mc="http://schemas.openxmlformats.org/markup-compatibility/2006" xmlns:aink="http://schemas.microsoft.com/office/drawing/2016/ink" xmlns:am3d="http://schemas.microsoft.com/office/drawing/2017/model3d" xmlns:o="urn:schemas-microsoft-com:office:office" xmlns:r="http://schemas.openxmlformats.org/officeDocument/2006/relationships" xmlns:m="http://schemas.openxmlformats.org/officeDocument/2006/math" xmlns:v="urn:schemas-microsoft-com:vml" xmlns:wp14="http://schemas.microsoft.com/office/word/2010/wordprocessingDrawing" xmlns:wp="http://schemas.openxmlformats.org/drawingml/2006/wordprocessingDrawing" xmlns:w10="urn:schemas-microsoft-com:office:word" xmlns:w="http://schemas.openxmlformats.org/wordprocessingml/2006/main" xmlns:w14="http://schemas.microsoft.com/office/word/2010/wordml" xmlns:w15="http://schemas.microsoft.com/office/word/2012/wordml" xmlns:w16cex="http://schemas.microsoft.com/office/word/2018/wordml/cex" xmlns:w16cid="http://schemas.microsoft.com/office/word/2016/wordml/cid" xmlns:w16="http://schemas.microsoft.com/office/word/2018/wordml" xmlns:w16sdtdh="http://schemas.microsoft.com/office/word/2020/wordml/sdtdatahash" xmlns:w16se="http://schemas.microsoft.com/office/word/2015/wordml/symex" xmlns:wpg="http://schemas.microsoft.com/office/word/2010/wordprocessingGroup" xmlns:wpi="http://schemas.microsoft.com/office/word/2010/wordprocessingInk" xmlns:wne="http://schemas.microsoft.com/office/word/2006/wordml" xmlns:wps="http://schemas.microsoft.com/office/word/2010/wordprocessingShape" mc:Ignorable="w14 w15 w16se w16cid w16 w16cex w16sdtdh wp14">
+<w:numbering xmlns:wpc="http://schemas.microsoft.com/office/word/2010/wordprocessingCanvas" xmlns:cx="http://schemas.microsoft.com/office/drawing/2014/chartex" xmlns:cx1="http://schemas.microsoft.com/office/drawing/2015/9/8/chartex" xmlns:cx2="http://schemas.microsoft.com/office/drawing/2015/10/21/chartex" xmlns:cx3="http://schemas.microsoft.com/office/drawing/2016/5/9/chartex" xmlns:cx4="http://schemas.microsoft.com/office/drawing/2016/5/10/chartex" xmlns:cx5="http://schemas.microsoft.com/office/drawing/2016/5/11/chartex" xmlns:cx6="http://schemas.microsoft.com/office/drawing/2016/5/12/chartex" xmlns:cx7="http://schemas.microsoft.com/office/drawing/2016/5/13/chartex" xmlns:cx8="http://schemas.microsoft.com/office/drawing/2016/5/14/chartex" xmlns:mc="http://schemas.openxmlformats.org/markup-compatibility/2006" xmlns:aink="http://schemas.microsoft.com/office/drawing/2016/ink" xmlns:am3d="http://schemas.microsoft.com/office/drawing/2017/model3d" xmlns:o="urn:schemas-microsoft-com:office:office" xmlns:oel="http://schemas.microsoft.com/office/2019/extlst" xmlns:r="http://schemas.openxmlformats.org/officeDocument/2006/relationships" xmlns:m="http://schemas.openxmlformats.org/officeDocument/2006/math" xmlns:v="urn:schemas-microsoft-com:vml" xmlns:wp14="http://schemas.microsoft.com/office/word/2010/wordprocessingDrawing" xmlns:wp="http://schemas.openxmlformats.org/drawingml/2006/wordprocessingDrawing" xmlns:w10="urn:schemas-microsoft-com:office:word" xmlns:w="http://schemas.openxmlformats.org/wordprocessingml/2006/main" xmlns:w14="http://schemas.microsoft.com/office/word/2010/wordml" xmlns:w15="http://schemas.microsoft.com/office/word/2012/wordml" xmlns:w16cex="http://schemas.microsoft.com/office/word/2018/wordml/cex" xmlns:w16cid="http://schemas.microsoft.com/office/word/2016/wordml/cid" xmlns:w16="http://schemas.microsoft.com/office/word/2018/wordml" xmlns:w16du="http://schemas.microsoft.com/office/word/2023/wordml/word16du" xmlns:w16sdtdh="http://schemas.microsoft.com/office/word/2020/wordml/sdtdatahash" xmlns:w16se="http://schemas.microsoft.com/office/word/2015/wordml/symex" xmlns:wpg="http://schemas.microsoft.com/office/word/2010/wordprocessingGroup" xmlns:wpi="http://schemas.microsoft.com/office/word/2010/wordprocessingInk" xmlns:wne="http://schemas.microsoft.com/office/word/2006/wordml" xmlns:wps="http://schemas.microsoft.com/office/word/2010/wordprocessingShape" mc:Ignorable="w14 w15 w16se w16cid w16 w16cex w16sdtdh w16du wp14">
   <w:abstractNum w:abstractNumId="0" w15:restartNumberingAfterBreak="0">
     <w:nsid w:val="C3248EB0"/>
     <w:multiLevelType w:val="singleLevel"/>
@@ -15969,38 +16081,38 @@
       </w:pPr>
     </w:lvl>
   </w:abstractNum>
-  <w:num w:numId="1">
+  <w:num w:numId="1" w16cid:durableId="1968972239">
     <w:abstractNumId w:val="1"/>
   </w:num>
-  <w:num w:numId="2">
+  <w:num w:numId="2" w16cid:durableId="942342413">
     <w:abstractNumId w:val="7"/>
   </w:num>
-  <w:num w:numId="3">
+  <w:num w:numId="3" w16cid:durableId="1361124700">
     <w:abstractNumId w:val="8"/>
   </w:num>
-  <w:num w:numId="4">
+  <w:num w:numId="4" w16cid:durableId="1138492090">
     <w:abstractNumId w:val="6"/>
   </w:num>
-  <w:num w:numId="5">
+  <w:num w:numId="5" w16cid:durableId="1793330119">
     <w:abstractNumId w:val="0"/>
   </w:num>
-  <w:num w:numId="6">
+  <w:num w:numId="6" w16cid:durableId="1553495384">
     <w:abstractNumId w:val="4"/>
   </w:num>
-  <w:num w:numId="7">
+  <w:num w:numId="7" w16cid:durableId="1839536714">
     <w:abstractNumId w:val="2"/>
   </w:num>
-  <w:num w:numId="8">
+  <w:num w:numId="8" w16cid:durableId="294144369">
     <w:abstractNumId w:val="3"/>
   </w:num>
-  <w:num w:numId="9">
+  <w:num w:numId="9" w16cid:durableId="73750386">
     <w:abstractNumId w:val="5"/>
   </w:num>
 </w:numbering>
 </file>
 
 <file path=word/styles.xml><?xml version="1.0" encoding="utf-8"?>
-<w:styles xmlns:mc="http://schemas.openxmlformats.org/markup-compatibility/2006" xmlns:r="http://schemas.openxmlformats.org/officeDocument/2006/relationships" xmlns:w="http://schemas.openxmlformats.org/wordprocessingml/2006/main" xmlns:w14="http://schemas.microsoft.com/office/word/2010/wordml" xmlns:w15="http://schemas.microsoft.com/office/word/2012/wordml" xmlns:w16cex="http://schemas.microsoft.com/office/word/2018/wordml/cex" xmlns:w16cid="http://schemas.microsoft.com/office/word/2016/wordml/cid" xmlns:w16="http://schemas.microsoft.com/office/word/2018/wordml" xmlns:w16sdtdh="http://schemas.microsoft.com/office/word/2020/wordml/sdtdatahash" xmlns:w16se="http://schemas.microsoft.com/office/word/2015/wordml/symex" mc:Ignorable="w14 w15 w16se w16cid w16 w16cex w16sdtdh">
+<w:styles xmlns:mc="http://schemas.openxmlformats.org/markup-compatibility/2006" xmlns:r="http://schemas.openxmlformats.org/officeDocument/2006/relationships" xmlns:w="http://schemas.openxmlformats.org/wordprocessingml/2006/main" xmlns:w14="http://schemas.microsoft.com/office/word/2010/wordml" xmlns:w15="http://schemas.microsoft.com/office/word/2012/wordml" xmlns:w16cex="http://schemas.microsoft.com/office/word/2018/wordml/cex" xmlns:w16cid="http://schemas.microsoft.com/office/word/2016/wordml/cid" xmlns:w16="http://schemas.microsoft.com/office/word/2018/wordml" xmlns:w16du="http://schemas.microsoft.com/office/word/2023/wordml/word16du" xmlns:w16sdtdh="http://schemas.microsoft.com/office/word/2020/wordml/sdtdatahash" xmlns:w16se="http://schemas.microsoft.com/office/word/2015/wordml/symex" mc:Ignorable="w14 w15 w16se w16cid w16 w16cex w16sdtdh w16du">
   <w:docDefaults>
     <w:rPrDefault>
       <w:rPr>
